--- a/(e)CRF/Per visite/V1 - Baseline/14_Kennis voetzorg (NAFF-vragenlijst).docx
+++ b/(e)CRF/Per visite/V1 - Baseline/14_Kennis voetzorg (NAFF-vragenlijst).docx
@@ -76,16 +76,6 @@
         </w:rPr>
         <w:t>Nottingham Assessment of Functional Foot Care (NAFF)</w:t>
       </w:r>
-      <w:commentRangeStart w:id="987391388"/>
-      <w:commentRangeEnd w:id="987391388"/>
-      <w:r>
-        <w:rPr>
-          <w:rStyle w:val="CommentReference"/>
-          <w:rFonts w:ascii="Arial" w:hAnsi="Arial" w:eastAsia="Arial" w:cs="Arial"/>
-          <w:color w:val="24303B"/>
-        </w:rPr>
-        <w:commentReference w:id="987391388"/>
-      </w:r>
     </w:p>
     <w:p>
       <w:pPr>
@@ -105,17 +95,6 @@
         </w:rPr>
         <w:t xml:space="preserve">We willen graag weten wat u doet om </w:t>
       </w:r>
-      <w:del w:author="Fabienne Dobbels" w:date="2026-06-03T15:19:56.67Z" w16du:dateUtc="2026-06-03T15:19:56.67Z" w:id="790683918">
-        <w:r>
-          <w:rPr>
-            <w:rFonts w:ascii="Calibri" w:hAnsi="Calibri" w:cs="Calibri"/>
-            <w:color w:val="000000" w:themeColor="text1" w:themeTint="FF" w:themeShade="FF"/>
-            <w:sz w:val="24"/>
-            <w:szCs w:val="24"/>
-          </w:rPr>
-          <w:delText xml:space="preserve">voor </w:delText>
-        </w:r>
-      </w:del>
       <w:r>
         <w:rPr>
           <w:rFonts w:ascii="Arial" w:hAnsi="Arial" w:cs="Arial" w:eastAsia="Arial"/>
@@ -125,17 +104,15 @@
         </w:rPr>
         <w:t xml:space="preserve">uw voeten te </w:t>
       </w:r>
-      <w:ins w:author="Fabienne Dobbels" w:date="2026-06-03T15:20:01.716Z" w16du:dateUtc="2026-06-03T15:20:01.716Z" w:id="603034179">
-        <w:r>
-          <w:rPr>
-            <w:rFonts w:ascii="Calibri" w:hAnsi="Calibri" w:cs="Calibri"/>
-            <w:color w:val="000000" w:themeColor="text1" w:themeTint="FF" w:themeShade="FF"/>
-            <w:sz w:val="24"/>
-            <w:szCs w:val="24"/>
-          </w:rPr>
-          <w:t>ver</w:t>
-        </w:r>
-      </w:ins>
+      <w:r>
+        <w:rPr>
+          <w:rFonts w:ascii="Calibri" w:hAnsi="Calibri" w:cs="Calibri"/>
+          <w:color w:val="000000" w:themeColor="text1" w:themeTint="FF" w:themeShade="FF"/>
+          <w:sz w:val="24"/>
+          <w:szCs w:val="24"/>
+        </w:rPr>
+        <w:t>ver</w:t>
+      </w:r>
       <w:r>
         <w:rPr>
           <w:rFonts w:ascii="Arial" w:hAnsi="Arial" w:cs="Arial" w:eastAsia="Arial"/>
@@ -145,17 +122,15 @@
         </w:rPr>
         <w:t xml:space="preserve">zorgen. Gelieve de categorie aan te duiden die het best weergeeft wat u </w:t>
       </w:r>
-      <w:ins w:author="Fabienne Dobbels" w:date="2026-06-03T15:20:51.899Z" w16du:dateUtc="2026-06-03T15:20:51.899Z" w:id="899447698">
-        <w:r>
-          <w:rPr>
-            <w:rFonts w:ascii="Calibri" w:hAnsi="Calibri" w:cs="Calibri"/>
-            <w:color w:val="000000" w:themeColor="text1" w:themeTint="FF" w:themeShade="FF"/>
-            <w:sz w:val="24"/>
-            <w:szCs w:val="24"/>
-          </w:rPr>
-          <w:t xml:space="preserve">daadwerkelijk </w:t>
-        </w:r>
-      </w:ins>
+      <w:r>
+        <w:rPr>
+          <w:rFonts w:ascii="Calibri" w:hAnsi="Calibri" w:cs="Calibri"/>
+          <w:color w:val="000000" w:themeColor="text1" w:themeTint="FF" w:themeShade="FF"/>
+          <w:sz w:val="24"/>
+          <w:szCs w:val="24"/>
+        </w:rPr>
+        <w:t xml:space="preserve">daadwerkelijk </w:t>
+      </w:r>
       <w:r>
         <w:rPr>
           <w:rFonts w:ascii="Arial" w:hAnsi="Arial" w:cs="Arial" w:eastAsia="Arial"/>
@@ -230,28 +205,15 @@
               </w:rPr>
               <w:t xml:space="preserve">1. </w:t>
             </w:r>
-            <w:del w:author="Fabienne Dobbels" w:date="2026-06-03T15:33:18.825Z" w16du:dateUtc="2026-06-03T15:33:18.825Z" w:id="1834159005">
-              <w:r>
-                <w:rPr>
-                  <w:rFonts w:ascii="Calibri" w:hAnsi="Calibri" w:cs="Calibri"/>
-                  <w:b w:val="1"/>
-                  <w:bCs w:val="1"/>
-                  <w:color w:val="000000" w:themeColor="text1" w:themeTint="FF" w:themeShade="FF"/>
-                </w:rPr>
-                <w:delText>Onderzoekt u uw voeten</w:delText>
-              </w:r>
-            </w:del>
-            <w:ins w:author="Fabienne Dobbels" w:date="2026-06-03T15:33:24.15Z" w16du:dateUtc="2026-06-03T15:33:24.15Z" w:id="495787017">
-              <w:r>
-                <w:rPr>
-                  <w:rFonts w:ascii="Calibri" w:hAnsi="Calibri" w:cs="Calibri"/>
-                  <w:b w:val="1"/>
-                  <w:bCs w:val="1"/>
-                  <w:color w:val="000000" w:themeColor="text1" w:themeTint="FF" w:themeShade="FF"/>
-                </w:rPr>
-                <w:t>Controleert u uw voeten wel eens</w:t>
-              </w:r>
-            </w:ins>
+            <w:r>
+              <w:rPr>
+                <w:rFonts w:ascii="Calibri" w:hAnsi="Calibri" w:cs="Calibri"/>
+                <w:b w:val="1"/>
+                <w:bCs w:val="1"/>
+                <w:color w:val="000000" w:themeColor="text1" w:themeTint="FF" w:themeShade="FF"/>
+              </w:rPr>
+              <w:t>Controleert u uw voeten wel eens</w:t>
+            </w:r>
             <w:r>
               <w:rPr>
                 <w:rFonts w:ascii="Arial" w:hAnsi="Arial" w:cs="Arial" w:eastAsia="Arial"/>
@@ -1268,32 +1230,14 @@
                 <w:szCs w:val="22"/>
                 <w:lang w:val="nl-BE"/>
               </w:rPr>
-              <w:pPrChange w:author="Fabienne Dobbels" w:date="2026-06-03T15:28:32.534Z">
-                <w:pPr>
-                  <w:pStyle w:val="Normal"/>
-                  <w:spacing w:line="360" w:lineRule="auto"/>
-                  <w:jc w:val="center"/>
-                </w:pPr>
-              </w:pPrChange>
-            </w:pPr>
-            <w:del w:author="Fabienne Dobbels" w:date="2026-06-03T15:28:32.44Z" w16du:dateUtc="2026-06-03T15:28:32.44Z" w:id="1625593937">
-              <w:r>
-                <w:rPr>
-                  <w:rFonts w:ascii="Calibri" w:hAnsi="Calibri" w:cs="Calibri"/>
-                  <w:color w:val="000000" w:themeColor="text1" w:themeTint="FF" w:themeShade="FF"/>
-                </w:rPr>
-                <w:delText>Meestal elke weekdag</w:delText>
-              </w:r>
-            </w:del>
-            <w:ins w:author="Fabienne Dobbels" w:date="2026-06-03T15:28:36.264Z" w16du:dateUtc="2026-06-03T15:28:36.264Z" w:id="59307397">
-              <w:r>
-                <w:rPr>
-                  <w:rFonts w:ascii="Calibri" w:hAnsi="Calibri" w:cs="Calibri"/>
-                  <w:color w:val="000000" w:themeColor="text1" w:themeTint="FF" w:themeShade="FF"/>
-                </w:rPr>
-                <w:t>Op de meeste dagen</w:t>
-              </w:r>
-            </w:ins>
+            </w:pPr>
+            <w:r>
+              <w:rPr>
+                <w:rFonts w:ascii="Calibri" w:hAnsi="Calibri" w:cs="Calibri"/>
+                <w:color w:val="000000" w:themeColor="text1" w:themeTint="FF" w:themeShade="FF"/>
+              </w:rPr>
+              <w:t>Op de meeste dagen</w:t>
+            </w:r>
           </w:p>
           <w:p>
             <w:pPr>
@@ -1420,12 +1364,6 @@
                 <w:color w:val="000000" w:themeColor="text1" w:themeTint="FF" w:themeShade="FF"/>
                 <w:lang w:val="en-US"/>
               </w:rPr>
-              <w:pPrChange w:author="Fabienne Dobbels" w:date="2026-06-03T15:29:12.121Z">
-                <w:pPr>
-                  <w:pStyle w:val="Normal"/>
-                  <w:spacing w:line="360" w:lineRule="auto"/>
-                </w:pPr>
-              </w:pPrChange>
             </w:pPr>
             <w:r>
               <w:rPr>
@@ -1437,178 +1375,156 @@
               </w:rPr>
               <w:t xml:space="preserve">5. </w:t>
             </w:r>
-            <w:del w:author="Fabienne Dobbels" w:date="2026-06-03T15:29:12.05Z" w16du:dateUtc="2026-06-03T15:29:12.05Z" w:id="2019713781">
-              <w:r>
-                <w:rPr>
-                  <w:rFonts w:ascii="Calibri" w:hAnsi="Calibri" w:cs="Calibri"/>
-                  <w:b w:val="1"/>
-                  <w:bCs w:val="1"/>
-                  <w:color w:val="000000" w:themeColor="text1" w:themeTint="FF" w:themeShade="FF"/>
-                  <w:lang w:val="en-US"/>
-                </w:rPr>
-                <w:delText>Do you check your feet are dry after washing?</w:delText>
-              </w:r>
-            </w:del>
-            <w:ins w:author="Fabienne Dobbels" w:date="2026-06-03T15:29:20.544Z" w16du:dateUtc="2026-06-03T15:29:20.544Z" w:id="727946961">
-              <w:r>
-                <w:rPr>
-                  <w:rFonts w:ascii="Calibri" w:hAnsi="Calibri" w:cs="Calibri"/>
-                  <w:b w:val="1"/>
-                  <w:bCs w:val="1"/>
-                  <w:color w:val="000000" w:themeColor="text1" w:themeTint="FF" w:themeShade="FF"/>
-                  <w:lang w:val="en-US"/>
-                </w:rPr>
-                <w:t>Controleer</w:t>
-              </w:r>
-            </w:ins>
-            <w:ins w:author="Fabienne Dobbels" w:date="2026-06-03T15:34:21.7Z" w16du:dateUtc="2026-06-03T15:34:21.7Z" w:id="1870401714">
-              <w:r>
-                <w:rPr>
-                  <w:rFonts w:ascii="Calibri" w:hAnsi="Calibri" w:cs="Calibri"/>
-                  <w:b w:val="1"/>
-                  <w:bCs w:val="1"/>
-                  <w:color w:val="000000" w:themeColor="text1" w:themeTint="FF" w:themeShade="FF"/>
-                  <w:lang w:val="en-US"/>
-                </w:rPr>
-                <w:t>t u</w:t>
-              </w:r>
-            </w:ins>
-            <w:ins w:author="Fabienne Dobbels" w:date="2026-06-03T15:29:20.544Z" w16du:dateUtc="2026-06-03T15:29:20.544Z" w:id="2128001927">
-              <w:r>
-                <w:rPr>
-                  <w:rFonts w:ascii="Calibri" w:hAnsi="Calibri" w:cs="Calibri"/>
-                  <w:b w:val="1"/>
-                  <w:bCs w:val="1"/>
-                  <w:color w:val="000000" w:themeColor="text1" w:themeTint="FF" w:themeShade="FF"/>
-                  <w:lang w:val="en-US"/>
-                </w:rPr>
-                <w:t xml:space="preserve"> of </w:t>
-              </w:r>
-            </w:ins>
-            <w:ins w:author="Fabienne Dobbels" w:date="2026-06-03T15:34:25.6Z" w16du:dateUtc="2026-06-03T15:34:25.6Z" w:id="326899870">
-              <w:r>
-                <w:rPr>
-                  <w:rFonts w:ascii="Calibri" w:hAnsi="Calibri" w:cs="Calibri"/>
-                  <w:b w:val="1"/>
-                  <w:bCs w:val="1"/>
-                  <w:color w:val="000000" w:themeColor="text1" w:themeTint="FF" w:themeShade="FF"/>
-                  <w:lang w:val="en-US"/>
-                </w:rPr>
-                <w:t>uw</w:t>
-              </w:r>
-            </w:ins>
-            <w:ins w:author="Fabienne Dobbels" w:date="2026-06-03T15:29:20.544Z" w16du:dateUtc="2026-06-03T15:29:20.544Z" w:id="584660732">
-              <w:r>
-                <w:rPr>
-                  <w:rFonts w:ascii="Calibri" w:hAnsi="Calibri" w:cs="Calibri"/>
-                  <w:b w:val="1"/>
-                  <w:bCs w:val="1"/>
-                  <w:color w:val="000000" w:themeColor="text1" w:themeTint="FF" w:themeShade="FF"/>
-                  <w:lang w:val="en-US"/>
-                </w:rPr>
-                <w:t xml:space="preserve"> </w:t>
-              </w:r>
-              <w:r>
-                <w:rPr>
-                  <w:rFonts w:ascii="Calibri" w:hAnsi="Calibri" w:cs="Calibri"/>
-                  <w:b w:val="1"/>
-                  <w:bCs w:val="1"/>
-                  <w:color w:val="000000" w:themeColor="text1" w:themeTint="FF" w:themeShade="FF"/>
-                  <w:lang w:val="en-US"/>
-                </w:rPr>
-                <w:t>voeten</w:t>
-              </w:r>
-              <w:r>
-                <w:rPr>
-                  <w:rFonts w:ascii="Calibri" w:hAnsi="Calibri" w:cs="Calibri"/>
-                  <w:b w:val="1"/>
-                  <w:bCs w:val="1"/>
-                  <w:color w:val="000000" w:themeColor="text1" w:themeTint="FF" w:themeShade="FF"/>
-                  <w:lang w:val="en-US"/>
-                </w:rPr>
-                <w:t xml:space="preserve"> </w:t>
-              </w:r>
-              <w:r>
-                <w:rPr>
-                  <w:rFonts w:ascii="Calibri" w:hAnsi="Calibri" w:cs="Calibri"/>
-                  <w:b w:val="1"/>
-                  <w:bCs w:val="1"/>
-                  <w:color w:val="000000" w:themeColor="text1" w:themeTint="FF" w:themeShade="FF"/>
-                  <w:lang w:val="en-US"/>
-                </w:rPr>
-                <w:t>droog</w:t>
-              </w:r>
-              <w:r>
-                <w:rPr>
-                  <w:rFonts w:ascii="Calibri" w:hAnsi="Calibri" w:cs="Calibri"/>
-                  <w:b w:val="1"/>
-                  <w:bCs w:val="1"/>
-                  <w:color w:val="000000" w:themeColor="text1" w:themeTint="FF" w:themeShade="FF"/>
-                  <w:lang w:val="en-US"/>
-                </w:rPr>
-                <w:t xml:space="preserve"> </w:t>
-              </w:r>
-              <w:r>
-                <w:rPr>
-                  <w:rFonts w:ascii="Calibri" w:hAnsi="Calibri" w:cs="Calibri"/>
-                  <w:b w:val="1"/>
-                  <w:bCs w:val="1"/>
-                  <w:color w:val="000000" w:themeColor="text1" w:themeTint="FF" w:themeShade="FF"/>
-                  <w:lang w:val="en-US"/>
-                </w:rPr>
-                <w:t>zijn</w:t>
-              </w:r>
-              <w:r>
-                <w:rPr>
-                  <w:rFonts w:ascii="Calibri" w:hAnsi="Calibri" w:cs="Calibri"/>
-                  <w:b w:val="1"/>
-                  <w:bCs w:val="1"/>
-                  <w:color w:val="000000" w:themeColor="text1" w:themeTint="FF" w:themeShade="FF"/>
-                  <w:lang w:val="en-US"/>
-                </w:rPr>
-                <w:t xml:space="preserve"> </w:t>
-              </w:r>
-              <w:r>
-                <w:rPr>
-                  <w:rFonts w:ascii="Calibri" w:hAnsi="Calibri" w:cs="Calibri"/>
-                  <w:b w:val="1"/>
-                  <w:bCs w:val="1"/>
-                  <w:color w:val="000000" w:themeColor="text1" w:themeTint="FF" w:themeShade="FF"/>
-                  <w:lang w:val="en-US"/>
-                </w:rPr>
-                <w:t>na</w:t>
-              </w:r>
-              <w:r>
-                <w:rPr>
-                  <w:rFonts w:ascii="Calibri" w:hAnsi="Calibri" w:cs="Calibri"/>
-                  <w:b w:val="1"/>
-                  <w:bCs w:val="1"/>
-                  <w:color w:val="000000" w:themeColor="text1" w:themeTint="FF" w:themeShade="FF"/>
-                  <w:lang w:val="en-US"/>
-                </w:rPr>
-                <w:t xml:space="preserve"> het </w:t>
-              </w:r>
-              <w:r>
-                <w:rPr>
-                  <w:rFonts w:ascii="Calibri" w:hAnsi="Calibri" w:cs="Calibri"/>
-                  <w:b w:val="1"/>
-                  <w:bCs w:val="1"/>
-                  <w:color w:val="000000" w:themeColor="text1" w:themeTint="FF" w:themeShade="FF"/>
-                  <w:lang w:val="en-US"/>
-                </w:rPr>
-                <w:t>wassen</w:t>
-              </w:r>
-              <w:r>
-                <w:rPr>
-                  <w:rFonts w:ascii="Calibri" w:hAnsi="Calibri" w:cs="Calibri"/>
-                  <w:b w:val="1"/>
-                  <w:bCs w:val="1"/>
-                  <w:color w:val="000000" w:themeColor="text1" w:themeTint="FF" w:themeShade="FF"/>
-                  <w:lang w:val="en-US"/>
-                </w:rPr>
-                <w:t>?</w:t>
-              </w:r>
-            </w:ins>
+            <w:r>
+              <w:rPr>
+                <w:rFonts w:ascii="Calibri" w:hAnsi="Calibri" w:cs="Calibri"/>
+                <w:b w:val="1"/>
+                <w:bCs w:val="1"/>
+                <w:color w:val="000000" w:themeColor="text1" w:themeTint="FF" w:themeShade="FF"/>
+                <w:lang w:val="en-US"/>
+              </w:rPr>
+              <w:t>Controleer</w:t>
+            </w:r>
+            <w:r>
+              <w:rPr>
+                <w:rFonts w:ascii="Calibri" w:hAnsi="Calibri" w:cs="Calibri"/>
+                <w:b w:val="1"/>
+                <w:bCs w:val="1"/>
+                <w:color w:val="000000" w:themeColor="text1" w:themeTint="FF" w:themeShade="FF"/>
+                <w:lang w:val="en-US"/>
+              </w:rPr>
+              <w:t>t u</w:t>
+            </w:r>
+            <w:r>
+              <w:rPr>
+                <w:rFonts w:ascii="Calibri" w:hAnsi="Calibri" w:cs="Calibri"/>
+                <w:b w:val="1"/>
+                <w:bCs w:val="1"/>
+                <w:color w:val="000000" w:themeColor="text1" w:themeTint="FF" w:themeShade="FF"/>
+                <w:lang w:val="en-US"/>
+              </w:rPr>
+              <w:t xml:space="preserve"> of </w:t>
+            </w:r>
+            <w:r>
+              <w:rPr>
+                <w:rFonts w:ascii="Calibri" w:hAnsi="Calibri" w:cs="Calibri"/>
+                <w:b w:val="1"/>
+                <w:bCs w:val="1"/>
+                <w:color w:val="000000" w:themeColor="text1" w:themeTint="FF" w:themeShade="FF"/>
+                <w:lang w:val="en-US"/>
+              </w:rPr>
+              <w:t>uw</w:t>
+            </w:r>
+            <w:r>
+              <w:rPr>
+                <w:rFonts w:ascii="Calibri" w:hAnsi="Calibri" w:cs="Calibri"/>
+                <w:b w:val="1"/>
+                <w:bCs w:val="1"/>
+                <w:color w:val="000000" w:themeColor="text1" w:themeTint="FF" w:themeShade="FF"/>
+                <w:lang w:val="en-US"/>
+              </w:rPr>
+              <w:t xml:space="preserve"> </w:t>
+            </w:r>
+            <w:r>
+              <w:rPr>
+                <w:rFonts w:ascii="Calibri" w:hAnsi="Calibri" w:cs="Calibri"/>
+                <w:b w:val="1"/>
+                <w:bCs w:val="1"/>
+                <w:color w:val="000000" w:themeColor="text1" w:themeTint="FF" w:themeShade="FF"/>
+                <w:lang w:val="en-US"/>
+              </w:rPr>
+              <w:t>voeten</w:t>
+            </w:r>
+            <w:r>
+              <w:rPr>
+                <w:rFonts w:ascii="Calibri" w:hAnsi="Calibri" w:cs="Calibri"/>
+                <w:b w:val="1"/>
+                <w:bCs w:val="1"/>
+                <w:color w:val="000000" w:themeColor="text1" w:themeTint="FF" w:themeShade="FF"/>
+                <w:lang w:val="en-US"/>
+              </w:rPr>
+              <w:t xml:space="preserve"> </w:t>
+            </w:r>
+            <w:r>
+              <w:rPr>
+                <w:rFonts w:ascii="Calibri" w:hAnsi="Calibri" w:cs="Calibri"/>
+                <w:b w:val="1"/>
+                <w:bCs w:val="1"/>
+                <w:color w:val="000000" w:themeColor="text1" w:themeTint="FF" w:themeShade="FF"/>
+                <w:lang w:val="en-US"/>
+              </w:rPr>
+              <w:t>droog</w:t>
+            </w:r>
+            <w:r>
+              <w:rPr>
+                <w:rFonts w:ascii="Calibri" w:hAnsi="Calibri" w:cs="Calibri"/>
+                <w:b w:val="1"/>
+                <w:bCs w:val="1"/>
+                <w:color w:val="000000" w:themeColor="text1" w:themeTint="FF" w:themeShade="FF"/>
+                <w:lang w:val="en-US"/>
+              </w:rPr>
+              <w:t xml:space="preserve"> </w:t>
+            </w:r>
+            <w:r>
+              <w:rPr>
+                <w:rFonts w:ascii="Calibri" w:hAnsi="Calibri" w:cs="Calibri"/>
+                <w:b w:val="1"/>
+                <w:bCs w:val="1"/>
+                <w:color w:val="000000" w:themeColor="text1" w:themeTint="FF" w:themeShade="FF"/>
+                <w:lang w:val="en-US"/>
+              </w:rPr>
+              <w:t>zijn</w:t>
+            </w:r>
+            <w:r>
+              <w:rPr>
+                <w:rFonts w:ascii="Calibri" w:hAnsi="Calibri" w:cs="Calibri"/>
+                <w:b w:val="1"/>
+                <w:bCs w:val="1"/>
+                <w:color w:val="000000" w:themeColor="text1" w:themeTint="FF" w:themeShade="FF"/>
+                <w:lang w:val="en-US"/>
+              </w:rPr>
+              <w:t xml:space="preserve"> </w:t>
+            </w:r>
+            <w:r>
+              <w:rPr>
+                <w:rFonts w:ascii="Calibri" w:hAnsi="Calibri" w:cs="Calibri"/>
+                <w:b w:val="1"/>
+                <w:bCs w:val="1"/>
+                <w:color w:val="000000" w:themeColor="text1" w:themeTint="FF" w:themeShade="FF"/>
+                <w:lang w:val="en-US"/>
+              </w:rPr>
+              <w:t>na</w:t>
+            </w:r>
+            <w:r>
+              <w:rPr>
+                <w:rFonts w:ascii="Calibri" w:hAnsi="Calibri" w:cs="Calibri"/>
+                <w:b w:val="1"/>
+                <w:bCs w:val="1"/>
+                <w:color w:val="000000" w:themeColor="text1" w:themeTint="FF" w:themeShade="FF"/>
+                <w:lang w:val="en-US"/>
+              </w:rPr>
+              <w:t xml:space="preserve"> het </w:t>
+            </w:r>
+            <w:r>
+              <w:rPr>
+                <w:rFonts w:ascii="Calibri" w:hAnsi="Calibri" w:cs="Calibri"/>
+                <w:b w:val="1"/>
+                <w:bCs w:val="1"/>
+                <w:color w:val="000000" w:themeColor="text1" w:themeTint="FF" w:themeShade="FF"/>
+                <w:lang w:val="en-US"/>
+              </w:rPr>
+              <w:t>wassen</w:t>
+            </w:r>
+            <w:r>
+              <w:rPr>
+                <w:rFonts w:ascii="Calibri" w:hAnsi="Calibri" w:cs="Calibri"/>
+                <w:b w:val="1"/>
+                <w:bCs w:val="1"/>
+                <w:color w:val="000000" w:themeColor="text1" w:themeTint="FF" w:themeShade="FF"/>
+                <w:lang w:val="en-US"/>
+              </w:rPr>
+              <w:t>?</w:t>
+            </w:r>
           </w:p>
         </w:tc>
       </w:tr>
@@ -4613,12 +4529,6 @@
                 <w:sz w:val="28"/>
                 <w:szCs w:val="28"/>
               </w:rPr>
-              <w:pPrChange w:author="Fabienne Dobbels" w:date="2026-06-03T15:37:12.967Z">
-                <w:pPr>
-                  <w:pStyle w:val="Normal"/>
-                  <w:spacing w:line="360" w:lineRule="auto"/>
-                </w:pPr>
-              </w:pPrChange>
             </w:pPr>
             <w:r>
               <w:rPr>
@@ -4638,28 +4548,15 @@
               </w:rPr>
               <w:t xml:space="preserve"> </w:t>
             </w:r>
-            <w:del w:author="Fabienne Dobbels" w:date="2026-06-03T15:37:12.881Z" w16du:dateUtc="2026-06-03T15:37:12.881Z" w:id="633803148">
-              <w:r>
-                <w:rPr>
-                  <w:rFonts w:ascii="Calibri" w:hAnsi="Calibri" w:cs="Calibri"/>
-                  <w:b w:val="1"/>
-                  <w:bCs w:val="1"/>
-                  <w:color w:val="000000" w:themeColor="text1" w:themeTint="FF" w:themeShade="FF"/>
-                </w:rPr>
-                <w:delText>Draagt u</w:delText>
-              </w:r>
-            </w:del>
-            <w:ins w:author="Fabienne Dobbels" w:date="2026-06-03T15:37:14.009Z" w16du:dateUtc="2026-06-03T15:37:14.009Z" w:id="985506029">
-              <w:r>
-                <w:rPr>
-                  <w:rFonts w:ascii="Calibri" w:hAnsi="Calibri" w:cs="Calibri"/>
-                  <w:b w:val="1"/>
-                  <w:bCs w:val="1"/>
-                  <w:color w:val="000000" w:themeColor="text1" w:themeTint="FF" w:themeShade="FF"/>
-                </w:rPr>
-                <w:t>Loopt u</w:t>
-              </w:r>
-            </w:ins>
+            <w:r>
+              <w:rPr>
+                <w:rFonts w:ascii="Calibri" w:hAnsi="Calibri" w:cs="Calibri"/>
+                <w:b w:val="1"/>
+                <w:bCs w:val="1"/>
+                <w:color w:val="000000" w:themeColor="text1" w:themeTint="FF" w:themeShade="FF"/>
+              </w:rPr>
+              <w:t>Loopt u</w:t>
+            </w:r>
             <w:r>
               <w:rPr>
                 <w:rFonts w:ascii="Arial" w:hAnsi="Arial" w:cs="Arial" w:eastAsia="Arial"/>
@@ -5231,17 +5128,15 @@
               </w:rPr>
               <w:t>Draagt u schoenen zonder sokken/kousen/panty</w:t>
             </w:r>
-            <w:ins w:author="Fabienne Dobbels" w:date="2026-06-03T15:39:19.467Z" w16du:dateUtc="2026-06-03T15:39:19.467Z" w:id="902733098">
-              <w:r>
-                <w:rPr>
-                  <w:rFonts w:ascii="Calibri" w:hAnsi="Calibri" w:cs="Calibri"/>
-                  <w:b w:val="1"/>
-                  <w:bCs w:val="1"/>
-                  <w:color w:val="000000" w:themeColor="text1" w:themeTint="FF" w:themeShade="FF"/>
-                </w:rPr>
-                <w:t>’s</w:t>
-              </w:r>
-            </w:ins>
+            <w:r>
+              <w:rPr>
+                <w:rFonts w:ascii="Calibri" w:hAnsi="Calibri" w:cs="Calibri"/>
+                <w:b w:val="1"/>
+                <w:bCs w:val="1"/>
+                <w:color w:val="000000" w:themeColor="text1" w:themeTint="FF" w:themeShade="FF"/>
+              </w:rPr>
+              <w:t>’s</w:t>
+            </w:r>
             <w:r>
               <w:rPr>
                 <w:rFonts w:ascii="Arial" w:hAnsi="Arial" w:cs="Arial" w:eastAsia="Arial"/>
@@ -5523,28 +5418,15 @@
               </w:rPr>
               <w:t>18. Ver</w:t>
             </w:r>
-            <w:ins w:author="Fabienne Dobbels" w:date="2026-06-03T15:38:44.045Z" w16du:dateUtc="2026-06-03T15:38:44.045Z" w:id="1941244753">
-              <w:r>
-                <w:rPr>
-                  <w:rFonts w:ascii="Calibri" w:hAnsi="Calibri" w:cs="Calibri"/>
-                  <w:b w:val="1"/>
-                  <w:bCs w:val="1"/>
-                  <w:color w:val="000000" w:themeColor="text1" w:themeTint="FF" w:themeShade="FF"/>
-                </w:rPr>
-                <w:t>vangt</w:t>
-              </w:r>
-            </w:ins>
-            <w:del w:author="Fabienne Dobbels" w:date="2026-06-03T15:38:39.712Z" w16du:dateUtc="2026-06-03T15:38:39.712Z" w:id="1878209428">
-              <w:r>
-                <w:rPr>
-                  <w:rFonts w:ascii="Calibri" w:hAnsi="Calibri" w:cs="Calibri"/>
-                  <w:b w:val="1"/>
-                  <w:bCs w:val="1"/>
-                  <w:color w:val="000000" w:themeColor="text1" w:themeTint="FF" w:themeShade="FF"/>
-                </w:rPr>
-                <w:delText>wisselt</w:delText>
-              </w:r>
-            </w:del>
+            <w:r>
+              <w:rPr>
+                <w:rFonts w:ascii="Calibri" w:hAnsi="Calibri" w:cs="Calibri"/>
+                <w:b w:val="1"/>
+                <w:bCs w:val="1"/>
+                <w:color w:val="000000" w:themeColor="text1" w:themeTint="FF" w:themeShade="FF"/>
+              </w:rPr>
+              <w:t>vangt</w:t>
+            </w:r>
             <w:r>
               <w:rPr>
                 <w:rFonts w:ascii="Arial" w:hAnsi="Arial" w:cs="Arial" w:eastAsia="Arial"/>
@@ -5554,17 +5436,15 @@
               </w:rPr>
               <w:t xml:space="preserve"> u uw sokken/kousen/panty</w:t>
             </w:r>
-            <w:ins w:author="Fabienne Dobbels" w:date="2026-06-03T15:39:21.673Z" w16du:dateUtc="2026-06-03T15:39:21.673Z" w:id="1434336930">
-              <w:r>
-                <w:rPr>
-                  <w:rFonts w:ascii="Calibri" w:hAnsi="Calibri" w:cs="Calibri"/>
-                  <w:b w:val="1"/>
-                  <w:bCs w:val="1"/>
-                  <w:color w:val="000000" w:themeColor="text1" w:themeTint="FF" w:themeShade="FF"/>
-                </w:rPr>
-                <w:t>’s</w:t>
-              </w:r>
-            </w:ins>
+            <w:r>
+              <w:rPr>
+                <w:rFonts w:ascii="Calibri" w:hAnsi="Calibri" w:cs="Calibri"/>
+                <w:b w:val="1"/>
+                <w:bCs w:val="1"/>
+                <w:color w:val="000000" w:themeColor="text1" w:themeTint="FF" w:themeShade="FF"/>
+              </w:rPr>
+              <w:t>’s</w:t>
+            </w:r>
             <w:r>
               <w:rPr>
                 <w:rFonts w:ascii="Arial" w:hAnsi="Arial" w:cs="Arial" w:eastAsia="Arial"/>
@@ -5862,17 +5742,15 @@
               </w:rPr>
               <w:t>Loopt u thuis op blote voeten</w:t>
             </w:r>
-            <w:ins w:author="Fabienne Dobbels" w:date="2026-06-03T15:40:09.976Z" w16du:dateUtc="2026-06-03T15:40:09.976Z" w:id="1770955929">
-              <w:r>
-                <w:rPr>
-                  <w:rFonts w:ascii="Calibri" w:hAnsi="Calibri" w:cs="Calibri"/>
-                  <w:b w:val="1"/>
-                  <w:bCs w:val="1"/>
-                  <w:color w:val="000000" w:themeColor="text1" w:themeTint="FF" w:themeShade="FF"/>
-                </w:rPr>
-                <w:t xml:space="preserve"> rond</w:t>
-              </w:r>
-            </w:ins>
+            <w:r>
+              <w:rPr>
+                <w:rFonts w:ascii="Calibri" w:hAnsi="Calibri" w:cs="Calibri"/>
+                <w:b w:val="1"/>
+                <w:bCs w:val="1"/>
+                <w:color w:val="000000" w:themeColor="text1" w:themeTint="FF" w:themeShade="FF"/>
+              </w:rPr>
+              <w:t xml:space="preserve"> rond</w:t>
+            </w:r>
             <w:r>
               <w:rPr>
                 <w:rFonts w:ascii="Arial" w:hAnsi="Arial" w:cs="Arial" w:eastAsia="Arial"/>
@@ -6761,17 +6639,15 @@
               </w:rPr>
               <w:t xml:space="preserve"> Houdt u uw voeten dicht bij het vuur</w:t>
             </w:r>
-            <w:ins w:author="Fabienne Dobbels" w:date="2026-06-03T15:42:25.026Z" w16du:dateUtc="2026-06-03T15:42:25.026Z" w:id="577378733">
-              <w:r>
-                <w:rPr>
-                  <w:rFonts w:ascii="Calibri" w:hAnsi="Calibri" w:cs="Calibri"/>
-                  <w:b w:val="1"/>
-                  <w:bCs w:val="1"/>
-                  <w:color w:val="000000" w:themeColor="text1" w:themeTint="FF" w:themeShade="FF"/>
-                </w:rPr>
-                <w:t xml:space="preserve"> of de verwarming</w:t>
-              </w:r>
-            </w:ins>
+            <w:r>
+              <w:rPr>
+                <w:rFonts w:ascii="Calibri" w:hAnsi="Calibri" w:cs="Calibri"/>
+                <w:b w:val="1"/>
+                <w:bCs w:val="1"/>
+                <w:color w:val="000000" w:themeColor="text1" w:themeTint="FF" w:themeShade="FF"/>
+              </w:rPr>
+              <w:t xml:space="preserve"> of de verwarming</w:t>
+            </w:r>
             <w:r>
               <w:rPr>
                 <w:rFonts w:ascii="Arial" w:hAnsi="Arial" w:cs="Arial" w:eastAsia="Arial"/>
@@ -7360,28 +7236,15 @@
               </w:rPr>
               <w:t>24. Gebruikt u middelen tegen likdoorns (pleisters/</w:t>
             </w:r>
-            <w:ins w:author="Fabienne Dobbels" w:date="2026-06-03T15:43:10.514Z" w16du:dateUtc="2026-06-03T15:43:10.514Z" w:id="1204365828">
-              <w:r>
-                <w:rPr>
-                  <w:rFonts w:ascii="Calibri" w:hAnsi="Calibri" w:cs="Calibri"/>
-                  <w:b w:val="1"/>
-                  <w:bCs w:val="1"/>
-                  <w:color w:val="000000" w:themeColor="text1" w:themeTint="FF" w:themeShade="FF"/>
-                </w:rPr>
-                <w:t>zalf</w:t>
-              </w:r>
-            </w:ins>
-            <w:del w:author="Fabienne Dobbels" w:date="2026-06-03T15:43:07.682Z" w16du:dateUtc="2026-06-03T15:43:07.682Z" w:id="210639619">
-              <w:r>
-                <w:rPr>
-                  <w:rFonts w:ascii="Calibri" w:hAnsi="Calibri" w:cs="Calibri"/>
-                  <w:b w:val="1"/>
-                  <w:bCs w:val="1"/>
-                  <w:color w:val="000000" w:themeColor="text1" w:themeTint="FF" w:themeShade="FF"/>
-                </w:rPr>
-                <w:delText>verf</w:delText>
-              </w:r>
-            </w:del>
+            <w:r>
+              <w:rPr>
+                <w:rFonts w:ascii="Calibri" w:hAnsi="Calibri" w:cs="Calibri"/>
+                <w:b w:val="1"/>
+                <w:bCs w:val="1"/>
+                <w:color w:val="000000" w:themeColor="text1" w:themeTint="FF" w:themeShade="FF"/>
+              </w:rPr>
+              <w:t>zalf</w:t>
+            </w:r>
             <w:r>
               <w:rPr>
                 <w:rFonts w:ascii="Arial" w:hAnsi="Arial" w:cs="Arial" w:eastAsia="Arial"/>
@@ -8271,45 +8134,6 @@
 </w:document>
 </file>
 
-<file path=word/comments.xml><?xml version="1.0" encoding="utf-8"?>
-<w:comments xmlns:w14="http://schemas.microsoft.com/office/word/2010/wordml" xmlns:w="http://schemas.openxmlformats.org/wordprocessingml/2006/main">
-  <w:comment xmlns:w="http://schemas.openxmlformats.org/wordprocessingml/2006/main" w:initials="FD" w:author="Fabienne Dobbels" w:date="2026-06-03T17:35:25" w:id="987391388">
-    <w:p xmlns:w14="http://schemas.microsoft.com/office/word/2010/wordml" xmlns:w="http://schemas.openxmlformats.org/wordprocessingml/2006/main">
-      <w:pPr>
-        <w:pStyle w:val="CommentText"/>
-      </w:pPr>
-      <w:r>
-        <w:rPr>
-          <w:rStyle w:val="CommentReference"/>
-        </w:rPr>
-        <w:annotationRef/>
-      </w:r>
-      <w:r>
-        <w:t>vertaling gecheckt via deeple</w:t>
-      </w:r>
-    </w:p>
-  </w:comment>
-</w:comments>
-</file>
-
-<file path=word/commentsExtended.xml><?xml version="1.0" encoding="utf-8"?>
-<w15:commentsEx xmlns:mc="http://schemas.openxmlformats.org/markup-compatibility/2006" xmlns:w15="http://schemas.microsoft.com/office/word/2012/wordml" mc:Ignorable="w15">
-  <w15:commentEx w15:done="1" w15:paraId="00D78A80"/>
-</w15:commentsEx>
-</file>
-
-<file path=word/commentsExtensible.xml><?xml version="1.0" encoding="utf-8"?>
-<w16cex:commentsExtensible xmlns:w16="http://schemas.microsoft.com/office/word/2018/wordml" xmlns:w16cex="http://schemas.microsoft.com/office/word/2018/wordml/cex" xmlns:mc="http://schemas.openxmlformats.org/markup-compatibility/2006" mc:Ignorable="w16 w16cex">
-  <w16cex:commentExtensible w16cex:durableId="7A63A0AB" w16cex:dateUtc="2026-06-03T15:35:25.528Z"/>
-</w16cex:commentsExtensible>
-</file>
-
-<file path=word/commentsIds.xml><?xml version="1.0" encoding="utf-8"?>
-<w16cid:commentsIds xmlns:mc="http://schemas.openxmlformats.org/markup-compatibility/2006" xmlns:w16cid="http://schemas.microsoft.com/office/word/2016/wordml/cid" mc:Ignorable="w16cid">
-  <w16cid:commentId w16cid:paraId="00D78A80" w16cid:durableId="7A63A0AB"/>
-</w16cid:commentsIds>
-</file>
-
 <file path=word/endnotes.xml><?xml version="1.0" encoding="utf-8"?>
 <w:endnotes xmlns:wpc="http://schemas.microsoft.com/office/word/2010/wordprocessingCanvas" xmlns:cx="http://schemas.microsoft.com/office/drawing/2014/chartex" xmlns:cx1="http://schemas.microsoft.com/office/drawing/2015/9/8/chartex" xmlns:cx2="http://schemas.microsoft.com/office/drawing/2015/10/21/chartex" xmlns:cx3="http://schemas.microsoft.com/office/drawing/2016/5/9/chartex" xmlns:cx4="http://schemas.microsoft.com/office/drawing/2016/5/10/chartex" xmlns:cx5="http://schemas.microsoft.com/office/drawing/2016/5/11/chartex" xmlns:cx6="http://schemas.microsoft.com/office/drawing/2016/5/12/chartex" xmlns:cx7="http://schemas.microsoft.com/office/drawing/2016/5/13/chartex" xmlns:cx8="http://schemas.microsoft.com/office/drawing/2016/5/14/chartex" xmlns:mc="http://schemas.openxmlformats.org/markup-compatibility/2006" xmlns:aink="http://schemas.microsoft.com/office/drawing/2016/ink" xmlns:am3d="http://schemas.microsoft.com/office/drawing/2017/model3d" xmlns:o="urn:schemas-microsoft-com:office:office" xmlns:oel="http://schemas.microsoft.com/office/2019/extlst" xmlns:r="http://schemas.openxmlformats.org/officeDocument/2006/relationships" xmlns:m="http://schemas.openxmlformats.org/officeDocument/2006/math" xmlns:v="urn:schemas-microsoft-com:vml" xmlns:wp14="http://schemas.microsoft.com/office/word/2010/wordprocessingDrawing" xmlns:wp="http://schemas.openxmlformats.org/drawingml/2006/wordprocessingDrawing" xmlns:w10="urn:schemas-microsoft-com:office:word" xmlns:w="http://schemas.openxmlformats.org/wordprocessingml/2006/main" xmlns:w14="http://schemas.microsoft.com/office/word/2010/wordml" xmlns:w15="http://schemas.microsoft.com/office/word/2012/wordml" xmlns:w16cex="http://schemas.microsoft.com/office/word/2018/wordml/cex" xmlns:w16cid="http://schemas.microsoft.com/office/word/2016/wordml/cid" xmlns:w16="http://schemas.microsoft.com/office/word/2018/wordml" xmlns:w16du="http://schemas.microsoft.com/office/word/2023/wordml/word16du" xmlns:w16sdtdh="http://schemas.microsoft.com/office/word/2020/wordml/sdtdatahash" xmlns:w16sdtfl="http://schemas.microsoft.com/office/word/2024/wordml/sdtformatlock" xmlns:w16se="http://schemas.microsoft.com/office/word/2015/wordml/symex" xmlns:wpg="http://schemas.microsoft.com/office/word/2010/wordprocessingGroup" xmlns:wpi="http://schemas.microsoft.com/office/word/2010/wordprocessingInk" xmlns:wne="http://schemas.microsoft.com/office/word/2006/wordml" xmlns:wps="http://schemas.microsoft.com/office/word/2010/wordprocessingShape" mc:Ignorable="w14 w15 w16se w16cid w16 w16cex w16sdtdh w16sdtfl w16du wp14">
   <w:endnote w:type="separator" w:id="-1">
@@ -8317,9 +8141,6 @@
       <w:pPr>
         <w:spacing w:after="0" w:line="240" w:lineRule="auto"/>
       </w:pPr>
-      <w:r>
-        <w:separator/>
-      </w:r>
     </w:p>
   </w:endnote>
   <w:endnote w:type="continuationSeparator" w:id="0">
@@ -8327,9 +8148,6 @@
       <w:pPr>
         <w:spacing w:after="0" w:line="240" w:lineRule="auto"/>
       </w:pPr>
-      <w:r>
-        <w:continuationSeparator/>
-      </w:r>
     </w:p>
   </w:endnote>
 </w:endnotes>
@@ -8418,10 +8236,119 @@
   <w:p>
     <w:pPr>
       <w:pStyle w:val="Footer"/>
+      <w:jc w:val="center"/>
       <w:rPr>
         <w:rFonts w:ascii="Calibri" w:hAnsi="Calibri" w:cs="Calibri"/>
       </w:rPr>
     </w:pPr>
+    <w:r>
+      <w:rPr>
+        <w:rFonts w:ascii="Arial" w:hAnsi="Arial" w:eastAsia="Arial" w:cs="Arial"/>
+        <w:b w:val="0"/>
+        <w:color w:val="59636E"/>
+        <w:sz w:val="18"/>
+      </w:rPr>
+      <w:t xml:space="preserve">Pagina </w:t>
+    </w:r>
+    <w:r>
+      <w:rPr>
+        <w:rFonts w:ascii="Arial" w:hAnsi="Arial" w:eastAsia="Arial" w:cs="Arial"/>
+        <w:b w:val="0"/>
+        <w:color w:val="59636E"/>
+        <w:sz w:val="18"/>
+      </w:rPr>
+      <w:fldChar w:fldCharType="begin"/>
+    </w:r>
+    <w:r>
+      <w:rPr>
+        <w:rFonts w:ascii="Arial" w:hAnsi="Arial" w:eastAsia="Arial" w:cs="Arial"/>
+        <w:b w:val="0"/>
+        <w:color w:val="59636E"/>
+        <w:sz w:val="18"/>
+      </w:rPr>
+      <w:instrText xml:space="preserve"> PAGE </w:instrText>
+    </w:r>
+    <w:r>
+      <w:rPr>
+        <w:rFonts w:ascii="Arial" w:hAnsi="Arial" w:eastAsia="Arial" w:cs="Arial"/>
+        <w:b w:val="0"/>
+        <w:color w:val="59636E"/>
+        <w:sz w:val="18"/>
+      </w:rPr>
+      <w:fldChar w:fldCharType="separate"/>
+    </w:r>
+    <w:r>
+      <w:rPr>
+        <w:rFonts w:ascii="Arial" w:hAnsi="Arial" w:eastAsia="Arial" w:cs="Arial"/>
+        <w:b w:val="0"/>
+        <w:color w:val="59636E"/>
+        <w:sz w:val="18"/>
+      </w:rPr>
+      <w:t>1</w:t>
+    </w:r>
+    <w:r>
+      <w:rPr>
+        <w:rFonts w:ascii="Arial" w:hAnsi="Arial" w:eastAsia="Arial" w:cs="Arial"/>
+        <w:b w:val="0"/>
+        <w:color w:val="59636E"/>
+        <w:sz w:val="18"/>
+      </w:rPr>
+      <w:fldChar w:fldCharType="end"/>
+    </w:r>
+    <w:r>
+      <w:rPr>
+        <w:rFonts w:ascii="Arial" w:hAnsi="Arial" w:eastAsia="Arial" w:cs="Arial"/>
+        <w:b w:val="0"/>
+        <w:color w:val="59636E"/>
+        <w:sz w:val="18"/>
+      </w:rPr>
+      <w:t xml:space="preserve"> van </w:t>
+    </w:r>
+    <w:r>
+      <w:rPr>
+        <w:rFonts w:ascii="Arial" w:hAnsi="Arial" w:eastAsia="Arial" w:cs="Arial"/>
+        <w:b w:val="0"/>
+        <w:color w:val="59636E"/>
+        <w:sz w:val="18"/>
+      </w:rPr>
+      <w:fldChar w:fldCharType="begin"/>
+    </w:r>
+    <w:r>
+      <w:rPr>
+        <w:rFonts w:ascii="Arial" w:hAnsi="Arial" w:eastAsia="Arial" w:cs="Arial"/>
+        <w:b w:val="0"/>
+        <w:color w:val="59636E"/>
+        <w:sz w:val="18"/>
+      </w:rPr>
+      <w:instrText xml:space="preserve"> NUMPAGES </w:instrText>
+    </w:r>
+    <w:r>
+      <w:rPr>
+        <w:rFonts w:ascii="Arial" w:hAnsi="Arial" w:eastAsia="Arial" w:cs="Arial"/>
+        <w:b w:val="0"/>
+        <w:color w:val="59636E"/>
+        <w:sz w:val="18"/>
+      </w:rPr>
+      <w:fldChar w:fldCharType="separate"/>
+    </w:r>
+    <w:r>
+      <w:rPr>
+        <w:rFonts w:ascii="Arial" w:hAnsi="Arial" w:eastAsia="Arial" w:cs="Arial"/>
+        <w:b w:val="0"/>
+        <w:color w:val="59636E"/>
+        <w:sz w:val="18"/>
+      </w:rPr>
+      <w:t>1</w:t>
+    </w:r>
+    <w:r>
+      <w:rPr>
+        <w:rFonts w:ascii="Arial" w:hAnsi="Arial" w:eastAsia="Arial" w:cs="Arial"/>
+        <w:b w:val="0"/>
+        <w:color w:val="59636E"/>
+        <w:sz w:val="18"/>
+      </w:rPr>
+      <w:fldChar w:fldCharType="end"/>
+    </w:r>
   </w:p>
 </w:ftr>
 </file>
@@ -8433,9 +8360,6 @@
       <w:pPr>
         <w:spacing w:after="0" w:line="240" w:lineRule="auto"/>
       </w:pPr>
-      <w:r>
-        <w:separator/>
-      </w:r>
     </w:p>
   </w:footnote>
   <w:footnote w:type="continuationSeparator" w:id="0">
@@ -8443,9 +8367,6 @@
       <w:pPr>
         <w:spacing w:after="0" w:line="240" w:lineRule="auto"/>
       </w:pPr>
-      <w:r>
-        <w:continuationSeparator/>
-      </w:r>
     </w:p>
   </w:footnote>
 </w:footnotes>
@@ -8456,6 +8377,7 @@
   <w:p>
     <w:pPr>
       <w:pStyle w:val="Header"/>
+      <w:jc w:val="left"/>
       <w:rPr>
         <w:color w:val="000000" w:themeColor="text1"/>
         <w:sz w:val="18"/>
@@ -8466,34 +8388,12 @@
     <w:r>
       <w:rPr>
         <w:rFonts w:ascii="Arial" w:hAnsi="Arial" w:cs="Arial" w:eastAsia="Arial"/>
-        <w:color w:val="000000" w:themeColor="text1"/>
+        <w:b w:val="0"/>
+        <w:color w:val="59636E"/>
+        <w:sz w:val="18"/>
         <w:lang w:val="en-US"/>
       </w:rPr>
-      <w:t>Nottingham Assessment of Functional Foot Care (NAFF)</w:t>
-    </w:r>
-    <w:r>
-      <w:rPr>
-        <w:rFonts w:ascii="Arial" w:hAnsi="Arial" w:cs="Arial" w:eastAsia="Arial"/>
-        <w:color w:val="000000" w:themeColor="text1"/>
-        <w:lang w:val="en-US"/>
-      </w:rPr>
-      <w:tab/>
-    </w:r>
-    <w:r>
-      <w:rPr>
-        <w:rFonts w:ascii="Arial" w:hAnsi="Arial" w:cs="Arial" w:eastAsia="Arial"/>
-        <w:color w:val="000000" w:themeColor="text1"/>
-        <w:lang w:val="en-US"/>
-      </w:rPr>
-      <w:t>v</w:t>
-    </w:r>
-    <w:r>
-      <w:rPr>
-        <w:rFonts w:ascii="Arial" w:hAnsi="Arial" w:cs="Arial" w:eastAsia="Arial"/>
-        <w:color w:val="000000" w:themeColor="text1"/>
-        <w:lang w:val="en-US"/>
-      </w:rPr>
-      <w:t>.30_03_2026</w:t>
+      <w:t>PARADISE (S71769) — eCRF 14: Kennis voetzorg (NAFF-vragenlijst)</w:t>
     </w:r>
   </w:p>
 </w:hdr>

--- a/(e)CRF/Per visite/V1 - Baseline/14_Kennis voetzorg (NAFF-vragenlijst).docx
+++ b/(e)CRF/Per visite/V1 - Baseline/14_Kennis voetzorg (NAFF-vragenlijst).docx
@@ -8155,197 +8155,352 @@
 
 <file path=word/footer1.xml><?xml version="1.0" encoding="utf-8"?>
 <w:ftr xmlns:wpc="http://schemas.microsoft.com/office/word/2010/wordprocessingCanvas" xmlns:cx="http://schemas.microsoft.com/office/drawing/2014/chartex" xmlns:cx1="http://schemas.microsoft.com/office/drawing/2015/9/8/chartex" xmlns:cx2="http://schemas.microsoft.com/office/drawing/2015/10/21/chartex" xmlns:cx3="http://schemas.microsoft.com/office/drawing/2016/5/9/chartex" xmlns:cx4="http://schemas.microsoft.com/office/drawing/2016/5/10/chartex" xmlns:cx5="http://schemas.microsoft.com/office/drawing/2016/5/11/chartex" xmlns:cx6="http://schemas.microsoft.com/office/drawing/2016/5/12/chartex" xmlns:cx7="http://schemas.microsoft.com/office/drawing/2016/5/13/chartex" xmlns:cx8="http://schemas.microsoft.com/office/drawing/2016/5/14/chartex" xmlns:mc="http://schemas.openxmlformats.org/markup-compatibility/2006" xmlns:aink="http://schemas.microsoft.com/office/drawing/2016/ink" xmlns:am3d="http://schemas.microsoft.com/office/drawing/2017/model3d" xmlns:o="urn:schemas-microsoft-com:office:office" xmlns:oel="http://schemas.microsoft.com/office/2019/extlst" xmlns:r="http://schemas.openxmlformats.org/officeDocument/2006/relationships" xmlns:m="http://schemas.openxmlformats.org/officeDocument/2006/math" xmlns:v="urn:schemas-microsoft-com:vml" xmlns:wp14="http://schemas.microsoft.com/office/word/2010/wordprocessingDrawing" xmlns:wp="http://schemas.openxmlformats.org/drawingml/2006/wordprocessingDrawing" xmlns:w10="urn:schemas-microsoft-com:office:word" xmlns:w="http://schemas.openxmlformats.org/wordprocessingml/2006/main" xmlns:w14="http://schemas.microsoft.com/office/word/2010/wordml" xmlns:w15="http://schemas.microsoft.com/office/word/2012/wordml" xmlns:w16cex="http://schemas.microsoft.com/office/word/2018/wordml/cex" xmlns:w16cid="http://schemas.microsoft.com/office/word/2016/wordml/cid" xmlns:w16="http://schemas.microsoft.com/office/word/2018/wordml" xmlns:w16du="http://schemas.microsoft.com/office/word/2023/wordml/word16du" xmlns:w16sdtdh="http://schemas.microsoft.com/office/word/2020/wordml/sdtdatahash" xmlns:w16sdtfl="http://schemas.microsoft.com/office/word/2024/wordml/sdtformatlock" xmlns:w16se="http://schemas.microsoft.com/office/word/2015/wordml/symex" xmlns:wpg="http://schemas.microsoft.com/office/word/2010/wordprocessingGroup" xmlns:wpi="http://schemas.microsoft.com/office/word/2010/wordprocessingInk" xmlns:wne="http://schemas.microsoft.com/office/word/2006/wordml" xmlns:wps="http://schemas.microsoft.com/office/word/2010/wordprocessingShape" mc:Ignorable="w14 w15 w16se w16cid w16 w16cex w16sdtdh w16sdtfl w16du wp14">
-  <w:sdt>
-    <w:sdtPr>
-      <w:id w:val="931316503"/>
-      <w:docPartObj>
-        <w:docPartGallery w:val="Page Numbers (Bottom of Page)"/>
-        <w:docPartUnique/>
-      </w:docPartObj>
-    </w:sdtPr>
-    <w:sdtEndPr>
-      <w:rPr>
-        <w:color w:val="7F7F7F" w:themeColor="background1" w:themeShade="7F"/>
-        <w:spacing w:val="60"/>
-      </w:rPr>
-    </w:sdtEndPr>
-    <w:sdtContent>
-      <w:p>
-        <w:pPr>
-          <w:pStyle w:val="Footer"/>
-          <w:pBdr>
-            <w:top w:val="single" w:color="D9D9D9" w:themeColor="background1" w:themeShade="D9" w:sz="4" w:space="1"/>
-          </w:pBdr>
-          <w:jc w:val="right"/>
-        </w:pPr>
-        <w:r>
-          <w:rPr>
-            <w:rFonts w:ascii="Calibri" w:hAnsi="Calibri" w:cs="Calibri"/>
-            <w:color w:val="000000" w:themeColor="text1"/>
-          </w:rPr>
-          <w:fldChar w:fldCharType="begin"/>
-        </w:r>
-        <w:r>
-          <w:rPr>
-            <w:rFonts w:ascii="Calibri" w:hAnsi="Calibri" w:cs="Calibri"/>
-            <w:color w:val="000000" w:themeColor="text1"/>
-          </w:rPr>
-          <w:instrText xml:space="preserve"> PAGE   \* MERGEFORMAT </w:instrText>
-        </w:r>
-        <w:r>
-          <w:rPr>
-            <w:rFonts w:ascii="Calibri" w:hAnsi="Calibri" w:cs="Calibri"/>
-            <w:color w:val="000000" w:themeColor="text1"/>
-          </w:rPr>
-          <w:fldChar w:fldCharType="separate"/>
-        </w:r>
-        <w:r>
-          <w:rPr>
-            <w:rFonts w:ascii="Calibri" w:hAnsi="Calibri" w:cs="Calibri"/>
-            <w:noProof/>
-            <w:color w:val="000000" w:themeColor="text1"/>
-          </w:rPr>
-          <w:t>2</w:t>
-        </w:r>
-        <w:r>
-          <w:rPr>
-            <w:rFonts w:ascii="Calibri" w:hAnsi="Calibri" w:cs="Calibri"/>
-            <w:noProof/>
-            <w:color w:val="000000" w:themeColor="text1"/>
-          </w:rPr>
-          <w:fldChar w:fldCharType="end"/>
-        </w:r>
-        <w:r>
-          <w:rPr>
-            <w:rFonts w:ascii="Calibri" w:hAnsi="Calibri" w:cs="Calibri"/>
-            <w:color w:val="000000" w:themeColor="text1"/>
-          </w:rPr>
-          <w:t xml:space="preserve"> | </w:t>
-        </w:r>
-        <w:r>
-          <w:rPr>
-            <w:rFonts w:ascii="Calibri" w:hAnsi="Calibri" w:cs="Calibri"/>
-            <w:color w:val="000000" w:themeColor="text1"/>
-            <w:spacing w:val="60"/>
-          </w:rPr>
-          <w:t>4</w:t>
-        </w:r>
-      </w:p>
-    </w:sdtContent>
-  </w:sdt>
   <w:p>
     <w:pPr>
-      <w:pStyle w:val="Footer"/>
-      <w:jc w:val="center"/>
-      <w:rPr>
-        <w:rFonts w:ascii="Calibri" w:hAnsi="Calibri" w:cs="Calibri"/>
-      </w:rPr>
+      <w:pBdr>
+        <w:top w:val="single" w:sz="6" w:space="6" w:color="C4CED8"/>
+      </w:pBdr>
     </w:pPr>
     <w:r>
       <w:rPr>
-        <w:rFonts w:ascii="Arial" w:hAnsi="Arial" w:eastAsia="Arial" w:cs="Arial"/>
-        <w:b w:val="0"/>
-        <w:color w:val="59636E"/>
-        <w:sz w:val="18"/>
+        <w:noProof/>
       </w:rPr>
-      <w:t xml:space="preserve">Pagina </w:t>
+      <w:drawing>
+        <wp:anchor distT="0" distB="0" distL="114300" distR="114300" simplePos="0" relativeHeight="251659264" behindDoc="0" locked="0" layoutInCell="1" allowOverlap="1" wp14:anchorId="4A8142CD" wp14:editId="6CB4EA88">
+          <wp:simplePos x="0" y="0"/>
+          <wp:positionH relativeFrom="column">
+            <wp:posOffset>5527362</wp:posOffset>
+          </wp:positionH>
+          <wp:positionV relativeFrom="paragraph">
+            <wp:posOffset>66098</wp:posOffset>
+          </wp:positionV>
+          <wp:extent cx="1272540" cy="484505"/>
+          <wp:effectExtent l="0" t="0" r="3810" b="0"/>
+          <wp:wrapSquare wrapText="bothSides"/>
+          <wp:docPr id="1206673644" name="Afbeelding 7"/>
+          <wp:cNvGraphicFramePr>
+            <a:graphicFrameLocks xmlns:a="http://schemas.openxmlformats.org/drawingml/2006/main" noChangeAspect="1"/>
+          </wp:cNvGraphicFramePr>
+          <a:graphic xmlns:a="http://schemas.openxmlformats.org/drawingml/2006/main">
+            <a:graphicData uri="http://schemas.openxmlformats.org/drawingml/2006/picture">
+              <pic:pic xmlns:pic="http://schemas.openxmlformats.org/drawingml/2006/picture">
+                <pic:nvPicPr>
+                  <pic:cNvPr id="1340115081" name="Afbeelding 1340115081"/>
+                  <pic:cNvPicPr/>
+                </pic:nvPicPr>
+                <pic:blipFill rotWithShape="1">
+                  <a:blip r:embed="rIdTplImgC">
+                    <a:extLst>
+                      <a:ext uri="{28A0092B-C50C-407E-A947-70E740481C1C}">
+                        <a14:useLocalDpi xmlns:a14="http://schemas.microsoft.com/office/drawing/2010/main" val="0"/>
+                      </a:ext>
+                    </a:extLst>
+                  </a:blip>
+                  <a:srcRect l="8409" t="28983" b="36048"/>
+                  <a:stretch>
+                    <a:fillRect/>
+                  </a:stretch>
+                </pic:blipFill>
+                <pic:spPr bwMode="auto">
+                  <a:xfrm>
+                    <a:off x="0" y="0"/>
+                    <a:ext cx="1272540" cy="484505"/>
+                  </a:xfrm>
+                  <a:prstGeom prst="rect">
+                    <a:avLst/>
+                  </a:prstGeom>
+                  <a:ln>
+                    <a:noFill/>
+                  </a:ln>
+                  <a:extLst>
+                    <a:ext uri="{53640926-AAD7-44D8-BBD7-CCE9431645EC}">
+                      <a14:shadowObscured xmlns:a14="http://schemas.microsoft.com/office/drawing/2010/main"/>
+                    </a:ext>
+                  </a:extLst>
+                </pic:spPr>
+              </pic:pic>
+            </a:graphicData>
+          </a:graphic>
+          <wp14:sizeRelH relativeFrom="page">
+            <wp14:pctWidth>0</wp14:pctWidth>
+          </wp14:sizeRelH>
+          <wp14:sizeRelV relativeFrom="page">
+            <wp14:pctHeight>0</wp14:pctHeight>
+          </wp14:sizeRelV>
+        </wp:anchor>
+      </w:drawing>
     </w:r>
     <w:r>
       <w:rPr>
-        <w:rFonts w:ascii="Arial" w:hAnsi="Arial" w:eastAsia="Arial" w:cs="Arial"/>
-        <w:b w:val="0"/>
         <w:color w:val="59636E"/>
-        <w:sz w:val="18"/>
+        <w:sz w:val="16"/>
+        <w:szCs w:val="16"/>
+      </w:rPr>
+      <w:t>PARADISE-</w:t>
+    </w:r>
+    <w:proofErr w:type="gramStart"/>
+    <w:r>
+      <w:rPr>
+        <w:color w:val="59636E"/>
+        <w:sz w:val="16"/>
+        <w:szCs w:val="16"/>
+      </w:rPr>
+      <w:t>studie  ·</w:t>
+    </w:r>
+    <w:proofErr w:type="gramEnd"/>
+    <w:r>
+      <w:rPr>
+        <w:color w:val="59636E"/>
+        <w:sz w:val="16"/>
+        <w:szCs w:val="16"/>
+      </w:rPr>
+      <w:t xml:space="preserve">  eCRF 14: Kennis voetzorg (NAFF-vragenlijst) </w:t>
+    </w:r>
+    <w:proofErr w:type="gramStart"/>
+    <w:r>
+      <w:rPr>
+        <w:color w:val="59636E"/>
+        <w:sz w:val="16"/>
+        <w:szCs w:val="16"/>
+      </w:rPr>
+      <w:t>·</w:t>
+    </w:r>
+    <w:proofErr w:type="gramEnd"/>
+    <w:r>
+      <w:rPr>
+        <w:color w:val="59636E"/>
+        <w:sz w:val="16"/>
+        <w:szCs w:val="16"/>
+      </w:rPr>
+      <w:t xml:space="preserve">  Versie </w:t>
+    </w:r>
+    <w:proofErr w:type="gramStart"/>
+    <w:r>
+      <w:rPr>
+        <w:i/>
+        <w:iCs/>
+        <w:color w:val="59636E"/>
+        <w:sz w:val="16"/>
+        <w:szCs w:val="16"/>
+      </w:rPr>
+      <w:t xml:space="preserve">[ </w:t>
+    </w:r>
+    <w:r>
+      <w:rPr>
+        <w:i/>
+        <w:iCs/>
+        <w:color w:val="59636E"/>
+        <w:sz w:val="16"/>
+        <w:szCs w:val="16"/>
+      </w:rPr>
+      <w:t>1.0</w:t>
+    </w:r>
+    <w:proofErr w:type="gramEnd"/>
+    <w:r>
+      <w:rPr>
+        <w:i/>
+        <w:iCs/>
+        <w:color w:val="59636E"/>
+        <w:sz w:val="16"/>
+        <w:szCs w:val="16"/>
+      </w:rPr>
+      <w:t xml:space="preserve"> </w:t>
+    </w:r>
+    <w:proofErr w:type="gramStart"/>
+    <w:r>
+      <w:rPr>
+        <w:i/>
+        <w:iCs/>
+        <w:color w:val="59636E"/>
+        <w:sz w:val="16"/>
+        <w:szCs w:val="16"/>
+      </w:rPr>
+      <w:t>]</w:t>
+    </w:r>
+    <w:r>
+      <w:rPr>
+        <w:color w:val="59636E"/>
+        <w:sz w:val="16"/>
+        <w:szCs w:val="16"/>
+      </w:rPr>
+      <w:t xml:space="preserve">  ·</w:t>
+    </w:r>
+    <w:proofErr w:type="gramEnd"/>
+    <w:r>
+      <w:rPr>
+        <w:color w:val="59636E"/>
+        <w:sz w:val="16"/>
+        <w:szCs w:val="16"/>
+      </w:rPr>
+      <w:t xml:space="preserve">  </w:t>
+    </w:r>
+    <w:proofErr w:type="gramStart"/>
+    <w:r>
+      <w:rPr>
+        <w:i/>
+        <w:iCs/>
+        <w:color w:val="59636E"/>
+        <w:sz w:val="16"/>
+        <w:szCs w:val="16"/>
+      </w:rPr>
+      <w:t xml:space="preserve">[ </w:t>
+    </w:r>
+    <w:r>
+      <w:rPr>
+        <w:i/>
+        <w:iCs/>
+        <w:color w:val="59636E"/>
+        <w:sz w:val="16"/>
+        <w:szCs w:val="16"/>
+      </w:rPr>
+      <w:t>27</w:t>
+    </w:r>
+    <w:proofErr w:type="gramEnd"/>
+    <w:r>
+      <w:rPr>
+        <w:i/>
+        <w:iCs/>
+        <w:color w:val="59636E"/>
+        <w:sz w:val="16"/>
+        <w:szCs w:val="16"/>
+      </w:rPr>
+      <w:t>/07/</w:t>
+    </w:r>
+    <w:proofErr w:type="gramStart"/>
+    <w:r>
+      <w:rPr>
+        <w:i/>
+        <w:iCs/>
+        <w:color w:val="59636E"/>
+        <w:sz w:val="16"/>
+        <w:szCs w:val="16"/>
+      </w:rPr>
+      <w:t>2026</w:t>
+    </w:r>
+    <w:r>
+      <w:rPr>
+        <w:i/>
+        <w:iCs/>
+        <w:color w:val="59636E"/>
+        <w:sz w:val="16"/>
+        <w:szCs w:val="16"/>
+      </w:rPr>
+      <w:t xml:space="preserve"> ]</w:t>
+    </w:r>
+    <w:proofErr w:type="gramEnd"/>
+    <w:r>
+      <w:rPr>
+        <w:color w:val="59636E"/>
+        <w:sz w:val="16"/>
+        <w:szCs w:val="16"/>
+      </w:rPr>
+      <w:t xml:space="preserve">  </w:t>
+    </w:r>
+    <w:proofErr w:type="gramStart"/>
+    <w:r>
+      <w:rPr>
+        <w:color w:val="59636E"/>
+        <w:sz w:val="16"/>
+        <w:szCs w:val="16"/>
+      </w:rPr>
+      <w:t>·  Pagina</w:t>
+    </w:r>
+    <w:proofErr w:type="gramEnd"/>
+    <w:r>
+      <w:rPr>
+        <w:color w:val="59636E"/>
+        <w:sz w:val="16"/>
+        <w:szCs w:val="16"/>
+      </w:rPr>
+      <w:t xml:space="preserve"> </w:t>
+    </w:r>
+    <w:r>
+      <w:rPr>
+        <w:color w:val="59636E"/>
+        <w:sz w:val="16"/>
+        <w:szCs w:val="16"/>
       </w:rPr>
       <w:fldChar w:fldCharType="begin"/>
     </w:r>
     <w:r>
       <w:rPr>
-        <w:rFonts w:ascii="Arial" w:hAnsi="Arial" w:eastAsia="Arial" w:cs="Arial"/>
-        <w:b w:val="0"/>
         <w:color w:val="59636E"/>
-        <w:sz w:val="18"/>
+        <w:sz w:val="16"/>
+        <w:szCs w:val="16"/>
       </w:rPr>
-      <w:instrText xml:space="preserve"> PAGE </w:instrText>
+      <w:instrText>PAGE</w:instrText>
     </w:r>
     <w:r>
       <w:rPr>
-        <w:rFonts w:ascii="Arial" w:hAnsi="Arial" w:eastAsia="Arial" w:cs="Arial"/>
-        <w:b w:val="0"/>
         <w:color w:val="59636E"/>
-        <w:sz w:val="18"/>
+        <w:sz w:val="16"/>
+        <w:szCs w:val="16"/>
       </w:rPr>
       <w:fldChar w:fldCharType="separate"/>
     </w:r>
     <w:r>
       <w:rPr>
-        <w:rFonts w:ascii="Arial" w:hAnsi="Arial" w:eastAsia="Arial" w:cs="Arial"/>
-        <w:b w:val="0"/>
+        <w:noProof/>
         <w:color w:val="59636E"/>
-        <w:sz w:val="18"/>
+        <w:sz w:val="16"/>
+        <w:szCs w:val="16"/>
       </w:rPr>
       <w:t>1</w:t>
     </w:r>
     <w:r>
       <w:rPr>
-        <w:rFonts w:ascii="Arial" w:hAnsi="Arial" w:eastAsia="Arial" w:cs="Arial"/>
-        <w:b w:val="0"/>
         <w:color w:val="59636E"/>
-        <w:sz w:val="18"/>
+        <w:sz w:val="16"/>
+        <w:szCs w:val="16"/>
       </w:rPr>
       <w:fldChar w:fldCharType="end"/>
     </w:r>
     <w:r>
       <w:rPr>
-        <w:rFonts w:ascii="Arial" w:hAnsi="Arial" w:eastAsia="Arial" w:cs="Arial"/>
-        <w:b w:val="0"/>
         <w:color w:val="59636E"/>
-        <w:sz w:val="18"/>
+        <w:sz w:val="16"/>
+        <w:szCs w:val="16"/>
       </w:rPr>
       <w:t xml:space="preserve"> van </w:t>
     </w:r>
     <w:r>
       <w:rPr>
-        <w:rFonts w:ascii="Arial" w:hAnsi="Arial" w:eastAsia="Arial" w:cs="Arial"/>
-        <w:b w:val="0"/>
         <w:color w:val="59636E"/>
-        <w:sz w:val="18"/>
+        <w:sz w:val="16"/>
+        <w:szCs w:val="16"/>
       </w:rPr>
       <w:fldChar w:fldCharType="begin"/>
     </w:r>
     <w:r>
       <w:rPr>
-        <w:rFonts w:ascii="Arial" w:hAnsi="Arial" w:eastAsia="Arial" w:cs="Arial"/>
-        <w:b w:val="0"/>
         <w:color w:val="59636E"/>
-        <w:sz w:val="18"/>
+        <w:sz w:val="16"/>
+        <w:szCs w:val="16"/>
       </w:rPr>
-      <w:instrText xml:space="preserve"> NUMPAGES </w:instrText>
+      <w:instrText>NUMPAGES</w:instrText>
     </w:r>
     <w:r>
       <w:rPr>
-        <w:rFonts w:ascii="Arial" w:hAnsi="Arial" w:eastAsia="Arial" w:cs="Arial"/>
-        <w:b w:val="0"/>
         <w:color w:val="59636E"/>
-        <w:sz w:val="18"/>
+        <w:sz w:val="16"/>
+        <w:szCs w:val="16"/>
       </w:rPr>
       <w:fldChar w:fldCharType="separate"/>
     </w:r>
     <w:r>
       <w:rPr>
-        <w:rFonts w:ascii="Arial" w:hAnsi="Arial" w:eastAsia="Arial" w:cs="Arial"/>
-        <w:b w:val="0"/>
+        <w:noProof/>
         <w:color w:val="59636E"/>
-        <w:sz w:val="18"/>
+        <w:sz w:val="16"/>
+        <w:szCs w:val="16"/>
       </w:rPr>
-      <w:t>1</w:t>
+      <w:t>2</w:t>
     </w:r>
     <w:r>
       <w:rPr>
-        <w:rFonts w:ascii="Arial" w:hAnsi="Arial" w:eastAsia="Arial" w:cs="Arial"/>
-        <w:b w:val="0"/>
         <w:color w:val="59636E"/>
-        <w:sz w:val="18"/>
+        <w:sz w:val="16"/>
+        <w:szCs w:val="16"/>
       </w:rPr>
       <w:fldChar w:fldCharType="end"/>
     </w:r>
@@ -8376,24 +8531,127 @@
 <w:hdr xmlns:wpc="http://schemas.microsoft.com/office/word/2010/wordprocessingCanvas" xmlns:cx="http://schemas.microsoft.com/office/drawing/2014/chartex" xmlns:cx1="http://schemas.microsoft.com/office/drawing/2015/9/8/chartex" xmlns:cx2="http://schemas.microsoft.com/office/drawing/2015/10/21/chartex" xmlns:cx3="http://schemas.microsoft.com/office/drawing/2016/5/9/chartex" xmlns:cx4="http://schemas.microsoft.com/office/drawing/2016/5/10/chartex" xmlns:cx5="http://schemas.microsoft.com/office/drawing/2016/5/11/chartex" xmlns:cx6="http://schemas.microsoft.com/office/drawing/2016/5/12/chartex" xmlns:cx7="http://schemas.microsoft.com/office/drawing/2016/5/13/chartex" xmlns:cx8="http://schemas.microsoft.com/office/drawing/2016/5/14/chartex" xmlns:mc="http://schemas.openxmlformats.org/markup-compatibility/2006" xmlns:aink="http://schemas.microsoft.com/office/drawing/2016/ink" xmlns:am3d="http://schemas.microsoft.com/office/drawing/2017/model3d" xmlns:o="urn:schemas-microsoft-com:office:office" xmlns:oel="http://schemas.microsoft.com/office/2019/extlst" xmlns:r="http://schemas.openxmlformats.org/officeDocument/2006/relationships" xmlns:m="http://schemas.openxmlformats.org/officeDocument/2006/math" xmlns:v="urn:schemas-microsoft-com:vml" xmlns:wp14="http://schemas.microsoft.com/office/word/2010/wordprocessingDrawing" xmlns:wp="http://schemas.openxmlformats.org/drawingml/2006/wordprocessingDrawing" xmlns:w10="urn:schemas-microsoft-com:office:word" xmlns:w="http://schemas.openxmlformats.org/wordprocessingml/2006/main" xmlns:w14="http://schemas.microsoft.com/office/word/2010/wordml" xmlns:w15="http://schemas.microsoft.com/office/word/2012/wordml" xmlns:w16cex="http://schemas.microsoft.com/office/word/2018/wordml/cex" xmlns:w16cid="http://schemas.microsoft.com/office/word/2016/wordml/cid" xmlns:w16="http://schemas.microsoft.com/office/word/2018/wordml" xmlns:w16du="http://schemas.microsoft.com/office/word/2023/wordml/word16du" xmlns:w16sdtdh="http://schemas.microsoft.com/office/word/2020/wordml/sdtdatahash" xmlns:w16sdtfl="http://schemas.microsoft.com/office/word/2024/wordml/sdtformatlock" xmlns:w16se="http://schemas.microsoft.com/office/word/2015/wordml/symex" xmlns:wpg="http://schemas.microsoft.com/office/word/2010/wordprocessingGroup" xmlns:wpi="http://schemas.microsoft.com/office/word/2010/wordprocessingInk" xmlns:wne="http://schemas.microsoft.com/office/word/2006/wordml" xmlns:wps="http://schemas.microsoft.com/office/word/2010/wordprocessingShape" mc:Ignorable="w14 w15 w16se w16cid w16 w16cex w16sdtdh w16sdtfl w16du wp14">
   <w:p>
     <w:pPr>
-      <w:pStyle w:val="Header"/>
-      <w:jc w:val="left"/>
-      <w:rPr>
-        <w:color w:val="000000" w:themeColor="text1"/>
-        <w:sz w:val="18"/>
-        <w:szCs w:val="18"/>
-        <w:lang w:val="en-US"/>
-      </w:rPr>
+      <w:pStyle w:val="Koptekst"/>
+      <w:jc w:val="right"/>
     </w:pPr>
     <w:r>
       <w:rPr>
-        <w:rFonts w:ascii="Arial" w:hAnsi="Arial" w:cs="Arial" w:eastAsia="Arial"/>
-        <w:b w:val="0"/>
-        <w:color w:val="59636E"/>
-        <w:sz w:val="18"/>
-        <w:lang w:val="en-US"/>
+        <w:noProof/>
       </w:rPr>
-      <w:t>PARADISE (S71769) — eCRF 14: Kennis voetzorg (NAFF-vragenlijst)</w:t>
+      <w:drawing>
+        <wp:anchor distT="0" distB="0" distL="114300" distR="114300" simplePos="0" relativeHeight="251658240" behindDoc="1" locked="0" layoutInCell="1" allowOverlap="1" wp14:anchorId="755D2A89" wp14:editId="42F71064">
+          <wp:simplePos x="0" y="0"/>
+          <wp:positionH relativeFrom="margin">
+            <wp:align>left</wp:align>
+          </wp:positionH>
+          <wp:positionV relativeFrom="paragraph">
+            <wp:posOffset>-20955</wp:posOffset>
+          </wp:positionV>
+          <wp:extent cx="1615079" cy="720000"/>
+          <wp:effectExtent l="0" t="0" r="0" b="0"/>
+          <wp:wrapTight wrapText="bothSides">
+            <wp:wrapPolygon edited="0">
+              <wp:start x="510" y="1716"/>
+              <wp:lineTo x="255" y="5719"/>
+              <wp:lineTo x="764" y="20018"/>
+              <wp:lineTo x="8664" y="20018"/>
+              <wp:lineTo x="13250" y="18874"/>
+              <wp:lineTo x="20895" y="14298"/>
+              <wp:lineTo x="20895" y="9151"/>
+              <wp:lineTo x="14015" y="4004"/>
+              <wp:lineTo x="8664" y="1716"/>
+              <wp:lineTo x="510" y="1716"/>
+            </wp:wrapPolygon>
+          </wp:wrapTight>
+          <wp:docPr id="1820294796" name="Afbeelding 5"/>
+          <wp:cNvGraphicFramePr>
+            <a:graphicFrameLocks xmlns:a="http://schemas.openxmlformats.org/drawingml/2006/main" noChangeAspect="1"/>
+          </wp:cNvGraphicFramePr>
+          <a:graphic xmlns:a="http://schemas.openxmlformats.org/drawingml/2006/main">
+            <a:graphicData uri="http://schemas.openxmlformats.org/drawingml/2006/picture">
+              <pic:pic xmlns:pic="http://schemas.openxmlformats.org/drawingml/2006/picture">
+                <pic:nvPicPr>
+                  <pic:cNvPr id="1820294796" name="Afbeelding 1820294796"/>
+                  <pic:cNvPicPr/>
+                </pic:nvPicPr>
+                <pic:blipFill>
+                  <a:blip r:embed="rIdTplImgA">
+                    <a:extLst>
+                      <a:ext uri="{28A0092B-C50C-407E-A947-70E740481C1C}">
+                        <a14:useLocalDpi xmlns:a14="http://schemas.microsoft.com/office/drawing/2010/main" val="0"/>
+                      </a:ext>
+                    </a:extLst>
+                  </a:blip>
+                  <a:stretch>
+                    <a:fillRect/>
+                  </a:stretch>
+                </pic:blipFill>
+                <pic:spPr>
+                  <a:xfrm>
+                    <a:off x="0" y="0"/>
+                    <a:ext cx="1615079" cy="720000"/>
+                  </a:xfrm>
+                  <a:prstGeom prst="rect">
+                    <a:avLst/>
+                  </a:prstGeom>
+                </pic:spPr>
+              </pic:pic>
+            </a:graphicData>
+          </a:graphic>
+          <wp14:sizeRelH relativeFrom="page">
+            <wp14:pctWidth>0</wp14:pctWidth>
+          </wp14:sizeRelH>
+          <wp14:sizeRelV relativeFrom="page">
+            <wp14:pctHeight>0</wp14:pctHeight>
+          </wp14:sizeRelV>
+        </wp:anchor>
+      </w:drawing>
+    </w:r>
+    <w:r>
+      <w:rPr>
+        <w:noProof/>
+      </w:rPr>
+      <w:drawing>
+        <wp:inline distT="0" distB="0" distL="0" distR="0" wp14:anchorId="4E8F3C53" wp14:editId="680A2799">
+          <wp:extent cx="2525825" cy="720000"/>
+          <wp:effectExtent l="0" t="0" r="0" b="4445"/>
+          <wp:docPr id="328170997" name="Afbeelding 6"/>
+          <wp:cNvGraphicFramePr>
+            <a:graphicFrameLocks xmlns:a="http://schemas.openxmlformats.org/drawingml/2006/main" noChangeAspect="1"/>
+          </wp:cNvGraphicFramePr>
+          <a:graphic xmlns:a="http://schemas.openxmlformats.org/drawingml/2006/main">
+            <a:graphicData uri="http://schemas.openxmlformats.org/drawingml/2006/picture">
+              <pic:pic xmlns:pic="http://schemas.openxmlformats.org/drawingml/2006/picture">
+                <pic:nvPicPr>
+                  <pic:cNvPr id="328170997" name="Afbeelding 328170997"/>
+                  <pic:cNvPicPr/>
+                </pic:nvPicPr>
+                <pic:blipFill>
+                  <a:blip r:embed="rIdTplImgB">
+                    <a:extLst>
+                      <a:ext uri="{28A0092B-C50C-407E-A947-70E740481C1C}">
+                        <a14:useLocalDpi xmlns:a14="http://schemas.microsoft.com/office/drawing/2010/main" val="0"/>
+                      </a:ext>
+                    </a:extLst>
+                  </a:blip>
+                  <a:stretch>
+                    <a:fillRect/>
+                  </a:stretch>
+                </pic:blipFill>
+                <pic:spPr>
+                  <a:xfrm>
+                    <a:off x="0" y="0"/>
+                    <a:ext cx="2525825" cy="720000"/>
+                  </a:xfrm>
+                  <a:prstGeom prst="rect">
+                    <a:avLst/>
+                  </a:prstGeom>
+                </pic:spPr>
+              </pic:pic>
+            </a:graphicData>
+          </a:graphic>
+        </wp:inline>
+      </w:drawing>
     </w:r>
   </w:p>
 </w:hdr>

--- a/(e)CRF/Per visite/V1 - Baseline/14_Kennis voetzorg (NAFF-vragenlijst).docx
+++ b/(e)CRF/Per visite/V1 - Baseline/14_Kennis voetzorg (NAFF-vragenlijst).docx
@@ -8169,7 +8169,7 @@
         <wp:anchor distT="0" distB="0" distL="114300" distR="114300" simplePos="0" relativeHeight="251659264" behindDoc="0" locked="0" layoutInCell="1" allowOverlap="1" wp14:anchorId="4A8142CD" wp14:editId="6CB4EA88">
           <wp:simplePos x="0" y="0"/>
           <wp:positionH relativeFrom="column">
-            <wp:posOffset>5527362</wp:posOffset>
+            <wp:posOffset>5351825</wp:posOffset>
           </wp:positionH>
           <wp:positionV relativeFrom="paragraph">
             <wp:posOffset>66098</wp:posOffset>

--- a/(e)CRF/Per visite/V1 - Baseline/14_Kennis voetzorg (NAFF-vragenlijst).docx
+++ b/(e)CRF/Per visite/V1 - Baseline/14_Kennis voetzorg (NAFF-vragenlijst).docx
@@ -1,16 +1,15 @@
 
 <file path=word/document.xml><?xml version="1.0" encoding="utf-8"?>
-<w:document xmlns:wpc="http://schemas.microsoft.com/office/word/2010/wordprocessingCanvas" xmlns:cx="http://schemas.microsoft.com/office/drawing/2014/chartex" xmlns:cx1="http://schemas.microsoft.com/office/drawing/2015/9/8/chartex" xmlns:cx2="http://schemas.microsoft.com/office/drawing/2015/10/21/chartex" xmlns:cx3="http://schemas.microsoft.com/office/drawing/2016/5/9/chartex" xmlns:cx4="http://schemas.microsoft.com/office/drawing/2016/5/10/chartex" xmlns:cx5="http://schemas.microsoft.com/office/drawing/2016/5/11/chartex" xmlns:cx6="http://schemas.microsoft.com/office/drawing/2016/5/12/chartex" xmlns:cx7="http://schemas.microsoft.com/office/drawing/2016/5/13/chartex" xmlns:cx8="http://schemas.microsoft.com/office/drawing/2016/5/14/chartex" xmlns:mc="http://schemas.openxmlformats.org/markup-compatibility/2006" xmlns:aink="http://schemas.microsoft.com/office/drawing/2016/ink" xmlns:am3d="http://schemas.microsoft.com/office/drawing/2017/model3d" xmlns:o="urn:schemas-microsoft-com:office:office" xmlns:oel="http://schemas.microsoft.com/office/2019/extlst" xmlns:r="http://schemas.openxmlformats.org/officeDocument/2006/relationships" xmlns:m="http://schemas.openxmlformats.org/officeDocument/2006/math" xmlns:v="urn:schemas-microsoft-com:vml" xmlns:wp14="http://schemas.microsoft.com/office/word/2010/wordprocessingDrawing" xmlns:wp="http://schemas.openxmlformats.org/drawingml/2006/wordprocessingDrawing" xmlns:w10="urn:schemas-microsoft-com:office:word" xmlns:w="http://schemas.openxmlformats.org/wordprocessingml/2006/main" xmlns:w14="http://schemas.microsoft.com/office/word/2010/wordml" xmlns:w15="http://schemas.microsoft.com/office/word/2012/wordml" xmlns:w16cex="http://schemas.microsoft.com/office/word/2018/wordml/cex" xmlns:w16cid="http://schemas.microsoft.com/office/word/2016/wordml/cid" xmlns:w16="http://schemas.microsoft.com/office/word/2018/wordml" xmlns:w16du="http://schemas.microsoft.com/office/word/2023/wordml/word16du" xmlns:w16sdtdh="http://schemas.microsoft.com/office/word/2020/wordml/sdtdatahash" xmlns:w16sdtfl="http://schemas.microsoft.com/office/word/2024/wordml/sdtformatlock" xmlns:w16se="http://schemas.microsoft.com/office/word/2015/wordml/symex" xmlns:wpg="http://schemas.microsoft.com/office/word/2010/wordprocessingGroup" xmlns:wpi="http://schemas.microsoft.com/office/word/2010/wordprocessingInk" xmlns:wne="http://schemas.microsoft.com/office/word/2006/wordml" xmlns:wps="http://schemas.microsoft.com/office/word/2010/wordprocessingShape" mc:Ignorable="w14 w15 w16se w16cid w16 w16cex w16sdtdh w16sdtfl w16du wp14">
+<w:document xmlns:wpc="http://schemas.microsoft.com/office/word/2010/wordprocessingCanvas" xmlns:cx="http://schemas.microsoft.com/office/drawing/2014/chartex" xmlns:cx1="http://schemas.microsoft.com/office/drawing/2015/9/8/chartex" xmlns:cx2="http://schemas.microsoft.com/office/drawing/2015/10/21/chartex" xmlns:cx3="http://schemas.microsoft.com/office/drawing/2016/5/9/chartex" xmlns:cx4="http://schemas.microsoft.com/office/drawing/2016/5/10/chartex" xmlns:cx5="http://schemas.microsoft.com/office/drawing/2016/5/11/chartex" xmlns:cx6="http://schemas.microsoft.com/office/drawing/2016/5/12/chartex" xmlns:cx7="http://schemas.microsoft.com/office/drawing/2016/5/13/chartex" xmlns:cx8="http://schemas.microsoft.com/office/drawing/2016/5/14/chartex" xmlns:mc="http://schemas.openxmlformats.org/markup-compatibility/2006" xmlns:aink="http://schemas.microsoft.com/office/drawing/2016/ink" xmlns:am3d="http://schemas.microsoft.com/office/drawing/2017/model3d" xmlns:o="urn:schemas-microsoft-com:office:office" xmlns:oel="http://schemas.microsoft.com/office/2019/extlst" xmlns:r="http://schemas.openxmlformats.org/officeDocument/2006/relationships" xmlns:m="http://schemas.openxmlformats.org/officeDocument/2006/math" xmlns:v="urn:schemas-microsoft-com:vml" xmlns:wp14="http://schemas.microsoft.com/office/word/2010/wordprocessingDrawing" xmlns:wp="http://schemas.openxmlformats.org/drawingml/2006/wordprocessingDrawing" xmlns:w10="urn:schemas-microsoft-com:office:word" xmlns:w="http://schemas.openxmlformats.org/wordprocessingml/2006/main" xmlns:w14="http://schemas.microsoft.com/office/word/2010/wordml" xmlns:w15="http://schemas.microsoft.com/office/word/2012/wordml" xmlns:w16cei="http://schemas.microsoft.com/office/word/2026/wordml/cei" xmlns:w16cex="http://schemas.microsoft.com/office/word/2018/wordml/cex" xmlns:w16cid="http://schemas.microsoft.com/office/word/2016/wordml/cid" xmlns:w16="http://schemas.microsoft.com/office/word/2018/wordml" xmlns:w16du="http://schemas.microsoft.com/office/word/2023/wordml/word16du" xmlns:w16sdtdh="http://schemas.microsoft.com/office/word/2020/wordml/sdtdatahash" xmlns:w16sdtfl="http://schemas.microsoft.com/office/word/2024/wordml/sdtformatlock" xmlns:w16se="http://schemas.microsoft.com/office/word/2015/wordml/symex" xmlns:wpg="http://schemas.microsoft.com/office/word/2010/wordprocessingGroup" xmlns:wpi="http://schemas.microsoft.com/office/word/2010/wordprocessingInk" xmlns:wne="http://schemas.microsoft.com/office/word/2006/wordml" xmlns:wps="http://schemas.microsoft.com/office/word/2010/wordprocessingShape" mc:Ignorable="w14 w15 w16se w16cid w16 w16cex w16sdtdh w16sdtfl w16du wp14">
   <w:body>
     <w:p>
       <w:pPr>
         <w:spacing w:after="120" w:line="360" w:lineRule="auto"/>
         <w:jc w:val="center"/>
         <w:rPr>
-          <w:rFonts w:ascii="Calibri" w:hAnsi="Calibri" w:cs="Calibri"/>
-          <w:b w:val="1"/>
-          <w:bCs w:val="1"/>
-          <w:color w:val="EE0000"/>
+          <w:b/>
+          <w:bCs/>
+          <w:color w:val="123A5F"/>
           <w:sz w:val="28"/>
           <w:szCs w:val="28"/>
           <w:lang w:val="en-US"/>
@@ -18,9 +17,8 @@
       </w:pPr>
       <w:r>
         <w:rPr>
-          <w:rFonts w:ascii="Arial" w:hAnsi="Arial" w:cs="Arial" w:eastAsia="Arial"/>
-          <w:b w:val="1"/>
-          <w:bCs w:val="1"/>
+          <w:b/>
+          <w:bCs/>
           <w:color w:val="123A5F"/>
           <w:sz w:val="28"/>
           <w:szCs w:val="28"/>
@@ -30,9 +28,8 @@
       </w:r>
       <w:r>
         <w:rPr>
-          <w:rFonts w:ascii="Arial" w:hAnsi="Arial" w:cs="Arial" w:eastAsia="Arial"/>
-          <w:b w:val="1"/>
-          <w:bCs w:val="1"/>
+          <w:b/>
+          <w:bCs/>
           <w:color w:val="123A5F"/>
           <w:sz w:val="28"/>
           <w:szCs w:val="28"/>
@@ -42,9 +39,8 @@
       </w:r>
       <w:r>
         <w:rPr>
-          <w:rFonts w:ascii="Arial" w:hAnsi="Arial" w:cs="Arial" w:eastAsia="Arial"/>
-          <w:b w:val="1"/>
-          <w:bCs w:val="1"/>
+          <w:b/>
+          <w:bCs/>
           <w:color w:val="123A5F"/>
           <w:sz w:val="28"/>
           <w:szCs w:val="28"/>
@@ -54,9 +50,8 @@
       </w:r>
       <w:r>
         <w:rPr>
-          <w:rFonts w:ascii="Arial" w:hAnsi="Arial" w:cs="Arial" w:eastAsia="Arial"/>
-          <w:b w:val="1"/>
-          <w:bCs w:val="1"/>
+          <w:b/>
+          <w:bCs/>
           <w:color w:val="123A5F"/>
           <w:sz w:val="28"/>
           <w:szCs w:val="28"/>
@@ -66,9 +61,8 @@
       </w:r>
       <w:r>
         <w:rPr>
-          <w:rFonts w:ascii="Arial" w:hAnsi="Arial" w:cs="Arial" w:eastAsia="Arial"/>
-          <w:b w:val="1"/>
-          <w:bCs w:val="1"/>
+          <w:b/>
+          <w:bCs/>
           <w:color w:val="123A5F"/>
           <w:sz w:val="28"/>
           <w:szCs w:val="28"/>
@@ -79,8 +73,173 @@
     </w:p>
     <w:p>
       <w:pPr>
+        <w:tabs>
+          <w:tab w:val="left" w:leader="underscore" w:pos="8505"/>
+        </w:tabs>
+        <w:spacing w:line="360" w:lineRule="auto"/>
         <w:rPr>
           <w:rFonts w:ascii="Calibri" w:hAnsi="Calibri" w:cs="Calibri"/>
+          <w:b/>
+          <w:bCs/>
+          <w:sz w:val="24"/>
+          <w:szCs w:val="24"/>
+        </w:rPr>
+      </w:pPr>
+      <w:r>
+        <w:rPr>
+          <w:b/>
+          <w:bCs/>
+          <w:color w:val="123A5F"/>
+          <w:sz w:val="24"/>
+          <w:szCs w:val="24"/>
+        </w:rPr>
+        <w:t>Studie-informatie</w:t>
+      </w:r>
+    </w:p>
+    <w:p>
+      <w:pPr>
+        <w:numPr>
+          <w:ilvl w:val="0"/>
+          <w:numId w:val="13"/>
+        </w:numPr>
+        <w:tabs>
+          <w:tab w:val="left" w:leader="underscore" w:pos="8505"/>
+        </w:tabs>
+        <w:spacing w:line="360" w:lineRule="auto"/>
+        <w:rPr>
+          <w:rFonts w:ascii="Calibri" w:hAnsi="Calibri" w:cs="Calibri"/>
+          <w:lang w:val="en-GB"/>
+        </w:rPr>
+      </w:pPr>
+      <w:r>
+        <w:rPr>
+          <w:color w:val="24303B"/>
+          <w:lang w:val="en-GB"/>
+        </w:rPr>
+        <w:t xml:space="preserve">Studie </w:t>
+      </w:r>
+      <w:proofErr w:type="spellStart"/>
+      <w:r>
+        <w:rPr>
+          <w:color w:val="24303B"/>
+          <w:lang w:val="en-GB"/>
+        </w:rPr>
+        <w:t>titel</w:t>
+      </w:r>
+      <w:proofErr w:type="spellEnd"/>
+      <w:r>
+        <w:rPr>
+          <w:color w:val="24303B"/>
+          <w:lang w:val="en-GB"/>
+        </w:rPr>
+        <w:t>: Towards Pressure-Adherence &amp; Education Driven Service in Diabetic Foot Disease (PARADISE trial)</w:t>
+      </w:r>
+    </w:p>
+    <w:p>
+      <w:pPr>
+        <w:numPr>
+          <w:ilvl w:val="0"/>
+          <w:numId w:val="13"/>
+        </w:numPr>
+        <w:tabs>
+          <w:tab w:val="left" w:leader="underscore" w:pos="8505"/>
+        </w:tabs>
+        <w:spacing w:line="360" w:lineRule="auto"/>
+        <w:rPr>
+          <w:rFonts w:ascii="Calibri" w:hAnsi="Calibri" w:cs="Calibri"/>
+        </w:rPr>
+      </w:pPr>
+      <w:r>
+        <w:rPr>
+          <w:color w:val="24303B"/>
+        </w:rPr>
+        <w:t>Protocolnummer: S71769</w:t>
+      </w:r>
+    </w:p>
+    <w:p>
+      <w:pPr>
+        <w:numPr>
+          <w:ilvl w:val="0"/>
+          <w:numId w:val="13"/>
+        </w:numPr>
+        <w:tabs>
+          <w:tab w:val="left" w:leader="underscore" w:pos="8505"/>
+        </w:tabs>
+        <w:spacing w:line="360" w:lineRule="auto"/>
+        <w:rPr>
+          <w:rFonts w:ascii="Calibri" w:hAnsi="Calibri" w:cs="Calibri"/>
+        </w:rPr>
+      </w:pPr>
+      <w:r>
+        <w:rPr>
+          <w:color w:val="24303B"/>
+        </w:rPr>
+        <w:t xml:space="preserve">Studielocatie: </w:t>
+      </w:r>
+      <w:r>
+        <w:rPr>
+          <w:color w:val="24303B"/>
+        </w:rPr>
+        <w:tab/>
+      </w:r>
+    </w:p>
+    <w:p>
+      <w:pPr>
+        <w:numPr>
+          <w:ilvl w:val="0"/>
+          <w:numId w:val="13"/>
+        </w:numPr>
+        <w:tabs>
+          <w:tab w:val="left" w:leader="underscore" w:pos="8505"/>
+        </w:tabs>
+        <w:spacing w:line="360" w:lineRule="auto"/>
+        <w:rPr>
+          <w:rFonts w:ascii="Calibri" w:hAnsi="Calibri" w:cs="Calibri"/>
+        </w:rPr>
+      </w:pPr>
+      <w:r>
+        <w:rPr>
+          <w:color w:val="24303B"/>
+        </w:rPr>
+        <w:t xml:space="preserve">Hoofdonderzoeker (PI): </w:t>
+      </w:r>
+      <w:r>
+        <w:rPr>
+          <w:color w:val="24303B"/>
+        </w:rPr>
+        <w:tab/>
+      </w:r>
+    </w:p>
+    <w:p>
+      <w:pPr>
+        <w:numPr>
+          <w:ilvl w:val="0"/>
+          <w:numId w:val="13"/>
+        </w:numPr>
+        <w:tabs>
+          <w:tab w:val="left" w:leader="underscore" w:pos="8505"/>
+        </w:tabs>
+        <w:spacing w:line="360" w:lineRule="auto"/>
+        <w:rPr>
+          <w:rFonts w:ascii="Calibri" w:hAnsi="Calibri" w:cs="Calibri"/>
+        </w:rPr>
+      </w:pPr>
+      <w:r>
+        <w:rPr>
+          <w:color w:val="24303B"/>
+        </w:rPr>
+        <w:t xml:space="preserve">Deelnemerscode: </w:t>
+      </w:r>
+      <w:r>
+        <w:rPr>
+          <w:color w:val="24303B"/>
+        </w:rPr>
+        <w:tab/>
+      </w:r>
+    </w:p>
+    <w:p>
+      <w:pPr>
+        <w:rPr>
           <w:color w:val="000000" w:themeColor="text1"/>
           <w:sz w:val="24"/>
           <w:szCs w:val="24"/>
@@ -88,26 +247,15 @@
       </w:pPr>
       <w:r>
         <w:rPr>
-          <w:rFonts w:ascii="Arial" w:hAnsi="Arial" w:cs="Arial" w:eastAsia="Arial"/>
-          <w:color w:val="000000" w:themeColor="text1" w:themeTint="FF" w:themeShade="FF"/>
+          <w:color w:val="000000" w:themeColor="text1"/>
           <w:sz w:val="24"/>
           <w:szCs w:val="24"/>
         </w:rPr>
-        <w:t xml:space="preserve">We willen graag weten wat u doet om </w:t>
+        <w:t xml:space="preserve">We willen graag weten wat u doet om uw voeten te </w:t>
       </w:r>
       <w:r>
         <w:rPr>
-          <w:rFonts w:ascii="Arial" w:hAnsi="Arial" w:cs="Arial" w:eastAsia="Arial"/>
-          <w:color w:val="000000" w:themeColor="text1" w:themeTint="FF" w:themeShade="FF"/>
-          <w:sz w:val="24"/>
-          <w:szCs w:val="24"/>
-        </w:rPr>
-        <w:t xml:space="preserve">uw voeten te </w:t>
-      </w:r>
-      <w:r>
-        <w:rPr>
-          <w:rFonts w:ascii="Calibri" w:hAnsi="Calibri" w:cs="Calibri"/>
-          <w:color w:val="000000" w:themeColor="text1" w:themeTint="FF" w:themeShade="FF"/>
+          <w:color w:val="000000" w:themeColor="text1"/>
           <w:sz w:val="24"/>
           <w:szCs w:val="24"/>
         </w:rPr>
@@ -115,8 +263,7 @@
       </w:r>
       <w:r>
         <w:rPr>
-          <w:rFonts w:ascii="Arial" w:hAnsi="Arial" w:cs="Arial" w:eastAsia="Arial"/>
-          <w:color w:val="000000" w:themeColor="text1" w:themeTint="FF" w:themeShade="FF"/>
+          <w:color w:val="000000" w:themeColor="text1"/>
           <w:sz w:val="24"/>
           <w:szCs w:val="24"/>
         </w:rPr>
@@ -124,8 +271,7 @@
       </w:r>
       <w:r>
         <w:rPr>
-          <w:rFonts w:ascii="Calibri" w:hAnsi="Calibri" w:cs="Calibri"/>
-          <w:color w:val="000000" w:themeColor="text1" w:themeTint="FF" w:themeShade="FF"/>
+          <w:color w:val="000000" w:themeColor="text1"/>
           <w:sz w:val="24"/>
           <w:szCs w:val="24"/>
         </w:rPr>
@@ -133,8 +279,7 @@
       </w:r>
       <w:r>
         <w:rPr>
-          <w:rFonts w:ascii="Arial" w:hAnsi="Arial" w:cs="Arial" w:eastAsia="Arial"/>
-          <w:color w:val="000000" w:themeColor="text1" w:themeTint="FF" w:themeShade="FF"/>
+          <w:color w:val="000000" w:themeColor="text1"/>
           <w:sz w:val="24"/>
           <w:szCs w:val="24"/>
         </w:rPr>
@@ -156,15 +301,15 @@
     </w:p>
     <w:tbl>
       <w:tblPr>
-        <w:tblStyle w:val="TableGrid"/>
+        <w:tblStyle w:val="Tabelraster"/>
         <w:tblW w:w="9072" w:type="dxa"/>
         <w:tblBorders>
-          <w:top w:val="none" w:color="auto" w:sz="0" w:space="0"/>
-          <w:left w:val="none" w:color="auto" w:sz="0" w:space="0"/>
-          <w:bottom w:val="none" w:color="auto" w:sz="0" w:space="0"/>
-          <w:right w:val="none" w:color="auto" w:sz="0" w:space="0"/>
-          <w:insideH w:val="none" w:color="auto" w:sz="0" w:space="0"/>
-          <w:insideV w:val="none" w:color="auto" w:sz="0" w:space="0"/>
+          <w:top w:val="none" w:sz="0" w:space="0" w:color="auto"/>
+          <w:left w:val="none" w:sz="0" w:space="0" w:color="auto"/>
+          <w:bottom w:val="none" w:sz="0" w:space="0" w:color="auto"/>
+          <w:right w:val="none" w:sz="0" w:space="0" w:color="auto"/>
+          <w:insideH w:val="none" w:sz="0" w:space="0" w:color="auto"/>
+          <w:insideV w:val="none" w:sz="0" w:space="0" w:color="auto"/>
         </w:tblBorders>
         <w:tblLook w:val="04A0" w:firstRow="1" w:lastRow="0" w:firstColumn="1" w:lastColumn="0" w:noHBand="0" w:noVBand="1"/>
       </w:tblPr>
@@ -180,45 +325,38 @@
             <w:tcW w:w="9072" w:type="dxa"/>
             <w:gridSpan w:val="4"/>
             <w:shd w:val="clear" w:color="auto" w:fill="E8E8E8" w:themeFill="background2"/>
-            <w:tcMar/>
-          </w:tcPr>
-          <w:p>
-            <w:pPr>
-              <w:spacing w:line="360" w:lineRule="auto"/>
-              <w:rPr>
-                <w:rFonts w:ascii="Calibri" w:hAnsi="Calibri" w:cs="Calibri"/>
-                <w:b w:val="1"/>
-                <w:bCs w:val="1"/>
+          </w:tcPr>
+          <w:p>
+            <w:pPr>
+              <w:spacing w:line="360" w:lineRule="auto"/>
+              <w:rPr>
+                <w:b/>
+                <w:bCs/>
                 <w:color w:val="000000" w:themeColor="text1"/>
                 <w:sz w:val="24"/>
                 <w:szCs w:val="24"/>
-                <w:lang w:val="en-US"/>
-              </w:rPr>
-            </w:pPr>
-            <w:r>
-              <w:rPr>
-                <w:rFonts w:ascii="Arial" w:hAnsi="Arial" w:cs="Arial" w:eastAsia="Arial"/>
-                <w:b w:val="1"/>
-                <w:bCs w:val="1"/>
+              </w:rPr>
+            </w:pPr>
+            <w:r>
+              <w:rPr>
+                <w:b/>
+                <w:bCs/>
                 <w:color w:val="123A5F"/>
-                <w:lang w:val="en-US"/>
               </w:rPr>
               <w:t xml:space="preserve">1. </w:t>
             </w:r>
             <w:r>
               <w:rPr>
-                <w:rFonts w:ascii="Calibri" w:hAnsi="Calibri" w:cs="Calibri"/>
-                <w:b w:val="1"/>
-                <w:bCs w:val="1"/>
-                <w:color w:val="000000" w:themeColor="text1" w:themeTint="FF" w:themeShade="FF"/>
+                <w:b/>
+                <w:bCs/>
+                <w:color w:val="123A5F"/>
               </w:rPr>
               <w:t>Controleert u uw voeten wel eens</w:t>
             </w:r>
             <w:r>
               <w:rPr>
-                <w:rFonts w:ascii="Arial" w:hAnsi="Arial" w:cs="Arial" w:eastAsia="Arial"/>
-                <w:b w:val="1"/>
-                <w:bCs w:val="1"/>
+                <w:b/>
+                <w:bCs/>
                 <w:color w:val="123A5F"/>
               </w:rPr>
               <w:t>?</w:t>
@@ -230,20 +368,18 @@
         <w:tc>
           <w:tcPr>
             <w:tcW w:w="2924" w:type="dxa"/>
-            <w:tcMar/>
-          </w:tcPr>
-          <w:p>
-            <w:pPr>
-              <w:spacing w:line="360" w:lineRule="auto"/>
-              <w:jc w:val="center"/>
-              <w:rPr>
-                <w:rFonts w:ascii="Calibri" w:hAnsi="Calibri" w:cs="Calibri"/>
-                <w:color w:val="000000" w:themeColor="text1"/>
-              </w:rPr>
-            </w:pPr>
-            <w:r>
-              <w:rPr>
-                <w:rFonts w:ascii="Arial" w:hAnsi="Arial" w:cs="Arial" w:eastAsia="Arial"/>
+          </w:tcPr>
+          <w:p>
+            <w:pPr>
+              <w:spacing w:line="360" w:lineRule="auto"/>
+              <w:jc w:val="center"/>
+              <w:rPr>
+                <w:rFonts w:ascii="Calibri" w:hAnsi="Calibri" w:cs="Calibri"/>
+                <w:color w:val="000000" w:themeColor="text1"/>
+              </w:rPr>
+            </w:pPr>
+            <w:r>
+              <w:rPr>
                 <w:color w:val="000000" w:themeColor="text1"/>
               </w:rPr>
               <w:t>Meer dan één keer per dag</w:t>
@@ -271,10 +407,11 @@
                   <w14:uncheckedState w14:val="2610" w14:font="MS Gothic"/>
                 </w14:checkbox>
               </w:sdtPr>
+              <w:sdtEndPr/>
               <w:sdtContent>
                 <w:r>
                   <w:rPr>
-                    <w:rFonts w:hint="eastAsia" w:ascii="MS Gothic" w:hAnsi="MS Gothic" w:eastAsia="MS Gothic" w:cs="Calibri"/>
+                    <w:rFonts w:ascii="MS Gothic" w:eastAsia="MS Gothic" w:hAnsi="MS Gothic" w:cs="Calibri" w:hint="eastAsia"/>
                     <w:lang w:val="nl-NL"/>
                   </w:rPr>
                   <w:t>☐</w:t>
@@ -286,20 +423,18 @@
         <w:tc>
           <w:tcPr>
             <w:tcW w:w="2046" w:type="dxa"/>
-            <w:tcMar/>
-          </w:tcPr>
-          <w:p>
-            <w:pPr>
-              <w:spacing w:line="360" w:lineRule="auto"/>
-              <w:jc w:val="center"/>
-              <w:rPr>
-                <w:rFonts w:ascii="Calibri" w:hAnsi="Calibri" w:cs="Calibri"/>
-                <w:color w:val="000000" w:themeColor="text1"/>
-              </w:rPr>
-            </w:pPr>
-            <w:r>
-              <w:rPr>
-                <w:rFonts w:ascii="Arial" w:hAnsi="Arial" w:cs="Arial" w:eastAsia="Arial"/>
+          </w:tcPr>
+          <w:p>
+            <w:pPr>
+              <w:spacing w:line="360" w:lineRule="auto"/>
+              <w:jc w:val="center"/>
+              <w:rPr>
+                <w:rFonts w:ascii="Calibri" w:hAnsi="Calibri" w:cs="Calibri"/>
+                <w:color w:val="000000" w:themeColor="text1"/>
+              </w:rPr>
+            </w:pPr>
+            <w:r>
+              <w:rPr>
                 <w:color w:val="000000" w:themeColor="text1"/>
               </w:rPr>
               <w:t>Eén keer per dag</w:t>
@@ -328,10 +463,11 @@
                   <w14:uncheckedState w14:val="2610" w14:font="MS Gothic"/>
                 </w14:checkbox>
               </w:sdtPr>
+              <w:sdtEndPr/>
               <w:sdtContent>
                 <w:r>
                   <w:rPr>
-                    <w:rFonts w:ascii="Segoe UI Symbol" w:hAnsi="Segoe UI Symbol" w:eastAsia="MS Gothic" w:cs="Segoe UI Symbol"/>
+                    <w:rFonts w:ascii="Segoe UI Symbol" w:eastAsia="MS Gothic" w:hAnsi="Segoe UI Symbol" w:cs="Segoe UI Symbol"/>
                     <w:lang w:val="nl-NL"/>
                   </w:rPr>
                   <w:t>☐</w:t>
@@ -343,20 +479,18 @@
         <w:tc>
           <w:tcPr>
             <w:tcW w:w="2053" w:type="dxa"/>
-            <w:tcMar/>
-          </w:tcPr>
-          <w:p>
-            <w:pPr>
-              <w:spacing w:line="360" w:lineRule="auto"/>
-              <w:jc w:val="center"/>
-              <w:rPr>
-                <w:rFonts w:ascii="Calibri" w:hAnsi="Calibri" w:cs="Calibri"/>
-                <w:color w:val="000000" w:themeColor="text1"/>
-              </w:rPr>
-            </w:pPr>
-            <w:r>
-              <w:rPr>
-                <w:rFonts w:ascii="Arial" w:hAnsi="Arial" w:cs="Arial" w:eastAsia="Arial"/>
+          </w:tcPr>
+          <w:p>
+            <w:pPr>
+              <w:spacing w:line="360" w:lineRule="auto"/>
+              <w:jc w:val="center"/>
+              <w:rPr>
+                <w:rFonts w:ascii="Calibri" w:hAnsi="Calibri" w:cs="Calibri"/>
+                <w:color w:val="000000" w:themeColor="text1"/>
+              </w:rPr>
+            </w:pPr>
+            <w:r>
+              <w:rPr>
                 <w:color w:val="000000" w:themeColor="text1"/>
               </w:rPr>
               <w:t>2–6 keer per week</w:t>
@@ -385,10 +519,11 @@
                   <w14:uncheckedState w14:val="2610" w14:font="MS Gothic"/>
                 </w14:checkbox>
               </w:sdtPr>
+              <w:sdtEndPr/>
               <w:sdtContent>
                 <w:r>
                   <w:rPr>
-                    <w:rFonts w:ascii="Segoe UI Symbol" w:hAnsi="Segoe UI Symbol" w:eastAsia="MS Gothic" w:cs="Segoe UI Symbol"/>
+                    <w:rFonts w:ascii="Segoe UI Symbol" w:eastAsia="MS Gothic" w:hAnsi="Segoe UI Symbol" w:cs="Segoe UI Symbol"/>
                     <w:lang w:val="nl-NL"/>
                   </w:rPr>
                   <w:t>☐</w:t>
@@ -400,20 +535,18 @@
         <w:tc>
           <w:tcPr>
             <w:tcW w:w="2049" w:type="dxa"/>
-            <w:tcMar/>
-          </w:tcPr>
-          <w:p>
-            <w:pPr>
-              <w:spacing w:line="360" w:lineRule="auto"/>
-              <w:jc w:val="center"/>
-              <w:rPr>
-                <w:rFonts w:ascii="Calibri" w:hAnsi="Calibri" w:cs="Calibri"/>
-                <w:color w:val="000000" w:themeColor="text1"/>
-              </w:rPr>
-            </w:pPr>
-            <w:r>
-              <w:rPr>
-                <w:rFonts w:ascii="Arial" w:hAnsi="Arial" w:cs="Arial" w:eastAsia="Arial"/>
+          </w:tcPr>
+          <w:p>
+            <w:pPr>
+              <w:spacing w:line="360" w:lineRule="auto"/>
+              <w:jc w:val="center"/>
+              <w:rPr>
+                <w:rFonts w:ascii="Calibri" w:hAnsi="Calibri" w:cs="Calibri"/>
+                <w:color w:val="000000" w:themeColor="text1"/>
+              </w:rPr>
+            </w:pPr>
+            <w:r>
+              <w:rPr>
                 <w:color w:val="000000" w:themeColor="text1"/>
               </w:rPr>
               <w:t>Eén keer per week of minder</w:t>
@@ -441,10 +574,11 @@
                   <w14:uncheckedState w14:val="2610" w14:font="MS Gothic"/>
                 </w14:checkbox>
               </w:sdtPr>
+              <w:sdtEndPr/>
               <w:sdtContent>
                 <w:r>
                   <w:rPr>
-                    <w:rFonts w:ascii="Segoe UI Symbol" w:hAnsi="Segoe UI Symbol" w:eastAsia="MS Gothic" w:cs="Segoe UI Symbol"/>
+                    <w:rFonts w:ascii="Segoe UI Symbol" w:eastAsia="MS Gothic" w:hAnsi="Segoe UI Symbol" w:cs="Segoe UI Symbol"/>
                     <w:lang w:val="nl-NL"/>
                   </w:rPr>
                   <w:t>☐</w:t>
@@ -470,35 +604,24 @@
             <w:tcW w:w="9072" w:type="dxa"/>
             <w:gridSpan w:val="4"/>
             <w:shd w:val="clear" w:color="auto" w:fill="E8E8E8" w:themeFill="background2"/>
-            <w:tcMar/>
-          </w:tcPr>
-          <w:p>
-            <w:pPr>
-              <w:spacing w:line="360" w:lineRule="auto"/>
-              <w:rPr>
-                <w:rFonts w:ascii="Calibri" w:hAnsi="Calibri" w:cs="Calibri"/>
-                <w:b w:val="1"/>
-                <w:bCs w:val="1"/>
-                <w:color w:val="000000" w:themeColor="text1"/>
-              </w:rPr>
-            </w:pPr>
-            <w:r>
-              <w:rPr>
-                <w:rFonts w:ascii="Arial" w:hAnsi="Arial" w:cs="Arial" w:eastAsia="Arial"/>
-                <w:b w:val="1"/>
-                <w:bCs w:val="1"/>
+          </w:tcPr>
+          <w:p>
+            <w:pPr>
+              <w:spacing w:line="360" w:lineRule="auto"/>
+              <w:rPr>
+                <w:rFonts w:ascii="Calibri" w:hAnsi="Calibri" w:cs="Calibri"/>
+                <w:b/>
+                <w:bCs/>
+                <w:color w:val="000000" w:themeColor="text1"/>
+              </w:rPr>
+            </w:pPr>
+            <w:r>
+              <w:rPr>
+                <w:b/>
+                <w:bCs/>
                 <w:color w:val="123A5F"/>
               </w:rPr>
-              <w:t xml:space="preserve">2. Controleert </w:t>
-            </w:r>
-            <w:r>
-              <w:rPr>
-                <w:rFonts w:ascii="Arial" w:hAnsi="Arial" w:cs="Arial" w:eastAsia="Arial"/>
-                <w:b w:val="1"/>
-                <w:bCs w:val="1"/>
-                <w:color w:val="123A5F"/>
-              </w:rPr>
-              <w:t>u uw schoenen vóór u ze aantrekt?</w:t>
+              <w:t>2. Controleert u uw schoenen vóór u ze aantrekt?</w:t>
             </w:r>
           </w:p>
         </w:tc>
@@ -507,21 +630,19 @@
         <w:tc>
           <w:tcPr>
             <w:tcW w:w="2924" w:type="dxa"/>
-            <w:tcMar/>
-          </w:tcPr>
-          <w:p>
-            <w:pPr>
-              <w:spacing w:line="360" w:lineRule="auto"/>
-              <w:jc w:val="center"/>
-              <w:rPr>
-                <w:rFonts w:ascii="Calibri" w:hAnsi="Calibri" w:cs="Calibri"/>
-                <w:color w:val="000000" w:themeColor="text1"/>
-                <w:lang w:val="en-US"/>
-              </w:rPr>
-            </w:pPr>
-            <w:r>
-              <w:rPr>
-                <w:rFonts w:ascii="Arial" w:hAnsi="Arial" w:cs="Arial" w:eastAsia="Arial"/>
+          </w:tcPr>
+          <w:p>
+            <w:pPr>
+              <w:spacing w:line="360" w:lineRule="auto"/>
+              <w:jc w:val="center"/>
+              <w:rPr>
+                <w:rFonts w:ascii="Calibri" w:hAnsi="Calibri" w:cs="Calibri"/>
+                <w:color w:val="000000" w:themeColor="text1"/>
+                <w:lang w:val="en-US"/>
+              </w:rPr>
+            </w:pPr>
+            <w:r>
+              <w:rPr>
                 <w:color w:val="000000" w:themeColor="text1"/>
                 <w:lang w:val="en-US"/>
               </w:rPr>
@@ -551,10 +672,11 @@
                   <w14:uncheckedState w14:val="2610" w14:font="MS Gothic"/>
                 </w14:checkbox>
               </w:sdtPr>
+              <w:sdtEndPr/>
               <w:sdtContent>
                 <w:r>
                   <w:rPr>
-                    <w:rFonts w:ascii="Segoe UI Symbol" w:hAnsi="Segoe UI Symbol" w:eastAsia="MS Gothic" w:cs="Segoe UI Symbol"/>
+                    <w:rFonts w:ascii="Segoe UI Symbol" w:eastAsia="MS Gothic" w:hAnsi="Segoe UI Symbol" w:cs="Segoe UI Symbol"/>
                     <w:lang w:val="nl-NL"/>
                   </w:rPr>
                   <w:t>☐</w:t>
@@ -566,21 +688,19 @@
         <w:tc>
           <w:tcPr>
             <w:tcW w:w="2046" w:type="dxa"/>
-            <w:tcMar/>
-          </w:tcPr>
-          <w:p>
-            <w:pPr>
-              <w:spacing w:line="360" w:lineRule="auto"/>
-              <w:jc w:val="center"/>
-              <w:rPr>
-                <w:rFonts w:ascii="Calibri" w:hAnsi="Calibri" w:cs="Calibri"/>
-                <w:color w:val="000000" w:themeColor="text1"/>
-                <w:lang w:val="en-US"/>
-              </w:rPr>
-            </w:pPr>
-            <w:r>
-              <w:rPr>
-                <w:rFonts w:ascii="Arial" w:hAnsi="Arial" w:cs="Arial" w:eastAsia="Arial"/>
+          </w:tcPr>
+          <w:p>
+            <w:pPr>
+              <w:spacing w:line="360" w:lineRule="auto"/>
+              <w:jc w:val="center"/>
+              <w:rPr>
+                <w:rFonts w:ascii="Calibri" w:hAnsi="Calibri" w:cs="Calibri"/>
+                <w:color w:val="000000" w:themeColor="text1"/>
+                <w:lang w:val="en-US"/>
+              </w:rPr>
+            </w:pPr>
+            <w:r>
+              <w:rPr>
                 <w:color w:val="000000" w:themeColor="text1"/>
                 <w:lang w:val="en-US"/>
               </w:rPr>
@@ -610,10 +730,11 @@
                   <w14:uncheckedState w14:val="2610" w14:font="MS Gothic"/>
                 </w14:checkbox>
               </w:sdtPr>
+              <w:sdtEndPr/>
               <w:sdtContent>
                 <w:r>
                   <w:rPr>
-                    <w:rFonts w:ascii="Segoe UI Symbol" w:hAnsi="Segoe UI Symbol" w:eastAsia="MS Gothic" w:cs="Segoe UI Symbol"/>
+                    <w:rFonts w:ascii="Segoe UI Symbol" w:eastAsia="MS Gothic" w:hAnsi="Segoe UI Symbol" w:cs="Segoe UI Symbol"/>
                     <w:lang w:val="nl-NL"/>
                   </w:rPr>
                   <w:t>☐</w:t>
@@ -625,7 +746,6 @@
         <w:tc>
           <w:tcPr>
             <w:tcW w:w="2053" w:type="dxa"/>
-            <w:tcMar/>
           </w:tcPr>
           <w:p>
             <w:pPr>
@@ -640,7 +760,6 @@
             <w:proofErr w:type="spellStart"/>
             <w:r>
               <w:rPr>
-                <w:rFonts w:ascii="Arial" w:hAnsi="Arial" w:cs="Arial" w:eastAsia="Arial"/>
                 <w:color w:val="000000" w:themeColor="text1"/>
                 <w:lang w:val="en-US"/>
               </w:rPr>
@@ -671,10 +790,11 @@
                   <w14:uncheckedState w14:val="2610" w14:font="MS Gothic"/>
                 </w14:checkbox>
               </w:sdtPr>
+              <w:sdtEndPr/>
               <w:sdtContent>
                 <w:r>
                   <w:rPr>
-                    <w:rFonts w:ascii="Segoe UI Symbol" w:hAnsi="Segoe UI Symbol" w:eastAsia="MS Gothic" w:cs="Segoe UI Symbol"/>
+                    <w:rFonts w:ascii="Segoe UI Symbol" w:eastAsia="MS Gothic" w:hAnsi="Segoe UI Symbol" w:cs="Segoe UI Symbol"/>
                     <w:lang w:val="nl-NL"/>
                   </w:rPr>
                   <w:t>☐</w:t>
@@ -686,21 +806,19 @@
         <w:tc>
           <w:tcPr>
             <w:tcW w:w="2049" w:type="dxa"/>
-            <w:tcMar/>
-          </w:tcPr>
-          <w:p>
-            <w:pPr>
-              <w:spacing w:line="360" w:lineRule="auto"/>
-              <w:jc w:val="center"/>
-              <w:rPr>
-                <w:rFonts w:ascii="Calibri" w:hAnsi="Calibri" w:cs="Calibri"/>
-                <w:color w:val="000000" w:themeColor="text1"/>
-                <w:lang w:val="en-US"/>
-              </w:rPr>
-            </w:pPr>
-            <w:r>
-              <w:rPr>
-                <w:rFonts w:ascii="Arial" w:hAnsi="Arial" w:cs="Arial" w:eastAsia="Arial"/>
+          </w:tcPr>
+          <w:p>
+            <w:pPr>
+              <w:spacing w:line="360" w:lineRule="auto"/>
+              <w:jc w:val="center"/>
+              <w:rPr>
+                <w:rFonts w:ascii="Calibri" w:hAnsi="Calibri" w:cs="Calibri"/>
+                <w:color w:val="000000" w:themeColor="text1"/>
+                <w:lang w:val="en-US"/>
+              </w:rPr>
+            </w:pPr>
+            <w:r>
+              <w:rPr>
                 <w:color w:val="000000" w:themeColor="text1"/>
                 <w:lang w:val="en-US"/>
               </w:rPr>
@@ -729,10 +847,11 @@
                   <w14:uncheckedState w14:val="2610" w14:font="MS Gothic"/>
                 </w14:checkbox>
               </w:sdtPr>
+              <w:sdtEndPr/>
               <w:sdtContent>
                 <w:r>
                   <w:rPr>
-                    <w:rFonts w:ascii="Segoe UI Symbol" w:hAnsi="Segoe UI Symbol" w:eastAsia="MS Gothic" w:cs="Segoe UI Symbol"/>
+                    <w:rFonts w:ascii="Segoe UI Symbol" w:eastAsia="MS Gothic" w:hAnsi="Segoe UI Symbol" w:cs="Segoe UI Symbol"/>
                     <w:lang w:val="nl-NL"/>
                   </w:rPr>
                   <w:t>☐</w:t>
@@ -759,15 +878,14 @@
             <w:tcW w:w="9072" w:type="dxa"/>
             <w:gridSpan w:val="4"/>
             <w:shd w:val="clear" w:color="auto" w:fill="E8E8E8" w:themeFill="background2"/>
-            <w:tcMar/>
-          </w:tcPr>
-          <w:p>
-            <w:pPr>
-              <w:spacing w:line="360" w:lineRule="auto"/>
-              <w:rPr>
-                <w:rFonts w:ascii="Calibri" w:hAnsi="Calibri" w:cs="Calibri"/>
-                <w:b w:val="1"/>
-                <w:bCs w:val="1"/>
+          </w:tcPr>
+          <w:p>
+            <w:pPr>
+              <w:spacing w:line="360" w:lineRule="auto"/>
+              <w:rPr>
+                <w:rFonts w:ascii="Calibri" w:hAnsi="Calibri" w:cs="Calibri"/>
+                <w:b/>
+                <w:bCs/>
                 <w:color w:val="000000" w:themeColor="text1"/>
                 <w:sz w:val="28"/>
                 <w:szCs w:val="28"/>
@@ -775,21 +893,11 @@
             </w:pPr>
             <w:r>
               <w:rPr>
-                <w:rFonts w:ascii="Arial" w:hAnsi="Arial" w:cs="Arial" w:eastAsia="Arial"/>
-                <w:b w:val="1"/>
-                <w:bCs w:val="1"/>
+                <w:b/>
+                <w:bCs/>
                 <w:color w:val="123A5F"/>
               </w:rPr>
-              <w:t xml:space="preserve">3. Controleert </w:t>
-            </w:r>
-            <w:r>
-              <w:rPr>
-                <w:rFonts w:ascii="Arial" w:hAnsi="Arial" w:cs="Arial" w:eastAsia="Arial"/>
-                <w:b w:val="1"/>
-                <w:bCs w:val="1"/>
-                <w:color w:val="123A5F"/>
-              </w:rPr>
-              <w:t>u uw schoenen wanneer u ze uittrekt?</w:t>
+              <w:t>3. Controleert u uw schoenen wanneer u ze uittrekt?</w:t>
             </w:r>
           </w:p>
         </w:tc>
@@ -798,21 +906,19 @@
         <w:tc>
           <w:tcPr>
             <w:tcW w:w="2924" w:type="dxa"/>
-            <w:tcMar/>
-          </w:tcPr>
-          <w:p>
-            <w:pPr>
-              <w:spacing w:line="360" w:lineRule="auto"/>
-              <w:jc w:val="center"/>
-              <w:rPr>
-                <w:rFonts w:ascii="Calibri" w:hAnsi="Calibri" w:cs="Calibri"/>
-                <w:color w:val="000000" w:themeColor="text1"/>
-                <w:lang w:val="en-US"/>
-              </w:rPr>
-            </w:pPr>
-            <w:r>
-              <w:rPr>
-                <w:rFonts w:ascii="Arial" w:hAnsi="Arial" w:cs="Arial" w:eastAsia="Arial"/>
+          </w:tcPr>
+          <w:p>
+            <w:pPr>
+              <w:spacing w:line="360" w:lineRule="auto"/>
+              <w:jc w:val="center"/>
+              <w:rPr>
+                <w:rFonts w:ascii="Calibri" w:hAnsi="Calibri" w:cs="Calibri"/>
+                <w:color w:val="000000" w:themeColor="text1"/>
+                <w:lang w:val="en-US"/>
+              </w:rPr>
+            </w:pPr>
+            <w:r>
+              <w:rPr>
                 <w:color w:val="000000" w:themeColor="text1"/>
                 <w:lang w:val="en-US"/>
               </w:rPr>
@@ -842,10 +948,11 @@
                   <w14:uncheckedState w14:val="2610" w14:font="MS Gothic"/>
                 </w14:checkbox>
               </w:sdtPr>
+              <w:sdtEndPr/>
               <w:sdtContent>
                 <w:r>
                   <w:rPr>
-                    <w:rFonts w:ascii="Segoe UI Symbol" w:hAnsi="Segoe UI Symbol" w:eastAsia="MS Gothic" w:cs="Segoe UI Symbol"/>
+                    <w:rFonts w:ascii="Segoe UI Symbol" w:eastAsia="MS Gothic" w:hAnsi="Segoe UI Symbol" w:cs="Segoe UI Symbol"/>
                     <w:lang w:val="nl-NL"/>
                   </w:rPr>
                   <w:t>☐</w:t>
@@ -857,21 +964,19 @@
         <w:tc>
           <w:tcPr>
             <w:tcW w:w="2046" w:type="dxa"/>
-            <w:tcMar/>
-          </w:tcPr>
-          <w:p>
-            <w:pPr>
-              <w:spacing w:line="360" w:lineRule="auto"/>
-              <w:jc w:val="center"/>
-              <w:rPr>
-                <w:rFonts w:ascii="Calibri" w:hAnsi="Calibri" w:cs="Calibri"/>
-                <w:color w:val="000000" w:themeColor="text1"/>
-                <w:lang w:val="en-US"/>
-              </w:rPr>
-            </w:pPr>
-            <w:r>
-              <w:rPr>
-                <w:rFonts w:ascii="Arial" w:hAnsi="Arial" w:cs="Arial" w:eastAsia="Arial"/>
+          </w:tcPr>
+          <w:p>
+            <w:pPr>
+              <w:spacing w:line="360" w:lineRule="auto"/>
+              <w:jc w:val="center"/>
+              <w:rPr>
+                <w:rFonts w:ascii="Calibri" w:hAnsi="Calibri" w:cs="Calibri"/>
+                <w:color w:val="000000" w:themeColor="text1"/>
+                <w:lang w:val="en-US"/>
+              </w:rPr>
+            </w:pPr>
+            <w:r>
+              <w:rPr>
                 <w:color w:val="000000" w:themeColor="text1"/>
                 <w:lang w:val="en-US"/>
               </w:rPr>
@@ -901,10 +1006,11 @@
                   <w14:uncheckedState w14:val="2610" w14:font="MS Gothic"/>
                 </w14:checkbox>
               </w:sdtPr>
+              <w:sdtEndPr/>
               <w:sdtContent>
                 <w:r>
                   <w:rPr>
-                    <w:rFonts w:ascii="Segoe UI Symbol" w:hAnsi="Segoe UI Symbol" w:eastAsia="MS Gothic" w:cs="Segoe UI Symbol"/>
+                    <w:rFonts w:ascii="Segoe UI Symbol" w:eastAsia="MS Gothic" w:hAnsi="Segoe UI Symbol" w:cs="Segoe UI Symbol"/>
                     <w:lang w:val="nl-NL"/>
                   </w:rPr>
                   <w:t>☐</w:t>
@@ -916,7 +1022,6 @@
         <w:tc>
           <w:tcPr>
             <w:tcW w:w="2053" w:type="dxa"/>
-            <w:tcMar/>
           </w:tcPr>
           <w:p>
             <w:pPr>
@@ -931,7 +1036,6 @@
             <w:proofErr w:type="spellStart"/>
             <w:r>
               <w:rPr>
-                <w:rFonts w:ascii="Arial" w:hAnsi="Arial" w:cs="Arial" w:eastAsia="Arial"/>
                 <w:color w:val="000000" w:themeColor="text1"/>
                 <w:lang w:val="en-US"/>
               </w:rPr>
@@ -962,10 +1066,11 @@
                   <w14:uncheckedState w14:val="2610" w14:font="MS Gothic"/>
                 </w14:checkbox>
               </w:sdtPr>
+              <w:sdtEndPr/>
               <w:sdtContent>
                 <w:r>
                   <w:rPr>
-                    <w:rFonts w:ascii="Segoe UI Symbol" w:hAnsi="Segoe UI Symbol" w:eastAsia="MS Gothic" w:cs="Segoe UI Symbol"/>
+                    <w:rFonts w:ascii="Segoe UI Symbol" w:eastAsia="MS Gothic" w:hAnsi="Segoe UI Symbol" w:cs="Segoe UI Symbol"/>
                     <w:lang w:val="nl-NL"/>
                   </w:rPr>
                   <w:t>☐</w:t>
@@ -977,21 +1082,19 @@
         <w:tc>
           <w:tcPr>
             <w:tcW w:w="2049" w:type="dxa"/>
-            <w:tcMar/>
-          </w:tcPr>
-          <w:p>
-            <w:pPr>
-              <w:spacing w:line="360" w:lineRule="auto"/>
-              <w:jc w:val="center"/>
-              <w:rPr>
-                <w:rFonts w:ascii="Calibri" w:hAnsi="Calibri" w:cs="Calibri"/>
-                <w:color w:val="000000" w:themeColor="text1"/>
-                <w:lang w:val="en-US"/>
-              </w:rPr>
-            </w:pPr>
-            <w:r>
-              <w:rPr>
-                <w:rFonts w:ascii="Arial" w:hAnsi="Arial" w:cs="Arial" w:eastAsia="Arial"/>
+          </w:tcPr>
+          <w:p>
+            <w:pPr>
+              <w:spacing w:line="360" w:lineRule="auto"/>
+              <w:jc w:val="center"/>
+              <w:rPr>
+                <w:rFonts w:ascii="Calibri" w:hAnsi="Calibri" w:cs="Calibri"/>
+                <w:color w:val="000000" w:themeColor="text1"/>
+                <w:lang w:val="en-US"/>
+              </w:rPr>
+            </w:pPr>
+            <w:r>
+              <w:rPr>
                 <w:color w:val="000000" w:themeColor="text1"/>
                 <w:lang w:val="en-US"/>
               </w:rPr>
@@ -1020,10 +1123,11 @@
                   <w14:uncheckedState w14:val="2610" w14:font="MS Gothic"/>
                 </w14:checkbox>
               </w:sdtPr>
+              <w:sdtEndPr/>
               <w:sdtContent>
                 <w:r>
                   <w:rPr>
-                    <w:rFonts w:ascii="Segoe UI Symbol" w:hAnsi="Segoe UI Symbol" w:eastAsia="MS Gothic" w:cs="Segoe UI Symbol"/>
+                    <w:rFonts w:ascii="Segoe UI Symbol" w:eastAsia="MS Gothic" w:hAnsi="Segoe UI Symbol" w:cs="Segoe UI Symbol"/>
                     <w:lang w:val="nl-NL"/>
                   </w:rPr>
                   <w:t>☐</w:t>
@@ -1050,15 +1154,14 @@
             <w:tcW w:w="9072" w:type="dxa"/>
             <w:gridSpan w:val="4"/>
             <w:shd w:val="clear" w:color="auto" w:fill="E8E8E8" w:themeFill="background2"/>
-            <w:tcMar/>
-          </w:tcPr>
-          <w:p>
-            <w:pPr>
-              <w:spacing w:line="360" w:lineRule="auto"/>
-              <w:rPr>
-                <w:rFonts w:ascii="Calibri" w:hAnsi="Calibri" w:cs="Calibri"/>
-                <w:b w:val="1"/>
-                <w:bCs w:val="1"/>
+          </w:tcPr>
+          <w:p>
+            <w:pPr>
+              <w:spacing w:line="360" w:lineRule="auto"/>
+              <w:rPr>
+                <w:rFonts w:ascii="Calibri" w:hAnsi="Calibri" w:cs="Calibri"/>
+                <w:b/>
+                <w:bCs/>
                 <w:color w:val="000000" w:themeColor="text1"/>
                 <w:sz w:val="28"/>
                 <w:szCs w:val="28"/>
@@ -1067,9 +1170,8 @@
             </w:pPr>
             <w:r>
               <w:rPr>
-                <w:rFonts w:ascii="Arial" w:hAnsi="Arial" w:cs="Arial" w:eastAsia="Arial"/>
-                <w:b w:val="1"/>
-                <w:bCs w:val="1"/>
+                <w:b/>
+                <w:bCs/>
                 <w:color w:val="123A5F"/>
                 <w:lang w:val="en-US"/>
               </w:rPr>
@@ -1077,21 +1179,27 @@
             </w:r>
             <w:r>
               <w:rPr>
-                <w:rFonts w:ascii="Arial" w:hAnsi="Arial" w:cs="Arial" w:eastAsia="Arial"/>
-                <w:b w:val="1"/>
-                <w:bCs w:val="1"/>
+                <w:b/>
+                <w:bCs/>
                 <w:color w:val="123A5F"/>
               </w:rPr>
-              <w:t xml:space="preserve">Wast </w:t>
-            </w:r>
-            <w:r>
-              <w:rPr>
-                <w:rFonts w:ascii="Arial" w:hAnsi="Arial" w:cs="Arial" w:eastAsia="Arial"/>
-                <w:b w:val="1"/>
-                <w:bCs w:val="1"/>
+              <w:t xml:space="preserve">Wast u uw </w:t>
+            </w:r>
+            <w:r>
+              <w:rPr>
+                <w:b/>
+                <w:bCs/>
                 <w:color w:val="123A5F"/>
               </w:rPr>
-              <w:t>u uw voeten?</w:t>
+              <w:t>voeten</w:t>
+            </w:r>
+            <w:r>
+              <w:rPr>
+                <w:b/>
+                <w:bCs/>
+                <w:color w:val="123A5F"/>
+              </w:rPr>
+              <w:t>?</w:t>
             </w:r>
           </w:p>
         </w:tc>
@@ -1100,20 +1208,18 @@
         <w:tc>
           <w:tcPr>
             <w:tcW w:w="2924" w:type="dxa"/>
-            <w:tcMar/>
-          </w:tcPr>
-          <w:p>
-            <w:pPr>
-              <w:spacing w:line="360" w:lineRule="auto"/>
-              <w:jc w:val="center"/>
-              <w:rPr>
-                <w:rFonts w:ascii="Calibri" w:hAnsi="Calibri" w:cs="Calibri"/>
-                <w:color w:val="000000" w:themeColor="text1"/>
-              </w:rPr>
-            </w:pPr>
-            <w:r>
-              <w:rPr>
-                <w:rFonts w:ascii="Arial" w:hAnsi="Arial" w:cs="Arial" w:eastAsia="Arial"/>
+          </w:tcPr>
+          <w:p>
+            <w:pPr>
+              <w:spacing w:line="360" w:lineRule="auto"/>
+              <w:jc w:val="center"/>
+              <w:rPr>
+                <w:rFonts w:ascii="Calibri" w:hAnsi="Calibri" w:cs="Calibri"/>
+                <w:color w:val="000000" w:themeColor="text1"/>
+              </w:rPr>
+            </w:pPr>
+            <w:r>
+              <w:rPr>
                 <w:color w:val="000000" w:themeColor="text1"/>
               </w:rPr>
               <w:t>Meer dan één keer per dag</w:t>
@@ -1141,10 +1247,11 @@
                   <w14:uncheckedState w14:val="2610" w14:font="MS Gothic"/>
                 </w14:checkbox>
               </w:sdtPr>
+              <w:sdtEndPr/>
               <w:sdtContent>
                 <w:r>
                   <w:rPr>
-                    <w:rFonts w:ascii="Segoe UI Symbol" w:hAnsi="Segoe UI Symbol" w:eastAsia="MS Gothic" w:cs="Segoe UI Symbol"/>
+                    <w:rFonts w:ascii="Segoe UI Symbol" w:eastAsia="MS Gothic" w:hAnsi="Segoe UI Symbol" w:cs="Segoe UI Symbol"/>
                     <w:lang w:val="nl-NL"/>
                   </w:rPr>
                   <w:t>☐</w:t>
@@ -1156,20 +1263,18 @@
         <w:tc>
           <w:tcPr>
             <w:tcW w:w="2046" w:type="dxa"/>
-            <w:tcMar/>
-          </w:tcPr>
-          <w:p>
-            <w:pPr>
-              <w:spacing w:line="360" w:lineRule="auto"/>
-              <w:jc w:val="center"/>
-              <w:rPr>
-                <w:rFonts w:ascii="Calibri" w:hAnsi="Calibri" w:cs="Calibri"/>
-                <w:color w:val="000000" w:themeColor="text1"/>
-              </w:rPr>
-            </w:pPr>
-            <w:r>
-              <w:rPr>
-                <w:rFonts w:ascii="Arial" w:hAnsi="Arial" w:cs="Arial" w:eastAsia="Arial"/>
+          </w:tcPr>
+          <w:p>
+            <w:pPr>
+              <w:spacing w:line="360" w:lineRule="auto"/>
+              <w:jc w:val="center"/>
+              <w:rPr>
+                <w:rFonts w:ascii="Calibri" w:hAnsi="Calibri" w:cs="Calibri"/>
+                <w:color w:val="000000" w:themeColor="text1"/>
+              </w:rPr>
+            </w:pPr>
+            <w:r>
+              <w:rPr>
                 <w:color w:val="000000" w:themeColor="text1"/>
               </w:rPr>
               <w:t>Eén keer per dag</w:t>
@@ -1198,10 +1303,11 @@
                   <w14:uncheckedState w14:val="2610" w14:font="MS Gothic"/>
                 </w14:checkbox>
               </w:sdtPr>
+              <w:sdtEndPr/>
               <w:sdtContent>
                 <w:r>
                   <w:rPr>
-                    <w:rFonts w:ascii="Segoe UI Symbol" w:hAnsi="Segoe UI Symbol" w:eastAsia="MS Gothic" w:cs="Segoe UI Symbol"/>
+                    <w:rFonts w:ascii="Segoe UI Symbol" w:eastAsia="MS Gothic" w:hAnsi="Segoe UI Symbol" w:cs="Segoe UI Symbol"/>
                     <w:lang w:val="nl-NL"/>
                   </w:rPr>
                   <w:t>☐</w:t>
@@ -1213,28 +1319,19 @@
         <w:tc>
           <w:tcPr>
             <w:tcW w:w="2053" w:type="dxa"/>
-            <w:tcMar/>
-          </w:tcPr>
-          <w:p>
-            <w:pPr>
-              <w:pStyle w:val="Normal"/>
-              <w:suppressLineNumbers w:val="0"/>
-              <w:bidi w:val="0"/>
-              <w:spacing w:before="0" w:beforeAutospacing="off" w:after="0" w:afterAutospacing="off" w:line="360" w:lineRule="auto"/>
-              <w:ind w:left="0" w:right="0"/>
-              <w:jc w:val="center"/>
-              <w:rPr>
-                <w:rFonts w:ascii="Calibri" w:hAnsi="Calibri" w:eastAsia="Calibri" w:cs="Calibri"/>
-                <w:noProof w:val="0"/>
-                <w:sz w:val="22"/>
-                <w:szCs w:val="22"/>
-                <w:lang w:val="nl-BE"/>
-              </w:rPr>
-            </w:pPr>
-            <w:r>
-              <w:rPr>
-                <w:rFonts w:ascii="Calibri" w:hAnsi="Calibri" w:cs="Calibri"/>
-                <w:color w:val="000000" w:themeColor="text1" w:themeTint="FF" w:themeShade="FF"/>
+          </w:tcPr>
+          <w:p>
+            <w:pPr>
+              <w:spacing w:line="360" w:lineRule="auto"/>
+              <w:jc w:val="center"/>
+              <w:rPr>
+                <w:rFonts w:ascii="Calibri" w:eastAsia="Calibri" w:hAnsi="Calibri" w:cs="Calibri"/>
+              </w:rPr>
+            </w:pPr>
+            <w:r>
+              <w:rPr>
+                <w:rFonts w:ascii="Calibri" w:hAnsi="Calibri" w:cs="Calibri"/>
+                <w:color w:val="000000" w:themeColor="text1"/>
               </w:rPr>
               <w:t>Op de meeste dagen</w:t>
             </w:r>
@@ -1262,10 +1359,11 @@
                   <w14:uncheckedState w14:val="2610" w14:font="MS Gothic"/>
                 </w14:checkbox>
               </w:sdtPr>
+              <w:sdtEndPr/>
               <w:sdtContent>
                 <w:r>
                   <w:rPr>
-                    <w:rFonts w:ascii="Segoe UI Symbol" w:hAnsi="Segoe UI Symbol" w:eastAsia="MS Gothic" w:cs="Segoe UI Symbol"/>
+                    <w:rFonts w:ascii="Segoe UI Symbol" w:eastAsia="MS Gothic" w:hAnsi="Segoe UI Symbol" w:cs="Segoe UI Symbol"/>
                     <w:lang w:val="nl-NL"/>
                   </w:rPr>
                   <w:t>☐</w:t>
@@ -1277,20 +1375,18 @@
         <w:tc>
           <w:tcPr>
             <w:tcW w:w="2049" w:type="dxa"/>
-            <w:tcMar/>
-          </w:tcPr>
-          <w:p>
-            <w:pPr>
-              <w:spacing w:line="360" w:lineRule="auto"/>
-              <w:jc w:val="center"/>
-              <w:rPr>
-                <w:rFonts w:ascii="Calibri" w:hAnsi="Calibri" w:cs="Calibri"/>
-                <w:color w:val="000000" w:themeColor="text1"/>
-              </w:rPr>
-            </w:pPr>
-            <w:r>
-              <w:rPr>
-                <w:rFonts w:ascii="Arial" w:hAnsi="Arial" w:cs="Arial" w:eastAsia="Arial"/>
+          </w:tcPr>
+          <w:p>
+            <w:pPr>
+              <w:spacing w:line="360" w:lineRule="auto"/>
+              <w:jc w:val="center"/>
+              <w:rPr>
+                <w:rFonts w:ascii="Calibri" w:hAnsi="Calibri" w:cs="Calibri"/>
+                <w:color w:val="000000" w:themeColor="text1"/>
+              </w:rPr>
+            </w:pPr>
+            <w:r>
+              <w:rPr>
                 <w:color w:val="000000" w:themeColor="text1"/>
               </w:rPr>
               <w:t>Enkele dagen per week</w:t>
@@ -1318,10 +1414,11 @@
                   <w14:uncheckedState w14:val="2610" w14:font="MS Gothic"/>
                 </w14:checkbox>
               </w:sdtPr>
+              <w:sdtEndPr/>
               <w:sdtContent>
                 <w:r>
                   <w:rPr>
-                    <w:rFonts w:ascii="Segoe UI Symbol" w:hAnsi="Segoe UI Symbol" w:eastAsia="MS Gothic" w:cs="Segoe UI Symbol"/>
+                    <w:rFonts w:ascii="Segoe UI Symbol" w:eastAsia="MS Gothic" w:hAnsi="Segoe UI Symbol" w:cs="Segoe UI Symbol"/>
                     <w:lang w:val="nl-NL"/>
                   </w:rPr>
                   <w:t>☐</w:t>
@@ -1347,183 +1444,64 @@
             <w:tcW w:w="9072" w:type="dxa"/>
             <w:gridSpan w:val="4"/>
             <w:shd w:val="clear" w:color="auto" w:fill="E8E8E8" w:themeFill="background2"/>
-            <w:tcMar/>
-          </w:tcPr>
-          <w:p>
-            <w:pPr>
-              <w:pStyle w:val="Normal"/>
-              <w:suppressLineNumbers w:val="0"/>
-              <w:bidi w:val="0"/>
-              <w:spacing w:before="0" w:beforeAutospacing="off" w:after="0" w:afterAutospacing="off" w:line="360" w:lineRule="auto"/>
-              <w:ind w:left="0" w:right="0"/>
-              <w:jc w:val="left"/>
-              <w:rPr>
-                <w:rFonts w:ascii="Calibri" w:hAnsi="Calibri" w:cs="Calibri"/>
-                <w:b w:val="1"/>
-                <w:bCs w:val="1"/>
-                <w:color w:val="000000" w:themeColor="text1" w:themeTint="FF" w:themeShade="FF"/>
-                <w:lang w:val="en-US"/>
-              </w:rPr>
-            </w:pPr>
-            <w:r>
-              <w:rPr>
-                <w:rFonts w:ascii="Arial" w:hAnsi="Arial" w:cs="Arial" w:eastAsia="Arial"/>
-                <w:b w:val="1"/>
-                <w:bCs w:val="1"/>
+          </w:tcPr>
+          <w:p>
+            <w:pPr>
+              <w:spacing w:line="360" w:lineRule="auto"/>
+              <w:rPr>
+                <w:b/>
+                <w:bCs/>
+                <w:color w:val="000000" w:themeColor="text1"/>
+              </w:rPr>
+            </w:pPr>
+            <w:r>
+              <w:rPr>
+                <w:b/>
+                <w:bCs/>
                 <w:color w:val="123A5F"/>
-                <w:lang w:val="en-US"/>
-              </w:rPr>
+              </w:rPr>
+              <w:lastRenderedPageBreak/>
               <w:t xml:space="preserve">5. </w:t>
             </w:r>
             <w:r>
               <w:rPr>
-                <w:rFonts w:ascii="Calibri" w:hAnsi="Calibri" w:cs="Calibri"/>
-                <w:b w:val="1"/>
-                <w:bCs w:val="1"/>
-                <w:color w:val="000000" w:themeColor="text1" w:themeTint="FF" w:themeShade="FF"/>
-                <w:lang w:val="en-US"/>
+                <w:b/>
+                <w:bCs/>
+                <w:color w:val="123A5F"/>
               </w:rPr>
               <w:t>Controleer</w:t>
             </w:r>
             <w:r>
               <w:rPr>
-                <w:rFonts w:ascii="Calibri" w:hAnsi="Calibri" w:cs="Calibri"/>
-                <w:b w:val="1"/>
-                <w:bCs w:val="1"/>
-                <w:color w:val="000000" w:themeColor="text1" w:themeTint="FF" w:themeShade="FF"/>
-                <w:lang w:val="en-US"/>
+                <w:b/>
+                <w:bCs/>
+                <w:color w:val="123A5F"/>
               </w:rPr>
               <w:t>t u</w:t>
             </w:r>
             <w:r>
               <w:rPr>
-                <w:rFonts w:ascii="Calibri" w:hAnsi="Calibri" w:cs="Calibri"/>
-                <w:b w:val="1"/>
-                <w:bCs w:val="1"/>
-                <w:color w:val="000000" w:themeColor="text1" w:themeTint="FF" w:themeShade="FF"/>
-                <w:lang w:val="en-US"/>
+                <w:b/>
+                <w:bCs/>
+                <w:color w:val="123A5F"/>
               </w:rPr>
               <w:t xml:space="preserve"> of </w:t>
             </w:r>
             <w:r>
               <w:rPr>
-                <w:rFonts w:ascii="Calibri" w:hAnsi="Calibri" w:cs="Calibri"/>
-                <w:b w:val="1"/>
-                <w:bCs w:val="1"/>
-                <w:color w:val="000000" w:themeColor="text1" w:themeTint="FF" w:themeShade="FF"/>
-                <w:lang w:val="en-US"/>
+                <w:b/>
+                <w:bCs/>
+                <w:color w:val="123A5F"/>
               </w:rPr>
               <w:t>uw</w:t>
             </w:r>
             <w:r>
               <w:rPr>
-                <w:rFonts w:ascii="Calibri" w:hAnsi="Calibri" w:cs="Calibri"/>
-                <w:b w:val="1"/>
-                <w:bCs w:val="1"/>
-                <w:color w:val="000000" w:themeColor="text1" w:themeTint="FF" w:themeShade="FF"/>
-                <w:lang w:val="en-US"/>
-              </w:rPr>
-              <w:t xml:space="preserve"> </w:t>
-            </w:r>
-            <w:r>
-              <w:rPr>
-                <w:rFonts w:ascii="Calibri" w:hAnsi="Calibri" w:cs="Calibri"/>
-                <w:b w:val="1"/>
-                <w:bCs w:val="1"/>
-                <w:color w:val="000000" w:themeColor="text1" w:themeTint="FF" w:themeShade="FF"/>
-                <w:lang w:val="en-US"/>
-              </w:rPr>
-              <w:t>voeten</w:t>
-            </w:r>
-            <w:r>
-              <w:rPr>
-                <w:rFonts w:ascii="Calibri" w:hAnsi="Calibri" w:cs="Calibri"/>
-                <w:b w:val="1"/>
-                <w:bCs w:val="1"/>
-                <w:color w:val="000000" w:themeColor="text1" w:themeTint="FF" w:themeShade="FF"/>
-                <w:lang w:val="en-US"/>
-              </w:rPr>
-              <w:t xml:space="preserve"> </w:t>
-            </w:r>
-            <w:r>
-              <w:rPr>
-                <w:rFonts w:ascii="Calibri" w:hAnsi="Calibri" w:cs="Calibri"/>
-                <w:b w:val="1"/>
-                <w:bCs w:val="1"/>
-                <w:color w:val="000000" w:themeColor="text1" w:themeTint="FF" w:themeShade="FF"/>
-                <w:lang w:val="en-US"/>
-              </w:rPr>
-              <w:t>droog</w:t>
-            </w:r>
-            <w:r>
-              <w:rPr>
-                <w:rFonts w:ascii="Calibri" w:hAnsi="Calibri" w:cs="Calibri"/>
-                <w:b w:val="1"/>
-                <w:bCs w:val="1"/>
-                <w:color w:val="000000" w:themeColor="text1" w:themeTint="FF" w:themeShade="FF"/>
-                <w:lang w:val="en-US"/>
-              </w:rPr>
-              <w:t xml:space="preserve"> </w:t>
-            </w:r>
-            <w:r>
-              <w:rPr>
-                <w:rFonts w:ascii="Calibri" w:hAnsi="Calibri" w:cs="Calibri"/>
-                <w:b w:val="1"/>
-                <w:bCs w:val="1"/>
-                <w:color w:val="000000" w:themeColor="text1" w:themeTint="FF" w:themeShade="FF"/>
-                <w:lang w:val="en-US"/>
-              </w:rPr>
-              <w:t>zijn</w:t>
-            </w:r>
-            <w:r>
-              <w:rPr>
-                <w:rFonts w:ascii="Calibri" w:hAnsi="Calibri" w:cs="Calibri"/>
-                <w:b w:val="1"/>
-                <w:bCs w:val="1"/>
-                <w:color w:val="000000" w:themeColor="text1" w:themeTint="FF" w:themeShade="FF"/>
-                <w:lang w:val="en-US"/>
-              </w:rPr>
-              <w:t xml:space="preserve"> </w:t>
-            </w:r>
-            <w:r>
-              <w:rPr>
-                <w:rFonts w:ascii="Calibri" w:hAnsi="Calibri" w:cs="Calibri"/>
-                <w:b w:val="1"/>
-                <w:bCs w:val="1"/>
-                <w:color w:val="000000" w:themeColor="text1" w:themeTint="FF" w:themeShade="FF"/>
-                <w:lang w:val="en-US"/>
-              </w:rPr>
-              <w:t>na</w:t>
-            </w:r>
-            <w:r>
-              <w:rPr>
-                <w:rFonts w:ascii="Calibri" w:hAnsi="Calibri" w:cs="Calibri"/>
-                <w:b w:val="1"/>
-                <w:bCs w:val="1"/>
-                <w:color w:val="000000" w:themeColor="text1" w:themeTint="FF" w:themeShade="FF"/>
-                <w:lang w:val="en-US"/>
-              </w:rPr>
-              <w:t xml:space="preserve"> het </w:t>
-            </w:r>
-            <w:r>
-              <w:rPr>
-                <w:rFonts w:ascii="Calibri" w:hAnsi="Calibri" w:cs="Calibri"/>
-                <w:b w:val="1"/>
-                <w:bCs w:val="1"/>
-                <w:color w:val="000000" w:themeColor="text1" w:themeTint="FF" w:themeShade="FF"/>
-                <w:lang w:val="en-US"/>
-              </w:rPr>
-              <w:t>wassen</w:t>
-            </w:r>
-            <w:r>
-              <w:rPr>
-                <w:rFonts w:ascii="Calibri" w:hAnsi="Calibri" w:cs="Calibri"/>
-                <w:b w:val="1"/>
-                <w:bCs w:val="1"/>
-                <w:color w:val="000000" w:themeColor="text1" w:themeTint="FF" w:themeShade="FF"/>
-                <w:lang w:val="en-US"/>
-              </w:rPr>
-              <w:t>?</w:t>
+                <w:b/>
+                <w:bCs/>
+                <w:color w:val="123A5F"/>
+              </w:rPr>
+              <w:t xml:space="preserve"> voeten droog zijn na het wassen?</w:t>
             </w:r>
           </w:p>
         </w:tc>
@@ -1532,21 +1510,19 @@
         <w:tc>
           <w:tcPr>
             <w:tcW w:w="2924" w:type="dxa"/>
-            <w:tcMar/>
-          </w:tcPr>
-          <w:p>
-            <w:pPr>
-              <w:spacing w:line="360" w:lineRule="auto"/>
-              <w:jc w:val="center"/>
-              <w:rPr>
-                <w:rFonts w:ascii="Calibri" w:hAnsi="Calibri" w:cs="Calibri"/>
-                <w:color w:val="000000" w:themeColor="text1"/>
-                <w:lang w:val="en-US"/>
-              </w:rPr>
-            </w:pPr>
-            <w:r>
-              <w:rPr>
-                <w:rFonts w:ascii="Arial" w:hAnsi="Arial" w:cs="Arial" w:eastAsia="Arial"/>
+          </w:tcPr>
+          <w:p>
+            <w:pPr>
+              <w:spacing w:line="360" w:lineRule="auto"/>
+              <w:jc w:val="center"/>
+              <w:rPr>
+                <w:rFonts w:ascii="Calibri" w:hAnsi="Calibri" w:cs="Calibri"/>
+                <w:color w:val="000000" w:themeColor="text1"/>
+                <w:lang w:val="en-US"/>
+              </w:rPr>
+            </w:pPr>
+            <w:r>
+              <w:rPr>
                 <w:color w:val="000000" w:themeColor="text1"/>
                 <w:lang w:val="en-US"/>
               </w:rPr>
@@ -1576,10 +1552,11 @@
                   <w14:uncheckedState w14:val="2610" w14:font="MS Gothic"/>
                 </w14:checkbox>
               </w:sdtPr>
+              <w:sdtEndPr/>
               <w:sdtContent>
                 <w:r>
                   <w:rPr>
-                    <w:rFonts w:ascii="Segoe UI Symbol" w:hAnsi="Segoe UI Symbol" w:eastAsia="MS Gothic" w:cs="Segoe UI Symbol"/>
+                    <w:rFonts w:ascii="Segoe UI Symbol" w:eastAsia="MS Gothic" w:hAnsi="Segoe UI Symbol" w:cs="Segoe UI Symbol"/>
                     <w:lang w:val="nl-NL"/>
                   </w:rPr>
                   <w:t>☐</w:t>
@@ -1591,21 +1568,19 @@
         <w:tc>
           <w:tcPr>
             <w:tcW w:w="2046" w:type="dxa"/>
-            <w:tcMar/>
-          </w:tcPr>
-          <w:p>
-            <w:pPr>
-              <w:spacing w:line="360" w:lineRule="auto"/>
-              <w:jc w:val="center"/>
-              <w:rPr>
-                <w:rFonts w:ascii="Calibri" w:hAnsi="Calibri" w:cs="Calibri"/>
-                <w:color w:val="000000" w:themeColor="text1"/>
-                <w:lang w:val="en-US"/>
-              </w:rPr>
-            </w:pPr>
-            <w:r>
-              <w:rPr>
-                <w:rFonts w:ascii="Arial" w:hAnsi="Arial" w:cs="Arial" w:eastAsia="Arial"/>
+          </w:tcPr>
+          <w:p>
+            <w:pPr>
+              <w:spacing w:line="360" w:lineRule="auto"/>
+              <w:jc w:val="center"/>
+              <w:rPr>
+                <w:rFonts w:ascii="Calibri" w:hAnsi="Calibri" w:cs="Calibri"/>
+                <w:color w:val="000000" w:themeColor="text1"/>
+                <w:lang w:val="en-US"/>
+              </w:rPr>
+            </w:pPr>
+            <w:r>
+              <w:rPr>
                 <w:color w:val="000000" w:themeColor="text1"/>
                 <w:lang w:val="en-US"/>
               </w:rPr>
@@ -1636,10 +1611,11 @@
                   <w14:uncheckedState w14:val="2610" w14:font="MS Gothic"/>
                 </w14:checkbox>
               </w:sdtPr>
+              <w:sdtEndPr/>
               <w:sdtContent>
                 <w:r>
                   <w:rPr>
-                    <w:rFonts w:ascii="Segoe UI Symbol" w:hAnsi="Segoe UI Symbol" w:eastAsia="MS Gothic" w:cs="Segoe UI Symbol"/>
+                    <w:rFonts w:ascii="Segoe UI Symbol" w:eastAsia="MS Gothic" w:hAnsi="Segoe UI Symbol" w:cs="Segoe UI Symbol"/>
                     <w:lang w:val="nl-NL"/>
                   </w:rPr>
                   <w:t>☐</w:t>
@@ -1651,7 +1627,6 @@
         <w:tc>
           <w:tcPr>
             <w:tcW w:w="2053" w:type="dxa"/>
-            <w:tcMar/>
           </w:tcPr>
           <w:p>
             <w:pPr>
@@ -1666,7 +1641,6 @@
             <w:proofErr w:type="spellStart"/>
             <w:r>
               <w:rPr>
-                <w:rFonts w:ascii="Arial" w:hAnsi="Arial" w:cs="Arial" w:eastAsia="Arial"/>
                 <w:color w:val="000000" w:themeColor="text1"/>
                 <w:lang w:val="en-US"/>
               </w:rPr>
@@ -1698,10 +1672,11 @@
                   <w14:uncheckedState w14:val="2610" w14:font="MS Gothic"/>
                 </w14:checkbox>
               </w:sdtPr>
+              <w:sdtEndPr/>
               <w:sdtContent>
                 <w:r>
                   <w:rPr>
-                    <w:rFonts w:ascii="Segoe UI Symbol" w:hAnsi="Segoe UI Symbol" w:eastAsia="MS Gothic" w:cs="Segoe UI Symbol"/>
+                    <w:rFonts w:ascii="Segoe UI Symbol" w:eastAsia="MS Gothic" w:hAnsi="Segoe UI Symbol" w:cs="Segoe UI Symbol"/>
                     <w:lang w:val="nl-NL"/>
                   </w:rPr>
                   <w:t>☐</w:t>
@@ -1713,21 +1688,19 @@
         <w:tc>
           <w:tcPr>
             <w:tcW w:w="2049" w:type="dxa"/>
-            <w:tcMar/>
-          </w:tcPr>
-          <w:p>
-            <w:pPr>
-              <w:spacing w:line="360" w:lineRule="auto"/>
-              <w:jc w:val="center"/>
-              <w:rPr>
-                <w:rFonts w:ascii="Calibri" w:hAnsi="Calibri" w:cs="Calibri"/>
-                <w:color w:val="000000" w:themeColor="text1"/>
-                <w:lang w:val="en-US"/>
-              </w:rPr>
-            </w:pPr>
-            <w:r>
-              <w:rPr>
-                <w:rFonts w:ascii="Arial" w:hAnsi="Arial" w:cs="Arial" w:eastAsia="Arial"/>
+          </w:tcPr>
+          <w:p>
+            <w:pPr>
+              <w:spacing w:line="360" w:lineRule="auto"/>
+              <w:jc w:val="center"/>
+              <w:rPr>
+                <w:rFonts w:ascii="Calibri" w:hAnsi="Calibri" w:cs="Calibri"/>
+                <w:color w:val="000000" w:themeColor="text1"/>
+                <w:lang w:val="en-US"/>
+              </w:rPr>
+            </w:pPr>
+            <w:r>
+              <w:rPr>
                 <w:color w:val="000000" w:themeColor="text1"/>
                 <w:lang w:val="en-US"/>
               </w:rPr>
@@ -1756,10 +1729,11 @@
                   <w14:uncheckedState w14:val="2610" w14:font="MS Gothic"/>
                 </w14:checkbox>
               </w:sdtPr>
+              <w:sdtEndPr/>
               <w:sdtContent>
                 <w:r>
                   <w:rPr>
-                    <w:rFonts w:ascii="Segoe UI Symbol" w:hAnsi="Segoe UI Symbol" w:eastAsia="MS Gothic" w:cs="Segoe UI Symbol"/>
+                    <w:rFonts w:ascii="Segoe UI Symbol" w:eastAsia="MS Gothic" w:hAnsi="Segoe UI Symbol" w:cs="Segoe UI Symbol"/>
                     <w:lang w:val="nl-NL"/>
                   </w:rPr>
                   <w:t>☐</w:t>
@@ -1787,15 +1761,14 @@
             <w:tcW w:w="9072" w:type="dxa"/>
             <w:gridSpan w:val="4"/>
             <w:shd w:val="clear" w:color="auto" w:fill="E8E8E8" w:themeFill="background2"/>
-            <w:tcMar/>
-          </w:tcPr>
-          <w:p>
-            <w:pPr>
-              <w:spacing w:line="360" w:lineRule="auto"/>
-              <w:rPr>
-                <w:rFonts w:ascii="Calibri" w:hAnsi="Calibri" w:cs="Calibri"/>
-                <w:b w:val="1"/>
-                <w:bCs w:val="1"/>
+          </w:tcPr>
+          <w:p>
+            <w:pPr>
+              <w:spacing w:line="360" w:lineRule="auto"/>
+              <w:rPr>
+                <w:rFonts w:ascii="Calibri" w:hAnsi="Calibri" w:cs="Calibri"/>
+                <w:b/>
+                <w:bCs/>
                 <w:color w:val="000000" w:themeColor="text1"/>
                 <w:sz w:val="28"/>
                 <w:szCs w:val="28"/>
@@ -1803,17 +1776,15 @@
             </w:pPr>
             <w:r>
               <w:rPr>
-                <w:rFonts w:ascii="Arial" w:hAnsi="Arial" w:cs="Arial" w:eastAsia="Arial"/>
-                <w:b w:val="1"/>
-                <w:bCs w:val="1"/>
+                <w:b/>
+                <w:bCs/>
                 <w:color w:val="123A5F"/>
               </w:rPr>
               <w:t>6.</w:t>
             </w:r>
             <w:r>
               <w:rPr>
-                <w:rFonts w:ascii="Arial" w:hAnsi="Arial" w:cs="Arial" w:eastAsia="Arial"/>
-                <w:color w:val="000000" w:themeColor="text1" w:themeTint="FF" w:themeShade="FF"/>
+                <w:color w:val="000000" w:themeColor="text1"/>
                 <w:sz w:val="18"/>
                 <w:szCs w:val="18"/>
               </w:rPr>
@@ -1821,21 +1792,11 @@
             </w:r>
             <w:r>
               <w:rPr>
-                <w:rFonts w:ascii="Arial" w:hAnsi="Arial" w:cs="Arial" w:eastAsia="Arial"/>
-                <w:b w:val="1"/>
-                <w:bCs w:val="1"/>
+                <w:b/>
+                <w:bCs/>
                 <w:color w:val="123A5F"/>
               </w:rPr>
-              <w:t xml:space="preserve">Droogt </w:t>
-            </w:r>
-            <w:r>
-              <w:rPr>
-                <w:rFonts w:ascii="Arial" w:hAnsi="Arial" w:cs="Arial" w:eastAsia="Arial"/>
-                <w:b w:val="1"/>
-                <w:bCs w:val="1"/>
-                <w:color w:val="123A5F"/>
-              </w:rPr>
-              <w:t>u tussen uw tenen?</w:t>
+              <w:t>Droogt u tussen uw tenen?</w:t>
             </w:r>
           </w:p>
         </w:tc>
@@ -1844,20 +1805,18 @@
         <w:tc>
           <w:tcPr>
             <w:tcW w:w="2924" w:type="dxa"/>
-            <w:tcMar/>
-          </w:tcPr>
-          <w:p>
-            <w:pPr>
-              <w:spacing w:line="360" w:lineRule="auto"/>
-              <w:jc w:val="center"/>
-              <w:rPr>
-                <w:rFonts w:ascii="Calibri" w:hAnsi="Calibri" w:cs="Calibri"/>
-                <w:color w:val="000000" w:themeColor="text1"/>
-              </w:rPr>
-            </w:pPr>
-            <w:r>
-              <w:rPr>
-                <w:rFonts w:ascii="Arial" w:hAnsi="Arial" w:cs="Arial" w:eastAsia="Arial"/>
+          </w:tcPr>
+          <w:p>
+            <w:pPr>
+              <w:spacing w:line="360" w:lineRule="auto"/>
+              <w:jc w:val="center"/>
+              <w:rPr>
+                <w:rFonts w:ascii="Calibri" w:hAnsi="Calibri" w:cs="Calibri"/>
+                <w:color w:val="000000" w:themeColor="text1"/>
+              </w:rPr>
+            </w:pPr>
+            <w:r>
+              <w:rPr>
                 <w:color w:val="000000" w:themeColor="text1"/>
               </w:rPr>
               <w:t>Altijd</w:t>
@@ -1886,10 +1845,11 @@
                   <w14:uncheckedState w14:val="2610" w14:font="MS Gothic"/>
                 </w14:checkbox>
               </w:sdtPr>
+              <w:sdtEndPr/>
               <w:sdtContent>
                 <w:r>
                   <w:rPr>
-                    <w:rFonts w:ascii="Segoe UI Symbol" w:hAnsi="Segoe UI Symbol" w:eastAsia="MS Gothic" w:cs="Segoe UI Symbol"/>
+                    <w:rFonts w:ascii="Segoe UI Symbol" w:eastAsia="MS Gothic" w:hAnsi="Segoe UI Symbol" w:cs="Segoe UI Symbol"/>
                     <w:lang w:val="nl-NL"/>
                   </w:rPr>
                   <w:t>☐</w:t>
@@ -1901,20 +1861,18 @@
         <w:tc>
           <w:tcPr>
             <w:tcW w:w="2046" w:type="dxa"/>
-            <w:tcMar/>
-          </w:tcPr>
-          <w:p>
-            <w:pPr>
-              <w:spacing w:line="360" w:lineRule="auto"/>
-              <w:jc w:val="center"/>
-              <w:rPr>
-                <w:rFonts w:ascii="Calibri" w:hAnsi="Calibri" w:cs="Calibri"/>
-                <w:color w:val="000000" w:themeColor="text1"/>
-              </w:rPr>
-            </w:pPr>
-            <w:r>
-              <w:rPr>
-                <w:rFonts w:ascii="Arial" w:hAnsi="Arial" w:cs="Arial" w:eastAsia="Arial"/>
+          </w:tcPr>
+          <w:p>
+            <w:pPr>
+              <w:spacing w:line="360" w:lineRule="auto"/>
+              <w:jc w:val="center"/>
+              <w:rPr>
+                <w:rFonts w:ascii="Calibri" w:hAnsi="Calibri" w:cs="Calibri"/>
+                <w:color w:val="000000" w:themeColor="text1"/>
+              </w:rPr>
+            </w:pPr>
+            <w:r>
+              <w:rPr>
                 <w:color w:val="000000" w:themeColor="text1"/>
               </w:rPr>
               <w:t>Vaak</w:t>
@@ -1943,10 +1901,11 @@
                   <w14:uncheckedState w14:val="2610" w14:font="MS Gothic"/>
                 </w14:checkbox>
               </w:sdtPr>
+              <w:sdtEndPr/>
               <w:sdtContent>
                 <w:r>
                   <w:rPr>
-                    <w:rFonts w:ascii="Segoe UI Symbol" w:hAnsi="Segoe UI Symbol" w:eastAsia="MS Gothic" w:cs="Segoe UI Symbol"/>
+                    <w:rFonts w:ascii="Segoe UI Symbol" w:eastAsia="MS Gothic" w:hAnsi="Segoe UI Symbol" w:cs="Segoe UI Symbol"/>
                     <w:lang w:val="nl-NL"/>
                   </w:rPr>
                   <w:t>☐</w:t>
@@ -1958,20 +1917,18 @@
         <w:tc>
           <w:tcPr>
             <w:tcW w:w="2053" w:type="dxa"/>
-            <w:tcMar/>
-          </w:tcPr>
-          <w:p>
-            <w:pPr>
-              <w:spacing w:line="360" w:lineRule="auto"/>
-              <w:jc w:val="center"/>
-              <w:rPr>
-                <w:rFonts w:ascii="Calibri" w:hAnsi="Calibri" w:cs="Calibri"/>
-                <w:color w:val="000000" w:themeColor="text1"/>
-              </w:rPr>
-            </w:pPr>
-            <w:r>
-              <w:rPr>
-                <w:rFonts w:ascii="Arial" w:hAnsi="Arial" w:cs="Arial" w:eastAsia="Arial"/>
+          </w:tcPr>
+          <w:p>
+            <w:pPr>
+              <w:spacing w:line="360" w:lineRule="auto"/>
+              <w:jc w:val="center"/>
+              <w:rPr>
+                <w:rFonts w:ascii="Calibri" w:hAnsi="Calibri" w:cs="Calibri"/>
+                <w:color w:val="000000" w:themeColor="text1"/>
+              </w:rPr>
+            </w:pPr>
+            <w:r>
+              <w:rPr>
                 <w:color w:val="000000" w:themeColor="text1"/>
               </w:rPr>
               <w:t>Soms</w:t>
@@ -2000,10 +1957,11 @@
                   <w14:uncheckedState w14:val="2610" w14:font="MS Gothic"/>
                 </w14:checkbox>
               </w:sdtPr>
+              <w:sdtEndPr/>
               <w:sdtContent>
                 <w:r>
                   <w:rPr>
-                    <w:rFonts w:ascii="Segoe UI Symbol" w:hAnsi="Segoe UI Symbol" w:eastAsia="MS Gothic" w:cs="Segoe UI Symbol"/>
+                    <w:rFonts w:ascii="Segoe UI Symbol" w:eastAsia="MS Gothic" w:hAnsi="Segoe UI Symbol" w:cs="Segoe UI Symbol"/>
                     <w:lang w:val="nl-NL"/>
                   </w:rPr>
                   <w:t>☐</w:t>
@@ -2015,20 +1973,18 @@
         <w:tc>
           <w:tcPr>
             <w:tcW w:w="2049" w:type="dxa"/>
-            <w:tcMar/>
-          </w:tcPr>
-          <w:p>
-            <w:pPr>
-              <w:spacing w:line="360" w:lineRule="auto"/>
-              <w:jc w:val="center"/>
-              <w:rPr>
-                <w:rFonts w:ascii="Calibri" w:hAnsi="Calibri" w:cs="Calibri"/>
-                <w:color w:val="000000" w:themeColor="text1"/>
-              </w:rPr>
-            </w:pPr>
-            <w:r>
-              <w:rPr>
-                <w:rFonts w:ascii="Arial" w:hAnsi="Arial" w:cs="Arial" w:eastAsia="Arial"/>
+          </w:tcPr>
+          <w:p>
+            <w:pPr>
+              <w:spacing w:line="360" w:lineRule="auto"/>
+              <w:jc w:val="center"/>
+              <w:rPr>
+                <w:rFonts w:ascii="Calibri" w:hAnsi="Calibri" w:cs="Calibri"/>
+                <w:color w:val="000000" w:themeColor="text1"/>
+              </w:rPr>
+            </w:pPr>
+            <w:r>
+              <w:rPr>
                 <w:color w:val="000000" w:themeColor="text1"/>
               </w:rPr>
               <w:t>Zelden/nooit</w:t>
@@ -2056,10 +2012,11 @@
                   <w14:uncheckedState w14:val="2610" w14:font="MS Gothic"/>
                 </w14:checkbox>
               </w:sdtPr>
+              <w:sdtEndPr/>
               <w:sdtContent>
                 <w:r>
                   <w:rPr>
-                    <w:rFonts w:ascii="Segoe UI Symbol" w:hAnsi="Segoe UI Symbol" w:eastAsia="MS Gothic" w:cs="Segoe UI Symbol"/>
+                    <w:rFonts w:ascii="Segoe UI Symbol" w:eastAsia="MS Gothic" w:hAnsi="Segoe UI Symbol" w:cs="Segoe UI Symbol"/>
                     <w:lang w:val="nl-NL"/>
                   </w:rPr>
                   <w:t>☐</w:t>
@@ -2067,40 +2024,21 @@
               </w:sdtContent>
             </w:sdt>
           </w:p>
-          <w:p>
-            <w:pPr>
-              <w:spacing w:line="360" w:lineRule="auto"/>
-              <w:jc w:val="center"/>
-              <w:rPr>
-                <w:rFonts w:ascii="Calibri" w:hAnsi="Calibri" w:cs="Calibri"/>
-                <w:color w:val="000000" w:themeColor="text1"/>
-                <w:lang w:val="en-US"/>
-              </w:rPr>
-            </w:pPr>
-          </w:p>
         </w:tc>
       </w:tr>
     </w:tbl>
-    <w:p>
-      <w:r>
-        <w:rPr>
-          <w:rFonts w:ascii="Arial" w:hAnsi="Arial" w:eastAsia="Arial" w:cs="Arial"/>
-          <w:color w:val="24303B"/>
-        </w:rPr>
-        <w:br w:type="page"/>
-      </w:r>
-    </w:p>
+    <w:p/>
     <w:tbl>
       <w:tblPr>
-        <w:tblStyle w:val="TableGrid"/>
+        <w:tblStyle w:val="Tabelraster"/>
         <w:tblW w:w="9072" w:type="dxa"/>
         <w:tblBorders>
-          <w:top w:val="none" w:color="auto" w:sz="0" w:space="0"/>
-          <w:left w:val="none" w:color="auto" w:sz="0" w:space="0"/>
-          <w:bottom w:val="none" w:color="auto" w:sz="0" w:space="0"/>
-          <w:right w:val="none" w:color="auto" w:sz="0" w:space="0"/>
-          <w:insideH w:val="none" w:color="auto" w:sz="0" w:space="0"/>
-          <w:insideV w:val="none" w:color="auto" w:sz="0" w:space="0"/>
+          <w:top w:val="none" w:sz="0" w:space="0" w:color="auto"/>
+          <w:left w:val="none" w:sz="0" w:space="0" w:color="auto"/>
+          <w:bottom w:val="none" w:sz="0" w:space="0" w:color="auto"/>
+          <w:right w:val="none" w:sz="0" w:space="0" w:color="auto"/>
+          <w:insideH w:val="none" w:sz="0" w:space="0" w:color="auto"/>
+          <w:insideV w:val="none" w:sz="0" w:space="0" w:color="auto"/>
         </w:tblBorders>
         <w:tblLook w:val="04A0" w:firstRow="1" w:lastRow="0" w:firstColumn="1" w:lastColumn="0" w:noHBand="0" w:noVBand="1"/>
       </w:tblPr>
@@ -2116,51 +2054,38 @@
             <w:tcW w:w="9072" w:type="dxa"/>
             <w:gridSpan w:val="4"/>
             <w:shd w:val="clear" w:color="auto" w:fill="E8E8E8" w:themeFill="background2"/>
-            <w:tcMar/>
-          </w:tcPr>
-          <w:p>
-            <w:pPr>
-              <w:spacing w:line="360" w:lineRule="auto"/>
-              <w:rPr>
-                <w:rFonts w:ascii="Calibri" w:hAnsi="Calibri" w:cs="Calibri"/>
-                <w:b w:val="1"/>
-                <w:bCs w:val="1"/>
-                <w:color w:val="000000" w:themeColor="text1"/>
-              </w:rPr>
-            </w:pPr>
-            <w:r>
-              <w:rPr>
-                <w:rFonts w:ascii="Arial" w:hAnsi="Arial" w:cs="Arial" w:eastAsia="Arial"/>
-                <w:b w:val="1"/>
-                <w:bCs w:val="1"/>
+          </w:tcPr>
+          <w:p>
+            <w:pPr>
+              <w:spacing w:line="360" w:lineRule="auto"/>
+              <w:rPr>
+                <w:rFonts w:ascii="Calibri" w:hAnsi="Calibri" w:cs="Calibri"/>
+                <w:b/>
+                <w:bCs/>
+                <w:color w:val="000000" w:themeColor="text1"/>
+              </w:rPr>
+            </w:pPr>
+            <w:r>
+              <w:rPr>
+                <w:b/>
+                <w:bCs/>
                 <w:color w:val="123A5F"/>
               </w:rPr>
               <w:t>7.</w:t>
             </w:r>
             <w:r>
               <w:rPr>
-                <w:rFonts w:ascii="Arial" w:hAnsi="Arial" w:cs="Arial" w:eastAsia="Arial"/>
-                <w:color w:val="000000" w:themeColor="text1" w:themeTint="FF" w:themeShade="FF"/>
+                <w:color w:val="000000" w:themeColor="text1"/>
               </w:rPr>
               <w:t xml:space="preserve"> </w:t>
             </w:r>
             <w:r>
               <w:rPr>
-                <w:rFonts w:ascii="Arial" w:hAnsi="Arial" w:cs="Arial" w:eastAsia="Arial"/>
-                <w:b w:val="1"/>
-                <w:bCs w:val="1"/>
+                <w:b/>
+                <w:bCs/>
                 <w:color w:val="123A5F"/>
               </w:rPr>
-              <w:t>Gebruik</w:t>
-            </w:r>
-            <w:r>
-              <w:rPr>
-                <w:rFonts w:ascii="Arial" w:hAnsi="Arial" w:cs="Arial" w:eastAsia="Arial"/>
-                <w:b w:val="1"/>
-                <w:bCs w:val="1"/>
-                <w:color w:val="123A5F"/>
-              </w:rPr>
-              <w:t>t u hydraterende crème op uw voeten?</w:t>
+              <w:t>Gebruikt u hydraterende crème op uw voeten?</w:t>
             </w:r>
           </w:p>
         </w:tc>
@@ -2169,20 +2094,18 @@
         <w:tc>
           <w:tcPr>
             <w:tcW w:w="2924" w:type="dxa"/>
-            <w:tcMar/>
-          </w:tcPr>
-          <w:p>
-            <w:pPr>
-              <w:spacing w:line="360" w:lineRule="auto"/>
-              <w:jc w:val="center"/>
-              <w:rPr>
-                <w:rFonts w:ascii="Calibri" w:hAnsi="Calibri" w:cs="Calibri"/>
-                <w:color w:val="000000" w:themeColor="text1"/>
-              </w:rPr>
-            </w:pPr>
-            <w:r>
-              <w:rPr>
-                <w:rFonts w:ascii="Arial" w:hAnsi="Arial" w:cs="Arial" w:eastAsia="Arial"/>
+          </w:tcPr>
+          <w:p>
+            <w:pPr>
+              <w:spacing w:line="360" w:lineRule="auto"/>
+              <w:jc w:val="center"/>
+              <w:rPr>
+                <w:rFonts w:ascii="Calibri" w:hAnsi="Calibri" w:cs="Calibri"/>
+                <w:color w:val="000000" w:themeColor="text1"/>
+              </w:rPr>
+            </w:pPr>
+            <w:r>
+              <w:rPr>
                 <w:color w:val="000000" w:themeColor="text1"/>
               </w:rPr>
               <w:t>Dagelijks</w:t>
@@ -2211,10 +2134,11 @@
                   <w14:uncheckedState w14:val="2610" w14:font="MS Gothic"/>
                 </w14:checkbox>
               </w:sdtPr>
+              <w:sdtEndPr/>
               <w:sdtContent>
                 <w:r>
                   <w:rPr>
-                    <w:rFonts w:ascii="Segoe UI Symbol" w:hAnsi="Segoe UI Symbol" w:eastAsia="MS Gothic" w:cs="Segoe UI Symbol"/>
+                    <w:rFonts w:ascii="Segoe UI Symbol" w:eastAsia="MS Gothic" w:hAnsi="Segoe UI Symbol" w:cs="Segoe UI Symbol"/>
                     <w:lang w:val="nl-NL"/>
                   </w:rPr>
                   <w:t>☐</w:t>
@@ -2226,20 +2150,18 @@
         <w:tc>
           <w:tcPr>
             <w:tcW w:w="2046" w:type="dxa"/>
-            <w:tcMar/>
-          </w:tcPr>
-          <w:p>
-            <w:pPr>
-              <w:spacing w:line="360" w:lineRule="auto"/>
-              <w:jc w:val="center"/>
-              <w:rPr>
-                <w:rFonts w:ascii="Calibri" w:hAnsi="Calibri" w:cs="Calibri"/>
-                <w:color w:val="000000" w:themeColor="text1"/>
-              </w:rPr>
-            </w:pPr>
-            <w:r>
-              <w:rPr>
-                <w:rFonts w:ascii="Arial" w:hAnsi="Arial" w:cs="Arial" w:eastAsia="Arial"/>
+          </w:tcPr>
+          <w:p>
+            <w:pPr>
+              <w:spacing w:line="360" w:lineRule="auto"/>
+              <w:jc w:val="center"/>
+              <w:rPr>
+                <w:rFonts w:ascii="Calibri" w:hAnsi="Calibri" w:cs="Calibri"/>
+                <w:color w:val="000000" w:themeColor="text1"/>
+              </w:rPr>
+            </w:pPr>
+            <w:r>
+              <w:rPr>
                 <w:color w:val="000000" w:themeColor="text1"/>
               </w:rPr>
               <w:t>Eén keer per week</w:t>
@@ -2268,10 +2190,11 @@
                   <w14:uncheckedState w14:val="2610" w14:font="MS Gothic"/>
                 </w14:checkbox>
               </w:sdtPr>
+              <w:sdtEndPr/>
               <w:sdtContent>
                 <w:r>
                   <w:rPr>
-                    <w:rFonts w:ascii="Segoe UI Symbol" w:hAnsi="Segoe UI Symbol" w:eastAsia="MS Gothic" w:cs="Segoe UI Symbol"/>
+                    <w:rFonts w:ascii="Segoe UI Symbol" w:eastAsia="MS Gothic" w:hAnsi="Segoe UI Symbol" w:cs="Segoe UI Symbol"/>
                     <w:lang w:val="nl-NL"/>
                   </w:rPr>
                   <w:t>☐</w:t>
@@ -2283,20 +2206,18 @@
         <w:tc>
           <w:tcPr>
             <w:tcW w:w="2053" w:type="dxa"/>
-            <w:tcMar/>
-          </w:tcPr>
-          <w:p>
-            <w:pPr>
-              <w:spacing w:line="360" w:lineRule="auto"/>
-              <w:jc w:val="center"/>
-              <w:rPr>
-                <w:rFonts w:ascii="Calibri" w:hAnsi="Calibri" w:cs="Calibri"/>
-                <w:color w:val="000000" w:themeColor="text1"/>
-              </w:rPr>
-            </w:pPr>
-            <w:r>
-              <w:rPr>
-                <w:rFonts w:ascii="Arial" w:hAnsi="Arial" w:cs="Arial" w:eastAsia="Arial"/>
+          </w:tcPr>
+          <w:p>
+            <w:pPr>
+              <w:spacing w:line="360" w:lineRule="auto"/>
+              <w:jc w:val="center"/>
+              <w:rPr>
+                <w:rFonts w:ascii="Calibri" w:hAnsi="Calibri" w:cs="Calibri"/>
+                <w:color w:val="000000" w:themeColor="text1"/>
+              </w:rPr>
+            </w:pPr>
+            <w:r>
+              <w:rPr>
                 <w:color w:val="000000" w:themeColor="text1"/>
               </w:rPr>
               <w:t>Ongeveer één keer per maand</w:t>
@@ -2324,10 +2245,11 @@
                   <w14:uncheckedState w14:val="2610" w14:font="MS Gothic"/>
                 </w14:checkbox>
               </w:sdtPr>
+              <w:sdtEndPr/>
               <w:sdtContent>
                 <w:r>
                   <w:rPr>
-                    <w:rFonts w:ascii="Segoe UI Symbol" w:hAnsi="Segoe UI Symbol" w:eastAsia="MS Gothic" w:cs="Segoe UI Symbol"/>
+                    <w:rFonts w:ascii="Segoe UI Symbol" w:eastAsia="MS Gothic" w:hAnsi="Segoe UI Symbol" w:cs="Segoe UI Symbol"/>
                     <w:lang w:val="nl-NL"/>
                   </w:rPr>
                   <w:t>☐</w:t>
@@ -2339,20 +2261,18 @@
         <w:tc>
           <w:tcPr>
             <w:tcW w:w="2049" w:type="dxa"/>
-            <w:tcMar/>
-          </w:tcPr>
-          <w:p>
-            <w:pPr>
-              <w:spacing w:line="360" w:lineRule="auto"/>
-              <w:jc w:val="center"/>
-              <w:rPr>
-                <w:rFonts w:ascii="Calibri" w:hAnsi="Calibri" w:cs="Calibri"/>
-                <w:color w:val="000000" w:themeColor="text1"/>
-              </w:rPr>
-            </w:pPr>
-            <w:r>
-              <w:rPr>
-                <w:rFonts w:ascii="Arial" w:hAnsi="Arial" w:cs="Arial" w:eastAsia="Arial"/>
+          </w:tcPr>
+          <w:p>
+            <w:pPr>
+              <w:spacing w:line="360" w:lineRule="auto"/>
+              <w:jc w:val="center"/>
+              <w:rPr>
+                <w:rFonts w:ascii="Calibri" w:hAnsi="Calibri" w:cs="Calibri"/>
+                <w:color w:val="000000" w:themeColor="text1"/>
+              </w:rPr>
+            </w:pPr>
+            <w:r>
+              <w:rPr>
                 <w:color w:val="000000" w:themeColor="text1"/>
               </w:rPr>
               <w:t>Nooit</w:t>
@@ -2380,10 +2300,11 @@
                   <w14:uncheckedState w14:val="2610" w14:font="MS Gothic"/>
                 </w14:checkbox>
               </w:sdtPr>
+              <w:sdtEndPr/>
               <w:sdtContent>
                 <w:r>
                   <w:rPr>
-                    <w:rFonts w:ascii="Segoe UI Symbol" w:hAnsi="Segoe UI Symbol" w:eastAsia="MS Gothic" w:cs="Segoe UI Symbol"/>
+                    <w:rFonts w:ascii="Segoe UI Symbol" w:eastAsia="MS Gothic" w:hAnsi="Segoe UI Symbol" w:cs="Segoe UI Symbol"/>
                     <w:lang w:val="nl-NL"/>
                   </w:rPr>
                   <w:t>☐</w:t>
@@ -2408,15 +2329,15 @@
     <w:p/>
     <w:tbl>
       <w:tblPr>
-        <w:tblStyle w:val="TableGrid"/>
-        <w:tblW w:w="9072" w:type="dxa"/>
+        <w:tblStyle w:val="Tabelraster"/>
+        <w:tblW w:w="9639" w:type="dxa"/>
         <w:tblBorders>
-          <w:top w:val="none" w:color="auto" w:sz="0" w:space="0"/>
-          <w:left w:val="none" w:color="auto" w:sz="0" w:space="0"/>
-          <w:bottom w:val="none" w:color="auto" w:sz="0" w:space="0"/>
-          <w:right w:val="none" w:color="auto" w:sz="0" w:space="0"/>
-          <w:insideH w:val="none" w:color="auto" w:sz="0" w:space="0"/>
-          <w:insideV w:val="none" w:color="auto" w:sz="0" w:space="0"/>
+          <w:top w:val="none" w:sz="0" w:space="0" w:color="auto"/>
+          <w:left w:val="none" w:sz="0" w:space="0" w:color="auto"/>
+          <w:bottom w:val="none" w:sz="0" w:space="0" w:color="auto"/>
+          <w:right w:val="none" w:sz="0" w:space="0" w:color="auto"/>
+          <w:insideH w:val="none" w:sz="0" w:space="0" w:color="auto"/>
+          <w:insideV w:val="none" w:sz="0" w:space="0" w:color="auto"/>
         </w:tblBorders>
         <w:tblLook w:val="04A0" w:firstRow="1" w:lastRow="0" w:firstColumn="1" w:lastColumn="0" w:noHBand="0" w:noVBand="1"/>
       </w:tblPr>
@@ -2424,59 +2345,46 @@
         <w:gridCol w:w="2924"/>
         <w:gridCol w:w="2046"/>
         <w:gridCol w:w="2053"/>
-        <w:gridCol w:w="2049"/>
+        <w:gridCol w:w="2616"/>
       </w:tblGrid>
       <w:tr>
         <w:tc>
           <w:tcPr>
-            <w:tcW w:w="9072" w:type="dxa"/>
+            <w:tcW w:w="9639" w:type="dxa"/>
             <w:gridSpan w:val="4"/>
             <w:shd w:val="clear" w:color="auto" w:fill="E8E8E8" w:themeFill="background2"/>
-            <w:tcMar/>
-          </w:tcPr>
-          <w:p>
-            <w:pPr>
-              <w:spacing w:line="360" w:lineRule="auto"/>
-              <w:rPr>
-                <w:rFonts w:ascii="Calibri" w:hAnsi="Calibri" w:cs="Calibri"/>
-                <w:b w:val="1"/>
-                <w:bCs w:val="1"/>
-                <w:color w:val="000000" w:themeColor="text1"/>
-              </w:rPr>
-            </w:pPr>
-            <w:r>
-              <w:rPr>
-                <w:rFonts w:ascii="Arial" w:hAnsi="Arial" w:cs="Arial" w:eastAsia="Arial"/>
-                <w:b w:val="1"/>
-                <w:bCs w:val="1"/>
+          </w:tcPr>
+          <w:p>
+            <w:pPr>
+              <w:spacing w:line="360" w:lineRule="auto"/>
+              <w:rPr>
+                <w:rFonts w:ascii="Calibri" w:hAnsi="Calibri" w:cs="Calibri"/>
+                <w:b/>
+                <w:bCs/>
+                <w:color w:val="000000" w:themeColor="text1"/>
+              </w:rPr>
+            </w:pPr>
+            <w:r>
+              <w:rPr>
+                <w:b/>
+                <w:bCs/>
                 <w:color w:val="123A5F"/>
               </w:rPr>
               <w:t>8.</w:t>
             </w:r>
             <w:r>
               <w:rPr>
-                <w:rFonts w:ascii="Arial" w:hAnsi="Arial" w:cs="Arial" w:eastAsia="Arial"/>
-                <w:color w:val="000000" w:themeColor="text1" w:themeTint="FF" w:themeShade="FF"/>
+                <w:color w:val="000000" w:themeColor="text1"/>
               </w:rPr>
               <w:t xml:space="preserve"> </w:t>
             </w:r>
             <w:r>
               <w:rPr>
-                <w:rFonts w:ascii="Arial" w:hAnsi="Arial" w:cs="Arial" w:eastAsia="Arial"/>
-                <w:b w:val="1"/>
-                <w:bCs w:val="1"/>
+                <w:b/>
+                <w:bCs/>
                 <w:color w:val="123A5F"/>
               </w:rPr>
-              <w:t>Breng</w:t>
-            </w:r>
-            <w:r>
-              <w:rPr>
-                <w:rFonts w:ascii="Arial" w:hAnsi="Arial" w:cs="Arial" w:eastAsia="Arial"/>
-                <w:b w:val="1"/>
-                <w:bCs w:val="1"/>
-                <w:color w:val="123A5F"/>
-              </w:rPr>
-              <w:t>t u hydraterende crème aan tussen uw tenen?</w:t>
+              <w:t>Brengt u hydraterende crème aan tussen uw tenen?</w:t>
             </w:r>
           </w:p>
         </w:tc>
@@ -2485,20 +2393,18 @@
         <w:tc>
           <w:tcPr>
             <w:tcW w:w="2924" w:type="dxa"/>
-            <w:tcMar/>
-          </w:tcPr>
-          <w:p>
-            <w:pPr>
-              <w:spacing w:line="360" w:lineRule="auto"/>
-              <w:jc w:val="center"/>
-              <w:rPr>
-                <w:rFonts w:ascii="Calibri" w:hAnsi="Calibri" w:cs="Calibri"/>
-                <w:color w:val="000000" w:themeColor="text1"/>
-              </w:rPr>
-            </w:pPr>
-            <w:r>
-              <w:rPr>
-                <w:rFonts w:ascii="Arial" w:hAnsi="Arial" w:cs="Arial" w:eastAsia="Arial"/>
+          </w:tcPr>
+          <w:p>
+            <w:pPr>
+              <w:spacing w:line="360" w:lineRule="auto"/>
+              <w:jc w:val="center"/>
+              <w:rPr>
+                <w:rFonts w:ascii="Calibri" w:hAnsi="Calibri" w:cs="Calibri"/>
+                <w:color w:val="000000" w:themeColor="text1"/>
+              </w:rPr>
+            </w:pPr>
+            <w:r>
+              <w:rPr>
                 <w:color w:val="000000" w:themeColor="text1"/>
               </w:rPr>
               <w:t>Dagelijks</w:t>
@@ -2527,10 +2433,11 @@
                   <w14:uncheckedState w14:val="2610" w14:font="MS Gothic"/>
                 </w14:checkbox>
               </w:sdtPr>
+              <w:sdtEndPr/>
               <w:sdtContent>
                 <w:r>
                   <w:rPr>
-                    <w:rFonts w:ascii="Segoe UI Symbol" w:hAnsi="Segoe UI Symbol" w:eastAsia="MS Gothic" w:cs="Segoe UI Symbol"/>
+                    <w:rFonts w:ascii="Segoe UI Symbol" w:eastAsia="MS Gothic" w:hAnsi="Segoe UI Symbol" w:cs="Segoe UI Symbol"/>
                     <w:lang w:val="nl-NL"/>
                   </w:rPr>
                   <w:t>☐</w:t>
@@ -2542,20 +2449,18 @@
         <w:tc>
           <w:tcPr>
             <w:tcW w:w="2046" w:type="dxa"/>
-            <w:tcMar/>
-          </w:tcPr>
-          <w:p>
-            <w:pPr>
-              <w:spacing w:line="360" w:lineRule="auto"/>
-              <w:jc w:val="center"/>
-              <w:rPr>
-                <w:rFonts w:ascii="Calibri" w:hAnsi="Calibri" w:cs="Calibri"/>
-                <w:color w:val="000000" w:themeColor="text1"/>
-              </w:rPr>
-            </w:pPr>
-            <w:r>
-              <w:rPr>
-                <w:rFonts w:ascii="Arial" w:hAnsi="Arial" w:cs="Arial" w:eastAsia="Arial"/>
+          </w:tcPr>
+          <w:p>
+            <w:pPr>
+              <w:spacing w:line="360" w:lineRule="auto"/>
+              <w:jc w:val="center"/>
+              <w:rPr>
+                <w:rFonts w:ascii="Calibri" w:hAnsi="Calibri" w:cs="Calibri"/>
+                <w:color w:val="000000" w:themeColor="text1"/>
+              </w:rPr>
+            </w:pPr>
+            <w:r>
+              <w:rPr>
                 <w:color w:val="000000" w:themeColor="text1"/>
               </w:rPr>
               <w:t>Ongeveer één keer per week</w:t>
@@ -2583,10 +2488,11 @@
                   <w14:uncheckedState w14:val="2610" w14:font="MS Gothic"/>
                 </w14:checkbox>
               </w:sdtPr>
+              <w:sdtEndPr/>
               <w:sdtContent>
                 <w:r>
                   <w:rPr>
-                    <w:rFonts w:ascii="Segoe UI Symbol" w:hAnsi="Segoe UI Symbol" w:eastAsia="MS Gothic" w:cs="Segoe UI Symbol"/>
+                    <w:rFonts w:ascii="Segoe UI Symbol" w:eastAsia="MS Gothic" w:hAnsi="Segoe UI Symbol" w:cs="Segoe UI Symbol"/>
                     <w:lang w:val="nl-NL"/>
                   </w:rPr>
                   <w:t>☐</w:t>
@@ -2598,20 +2504,18 @@
         <w:tc>
           <w:tcPr>
             <w:tcW w:w="2053" w:type="dxa"/>
-            <w:tcMar/>
-          </w:tcPr>
-          <w:p>
-            <w:pPr>
-              <w:spacing w:line="360" w:lineRule="auto"/>
-              <w:jc w:val="center"/>
-              <w:rPr>
-                <w:rFonts w:ascii="Calibri" w:hAnsi="Calibri" w:cs="Calibri"/>
-                <w:color w:val="000000" w:themeColor="text1"/>
-              </w:rPr>
-            </w:pPr>
-            <w:r>
-              <w:rPr>
-                <w:rFonts w:ascii="Arial" w:hAnsi="Arial" w:cs="Arial" w:eastAsia="Arial"/>
+          </w:tcPr>
+          <w:p>
+            <w:pPr>
+              <w:spacing w:line="360" w:lineRule="auto"/>
+              <w:jc w:val="center"/>
+              <w:rPr>
+                <w:rFonts w:ascii="Calibri" w:hAnsi="Calibri" w:cs="Calibri"/>
+                <w:color w:val="000000" w:themeColor="text1"/>
+              </w:rPr>
+            </w:pPr>
+            <w:r>
+              <w:rPr>
                 <w:color w:val="000000" w:themeColor="text1"/>
               </w:rPr>
               <w:t>Ongeveer één keer per maand</w:t>
@@ -2639,10 +2543,11 @@
                   <w14:uncheckedState w14:val="2610" w14:font="MS Gothic"/>
                 </w14:checkbox>
               </w:sdtPr>
+              <w:sdtEndPr/>
               <w:sdtContent>
                 <w:r>
                   <w:rPr>
-                    <w:rFonts w:ascii="Segoe UI Symbol" w:hAnsi="Segoe UI Symbol" w:eastAsia="MS Gothic" w:cs="Segoe UI Symbol"/>
+                    <w:rFonts w:ascii="Segoe UI Symbol" w:eastAsia="MS Gothic" w:hAnsi="Segoe UI Symbol" w:cs="Segoe UI Symbol"/>
                     <w:lang w:val="nl-NL"/>
                   </w:rPr>
                   <w:t>☐</w:t>
@@ -2653,21 +2558,19 @@
         </w:tc>
         <w:tc>
           <w:tcPr>
-            <w:tcW w:w="2049" w:type="dxa"/>
-            <w:tcMar/>
-          </w:tcPr>
-          <w:p>
-            <w:pPr>
-              <w:spacing w:line="360" w:lineRule="auto"/>
-              <w:jc w:val="center"/>
-              <w:rPr>
-                <w:rFonts w:ascii="Calibri" w:hAnsi="Calibri" w:cs="Calibri"/>
-                <w:color w:val="000000" w:themeColor="text1"/>
-              </w:rPr>
-            </w:pPr>
-            <w:r>
-              <w:rPr>
-                <w:rFonts w:ascii="Arial" w:hAnsi="Arial" w:cs="Arial" w:eastAsia="Arial"/>
+            <w:tcW w:w="2616" w:type="dxa"/>
+          </w:tcPr>
+          <w:p>
+            <w:pPr>
+              <w:spacing w:line="360" w:lineRule="auto"/>
+              <w:jc w:val="center"/>
+              <w:rPr>
+                <w:rFonts w:ascii="Calibri" w:hAnsi="Calibri" w:cs="Calibri"/>
+                <w:color w:val="000000" w:themeColor="text1"/>
+              </w:rPr>
+            </w:pPr>
+            <w:r>
+              <w:rPr>
                 <w:color w:val="000000" w:themeColor="text1"/>
               </w:rPr>
               <w:t>Nooit</w:t>
@@ -2695,10 +2598,11 @@
                   <w14:uncheckedState w14:val="2610" w14:font="MS Gothic"/>
                 </w14:checkbox>
               </w:sdtPr>
+              <w:sdtEndPr/>
               <w:sdtContent>
                 <w:r>
                   <w:rPr>
-                    <w:rFonts w:ascii="Segoe UI Symbol" w:hAnsi="Segoe UI Symbol" w:eastAsia="MS Gothic" w:cs="Segoe UI Symbol"/>
+                    <w:rFonts w:ascii="Segoe UI Symbol" w:eastAsia="MS Gothic" w:hAnsi="Segoe UI Symbol" w:cs="Segoe UI Symbol"/>
                     <w:lang w:val="nl-NL"/>
                   </w:rPr>
                   <w:t>☐</w:t>
@@ -2733,18 +2637,17 @@
       <w:tr>
         <w:tc>
           <w:tcPr>
-            <w:tcW w:w="9072" w:type="dxa"/>
+            <w:tcW w:w="9639" w:type="dxa"/>
             <w:gridSpan w:val="4"/>
             <w:shd w:val="clear" w:color="auto" w:fill="E8E8E8" w:themeFill="background2"/>
-            <w:tcMar/>
-          </w:tcPr>
-          <w:p>
-            <w:pPr>
-              <w:spacing w:line="360" w:lineRule="auto"/>
-              <w:rPr>
-                <w:rFonts w:ascii="Calibri" w:hAnsi="Calibri" w:cs="Calibri"/>
-                <w:b w:val="1"/>
-                <w:bCs w:val="1"/>
+          </w:tcPr>
+          <w:p>
+            <w:pPr>
+              <w:spacing w:line="360" w:lineRule="auto"/>
+              <w:rPr>
+                <w:rFonts w:ascii="Calibri" w:hAnsi="Calibri" w:cs="Calibri"/>
+                <w:b/>
+                <w:bCs/>
                 <w:color w:val="000000" w:themeColor="text1"/>
                 <w:sz w:val="24"/>
                 <w:szCs w:val="24"/>
@@ -2753,9 +2656,8 @@
             </w:pPr>
             <w:r>
               <w:rPr>
-                <w:rFonts w:ascii="Arial" w:hAnsi="Arial" w:cs="Arial" w:eastAsia="Arial"/>
-                <w:b w:val="1"/>
-                <w:bCs w:val="1"/>
+                <w:b/>
+                <w:bCs/>
                 <w:color w:val="123A5F"/>
                 <w:lang w:val="en-US"/>
               </w:rPr>
@@ -2763,28 +2665,17 @@
             </w:r>
             <w:r>
               <w:rPr>
-                <w:rFonts w:ascii="Arial" w:hAnsi="Arial" w:cs="Arial" w:eastAsia="Arial"/>
-                <w:color w:val="000000" w:themeColor="text1" w:themeTint="FF" w:themeShade="FF"/>
+                <w:color w:val="000000" w:themeColor="text1"/>
               </w:rPr>
               <w:t xml:space="preserve"> </w:t>
             </w:r>
             <w:r>
               <w:rPr>
-                <w:rFonts w:ascii="Arial" w:hAnsi="Arial" w:cs="Arial" w:eastAsia="Arial"/>
-                <w:b w:val="1"/>
-                <w:bCs w:val="1"/>
+                <w:b/>
+                <w:bCs/>
                 <w:color w:val="123A5F"/>
               </w:rPr>
-              <w:t>Knip</w:t>
-            </w:r>
-            <w:r>
-              <w:rPr>
-                <w:rFonts w:ascii="Arial" w:hAnsi="Arial" w:cs="Arial" w:eastAsia="Arial"/>
-                <w:b w:val="1"/>
-                <w:bCs w:val="1"/>
-                <w:color w:val="123A5F"/>
-              </w:rPr>
-              <w:t>t u uw teennagels?</w:t>
+              <w:t>Knipt u uw teennagels?</w:t>
             </w:r>
           </w:p>
         </w:tc>
@@ -2793,20 +2684,18 @@
         <w:tc>
           <w:tcPr>
             <w:tcW w:w="2924" w:type="dxa"/>
-            <w:tcMar/>
-          </w:tcPr>
-          <w:p>
-            <w:pPr>
-              <w:spacing w:line="360" w:lineRule="auto"/>
-              <w:jc w:val="center"/>
-              <w:rPr>
-                <w:rFonts w:ascii="Calibri" w:hAnsi="Calibri" w:cs="Calibri"/>
-                <w:color w:val="000000" w:themeColor="text1"/>
-              </w:rPr>
-            </w:pPr>
-            <w:r>
-              <w:rPr>
-                <w:rFonts w:ascii="Arial" w:hAnsi="Arial" w:cs="Arial" w:eastAsia="Arial"/>
+          </w:tcPr>
+          <w:p>
+            <w:pPr>
+              <w:spacing w:line="360" w:lineRule="auto"/>
+              <w:jc w:val="center"/>
+              <w:rPr>
+                <w:rFonts w:ascii="Calibri" w:hAnsi="Calibri" w:cs="Calibri"/>
+                <w:color w:val="000000" w:themeColor="text1"/>
+              </w:rPr>
+            </w:pPr>
+            <w:r>
+              <w:rPr>
                 <w:color w:val="000000" w:themeColor="text1"/>
               </w:rPr>
               <w:t>Ongeveer één keer per week</w:t>
@@ -2834,10 +2723,11 @@
                   <w14:uncheckedState w14:val="2610" w14:font="MS Gothic"/>
                 </w14:checkbox>
               </w:sdtPr>
+              <w:sdtEndPr/>
               <w:sdtContent>
                 <w:r>
                   <w:rPr>
-                    <w:rFonts w:ascii="Segoe UI Symbol" w:hAnsi="Segoe UI Symbol" w:eastAsia="MS Gothic" w:cs="Segoe UI Symbol"/>
+                    <w:rFonts w:ascii="Segoe UI Symbol" w:eastAsia="MS Gothic" w:hAnsi="Segoe UI Symbol" w:cs="Segoe UI Symbol"/>
                     <w:lang w:val="nl-NL"/>
                   </w:rPr>
                   <w:t>☐</w:t>
@@ -2849,20 +2739,18 @@
         <w:tc>
           <w:tcPr>
             <w:tcW w:w="2046" w:type="dxa"/>
-            <w:tcMar/>
-          </w:tcPr>
-          <w:p>
-            <w:pPr>
-              <w:spacing w:line="360" w:lineRule="auto"/>
-              <w:jc w:val="center"/>
-              <w:rPr>
-                <w:rFonts w:ascii="Calibri" w:hAnsi="Calibri" w:cs="Calibri"/>
-                <w:color w:val="000000" w:themeColor="text1"/>
-              </w:rPr>
-            </w:pPr>
-            <w:r>
-              <w:rPr>
-                <w:rFonts w:ascii="Arial" w:hAnsi="Arial" w:cs="Arial" w:eastAsia="Arial"/>
+          </w:tcPr>
+          <w:p>
+            <w:pPr>
+              <w:spacing w:line="360" w:lineRule="auto"/>
+              <w:jc w:val="center"/>
+              <w:rPr>
+                <w:rFonts w:ascii="Calibri" w:hAnsi="Calibri" w:cs="Calibri"/>
+                <w:color w:val="000000" w:themeColor="text1"/>
+              </w:rPr>
+            </w:pPr>
+            <w:r>
+              <w:rPr>
                 <w:color w:val="000000" w:themeColor="text1"/>
               </w:rPr>
               <w:t>Ongeveer één keer per maand</w:t>
@@ -2890,10 +2778,11 @@
                   <w14:uncheckedState w14:val="2610" w14:font="MS Gothic"/>
                 </w14:checkbox>
               </w:sdtPr>
+              <w:sdtEndPr/>
               <w:sdtContent>
                 <w:r>
                   <w:rPr>
-                    <w:rFonts w:ascii="Segoe UI Symbol" w:hAnsi="Segoe UI Symbol" w:eastAsia="MS Gothic" w:cs="Segoe UI Symbol"/>
+                    <w:rFonts w:ascii="Segoe UI Symbol" w:eastAsia="MS Gothic" w:hAnsi="Segoe UI Symbol" w:cs="Segoe UI Symbol"/>
                     <w:lang w:val="nl-NL"/>
                   </w:rPr>
                   <w:t>☐</w:t>
@@ -2905,20 +2794,18 @@
         <w:tc>
           <w:tcPr>
             <w:tcW w:w="2053" w:type="dxa"/>
-            <w:tcMar/>
-          </w:tcPr>
-          <w:p>
-            <w:pPr>
-              <w:spacing w:line="360" w:lineRule="auto"/>
-              <w:jc w:val="center"/>
-              <w:rPr>
-                <w:rFonts w:ascii="Calibri" w:hAnsi="Calibri" w:cs="Calibri"/>
-                <w:color w:val="000000" w:themeColor="text1"/>
-              </w:rPr>
-            </w:pPr>
-            <w:r>
-              <w:rPr>
-                <w:rFonts w:ascii="Arial" w:hAnsi="Arial" w:cs="Arial" w:eastAsia="Arial"/>
+          </w:tcPr>
+          <w:p>
+            <w:pPr>
+              <w:spacing w:line="360" w:lineRule="auto"/>
+              <w:jc w:val="center"/>
+              <w:rPr>
+                <w:rFonts w:ascii="Calibri" w:hAnsi="Calibri" w:cs="Calibri"/>
+                <w:color w:val="000000" w:themeColor="text1"/>
+              </w:rPr>
+            </w:pPr>
+            <w:r>
+              <w:rPr>
                 <w:color w:val="000000" w:themeColor="text1"/>
               </w:rPr>
               <w:t>Minder dan één keer per maand</w:t>
@@ -2946,10 +2833,11 @@
                   <w14:uncheckedState w14:val="2610" w14:font="MS Gothic"/>
                 </w14:checkbox>
               </w:sdtPr>
+              <w:sdtEndPr/>
               <w:sdtContent>
                 <w:r>
                   <w:rPr>
-                    <w:rFonts w:ascii="Segoe UI Symbol" w:hAnsi="Segoe UI Symbol" w:eastAsia="MS Gothic" w:cs="Segoe UI Symbol"/>
+                    <w:rFonts w:ascii="Segoe UI Symbol" w:eastAsia="MS Gothic" w:hAnsi="Segoe UI Symbol" w:cs="Segoe UI Symbol"/>
                     <w:lang w:val="nl-NL"/>
                   </w:rPr>
                   <w:t>☐</w:t>
@@ -2970,21 +2858,19 @@
         </w:tc>
         <w:tc>
           <w:tcPr>
-            <w:tcW w:w="2049" w:type="dxa"/>
-            <w:tcMar/>
-          </w:tcPr>
-          <w:p>
-            <w:pPr>
-              <w:spacing w:line="360" w:lineRule="auto"/>
-              <w:jc w:val="center"/>
-              <w:rPr>
-                <w:rFonts w:ascii="Calibri" w:hAnsi="Calibri" w:cs="Calibri"/>
-                <w:color w:val="000000" w:themeColor="text1"/>
-              </w:rPr>
-            </w:pPr>
-            <w:r>
-              <w:rPr>
-                <w:rFonts w:ascii="Arial" w:hAnsi="Arial" w:cs="Arial" w:eastAsia="Arial"/>
+            <w:tcW w:w="2616" w:type="dxa"/>
+          </w:tcPr>
+          <w:p>
+            <w:pPr>
+              <w:spacing w:line="360" w:lineRule="auto"/>
+              <w:jc w:val="center"/>
+              <w:rPr>
+                <w:rFonts w:ascii="Calibri" w:hAnsi="Calibri" w:cs="Calibri"/>
+                <w:color w:val="000000" w:themeColor="text1"/>
+              </w:rPr>
+            </w:pPr>
+            <w:r>
+              <w:rPr>
                 <w:color w:val="000000" w:themeColor="text1"/>
               </w:rPr>
               <w:t>Nooit</w:t>
@@ -3013,10 +2899,11 @@
                   <w14:uncheckedState w14:val="2610" w14:font="MS Gothic"/>
                 </w14:checkbox>
               </w:sdtPr>
+              <w:sdtEndPr/>
               <w:sdtContent>
                 <w:r>
                   <w:rPr>
-                    <w:rFonts w:ascii="Segoe UI Symbol" w:hAnsi="Segoe UI Symbol" w:eastAsia="MS Gothic" w:cs="Segoe UI Symbol"/>
+                    <w:rFonts w:ascii="Segoe UI Symbol" w:eastAsia="MS Gothic" w:hAnsi="Segoe UI Symbol" w:cs="Segoe UI Symbol"/>
                     <w:lang w:val="nl-NL"/>
                   </w:rPr>
                   <w:t>☐</w:t>
@@ -3029,10 +2916,9 @@
       <w:tr>
         <w:tc>
           <w:tcPr>
-            <w:tcW w:w="9072" w:type="dxa"/>
+            <w:tcW w:w="9639" w:type="dxa"/>
             <w:gridSpan w:val="4"/>
             <w:shd w:val="clear" w:color="auto" w:fill="E8E8E8" w:themeFill="background2"/>
-            <w:tcMar/>
           </w:tcPr>
           <w:p>
             <w:pPr>
@@ -3048,7 +2934,6 @@
             </w:pPr>
             <w:r>
               <w:rPr>
-                <w:rFonts w:ascii="Arial" w:hAnsi="Arial" w:cs="Arial" w:eastAsia="Arial"/>
                 <w:b/>
                 <w:bCs/>
                 <w:color w:val="123A5F"/>
@@ -3057,14 +2942,12 @@
             </w:r>
             <w:r>
               <w:rPr>
-                <w:rFonts w:ascii="Arial" w:hAnsi="Arial" w:cs="Arial" w:eastAsia="Arial"/>
                 <w:color w:val="000000" w:themeColor="text1"/>
               </w:rPr>
               <w:t xml:space="preserve"> </w:t>
             </w:r>
             <w:r>
               <w:rPr>
-                <w:rFonts w:ascii="Arial" w:hAnsi="Arial" w:cs="Arial" w:eastAsia="Arial"/>
                 <w:b/>
                 <w:bCs/>
                 <w:color w:val="123A5F"/>
@@ -3078,20 +2961,18 @@
         <w:tc>
           <w:tcPr>
             <w:tcW w:w="2924" w:type="dxa"/>
-            <w:tcMar/>
-          </w:tcPr>
-          <w:p>
-            <w:pPr>
-              <w:spacing w:line="360" w:lineRule="auto"/>
-              <w:jc w:val="center"/>
-              <w:rPr>
-                <w:rFonts w:ascii="Calibri" w:hAnsi="Calibri" w:cs="Calibri"/>
-                <w:color w:val="000000" w:themeColor="text1"/>
-              </w:rPr>
-            </w:pPr>
-            <w:r>
-              <w:rPr>
-                <w:rFonts w:ascii="Arial" w:hAnsi="Arial" w:cs="Arial" w:eastAsia="Arial"/>
+          </w:tcPr>
+          <w:p>
+            <w:pPr>
+              <w:spacing w:line="360" w:lineRule="auto"/>
+              <w:jc w:val="center"/>
+              <w:rPr>
+                <w:rFonts w:ascii="Calibri" w:hAnsi="Calibri" w:cs="Calibri"/>
+                <w:color w:val="000000" w:themeColor="text1"/>
+              </w:rPr>
+            </w:pPr>
+            <w:r>
+              <w:rPr>
                 <w:color w:val="000000" w:themeColor="text1"/>
               </w:rPr>
               <w:t>Meestal</w:t>
@@ -3120,10 +3001,11 @@
                   <w14:uncheckedState w14:val="2610" w14:font="MS Gothic"/>
                 </w14:checkbox>
               </w:sdtPr>
+              <w:sdtEndPr/>
               <w:sdtContent>
                 <w:r>
                   <w:rPr>
-                    <w:rFonts w:ascii="Segoe UI Symbol" w:hAnsi="Segoe UI Symbol" w:eastAsia="MS Gothic" w:cs="Segoe UI Symbol"/>
+                    <w:rFonts w:ascii="Segoe UI Symbol" w:eastAsia="MS Gothic" w:hAnsi="Segoe UI Symbol" w:cs="Segoe UI Symbol"/>
                     <w:lang w:val="nl-NL"/>
                   </w:rPr>
                   <w:t>☐</w:t>
@@ -3135,20 +3017,18 @@
         <w:tc>
           <w:tcPr>
             <w:tcW w:w="2046" w:type="dxa"/>
-            <w:tcMar/>
-          </w:tcPr>
-          <w:p>
-            <w:pPr>
-              <w:spacing w:line="360" w:lineRule="auto"/>
-              <w:jc w:val="center"/>
-              <w:rPr>
-                <w:rFonts w:ascii="Calibri" w:hAnsi="Calibri" w:cs="Calibri"/>
-                <w:color w:val="000000" w:themeColor="text1"/>
-              </w:rPr>
-            </w:pPr>
-            <w:r>
-              <w:rPr>
-                <w:rFonts w:ascii="Arial" w:hAnsi="Arial" w:cs="Arial" w:eastAsia="Arial"/>
+          </w:tcPr>
+          <w:p>
+            <w:pPr>
+              <w:spacing w:line="360" w:lineRule="auto"/>
+              <w:jc w:val="center"/>
+              <w:rPr>
+                <w:rFonts w:ascii="Calibri" w:hAnsi="Calibri" w:cs="Calibri"/>
+                <w:color w:val="000000" w:themeColor="text1"/>
+              </w:rPr>
+            </w:pPr>
+            <w:r>
+              <w:rPr>
                 <w:color w:val="000000" w:themeColor="text1"/>
               </w:rPr>
               <w:t>Soms</w:t>
@@ -3177,10 +3057,11 @@
                   <w14:uncheckedState w14:val="2610" w14:font="MS Gothic"/>
                 </w14:checkbox>
               </w:sdtPr>
+              <w:sdtEndPr/>
               <w:sdtContent>
                 <w:r>
                   <w:rPr>
-                    <w:rFonts w:ascii="Segoe UI Symbol" w:hAnsi="Segoe UI Symbol" w:eastAsia="MS Gothic" w:cs="Segoe UI Symbol"/>
+                    <w:rFonts w:ascii="Segoe UI Symbol" w:eastAsia="MS Gothic" w:hAnsi="Segoe UI Symbol" w:cs="Segoe UI Symbol"/>
                     <w:lang w:val="nl-NL"/>
                   </w:rPr>
                   <w:t>☐</w:t>
@@ -3192,20 +3073,18 @@
         <w:tc>
           <w:tcPr>
             <w:tcW w:w="2053" w:type="dxa"/>
-            <w:tcMar/>
-          </w:tcPr>
-          <w:p>
-            <w:pPr>
-              <w:spacing w:line="360" w:lineRule="auto"/>
-              <w:jc w:val="center"/>
-              <w:rPr>
-                <w:rFonts w:ascii="Calibri" w:hAnsi="Calibri" w:cs="Calibri"/>
-                <w:color w:val="000000" w:themeColor="text1"/>
-              </w:rPr>
-            </w:pPr>
-            <w:r>
-              <w:rPr>
-                <w:rFonts w:ascii="Arial" w:hAnsi="Arial" w:cs="Arial" w:eastAsia="Arial"/>
+          </w:tcPr>
+          <w:p>
+            <w:pPr>
+              <w:spacing w:line="360" w:lineRule="auto"/>
+              <w:jc w:val="center"/>
+              <w:rPr>
+                <w:rFonts w:ascii="Calibri" w:hAnsi="Calibri" w:cs="Calibri"/>
+                <w:color w:val="000000" w:themeColor="text1"/>
+              </w:rPr>
+            </w:pPr>
+            <w:r>
+              <w:rPr>
                 <w:color w:val="000000" w:themeColor="text1"/>
               </w:rPr>
               <w:t>Zelden</w:t>
@@ -3234,10 +3113,11 @@
                   <w14:uncheckedState w14:val="2610" w14:font="MS Gothic"/>
                 </w14:checkbox>
               </w:sdtPr>
+              <w:sdtEndPr/>
               <w:sdtContent>
                 <w:r>
                   <w:rPr>
-                    <w:rFonts w:ascii="Segoe UI Symbol" w:hAnsi="Segoe UI Symbol" w:eastAsia="MS Gothic" w:cs="Segoe UI Symbol"/>
+                    <w:rFonts w:ascii="Segoe UI Symbol" w:eastAsia="MS Gothic" w:hAnsi="Segoe UI Symbol" w:cs="Segoe UI Symbol"/>
                     <w:lang w:val="nl-NL"/>
                   </w:rPr>
                   <w:t>☐</w:t>
@@ -3248,21 +3128,19 @@
         </w:tc>
         <w:tc>
           <w:tcPr>
-            <w:tcW w:w="2049" w:type="dxa"/>
-            <w:tcMar/>
-          </w:tcPr>
-          <w:p>
-            <w:pPr>
-              <w:spacing w:line="360" w:lineRule="auto"/>
-              <w:jc w:val="center"/>
-              <w:rPr>
-                <w:rFonts w:ascii="Calibri" w:hAnsi="Calibri" w:cs="Calibri"/>
-                <w:color w:val="000000" w:themeColor="text1"/>
-              </w:rPr>
-            </w:pPr>
-            <w:r>
-              <w:rPr>
-                <w:rFonts w:ascii="Arial" w:hAnsi="Arial" w:cs="Arial" w:eastAsia="Arial"/>
+            <w:tcW w:w="2616" w:type="dxa"/>
+          </w:tcPr>
+          <w:p>
+            <w:pPr>
+              <w:spacing w:line="360" w:lineRule="auto"/>
+              <w:jc w:val="center"/>
+              <w:rPr>
+                <w:rFonts w:ascii="Calibri" w:hAnsi="Calibri" w:cs="Calibri"/>
+                <w:color w:val="000000" w:themeColor="text1"/>
+              </w:rPr>
+            </w:pPr>
+            <w:r>
+              <w:rPr>
                 <w:color w:val="000000" w:themeColor="text1"/>
               </w:rPr>
               <w:t>Nooit</w:t>
@@ -3290,10 +3168,11 @@
                   <w14:uncheckedState w14:val="2610" w14:font="MS Gothic"/>
                 </w14:checkbox>
               </w:sdtPr>
+              <w:sdtEndPr/>
               <w:sdtContent>
                 <w:r>
                   <w:rPr>
-                    <w:rFonts w:ascii="Segoe UI Symbol" w:hAnsi="Segoe UI Symbol" w:eastAsia="MS Gothic" w:cs="Segoe UI Symbol"/>
+                    <w:rFonts w:ascii="Segoe UI Symbol" w:eastAsia="MS Gothic" w:hAnsi="Segoe UI Symbol" w:cs="Segoe UI Symbol"/>
                     <w:lang w:val="nl-NL"/>
                   </w:rPr>
                   <w:t>☐</w:t>
@@ -3317,10 +3196,9 @@
       <w:tr>
         <w:tc>
           <w:tcPr>
-            <w:tcW w:w="9072" w:type="dxa"/>
+            <w:tcW w:w="9639" w:type="dxa"/>
             <w:gridSpan w:val="4"/>
             <w:shd w:val="clear" w:color="auto" w:fill="E8E8E8" w:themeFill="background2"/>
-            <w:tcMar/>
           </w:tcPr>
           <w:p>
             <w:pPr>
@@ -3337,7 +3215,6 @@
             </w:pPr>
             <w:r>
               <w:rPr>
-                <w:rFonts w:ascii="Arial" w:hAnsi="Arial" w:cs="Arial" w:eastAsia="Arial"/>
                 <w:b/>
                 <w:bCs/>
                 <w:color w:val="123A5F"/>
@@ -3347,7 +3224,6 @@
             </w:r>
             <w:r>
               <w:rPr>
-                <w:rFonts w:ascii="Arial" w:hAnsi="Arial" w:cs="Arial" w:eastAsia="Arial"/>
                 <w:b/>
                 <w:bCs/>
                 <w:color w:val="123A5F"/>
@@ -3361,20 +3237,18 @@
         <w:tc>
           <w:tcPr>
             <w:tcW w:w="2924" w:type="dxa"/>
-            <w:tcMar/>
-          </w:tcPr>
-          <w:p>
-            <w:pPr>
-              <w:spacing w:line="360" w:lineRule="auto"/>
-              <w:jc w:val="center"/>
-              <w:rPr>
-                <w:rFonts w:ascii="Calibri" w:hAnsi="Calibri" w:cs="Calibri"/>
-                <w:color w:val="000000" w:themeColor="text1"/>
-              </w:rPr>
-            </w:pPr>
-            <w:r>
-              <w:rPr>
-                <w:rFonts w:ascii="Arial" w:hAnsi="Arial" w:cs="Arial" w:eastAsia="Arial"/>
+          </w:tcPr>
+          <w:p>
+            <w:pPr>
+              <w:spacing w:line="360" w:lineRule="auto"/>
+              <w:jc w:val="center"/>
+              <w:rPr>
+                <w:rFonts w:ascii="Calibri" w:hAnsi="Calibri" w:cs="Calibri"/>
+                <w:color w:val="000000" w:themeColor="text1"/>
+              </w:rPr>
+            </w:pPr>
+            <w:r>
+              <w:rPr>
                 <w:color w:val="000000" w:themeColor="text1"/>
               </w:rPr>
               <w:t>Meestal</w:t>
@@ -3403,10 +3277,11 @@
                   <w14:uncheckedState w14:val="2610" w14:font="MS Gothic"/>
                 </w14:checkbox>
               </w:sdtPr>
+              <w:sdtEndPr/>
               <w:sdtContent>
                 <w:r>
                   <w:rPr>
-                    <w:rFonts w:ascii="Segoe UI Symbol" w:hAnsi="Segoe UI Symbol" w:eastAsia="MS Gothic" w:cs="Segoe UI Symbol"/>
+                    <w:rFonts w:ascii="Segoe UI Symbol" w:eastAsia="MS Gothic" w:hAnsi="Segoe UI Symbol" w:cs="Segoe UI Symbol"/>
                     <w:lang w:val="nl-NL"/>
                   </w:rPr>
                   <w:t>☐</w:t>
@@ -3418,20 +3293,18 @@
         <w:tc>
           <w:tcPr>
             <w:tcW w:w="2046" w:type="dxa"/>
-            <w:tcMar/>
-          </w:tcPr>
-          <w:p>
-            <w:pPr>
-              <w:spacing w:line="360" w:lineRule="auto"/>
-              <w:jc w:val="center"/>
-              <w:rPr>
-                <w:rFonts w:ascii="Calibri" w:hAnsi="Calibri" w:cs="Calibri"/>
-                <w:color w:val="000000" w:themeColor="text1"/>
-              </w:rPr>
-            </w:pPr>
-            <w:r>
-              <w:rPr>
-                <w:rFonts w:ascii="Arial" w:hAnsi="Arial" w:cs="Arial" w:eastAsia="Arial"/>
+          </w:tcPr>
+          <w:p>
+            <w:pPr>
+              <w:spacing w:line="360" w:lineRule="auto"/>
+              <w:jc w:val="center"/>
+              <w:rPr>
+                <w:rFonts w:ascii="Calibri" w:hAnsi="Calibri" w:cs="Calibri"/>
+                <w:color w:val="000000" w:themeColor="text1"/>
+              </w:rPr>
+            </w:pPr>
+            <w:r>
+              <w:rPr>
                 <w:color w:val="000000" w:themeColor="text1"/>
               </w:rPr>
               <w:t>Soms</w:t>
@@ -3460,10 +3333,11 @@
                   <w14:uncheckedState w14:val="2610" w14:font="MS Gothic"/>
                 </w14:checkbox>
               </w:sdtPr>
+              <w:sdtEndPr/>
               <w:sdtContent>
                 <w:r>
                   <w:rPr>
-                    <w:rFonts w:ascii="Segoe UI Symbol" w:hAnsi="Segoe UI Symbol" w:eastAsia="MS Gothic" w:cs="Segoe UI Symbol"/>
+                    <w:rFonts w:ascii="Segoe UI Symbol" w:eastAsia="MS Gothic" w:hAnsi="Segoe UI Symbol" w:cs="Segoe UI Symbol"/>
                     <w:lang w:val="nl-NL"/>
                   </w:rPr>
                   <w:t>☐</w:t>
@@ -3475,20 +3349,18 @@
         <w:tc>
           <w:tcPr>
             <w:tcW w:w="2053" w:type="dxa"/>
-            <w:tcMar/>
-          </w:tcPr>
-          <w:p>
-            <w:pPr>
-              <w:spacing w:line="360" w:lineRule="auto"/>
-              <w:jc w:val="center"/>
-              <w:rPr>
-                <w:rFonts w:ascii="Calibri" w:hAnsi="Calibri" w:cs="Calibri"/>
-                <w:color w:val="000000" w:themeColor="text1"/>
-              </w:rPr>
-            </w:pPr>
-            <w:r>
-              <w:rPr>
-                <w:rFonts w:ascii="Arial" w:hAnsi="Arial" w:cs="Arial" w:eastAsia="Arial"/>
+          </w:tcPr>
+          <w:p>
+            <w:pPr>
+              <w:spacing w:line="360" w:lineRule="auto"/>
+              <w:jc w:val="center"/>
+              <w:rPr>
+                <w:rFonts w:ascii="Calibri" w:hAnsi="Calibri" w:cs="Calibri"/>
+                <w:color w:val="000000" w:themeColor="text1"/>
+              </w:rPr>
+            </w:pPr>
+            <w:r>
+              <w:rPr>
                 <w:color w:val="000000" w:themeColor="text1"/>
               </w:rPr>
               <w:t>Zelden</w:t>
@@ -3517,10 +3389,11 @@
                   <w14:uncheckedState w14:val="2610" w14:font="MS Gothic"/>
                 </w14:checkbox>
               </w:sdtPr>
+              <w:sdtEndPr/>
               <w:sdtContent>
                 <w:r>
                   <w:rPr>
-                    <w:rFonts w:ascii="Segoe UI Symbol" w:hAnsi="Segoe UI Symbol" w:eastAsia="MS Gothic" w:cs="Segoe UI Symbol"/>
+                    <w:rFonts w:ascii="Segoe UI Symbol" w:eastAsia="MS Gothic" w:hAnsi="Segoe UI Symbol" w:cs="Segoe UI Symbol"/>
                     <w:lang w:val="nl-NL"/>
                   </w:rPr>
                   <w:t>☐</w:t>
@@ -3531,21 +3404,19 @@
         </w:tc>
         <w:tc>
           <w:tcPr>
-            <w:tcW w:w="2049" w:type="dxa"/>
-            <w:tcMar/>
-          </w:tcPr>
-          <w:p>
-            <w:pPr>
-              <w:spacing w:line="360" w:lineRule="auto"/>
-              <w:jc w:val="center"/>
-              <w:rPr>
-                <w:rFonts w:ascii="Calibri" w:hAnsi="Calibri" w:cs="Calibri"/>
-                <w:color w:val="000000" w:themeColor="text1"/>
-              </w:rPr>
-            </w:pPr>
-            <w:r>
-              <w:rPr>
-                <w:rFonts w:ascii="Arial" w:hAnsi="Arial" w:cs="Arial" w:eastAsia="Arial"/>
+            <w:tcW w:w="2616" w:type="dxa"/>
+          </w:tcPr>
+          <w:p>
+            <w:pPr>
+              <w:spacing w:line="360" w:lineRule="auto"/>
+              <w:jc w:val="center"/>
+              <w:rPr>
+                <w:rFonts w:ascii="Calibri" w:hAnsi="Calibri" w:cs="Calibri"/>
+                <w:color w:val="000000" w:themeColor="text1"/>
+              </w:rPr>
+            </w:pPr>
+            <w:r>
+              <w:rPr>
                 <w:color w:val="000000" w:themeColor="text1"/>
               </w:rPr>
               <w:t>Nooit</w:t>
@@ -3573,10 +3444,11 @@
                   <w14:uncheckedState w14:val="2610" w14:font="MS Gothic"/>
                 </w14:checkbox>
               </w:sdtPr>
+              <w:sdtEndPr/>
               <w:sdtContent>
                 <w:r>
                   <w:rPr>
-                    <w:rFonts w:ascii="Segoe UI Symbol" w:hAnsi="Segoe UI Symbol" w:eastAsia="MS Gothic" w:cs="Segoe UI Symbol"/>
+                    <w:rFonts w:ascii="Segoe UI Symbol" w:eastAsia="MS Gothic" w:hAnsi="Segoe UI Symbol" w:cs="Segoe UI Symbol"/>
                     <w:lang w:val="nl-NL"/>
                   </w:rPr>
                   <w:t>☐</w:t>
@@ -3595,15 +3467,36 @@
               </w:rPr>
             </w:pPr>
           </w:p>
+          <w:p>
+            <w:pPr>
+              <w:spacing w:line="360" w:lineRule="auto"/>
+              <w:jc w:val="center"/>
+              <w:rPr>
+                <w:rFonts w:ascii="Calibri" w:hAnsi="Calibri" w:cs="Calibri"/>
+                <w:color w:val="000000" w:themeColor="text1"/>
+                <w:lang w:val="en-US"/>
+              </w:rPr>
+            </w:pPr>
+          </w:p>
+          <w:p>
+            <w:pPr>
+              <w:spacing w:line="360" w:lineRule="auto"/>
+              <w:jc w:val="center"/>
+              <w:rPr>
+                <w:rFonts w:ascii="Calibri" w:hAnsi="Calibri" w:cs="Calibri"/>
+                <w:color w:val="000000" w:themeColor="text1"/>
+                <w:lang w:val="en-US"/>
+              </w:rPr>
+            </w:pPr>
+          </w:p>
         </w:tc>
       </w:tr>
       <w:tr>
         <w:tc>
           <w:tcPr>
-            <w:tcW w:w="9072" w:type="dxa"/>
+            <w:tcW w:w="9639" w:type="dxa"/>
             <w:gridSpan w:val="4"/>
             <w:shd w:val="clear" w:color="auto" w:fill="E8E8E8" w:themeFill="background2"/>
-            <w:tcMar/>
           </w:tcPr>
           <w:p>
             <w:pPr>
@@ -3617,48 +3510,26 @@
             </w:pPr>
             <w:r>
               <w:rPr>
-                <w:rFonts w:ascii="Arial" w:hAnsi="Arial" w:cs="Arial" w:eastAsia="Arial"/>
                 <w:b/>
                 <w:bCs/>
                 <w:color w:val="123A5F"/>
               </w:rPr>
+              <w:lastRenderedPageBreak/>
               <w:t>12.</w:t>
             </w:r>
             <w:r>
               <w:rPr>
-                <w:rFonts w:ascii="Arial" w:hAnsi="Arial" w:cs="Arial" w:eastAsia="Arial"/>
                 <w:color w:val="000000" w:themeColor="text1"/>
               </w:rPr>
               <w:t xml:space="preserve"> </w:t>
             </w:r>
             <w:r>
               <w:rPr>
-                <w:rFonts w:ascii="Arial" w:hAnsi="Arial" w:cs="Arial" w:eastAsia="Arial"/>
                 <w:b/>
                 <w:bCs/>
                 <w:color w:val="123A5F"/>
               </w:rPr>
-              <w:t xml:space="preserve">Draagt u schoenen met veters, </w:t>
-            </w:r>
-            <w:proofErr w:type="spellStart"/>
-            <w:r>
-              <w:rPr>
-                <w:rFonts w:ascii="Arial" w:hAnsi="Arial" w:cs="Arial" w:eastAsia="Arial"/>
-                <w:b/>
-                <w:bCs/>
-                <w:color w:val="123A5F"/>
-              </w:rPr>
-              <w:t>velcro</w:t>
-            </w:r>
-            <w:proofErr w:type="spellEnd"/>
-            <w:r>
-              <w:rPr>
-                <w:rFonts w:ascii="Arial" w:hAnsi="Arial" w:cs="Arial" w:eastAsia="Arial"/>
-                <w:b/>
-                <w:bCs/>
-                <w:color w:val="123A5F"/>
-              </w:rPr>
-              <w:t xml:space="preserve"> of een riempje?</w:t>
+              <w:t>Draagt u schoenen met veters, velcro of een riempje?</w:t>
             </w:r>
           </w:p>
         </w:tc>
@@ -3667,20 +3538,18 @@
         <w:tc>
           <w:tcPr>
             <w:tcW w:w="2924" w:type="dxa"/>
-            <w:tcMar/>
-          </w:tcPr>
-          <w:p>
-            <w:pPr>
-              <w:spacing w:line="360" w:lineRule="auto"/>
-              <w:jc w:val="center"/>
-              <w:rPr>
-                <w:rFonts w:ascii="Calibri" w:hAnsi="Calibri" w:cs="Calibri"/>
-                <w:color w:val="000000" w:themeColor="text1"/>
-              </w:rPr>
-            </w:pPr>
-            <w:r>
-              <w:rPr>
-                <w:rFonts w:ascii="Arial" w:hAnsi="Arial" w:cs="Arial" w:eastAsia="Arial"/>
+          </w:tcPr>
+          <w:p>
+            <w:pPr>
+              <w:spacing w:line="360" w:lineRule="auto"/>
+              <w:jc w:val="center"/>
+              <w:rPr>
+                <w:rFonts w:ascii="Calibri" w:hAnsi="Calibri" w:cs="Calibri"/>
+                <w:color w:val="000000" w:themeColor="text1"/>
+              </w:rPr>
+            </w:pPr>
+            <w:r>
+              <w:rPr>
                 <w:color w:val="000000" w:themeColor="text1"/>
               </w:rPr>
               <w:t>Meestal</w:t>
@@ -3709,10 +3578,11 @@
                   <w14:uncheckedState w14:val="2610" w14:font="MS Gothic"/>
                 </w14:checkbox>
               </w:sdtPr>
+              <w:sdtEndPr/>
               <w:sdtContent>
                 <w:r>
                   <w:rPr>
-                    <w:rFonts w:ascii="Segoe UI Symbol" w:hAnsi="Segoe UI Symbol" w:eastAsia="MS Gothic" w:cs="Segoe UI Symbol"/>
+                    <w:rFonts w:ascii="Segoe UI Symbol" w:eastAsia="MS Gothic" w:hAnsi="Segoe UI Symbol" w:cs="Segoe UI Symbol"/>
                     <w:lang w:val="nl-NL"/>
                   </w:rPr>
                   <w:t>☐</w:t>
@@ -3724,20 +3594,18 @@
         <w:tc>
           <w:tcPr>
             <w:tcW w:w="2046" w:type="dxa"/>
-            <w:tcMar/>
-          </w:tcPr>
-          <w:p>
-            <w:pPr>
-              <w:spacing w:line="360" w:lineRule="auto"/>
-              <w:jc w:val="center"/>
-              <w:rPr>
-                <w:rFonts w:ascii="Calibri" w:hAnsi="Calibri" w:cs="Calibri"/>
-                <w:color w:val="000000" w:themeColor="text1"/>
-              </w:rPr>
-            </w:pPr>
-            <w:r>
-              <w:rPr>
-                <w:rFonts w:ascii="Arial" w:hAnsi="Arial" w:cs="Arial" w:eastAsia="Arial"/>
+          </w:tcPr>
+          <w:p>
+            <w:pPr>
+              <w:spacing w:line="360" w:lineRule="auto"/>
+              <w:jc w:val="center"/>
+              <w:rPr>
+                <w:rFonts w:ascii="Calibri" w:hAnsi="Calibri" w:cs="Calibri"/>
+                <w:color w:val="000000" w:themeColor="text1"/>
+              </w:rPr>
+            </w:pPr>
+            <w:r>
+              <w:rPr>
                 <w:color w:val="000000" w:themeColor="text1"/>
               </w:rPr>
               <w:t>Soms</w:t>
@@ -3766,10 +3634,11 @@
                   <w14:uncheckedState w14:val="2610" w14:font="MS Gothic"/>
                 </w14:checkbox>
               </w:sdtPr>
+              <w:sdtEndPr/>
               <w:sdtContent>
                 <w:r>
                   <w:rPr>
-                    <w:rFonts w:ascii="Segoe UI Symbol" w:hAnsi="Segoe UI Symbol" w:eastAsia="MS Gothic" w:cs="Segoe UI Symbol"/>
+                    <w:rFonts w:ascii="Segoe UI Symbol" w:eastAsia="MS Gothic" w:hAnsi="Segoe UI Symbol" w:cs="Segoe UI Symbol"/>
                     <w:lang w:val="nl-NL"/>
                   </w:rPr>
                   <w:t>☐</w:t>
@@ -3781,20 +3650,18 @@
         <w:tc>
           <w:tcPr>
             <w:tcW w:w="2053" w:type="dxa"/>
-            <w:tcMar/>
-          </w:tcPr>
-          <w:p>
-            <w:pPr>
-              <w:spacing w:line="360" w:lineRule="auto"/>
-              <w:jc w:val="center"/>
-              <w:rPr>
-                <w:rFonts w:ascii="Calibri" w:hAnsi="Calibri" w:cs="Calibri"/>
-                <w:color w:val="000000" w:themeColor="text1"/>
-              </w:rPr>
-            </w:pPr>
-            <w:r>
-              <w:rPr>
-                <w:rFonts w:ascii="Arial" w:hAnsi="Arial" w:cs="Arial" w:eastAsia="Arial"/>
+          </w:tcPr>
+          <w:p>
+            <w:pPr>
+              <w:spacing w:line="360" w:lineRule="auto"/>
+              <w:jc w:val="center"/>
+              <w:rPr>
+                <w:rFonts w:ascii="Calibri" w:hAnsi="Calibri" w:cs="Calibri"/>
+                <w:color w:val="000000" w:themeColor="text1"/>
+              </w:rPr>
+            </w:pPr>
+            <w:r>
+              <w:rPr>
                 <w:color w:val="000000" w:themeColor="text1"/>
               </w:rPr>
               <w:t>Zelden</w:t>
@@ -3823,10 +3690,11 @@
                   <w14:uncheckedState w14:val="2610" w14:font="MS Gothic"/>
                 </w14:checkbox>
               </w:sdtPr>
+              <w:sdtEndPr/>
               <w:sdtContent>
                 <w:r>
                   <w:rPr>
-                    <w:rFonts w:ascii="Segoe UI Symbol" w:hAnsi="Segoe UI Symbol" w:eastAsia="MS Gothic" w:cs="Segoe UI Symbol"/>
+                    <w:rFonts w:ascii="Segoe UI Symbol" w:eastAsia="MS Gothic" w:hAnsi="Segoe UI Symbol" w:cs="Segoe UI Symbol"/>
                     <w:lang w:val="nl-NL"/>
                   </w:rPr>
                   <w:t>☐</w:t>
@@ -3837,21 +3705,19 @@
         </w:tc>
         <w:tc>
           <w:tcPr>
-            <w:tcW w:w="2049" w:type="dxa"/>
-            <w:tcMar/>
-          </w:tcPr>
-          <w:p>
-            <w:pPr>
-              <w:spacing w:line="360" w:lineRule="auto"/>
-              <w:jc w:val="center"/>
-              <w:rPr>
-                <w:rFonts w:ascii="Calibri" w:hAnsi="Calibri" w:cs="Calibri"/>
-                <w:color w:val="000000" w:themeColor="text1"/>
-              </w:rPr>
-            </w:pPr>
-            <w:r>
-              <w:rPr>
-                <w:rFonts w:ascii="Arial" w:hAnsi="Arial" w:cs="Arial" w:eastAsia="Arial"/>
+            <w:tcW w:w="2616" w:type="dxa"/>
+          </w:tcPr>
+          <w:p>
+            <w:pPr>
+              <w:spacing w:line="360" w:lineRule="auto"/>
+              <w:jc w:val="center"/>
+              <w:rPr>
+                <w:rFonts w:ascii="Calibri" w:hAnsi="Calibri" w:cs="Calibri"/>
+                <w:color w:val="000000" w:themeColor="text1"/>
+              </w:rPr>
+            </w:pPr>
+            <w:r>
+              <w:rPr>
                 <w:color w:val="000000" w:themeColor="text1"/>
               </w:rPr>
               <w:t>Nooit</w:t>
@@ -3879,10 +3745,11 @@
                   <w14:uncheckedState w14:val="2610" w14:font="MS Gothic"/>
                 </w14:checkbox>
               </w:sdtPr>
+              <w:sdtEndPr/>
               <w:sdtContent>
                 <w:r>
                   <w:rPr>
-                    <w:rFonts w:ascii="Segoe UI Symbol" w:hAnsi="Segoe UI Symbol" w:eastAsia="MS Gothic" w:cs="Segoe UI Symbol"/>
+                    <w:rFonts w:ascii="Segoe UI Symbol" w:eastAsia="MS Gothic" w:hAnsi="Segoe UI Symbol" w:cs="Segoe UI Symbol"/>
                     <w:lang w:val="nl-NL"/>
                   </w:rPr>
                   <w:t>☐</w:t>
@@ -3906,10 +3773,9 @@
       <w:tr>
         <w:tc>
           <w:tcPr>
-            <w:tcW w:w="9072" w:type="dxa"/>
+            <w:tcW w:w="9639" w:type="dxa"/>
             <w:gridSpan w:val="4"/>
             <w:shd w:val="clear" w:color="auto" w:fill="E8E8E8" w:themeFill="background2"/>
-            <w:tcMar/>
           </w:tcPr>
           <w:p>
             <w:pPr>
@@ -3925,7 +3791,6 @@
             </w:pPr>
             <w:r>
               <w:rPr>
-                <w:rFonts w:ascii="Arial" w:hAnsi="Arial" w:cs="Arial" w:eastAsia="Arial"/>
                 <w:b/>
                 <w:bCs/>
                 <w:color w:val="123A5F"/>
@@ -3934,7 +3799,6 @@
             </w:r>
             <w:r>
               <w:rPr>
-                <w:rFonts w:ascii="Arial" w:hAnsi="Arial" w:cs="Arial" w:eastAsia="Arial"/>
                 <w:color w:val="000000" w:themeColor="text1"/>
                 <w:sz w:val="18"/>
                 <w:szCs w:val="18"/>
@@ -3943,7 +3807,6 @@
             </w:r>
             <w:r>
               <w:rPr>
-                <w:rFonts w:ascii="Arial" w:hAnsi="Arial" w:cs="Arial" w:eastAsia="Arial"/>
                 <w:b/>
                 <w:bCs/>
                 <w:color w:val="123A5F"/>
@@ -3957,20 +3820,18 @@
         <w:tc>
           <w:tcPr>
             <w:tcW w:w="2924" w:type="dxa"/>
-            <w:tcMar/>
-          </w:tcPr>
-          <w:p>
-            <w:pPr>
-              <w:spacing w:line="360" w:lineRule="auto"/>
-              <w:jc w:val="center"/>
-              <w:rPr>
-                <w:rFonts w:ascii="Calibri" w:hAnsi="Calibri" w:cs="Calibri"/>
-                <w:color w:val="000000" w:themeColor="text1"/>
-              </w:rPr>
-            </w:pPr>
-            <w:r>
-              <w:rPr>
-                <w:rFonts w:ascii="Arial" w:hAnsi="Arial" w:cs="Arial" w:eastAsia="Arial"/>
+          </w:tcPr>
+          <w:p>
+            <w:pPr>
+              <w:spacing w:line="360" w:lineRule="auto"/>
+              <w:jc w:val="center"/>
+              <w:rPr>
+                <w:rFonts w:ascii="Calibri" w:hAnsi="Calibri" w:cs="Calibri"/>
+                <w:color w:val="000000" w:themeColor="text1"/>
+              </w:rPr>
+            </w:pPr>
+            <w:r>
+              <w:rPr>
                 <w:color w:val="000000" w:themeColor="text1"/>
               </w:rPr>
               <w:t>Meestal</w:t>
@@ -3999,10 +3860,11 @@
                   <w14:uncheckedState w14:val="2610" w14:font="MS Gothic"/>
                 </w14:checkbox>
               </w:sdtPr>
+              <w:sdtEndPr/>
               <w:sdtContent>
                 <w:r>
                   <w:rPr>
-                    <w:rFonts w:hint="eastAsia" w:ascii="MS Gothic" w:hAnsi="MS Gothic" w:eastAsia="MS Gothic" w:cs="Calibri"/>
+                    <w:rFonts w:ascii="MS Gothic" w:eastAsia="MS Gothic" w:hAnsi="MS Gothic" w:cs="Calibri" w:hint="eastAsia"/>
                     <w:lang w:val="nl-NL"/>
                   </w:rPr>
                   <w:t>☐</w:t>
@@ -4014,20 +3876,18 @@
         <w:tc>
           <w:tcPr>
             <w:tcW w:w="2046" w:type="dxa"/>
-            <w:tcMar/>
-          </w:tcPr>
-          <w:p>
-            <w:pPr>
-              <w:spacing w:line="360" w:lineRule="auto"/>
-              <w:jc w:val="center"/>
-              <w:rPr>
-                <w:rFonts w:ascii="Calibri" w:hAnsi="Calibri" w:cs="Calibri"/>
-                <w:color w:val="000000" w:themeColor="text1"/>
-              </w:rPr>
-            </w:pPr>
-            <w:r>
-              <w:rPr>
-                <w:rFonts w:ascii="Arial" w:hAnsi="Arial" w:cs="Arial" w:eastAsia="Arial"/>
+          </w:tcPr>
+          <w:p>
+            <w:pPr>
+              <w:spacing w:line="360" w:lineRule="auto"/>
+              <w:jc w:val="center"/>
+              <w:rPr>
+                <w:rFonts w:ascii="Calibri" w:hAnsi="Calibri" w:cs="Calibri"/>
+                <w:color w:val="000000" w:themeColor="text1"/>
+              </w:rPr>
+            </w:pPr>
+            <w:r>
+              <w:rPr>
                 <w:color w:val="000000" w:themeColor="text1"/>
               </w:rPr>
               <w:t>Soms</w:t>
@@ -4056,10 +3916,11 @@
                   <w14:uncheckedState w14:val="2610" w14:font="MS Gothic"/>
                 </w14:checkbox>
               </w:sdtPr>
+              <w:sdtEndPr/>
               <w:sdtContent>
                 <w:r>
                   <w:rPr>
-                    <w:rFonts w:ascii="Segoe UI Symbol" w:hAnsi="Segoe UI Symbol" w:eastAsia="MS Gothic" w:cs="Segoe UI Symbol"/>
+                    <w:rFonts w:ascii="Segoe UI Symbol" w:eastAsia="MS Gothic" w:hAnsi="Segoe UI Symbol" w:cs="Segoe UI Symbol"/>
                     <w:lang w:val="nl-NL"/>
                   </w:rPr>
                   <w:t>☐</w:t>
@@ -4071,20 +3932,18 @@
         <w:tc>
           <w:tcPr>
             <w:tcW w:w="2053" w:type="dxa"/>
-            <w:tcMar/>
-          </w:tcPr>
-          <w:p>
-            <w:pPr>
-              <w:spacing w:line="360" w:lineRule="auto"/>
-              <w:jc w:val="center"/>
-              <w:rPr>
-                <w:rFonts w:ascii="Calibri" w:hAnsi="Calibri" w:cs="Calibri"/>
-                <w:color w:val="000000" w:themeColor="text1"/>
-              </w:rPr>
-            </w:pPr>
-            <w:r>
-              <w:rPr>
-                <w:rFonts w:ascii="Arial" w:hAnsi="Arial" w:cs="Arial" w:eastAsia="Arial"/>
+          </w:tcPr>
+          <w:p>
+            <w:pPr>
+              <w:spacing w:line="360" w:lineRule="auto"/>
+              <w:jc w:val="center"/>
+              <w:rPr>
+                <w:rFonts w:ascii="Calibri" w:hAnsi="Calibri" w:cs="Calibri"/>
+                <w:color w:val="000000" w:themeColor="text1"/>
+              </w:rPr>
+            </w:pPr>
+            <w:r>
+              <w:rPr>
                 <w:color w:val="000000" w:themeColor="text1"/>
               </w:rPr>
               <w:t>Zelden</w:t>
@@ -4113,10 +3972,11 @@
                   <w14:uncheckedState w14:val="2610" w14:font="MS Gothic"/>
                 </w14:checkbox>
               </w:sdtPr>
+              <w:sdtEndPr/>
               <w:sdtContent>
                 <w:r>
                   <w:rPr>
-                    <w:rFonts w:ascii="Segoe UI Symbol" w:hAnsi="Segoe UI Symbol" w:eastAsia="MS Gothic" w:cs="Segoe UI Symbol"/>
+                    <w:rFonts w:ascii="Segoe UI Symbol" w:eastAsia="MS Gothic" w:hAnsi="Segoe UI Symbol" w:cs="Segoe UI Symbol"/>
                     <w:lang w:val="nl-NL"/>
                   </w:rPr>
                   <w:t>☐</w:t>
@@ -4127,21 +3987,19 @@
         </w:tc>
         <w:tc>
           <w:tcPr>
-            <w:tcW w:w="2049" w:type="dxa"/>
-            <w:tcMar/>
-          </w:tcPr>
-          <w:p>
-            <w:pPr>
-              <w:spacing w:line="360" w:lineRule="auto"/>
-              <w:jc w:val="center"/>
-              <w:rPr>
-                <w:rFonts w:ascii="Calibri" w:hAnsi="Calibri" w:cs="Calibri"/>
-                <w:color w:val="000000" w:themeColor="text1"/>
-              </w:rPr>
-            </w:pPr>
-            <w:r>
-              <w:rPr>
-                <w:rFonts w:ascii="Arial" w:hAnsi="Arial" w:cs="Arial" w:eastAsia="Arial"/>
+            <w:tcW w:w="2616" w:type="dxa"/>
+          </w:tcPr>
+          <w:p>
+            <w:pPr>
+              <w:spacing w:line="360" w:lineRule="auto"/>
+              <w:jc w:val="center"/>
+              <w:rPr>
+                <w:rFonts w:ascii="Calibri" w:hAnsi="Calibri" w:cs="Calibri"/>
+                <w:color w:val="000000" w:themeColor="text1"/>
+              </w:rPr>
+            </w:pPr>
+            <w:r>
+              <w:rPr>
                 <w:color w:val="000000" w:themeColor="text1"/>
               </w:rPr>
               <w:t>Nooit</w:t>
@@ -4169,10 +4027,11 @@
                   <w14:uncheckedState w14:val="2610" w14:font="MS Gothic"/>
                 </w14:checkbox>
               </w:sdtPr>
+              <w:sdtEndPr/>
               <w:sdtContent>
                 <w:r>
                   <w:rPr>
-                    <w:rFonts w:ascii="Segoe UI Symbol" w:hAnsi="Segoe UI Symbol" w:eastAsia="MS Gothic" w:cs="Segoe UI Symbol"/>
+                    <w:rFonts w:ascii="Segoe UI Symbol" w:eastAsia="MS Gothic" w:hAnsi="Segoe UI Symbol" w:cs="Segoe UI Symbol"/>
                     <w:lang w:val="nl-NL"/>
                   </w:rPr>
                   <w:t>☐</w:t>
@@ -4218,10 +4077,9 @@
       <w:tr>
         <w:tc>
           <w:tcPr>
-            <w:tcW w:w="9072" w:type="dxa"/>
+            <w:tcW w:w="9639" w:type="dxa"/>
             <w:gridSpan w:val="4"/>
             <w:shd w:val="clear" w:color="auto" w:fill="E8E8E8" w:themeFill="background2"/>
-            <w:tcMar/>
           </w:tcPr>
           <w:p>
             <w:pPr>
@@ -4237,7 +4095,6 @@
             </w:pPr>
             <w:r>
               <w:rPr>
-                <w:rFonts w:ascii="Arial" w:hAnsi="Arial" w:cs="Arial" w:eastAsia="Arial"/>
                 <w:b/>
                 <w:bCs/>
                 <w:color w:val="123A5F"/>
@@ -4246,7 +4103,6 @@
             </w:r>
             <w:r>
               <w:rPr>
-                <w:rFonts w:ascii="Arial" w:hAnsi="Arial" w:cs="Arial" w:eastAsia="Arial"/>
                 <w:color w:val="000000" w:themeColor="text1"/>
                 <w:sz w:val="18"/>
                 <w:szCs w:val="18"/>
@@ -4255,7 +4111,6 @@
             </w:r>
             <w:r>
               <w:rPr>
-                <w:rFonts w:ascii="Arial" w:hAnsi="Arial" w:cs="Arial" w:eastAsia="Arial"/>
                 <w:b/>
                 <w:bCs/>
                 <w:color w:val="123A5F"/>
@@ -4269,20 +4124,18 @@
         <w:tc>
           <w:tcPr>
             <w:tcW w:w="2924" w:type="dxa"/>
-            <w:tcMar/>
-          </w:tcPr>
-          <w:p>
-            <w:pPr>
-              <w:spacing w:line="360" w:lineRule="auto"/>
-              <w:jc w:val="center"/>
-              <w:rPr>
-                <w:rFonts w:ascii="Calibri" w:hAnsi="Calibri" w:cs="Calibri"/>
-                <w:color w:val="000000" w:themeColor="text1"/>
-              </w:rPr>
-            </w:pPr>
-            <w:r>
-              <w:rPr>
-                <w:rFonts w:ascii="Arial" w:hAnsi="Arial" w:cs="Arial" w:eastAsia="Arial"/>
+          </w:tcPr>
+          <w:p>
+            <w:pPr>
+              <w:spacing w:line="360" w:lineRule="auto"/>
+              <w:jc w:val="center"/>
+              <w:rPr>
+                <w:rFonts w:ascii="Calibri" w:hAnsi="Calibri" w:cs="Calibri"/>
+                <w:color w:val="000000" w:themeColor="text1"/>
+              </w:rPr>
+            </w:pPr>
+            <w:r>
+              <w:rPr>
                 <w:color w:val="000000" w:themeColor="text1"/>
               </w:rPr>
               <w:t>Meestal</w:t>
@@ -4311,10 +4164,11 @@
                   <w14:uncheckedState w14:val="2610" w14:font="MS Gothic"/>
                 </w14:checkbox>
               </w:sdtPr>
+              <w:sdtEndPr/>
               <w:sdtContent>
                 <w:r>
                   <w:rPr>
-                    <w:rFonts w:ascii="Segoe UI Symbol" w:hAnsi="Segoe UI Symbol" w:eastAsia="MS Gothic" w:cs="Segoe UI Symbol"/>
+                    <w:rFonts w:ascii="Segoe UI Symbol" w:eastAsia="MS Gothic" w:hAnsi="Segoe UI Symbol" w:cs="Segoe UI Symbol"/>
                     <w:lang w:val="nl-NL"/>
                   </w:rPr>
                   <w:t>☐</w:t>
@@ -4326,20 +4180,18 @@
         <w:tc>
           <w:tcPr>
             <w:tcW w:w="2046" w:type="dxa"/>
-            <w:tcMar/>
-          </w:tcPr>
-          <w:p>
-            <w:pPr>
-              <w:spacing w:line="360" w:lineRule="auto"/>
-              <w:jc w:val="center"/>
-              <w:rPr>
-                <w:rFonts w:ascii="Calibri" w:hAnsi="Calibri" w:cs="Calibri"/>
-                <w:color w:val="000000" w:themeColor="text1"/>
-              </w:rPr>
-            </w:pPr>
-            <w:r>
-              <w:rPr>
-                <w:rFonts w:ascii="Arial" w:hAnsi="Arial" w:cs="Arial" w:eastAsia="Arial"/>
+          </w:tcPr>
+          <w:p>
+            <w:pPr>
+              <w:spacing w:line="360" w:lineRule="auto"/>
+              <w:jc w:val="center"/>
+              <w:rPr>
+                <w:rFonts w:ascii="Calibri" w:hAnsi="Calibri" w:cs="Calibri"/>
+                <w:color w:val="000000" w:themeColor="text1"/>
+              </w:rPr>
+            </w:pPr>
+            <w:r>
+              <w:rPr>
                 <w:color w:val="000000" w:themeColor="text1"/>
               </w:rPr>
               <w:t>Soms</w:t>
@@ -4368,10 +4220,11 @@
                   <w14:uncheckedState w14:val="2610" w14:font="MS Gothic"/>
                 </w14:checkbox>
               </w:sdtPr>
+              <w:sdtEndPr/>
               <w:sdtContent>
                 <w:r>
                   <w:rPr>
-                    <w:rFonts w:ascii="Segoe UI Symbol" w:hAnsi="Segoe UI Symbol" w:eastAsia="MS Gothic" w:cs="Segoe UI Symbol"/>
+                    <w:rFonts w:ascii="Segoe UI Symbol" w:eastAsia="MS Gothic" w:hAnsi="Segoe UI Symbol" w:cs="Segoe UI Symbol"/>
                     <w:lang w:val="nl-NL"/>
                   </w:rPr>
                   <w:t>☐</w:t>
@@ -4383,20 +4236,18 @@
         <w:tc>
           <w:tcPr>
             <w:tcW w:w="2053" w:type="dxa"/>
-            <w:tcMar/>
-          </w:tcPr>
-          <w:p>
-            <w:pPr>
-              <w:spacing w:line="360" w:lineRule="auto"/>
-              <w:jc w:val="center"/>
-              <w:rPr>
-                <w:rFonts w:ascii="Calibri" w:hAnsi="Calibri" w:cs="Calibri"/>
-                <w:color w:val="000000" w:themeColor="text1"/>
-              </w:rPr>
-            </w:pPr>
-            <w:r>
-              <w:rPr>
-                <w:rFonts w:ascii="Arial" w:hAnsi="Arial" w:cs="Arial" w:eastAsia="Arial"/>
+          </w:tcPr>
+          <w:p>
+            <w:pPr>
+              <w:spacing w:line="360" w:lineRule="auto"/>
+              <w:jc w:val="center"/>
+              <w:rPr>
+                <w:rFonts w:ascii="Calibri" w:hAnsi="Calibri" w:cs="Calibri"/>
+                <w:color w:val="000000" w:themeColor="text1"/>
+              </w:rPr>
+            </w:pPr>
+            <w:r>
+              <w:rPr>
                 <w:color w:val="000000" w:themeColor="text1"/>
               </w:rPr>
               <w:t>Zelden</w:t>
@@ -4425,10 +4276,11 @@
                   <w14:uncheckedState w14:val="2610" w14:font="MS Gothic"/>
                 </w14:checkbox>
               </w:sdtPr>
+              <w:sdtEndPr/>
               <w:sdtContent>
                 <w:r>
                   <w:rPr>
-                    <w:rFonts w:ascii="Segoe UI Symbol" w:hAnsi="Segoe UI Symbol" w:eastAsia="MS Gothic" w:cs="Segoe UI Symbol"/>
+                    <w:rFonts w:ascii="Segoe UI Symbol" w:eastAsia="MS Gothic" w:hAnsi="Segoe UI Symbol" w:cs="Segoe UI Symbol"/>
                     <w:lang w:val="nl-NL"/>
                   </w:rPr>
                   <w:t>☐</w:t>
@@ -4439,21 +4291,19 @@
         </w:tc>
         <w:tc>
           <w:tcPr>
-            <w:tcW w:w="2049" w:type="dxa"/>
-            <w:tcMar/>
-          </w:tcPr>
-          <w:p>
-            <w:pPr>
-              <w:spacing w:line="360" w:lineRule="auto"/>
-              <w:jc w:val="center"/>
-              <w:rPr>
-                <w:rFonts w:ascii="Calibri" w:hAnsi="Calibri" w:cs="Calibri"/>
-                <w:color w:val="000000" w:themeColor="text1"/>
-              </w:rPr>
-            </w:pPr>
-            <w:r>
-              <w:rPr>
-                <w:rFonts w:ascii="Arial" w:hAnsi="Arial" w:cs="Arial" w:eastAsia="Arial"/>
+            <w:tcW w:w="2616" w:type="dxa"/>
+          </w:tcPr>
+          <w:p>
+            <w:pPr>
+              <w:spacing w:line="360" w:lineRule="auto"/>
+              <w:jc w:val="center"/>
+              <w:rPr>
+                <w:rFonts w:ascii="Calibri" w:hAnsi="Calibri" w:cs="Calibri"/>
+                <w:color w:val="000000" w:themeColor="text1"/>
+              </w:rPr>
+            </w:pPr>
+            <w:r>
+              <w:rPr>
                 <w:color w:val="000000" w:themeColor="text1"/>
               </w:rPr>
               <w:t>Nooit</w:t>
@@ -4481,10 +4331,11 @@
                   <w14:uncheckedState w14:val="2610" w14:font="MS Gothic"/>
                 </w14:checkbox>
               </w:sdtPr>
+              <w:sdtEndPr/>
               <w:sdtContent>
                 <w:r>
                   <w:rPr>
-                    <w:rFonts w:ascii="Segoe UI Symbol" w:hAnsi="Segoe UI Symbol" w:eastAsia="MS Gothic" w:cs="Segoe UI Symbol"/>
+                    <w:rFonts w:ascii="Segoe UI Symbol" w:eastAsia="MS Gothic" w:hAnsi="Segoe UI Symbol" w:cs="Segoe UI Symbol"/>
                     <w:lang w:val="nl-NL"/>
                   </w:rPr>
                   <w:t>☐</w:t>
@@ -4508,41 +4359,33 @@
       <w:tr>
         <w:tc>
           <w:tcPr>
-            <w:tcW w:w="9072" w:type="dxa"/>
+            <w:tcW w:w="9639" w:type="dxa"/>
             <w:gridSpan w:val="4"/>
             <w:shd w:val="clear" w:color="auto" w:fill="E8E8E8" w:themeFill="background2"/>
-            <w:tcMar/>
-          </w:tcPr>
-          <w:p>
-            <w:pPr>
-              <w:pStyle w:val="Normal"/>
-              <w:suppressLineNumbers w:val="0"/>
-              <w:bidi w:val="0"/>
-              <w:spacing w:before="0" w:beforeAutospacing="off" w:after="0" w:afterAutospacing="off" w:line="360" w:lineRule="auto"/>
-              <w:ind w:left="0" w:right="0"/>
-              <w:jc w:val="left"/>
-              <w:rPr>
-                <w:rFonts w:ascii="Calibri" w:hAnsi="Calibri" w:cs="Calibri"/>
-                <w:b w:val="1"/>
-                <w:bCs w:val="1"/>
-                <w:color w:val="000000" w:themeColor="text1" w:themeTint="FF" w:themeShade="FF"/>
+          </w:tcPr>
+          <w:p>
+            <w:pPr>
+              <w:spacing w:line="360" w:lineRule="auto"/>
+              <w:rPr>
+                <w:rFonts w:ascii="Calibri" w:hAnsi="Calibri" w:cs="Calibri"/>
+                <w:b/>
+                <w:bCs/>
+                <w:color w:val="000000" w:themeColor="text1"/>
                 <w:sz w:val="28"/>
                 <w:szCs w:val="28"/>
               </w:rPr>
             </w:pPr>
             <w:r>
               <w:rPr>
-                <w:rFonts w:ascii="Arial" w:hAnsi="Arial" w:cs="Arial" w:eastAsia="Arial"/>
-                <w:b w:val="1"/>
-                <w:bCs w:val="1"/>
+                <w:b/>
+                <w:bCs/>
                 <w:color w:val="123A5F"/>
               </w:rPr>
               <w:t>15.</w:t>
             </w:r>
             <w:r>
               <w:rPr>
-                <w:rFonts w:ascii="Arial" w:hAnsi="Arial" w:cs="Arial" w:eastAsia="Arial"/>
-                <w:color w:val="000000" w:themeColor="text1" w:themeTint="FF" w:themeShade="FF"/>
+                <w:color w:val="000000" w:themeColor="text1"/>
                 <w:sz w:val="18"/>
                 <w:szCs w:val="18"/>
               </w:rPr>
@@ -4550,18 +4393,16 @@
             </w:r>
             <w:r>
               <w:rPr>
-                <w:rFonts w:ascii="Calibri" w:hAnsi="Calibri" w:cs="Calibri"/>
-                <w:b w:val="1"/>
-                <w:bCs w:val="1"/>
-                <w:color w:val="000000" w:themeColor="text1" w:themeTint="FF" w:themeShade="FF"/>
+                <w:b/>
+                <w:bCs/>
+                <w:color w:val="123A5F"/>
               </w:rPr>
               <w:t>Loopt u</w:t>
             </w:r>
             <w:r>
               <w:rPr>
-                <w:rFonts w:ascii="Arial" w:hAnsi="Arial" w:cs="Arial" w:eastAsia="Arial"/>
-                <w:b w:val="1"/>
-                <w:bCs w:val="1"/>
+                <w:b/>
+                <w:bCs/>
                 <w:color w:val="123A5F"/>
               </w:rPr>
               <w:t xml:space="preserve"> nieuwe schoenen geleidelijk in?</w:t>
@@ -4573,20 +4414,18 @@
         <w:tc>
           <w:tcPr>
             <w:tcW w:w="2924" w:type="dxa"/>
-            <w:tcMar/>
-          </w:tcPr>
-          <w:p>
-            <w:pPr>
-              <w:spacing w:line="360" w:lineRule="auto"/>
-              <w:jc w:val="center"/>
-              <w:rPr>
-                <w:rFonts w:ascii="Calibri" w:hAnsi="Calibri" w:cs="Calibri"/>
-                <w:color w:val="000000" w:themeColor="text1"/>
-              </w:rPr>
-            </w:pPr>
-            <w:r>
-              <w:rPr>
-                <w:rFonts w:ascii="Arial" w:hAnsi="Arial" w:cs="Arial" w:eastAsia="Arial"/>
+          </w:tcPr>
+          <w:p>
+            <w:pPr>
+              <w:spacing w:line="360" w:lineRule="auto"/>
+              <w:jc w:val="center"/>
+              <w:rPr>
+                <w:rFonts w:ascii="Calibri" w:hAnsi="Calibri" w:cs="Calibri"/>
+                <w:color w:val="000000" w:themeColor="text1"/>
+              </w:rPr>
+            </w:pPr>
+            <w:r>
+              <w:rPr>
                 <w:color w:val="000000" w:themeColor="text1"/>
               </w:rPr>
               <w:t>Altijd</w:t>
@@ -4615,10 +4454,11 @@
                   <w14:uncheckedState w14:val="2610" w14:font="MS Gothic"/>
                 </w14:checkbox>
               </w:sdtPr>
+              <w:sdtEndPr/>
               <w:sdtContent>
                 <w:r>
                   <w:rPr>
-                    <w:rFonts w:ascii="Segoe UI Symbol" w:hAnsi="Segoe UI Symbol" w:eastAsia="MS Gothic" w:cs="Segoe UI Symbol"/>
+                    <w:rFonts w:ascii="Segoe UI Symbol" w:eastAsia="MS Gothic" w:hAnsi="Segoe UI Symbol" w:cs="Segoe UI Symbol"/>
                     <w:lang w:val="nl-NL"/>
                   </w:rPr>
                   <w:t>☐</w:t>
@@ -4630,20 +4470,18 @@
         <w:tc>
           <w:tcPr>
             <w:tcW w:w="2046" w:type="dxa"/>
-            <w:tcMar/>
-          </w:tcPr>
-          <w:p>
-            <w:pPr>
-              <w:spacing w:line="360" w:lineRule="auto"/>
-              <w:jc w:val="center"/>
-              <w:rPr>
-                <w:rFonts w:ascii="Calibri" w:hAnsi="Calibri" w:cs="Calibri"/>
-                <w:color w:val="000000" w:themeColor="text1"/>
-              </w:rPr>
-            </w:pPr>
-            <w:r>
-              <w:rPr>
-                <w:rFonts w:ascii="Arial" w:hAnsi="Arial" w:cs="Arial" w:eastAsia="Arial"/>
+          </w:tcPr>
+          <w:p>
+            <w:pPr>
+              <w:spacing w:line="360" w:lineRule="auto"/>
+              <w:jc w:val="center"/>
+              <w:rPr>
+                <w:rFonts w:ascii="Calibri" w:hAnsi="Calibri" w:cs="Calibri"/>
+                <w:color w:val="000000" w:themeColor="text1"/>
+              </w:rPr>
+            </w:pPr>
+            <w:r>
+              <w:rPr>
                 <w:color w:val="000000" w:themeColor="text1"/>
               </w:rPr>
               <w:t>Meestal</w:t>
@@ -4672,10 +4510,11 @@
                   <w14:uncheckedState w14:val="2610" w14:font="MS Gothic"/>
                 </w14:checkbox>
               </w:sdtPr>
+              <w:sdtEndPr/>
               <w:sdtContent>
                 <w:r>
                   <w:rPr>
-                    <w:rFonts w:ascii="Segoe UI Symbol" w:hAnsi="Segoe UI Symbol" w:eastAsia="MS Gothic" w:cs="Segoe UI Symbol"/>
+                    <w:rFonts w:ascii="Segoe UI Symbol" w:eastAsia="MS Gothic" w:hAnsi="Segoe UI Symbol" w:cs="Segoe UI Symbol"/>
                     <w:lang w:val="nl-NL"/>
                   </w:rPr>
                   <w:t>☐</w:t>
@@ -4687,20 +4526,18 @@
         <w:tc>
           <w:tcPr>
             <w:tcW w:w="2053" w:type="dxa"/>
-            <w:tcMar/>
-          </w:tcPr>
-          <w:p>
-            <w:pPr>
-              <w:spacing w:line="360" w:lineRule="auto"/>
-              <w:jc w:val="center"/>
-              <w:rPr>
-                <w:rFonts w:ascii="Calibri" w:hAnsi="Calibri" w:cs="Calibri"/>
-                <w:color w:val="000000" w:themeColor="text1"/>
-              </w:rPr>
-            </w:pPr>
-            <w:r>
-              <w:rPr>
-                <w:rFonts w:ascii="Arial" w:hAnsi="Arial" w:cs="Arial" w:eastAsia="Arial"/>
+          </w:tcPr>
+          <w:p>
+            <w:pPr>
+              <w:spacing w:line="360" w:lineRule="auto"/>
+              <w:jc w:val="center"/>
+              <w:rPr>
+                <w:rFonts w:ascii="Calibri" w:hAnsi="Calibri" w:cs="Calibri"/>
+                <w:color w:val="000000" w:themeColor="text1"/>
+              </w:rPr>
+            </w:pPr>
+            <w:r>
+              <w:rPr>
                 <w:color w:val="000000" w:themeColor="text1"/>
               </w:rPr>
               <w:t>Soms</w:t>
@@ -4729,10 +4566,11 @@
                   <w14:uncheckedState w14:val="2610" w14:font="MS Gothic"/>
                 </w14:checkbox>
               </w:sdtPr>
+              <w:sdtEndPr/>
               <w:sdtContent>
                 <w:r>
                   <w:rPr>
-                    <w:rFonts w:ascii="Segoe UI Symbol" w:hAnsi="Segoe UI Symbol" w:eastAsia="MS Gothic" w:cs="Segoe UI Symbol"/>
+                    <w:rFonts w:ascii="Segoe UI Symbol" w:eastAsia="MS Gothic" w:hAnsi="Segoe UI Symbol" w:cs="Segoe UI Symbol"/>
                     <w:lang w:val="nl-NL"/>
                   </w:rPr>
                   <w:t>☐</w:t>
@@ -4743,21 +4581,19 @@
         </w:tc>
         <w:tc>
           <w:tcPr>
-            <w:tcW w:w="2049" w:type="dxa"/>
-            <w:tcMar/>
-          </w:tcPr>
-          <w:p>
-            <w:pPr>
-              <w:spacing w:line="360" w:lineRule="auto"/>
-              <w:jc w:val="center"/>
-              <w:rPr>
-                <w:rFonts w:ascii="Calibri" w:hAnsi="Calibri" w:cs="Calibri"/>
-                <w:color w:val="000000" w:themeColor="text1"/>
-              </w:rPr>
-            </w:pPr>
-            <w:r>
-              <w:rPr>
-                <w:rFonts w:ascii="Arial" w:hAnsi="Arial" w:cs="Arial" w:eastAsia="Arial"/>
+            <w:tcW w:w="2616" w:type="dxa"/>
+          </w:tcPr>
+          <w:p>
+            <w:pPr>
+              <w:spacing w:line="360" w:lineRule="auto"/>
+              <w:jc w:val="center"/>
+              <w:rPr>
+                <w:rFonts w:ascii="Calibri" w:hAnsi="Calibri" w:cs="Calibri"/>
+                <w:color w:val="000000" w:themeColor="text1"/>
+              </w:rPr>
+            </w:pPr>
+            <w:r>
+              <w:rPr>
                 <w:color w:val="000000" w:themeColor="text1"/>
               </w:rPr>
               <w:t>Zelden/nooit</w:t>
@@ -4785,10 +4621,11 @@
                   <w14:uncheckedState w14:val="2610" w14:font="MS Gothic"/>
                 </w14:checkbox>
               </w:sdtPr>
+              <w:sdtEndPr/>
               <w:sdtContent>
                 <w:r>
                   <w:rPr>
-                    <w:rFonts w:ascii="Segoe UI Symbol" w:hAnsi="Segoe UI Symbol" w:eastAsia="MS Gothic" w:cs="Segoe UI Symbol"/>
+                    <w:rFonts w:ascii="Segoe UI Symbol" w:eastAsia="MS Gothic" w:hAnsi="Segoe UI Symbol" w:cs="Segoe UI Symbol"/>
                     <w:lang w:val="nl-NL"/>
                   </w:rPr>
                   <w:t>☐</w:t>
@@ -4812,10 +4649,9 @@
       <w:tr>
         <w:tc>
           <w:tcPr>
-            <w:tcW w:w="9072" w:type="dxa"/>
+            <w:tcW w:w="9639" w:type="dxa"/>
             <w:gridSpan w:val="4"/>
             <w:shd w:val="clear" w:color="auto" w:fill="E8E8E8" w:themeFill="background2"/>
-            <w:tcMar/>
           </w:tcPr>
           <w:p>
             <w:pPr>
@@ -4831,7 +4667,6 @@
             </w:pPr>
             <w:r>
               <w:rPr>
-                <w:rFonts w:ascii="Arial" w:hAnsi="Arial" w:cs="Arial" w:eastAsia="Arial"/>
                 <w:b/>
                 <w:bCs/>
                 <w:color w:val="123A5F"/>
@@ -4845,20 +4680,18 @@
         <w:tc>
           <w:tcPr>
             <w:tcW w:w="2924" w:type="dxa"/>
-            <w:tcMar/>
-          </w:tcPr>
-          <w:p>
-            <w:pPr>
-              <w:spacing w:line="360" w:lineRule="auto"/>
-              <w:jc w:val="center"/>
-              <w:rPr>
-                <w:rFonts w:ascii="Calibri" w:hAnsi="Calibri" w:cs="Calibri"/>
-                <w:color w:val="000000" w:themeColor="text1"/>
-              </w:rPr>
-            </w:pPr>
-            <w:r>
-              <w:rPr>
-                <w:rFonts w:ascii="Arial" w:hAnsi="Arial" w:cs="Arial" w:eastAsia="Arial"/>
+          </w:tcPr>
+          <w:p>
+            <w:pPr>
+              <w:spacing w:line="360" w:lineRule="auto"/>
+              <w:jc w:val="center"/>
+              <w:rPr>
+                <w:rFonts w:ascii="Calibri" w:hAnsi="Calibri" w:cs="Calibri"/>
+                <w:color w:val="000000" w:themeColor="text1"/>
+              </w:rPr>
+            </w:pPr>
+            <w:r>
+              <w:rPr>
                 <w:color w:val="000000" w:themeColor="text1"/>
               </w:rPr>
               <w:t>Meestal</w:t>
@@ -4887,10 +4720,11 @@
                   <w14:uncheckedState w14:val="2610" w14:font="MS Gothic"/>
                 </w14:checkbox>
               </w:sdtPr>
+              <w:sdtEndPr/>
               <w:sdtContent>
                 <w:r>
                   <w:rPr>
-                    <w:rFonts w:ascii="Segoe UI Symbol" w:hAnsi="Segoe UI Symbol" w:eastAsia="MS Gothic" w:cs="Segoe UI Symbol"/>
+                    <w:rFonts w:ascii="Segoe UI Symbol" w:eastAsia="MS Gothic" w:hAnsi="Segoe UI Symbol" w:cs="Segoe UI Symbol"/>
                     <w:lang w:val="nl-NL"/>
                   </w:rPr>
                   <w:t>☐</w:t>
@@ -4902,20 +4736,18 @@
         <w:tc>
           <w:tcPr>
             <w:tcW w:w="2046" w:type="dxa"/>
-            <w:tcMar/>
-          </w:tcPr>
-          <w:p>
-            <w:pPr>
-              <w:spacing w:line="360" w:lineRule="auto"/>
-              <w:jc w:val="center"/>
-              <w:rPr>
-                <w:rFonts w:ascii="Calibri" w:hAnsi="Calibri" w:cs="Calibri"/>
-                <w:color w:val="000000" w:themeColor="text1"/>
-              </w:rPr>
-            </w:pPr>
-            <w:r>
-              <w:rPr>
-                <w:rFonts w:ascii="Arial" w:hAnsi="Arial" w:cs="Arial" w:eastAsia="Arial"/>
+          </w:tcPr>
+          <w:p>
+            <w:pPr>
+              <w:spacing w:line="360" w:lineRule="auto"/>
+              <w:jc w:val="center"/>
+              <w:rPr>
+                <w:rFonts w:ascii="Calibri" w:hAnsi="Calibri" w:cs="Calibri"/>
+                <w:color w:val="000000" w:themeColor="text1"/>
+              </w:rPr>
+            </w:pPr>
+            <w:r>
+              <w:rPr>
                 <w:color w:val="000000" w:themeColor="text1"/>
               </w:rPr>
               <w:t>Soms</w:t>
@@ -4944,10 +4776,11 @@
                   <w14:uncheckedState w14:val="2610" w14:font="MS Gothic"/>
                 </w14:checkbox>
               </w:sdtPr>
+              <w:sdtEndPr/>
               <w:sdtContent>
                 <w:r>
                   <w:rPr>
-                    <w:rFonts w:ascii="Segoe UI Symbol" w:hAnsi="Segoe UI Symbol" w:eastAsia="MS Gothic" w:cs="Segoe UI Symbol"/>
+                    <w:rFonts w:ascii="Segoe UI Symbol" w:eastAsia="MS Gothic" w:hAnsi="Segoe UI Symbol" w:cs="Segoe UI Symbol"/>
                     <w:lang w:val="nl-NL"/>
                   </w:rPr>
                   <w:t>☐</w:t>
@@ -4959,20 +4792,18 @@
         <w:tc>
           <w:tcPr>
             <w:tcW w:w="2053" w:type="dxa"/>
-            <w:tcMar/>
-          </w:tcPr>
-          <w:p>
-            <w:pPr>
-              <w:spacing w:line="360" w:lineRule="auto"/>
-              <w:jc w:val="center"/>
-              <w:rPr>
-                <w:rFonts w:ascii="Calibri" w:hAnsi="Calibri" w:cs="Calibri"/>
-                <w:color w:val="000000" w:themeColor="text1"/>
-              </w:rPr>
-            </w:pPr>
-            <w:r>
-              <w:rPr>
-                <w:rFonts w:ascii="Arial" w:hAnsi="Arial" w:cs="Arial" w:eastAsia="Arial"/>
+          </w:tcPr>
+          <w:p>
+            <w:pPr>
+              <w:spacing w:line="360" w:lineRule="auto"/>
+              <w:jc w:val="center"/>
+              <w:rPr>
+                <w:rFonts w:ascii="Calibri" w:hAnsi="Calibri" w:cs="Calibri"/>
+                <w:color w:val="000000" w:themeColor="text1"/>
+              </w:rPr>
+            </w:pPr>
+            <w:r>
+              <w:rPr>
                 <w:color w:val="000000" w:themeColor="text1"/>
               </w:rPr>
               <w:t>Zelden</w:t>
@@ -5001,10 +4832,11 @@
                   <w14:uncheckedState w14:val="2610" w14:font="MS Gothic"/>
                 </w14:checkbox>
               </w:sdtPr>
+              <w:sdtEndPr/>
               <w:sdtContent>
                 <w:r>
                   <w:rPr>
-                    <w:rFonts w:ascii="Segoe UI Symbol" w:hAnsi="Segoe UI Symbol" w:eastAsia="MS Gothic" w:cs="Segoe UI Symbol"/>
+                    <w:rFonts w:ascii="Segoe UI Symbol" w:eastAsia="MS Gothic" w:hAnsi="Segoe UI Symbol" w:cs="Segoe UI Symbol"/>
                     <w:lang w:val="nl-NL"/>
                   </w:rPr>
                   <w:t>☐</w:t>
@@ -5015,21 +4847,19 @@
         </w:tc>
         <w:tc>
           <w:tcPr>
-            <w:tcW w:w="2049" w:type="dxa"/>
-            <w:tcMar/>
-          </w:tcPr>
-          <w:p>
-            <w:pPr>
-              <w:spacing w:line="360" w:lineRule="auto"/>
-              <w:jc w:val="center"/>
-              <w:rPr>
-                <w:rFonts w:ascii="Calibri" w:hAnsi="Calibri" w:cs="Calibri"/>
-                <w:color w:val="000000" w:themeColor="text1"/>
-              </w:rPr>
-            </w:pPr>
-            <w:r>
-              <w:rPr>
-                <w:rFonts w:ascii="Arial" w:hAnsi="Arial" w:cs="Arial" w:eastAsia="Arial"/>
+            <w:tcW w:w="2616" w:type="dxa"/>
+          </w:tcPr>
+          <w:p>
+            <w:pPr>
+              <w:spacing w:line="360" w:lineRule="auto"/>
+              <w:jc w:val="center"/>
+              <w:rPr>
+                <w:rFonts w:ascii="Calibri" w:hAnsi="Calibri" w:cs="Calibri"/>
+                <w:color w:val="000000" w:themeColor="text1"/>
+              </w:rPr>
+            </w:pPr>
+            <w:r>
+              <w:rPr>
                 <w:color w:val="000000" w:themeColor="text1"/>
               </w:rPr>
               <w:t>Nooit</w:t>
@@ -5057,10 +4887,11 @@
                   <w14:uncheckedState w14:val="2610" w14:font="MS Gothic"/>
                 </w14:checkbox>
               </w:sdtPr>
+              <w:sdtEndPr/>
               <w:sdtContent>
                 <w:r>
                   <w:rPr>
-                    <w:rFonts w:ascii="Segoe UI Symbol" w:hAnsi="Segoe UI Symbol" w:eastAsia="MS Gothic" w:cs="Segoe UI Symbol"/>
+                    <w:rFonts w:ascii="Segoe UI Symbol" w:eastAsia="MS Gothic" w:hAnsi="Segoe UI Symbol" w:cs="Segoe UI Symbol"/>
                     <w:lang w:val="nl-NL"/>
                   </w:rPr>
                   <w:t>☐</w:t>
@@ -5084,18 +4915,17 @@
       <w:tr>
         <w:tc>
           <w:tcPr>
-            <w:tcW w:w="9072" w:type="dxa"/>
+            <w:tcW w:w="9639" w:type="dxa"/>
             <w:gridSpan w:val="4"/>
             <w:shd w:val="clear" w:color="auto" w:fill="E8E8E8" w:themeFill="background2"/>
-            <w:tcMar/>
-          </w:tcPr>
-          <w:p>
-            <w:pPr>
-              <w:spacing w:line="360" w:lineRule="auto"/>
-              <w:rPr>
-                <w:rFonts w:ascii="Calibri" w:hAnsi="Calibri" w:cs="Calibri"/>
-                <w:b w:val="1"/>
-                <w:bCs w:val="1"/>
+          </w:tcPr>
+          <w:p>
+            <w:pPr>
+              <w:spacing w:line="360" w:lineRule="auto"/>
+              <w:rPr>
+                <w:rFonts w:ascii="Calibri" w:hAnsi="Calibri" w:cs="Calibri"/>
+                <w:b/>
+                <w:bCs/>
                 <w:color w:val="000000" w:themeColor="text1"/>
                 <w:sz w:val="28"/>
                 <w:szCs w:val="28"/>
@@ -5103,17 +4933,15 @@
             </w:pPr>
             <w:r>
               <w:rPr>
-                <w:rFonts w:ascii="Arial" w:hAnsi="Arial" w:cs="Arial" w:eastAsia="Arial"/>
-                <w:b w:val="1"/>
-                <w:bCs w:val="1"/>
+                <w:b/>
+                <w:bCs/>
                 <w:color w:val="123A5F"/>
               </w:rPr>
               <w:t>17.</w:t>
             </w:r>
             <w:r>
               <w:rPr>
-                <w:rFonts w:ascii="Arial" w:hAnsi="Arial" w:cs="Arial" w:eastAsia="Arial"/>
-                <w:color w:val="000000" w:themeColor="text1" w:themeTint="FF" w:themeShade="FF"/>
+                <w:color w:val="000000" w:themeColor="text1"/>
                 <w:sz w:val="18"/>
                 <w:szCs w:val="18"/>
               </w:rPr>
@@ -5121,9 +4949,8 @@
             </w:r>
             <w:r>
               <w:rPr>
-                <w:rFonts w:ascii="Arial" w:hAnsi="Arial" w:cs="Arial" w:eastAsia="Arial"/>
-                <w:b w:val="1"/>
-                <w:bCs w:val="1"/>
+                <w:b/>
+                <w:bCs/>
                 <w:color w:val="123A5F"/>
               </w:rPr>
               <w:t>Draagt u schoenen zonder sokken/kousen/panty</w:t>
@@ -5131,17 +4958,16 @@
             <w:r>
               <w:rPr>
                 <w:rFonts w:ascii="Calibri" w:hAnsi="Calibri" w:cs="Calibri"/>
-                <w:b w:val="1"/>
-                <w:bCs w:val="1"/>
-                <w:color w:val="000000" w:themeColor="text1" w:themeTint="FF" w:themeShade="FF"/>
+                <w:b/>
+                <w:bCs/>
+                <w:color w:val="000000" w:themeColor="text1"/>
               </w:rPr>
               <w:t>’s</w:t>
             </w:r>
             <w:r>
               <w:rPr>
-                <w:rFonts w:ascii="Arial" w:hAnsi="Arial" w:cs="Arial" w:eastAsia="Arial"/>
-                <w:b w:val="1"/>
-                <w:bCs w:val="1"/>
+                <w:b/>
+                <w:bCs/>
                 <w:color w:val="123A5F"/>
               </w:rPr>
               <w:t>?</w:t>
@@ -5153,20 +4979,18 @@
         <w:tc>
           <w:tcPr>
             <w:tcW w:w="2924" w:type="dxa"/>
-            <w:tcMar/>
-          </w:tcPr>
-          <w:p>
-            <w:pPr>
-              <w:spacing w:line="360" w:lineRule="auto"/>
-              <w:jc w:val="center"/>
-              <w:rPr>
-                <w:rFonts w:ascii="Calibri" w:hAnsi="Calibri" w:cs="Calibri"/>
-                <w:color w:val="000000" w:themeColor="text1"/>
-              </w:rPr>
-            </w:pPr>
-            <w:r>
-              <w:rPr>
-                <w:rFonts w:ascii="Arial" w:hAnsi="Arial" w:cs="Arial" w:eastAsia="Arial"/>
+          </w:tcPr>
+          <w:p>
+            <w:pPr>
+              <w:spacing w:line="360" w:lineRule="auto"/>
+              <w:jc w:val="center"/>
+              <w:rPr>
+                <w:rFonts w:ascii="Calibri" w:hAnsi="Calibri" w:cs="Calibri"/>
+                <w:color w:val="000000" w:themeColor="text1"/>
+              </w:rPr>
+            </w:pPr>
+            <w:r>
+              <w:rPr>
                 <w:color w:val="000000" w:themeColor="text1"/>
               </w:rPr>
               <w:t>Nooit</w:t>
@@ -5195,10 +5019,11 @@
                   <w14:uncheckedState w14:val="2610" w14:font="MS Gothic"/>
                 </w14:checkbox>
               </w:sdtPr>
+              <w:sdtEndPr/>
               <w:sdtContent>
                 <w:r>
                   <w:rPr>
-                    <w:rFonts w:ascii="Segoe UI Symbol" w:hAnsi="Segoe UI Symbol" w:eastAsia="MS Gothic" w:cs="Segoe UI Symbol"/>
+                    <w:rFonts w:ascii="Segoe UI Symbol" w:eastAsia="MS Gothic" w:hAnsi="Segoe UI Symbol" w:cs="Segoe UI Symbol"/>
                     <w:lang w:val="nl-NL"/>
                   </w:rPr>
                   <w:t>☐</w:t>
@@ -5210,20 +5035,18 @@
         <w:tc>
           <w:tcPr>
             <w:tcW w:w="2046" w:type="dxa"/>
-            <w:tcMar/>
-          </w:tcPr>
-          <w:p>
-            <w:pPr>
-              <w:spacing w:line="360" w:lineRule="auto"/>
-              <w:jc w:val="center"/>
-              <w:rPr>
-                <w:rFonts w:ascii="Calibri" w:hAnsi="Calibri" w:cs="Calibri"/>
-                <w:color w:val="000000" w:themeColor="text1"/>
-              </w:rPr>
-            </w:pPr>
-            <w:r>
-              <w:rPr>
-                <w:rFonts w:ascii="Arial" w:hAnsi="Arial" w:cs="Arial" w:eastAsia="Arial"/>
+          </w:tcPr>
+          <w:p>
+            <w:pPr>
+              <w:spacing w:line="360" w:lineRule="auto"/>
+              <w:jc w:val="center"/>
+              <w:rPr>
+                <w:rFonts w:ascii="Calibri" w:hAnsi="Calibri" w:cs="Calibri"/>
+                <w:color w:val="000000" w:themeColor="text1"/>
+              </w:rPr>
+            </w:pPr>
+            <w:r>
+              <w:rPr>
                 <w:color w:val="000000" w:themeColor="text1"/>
               </w:rPr>
               <w:t>Zelden</w:t>
@@ -5252,10 +5075,11 @@
                   <w14:uncheckedState w14:val="2610" w14:font="MS Gothic"/>
                 </w14:checkbox>
               </w:sdtPr>
+              <w:sdtEndPr/>
               <w:sdtContent>
                 <w:r>
                   <w:rPr>
-                    <w:rFonts w:ascii="Segoe UI Symbol" w:hAnsi="Segoe UI Symbol" w:eastAsia="MS Gothic" w:cs="Segoe UI Symbol"/>
+                    <w:rFonts w:ascii="Segoe UI Symbol" w:eastAsia="MS Gothic" w:hAnsi="Segoe UI Symbol" w:cs="Segoe UI Symbol"/>
                     <w:lang w:val="nl-NL"/>
                   </w:rPr>
                   <w:t>☐</w:t>
@@ -5267,20 +5091,18 @@
         <w:tc>
           <w:tcPr>
             <w:tcW w:w="2053" w:type="dxa"/>
-            <w:tcMar/>
-          </w:tcPr>
-          <w:p>
-            <w:pPr>
-              <w:spacing w:line="360" w:lineRule="auto"/>
-              <w:jc w:val="center"/>
-              <w:rPr>
-                <w:rFonts w:ascii="Calibri" w:hAnsi="Calibri" w:cs="Calibri"/>
-                <w:color w:val="000000" w:themeColor="text1"/>
-              </w:rPr>
-            </w:pPr>
-            <w:r>
-              <w:rPr>
-                <w:rFonts w:ascii="Arial" w:hAnsi="Arial" w:cs="Arial" w:eastAsia="Arial"/>
+          </w:tcPr>
+          <w:p>
+            <w:pPr>
+              <w:spacing w:line="360" w:lineRule="auto"/>
+              <w:jc w:val="center"/>
+              <w:rPr>
+                <w:rFonts w:ascii="Calibri" w:hAnsi="Calibri" w:cs="Calibri"/>
+                <w:color w:val="000000" w:themeColor="text1"/>
+              </w:rPr>
+            </w:pPr>
+            <w:r>
+              <w:rPr>
                 <w:color w:val="000000" w:themeColor="text1"/>
               </w:rPr>
               <w:t>Soms</w:t>
@@ -5309,10 +5131,11 @@
                   <w14:uncheckedState w14:val="2610" w14:font="MS Gothic"/>
                 </w14:checkbox>
               </w:sdtPr>
+              <w:sdtEndPr/>
               <w:sdtContent>
                 <w:r>
                   <w:rPr>
-                    <w:rFonts w:ascii="Segoe UI Symbol" w:hAnsi="Segoe UI Symbol" w:eastAsia="MS Gothic" w:cs="Segoe UI Symbol"/>
+                    <w:rFonts w:ascii="Segoe UI Symbol" w:eastAsia="MS Gothic" w:hAnsi="Segoe UI Symbol" w:cs="Segoe UI Symbol"/>
                     <w:lang w:val="nl-NL"/>
                   </w:rPr>
                   <w:t>☐</w:t>
@@ -5323,21 +5146,19 @@
         </w:tc>
         <w:tc>
           <w:tcPr>
-            <w:tcW w:w="2049" w:type="dxa"/>
-            <w:tcMar/>
-          </w:tcPr>
-          <w:p>
-            <w:pPr>
-              <w:spacing w:line="360" w:lineRule="auto"/>
-              <w:jc w:val="center"/>
-              <w:rPr>
-                <w:rFonts w:ascii="Calibri" w:hAnsi="Calibri" w:cs="Calibri"/>
-                <w:color w:val="000000" w:themeColor="text1"/>
-              </w:rPr>
-            </w:pPr>
-            <w:r>
-              <w:rPr>
-                <w:rFonts w:ascii="Arial" w:hAnsi="Arial" w:cs="Arial" w:eastAsia="Arial"/>
+            <w:tcW w:w="2616" w:type="dxa"/>
+          </w:tcPr>
+          <w:p>
+            <w:pPr>
+              <w:spacing w:line="360" w:lineRule="auto"/>
+              <w:jc w:val="center"/>
+              <w:rPr>
+                <w:rFonts w:ascii="Calibri" w:hAnsi="Calibri" w:cs="Calibri"/>
+                <w:color w:val="000000" w:themeColor="text1"/>
+              </w:rPr>
+            </w:pPr>
+            <w:r>
+              <w:rPr>
                 <w:color w:val="000000" w:themeColor="text1"/>
               </w:rPr>
               <w:t>Vaak</w:t>
@@ -5365,10 +5186,11 @@
                   <w14:uncheckedState w14:val="2610" w14:font="MS Gothic"/>
                 </w14:checkbox>
               </w:sdtPr>
+              <w:sdtEndPr/>
               <w:sdtContent>
                 <w:r>
                   <w:rPr>
-                    <w:rFonts w:ascii="Segoe UI Symbol" w:hAnsi="Segoe UI Symbol" w:eastAsia="MS Gothic" w:cs="Segoe UI Symbol"/>
+                    <w:rFonts w:ascii="Segoe UI Symbol" w:eastAsia="MS Gothic" w:hAnsi="Segoe UI Symbol" w:cs="Segoe UI Symbol"/>
                     <w:lang w:val="nl-NL"/>
                   </w:rPr>
                   <w:t>☐</w:t>
@@ -5392,18 +5214,17 @@
       <w:tr>
         <w:tc>
           <w:tcPr>
-            <w:tcW w:w="9072" w:type="dxa"/>
+            <w:tcW w:w="9639" w:type="dxa"/>
             <w:gridSpan w:val="4"/>
             <w:shd w:val="clear" w:color="auto" w:fill="E8E8E8" w:themeFill="background2"/>
-            <w:tcMar/>
-          </w:tcPr>
-          <w:p>
-            <w:pPr>
-              <w:spacing w:line="360" w:lineRule="auto"/>
-              <w:rPr>
-                <w:rFonts w:ascii="Calibri" w:hAnsi="Calibri" w:cs="Calibri"/>
-                <w:b w:val="1"/>
-                <w:bCs w:val="1"/>
+          </w:tcPr>
+          <w:p>
+            <w:pPr>
+              <w:spacing w:line="360" w:lineRule="auto"/>
+              <w:rPr>
+                <w:rFonts w:ascii="Calibri" w:hAnsi="Calibri" w:cs="Calibri"/>
+                <w:b/>
+                <w:bCs/>
                 <w:color w:val="000000" w:themeColor="text1"/>
                 <w:sz w:val="28"/>
                 <w:szCs w:val="28"/>
@@ -5411,45 +5232,48 @@
             </w:pPr>
             <w:r>
               <w:rPr>
-                <w:rFonts w:ascii="Arial" w:hAnsi="Arial" w:cs="Arial" w:eastAsia="Arial"/>
-                <w:b w:val="1"/>
-                <w:bCs w:val="1"/>
+                <w:b/>
+                <w:bCs/>
                 <w:color w:val="123A5F"/>
               </w:rPr>
-              <w:t>18. Ver</w:t>
-            </w:r>
-            <w:r>
-              <w:rPr>
-                <w:rFonts w:ascii="Calibri" w:hAnsi="Calibri" w:cs="Calibri"/>
-                <w:b w:val="1"/>
-                <w:bCs w:val="1"/>
-                <w:color w:val="000000" w:themeColor="text1" w:themeTint="FF" w:themeShade="FF"/>
+              <w:t xml:space="preserve">18. </w:t>
+            </w:r>
+            <w:r>
+              <w:rPr>
+                <w:b/>
+                <w:bCs/>
+                <w:color w:val="123A5F"/>
+              </w:rPr>
+              <w:t>Ver</w:t>
+            </w:r>
+            <w:r>
+              <w:rPr>
+                <w:b/>
+                <w:bCs/>
+                <w:color w:val="123A5F"/>
               </w:rPr>
               <w:t>vangt</w:t>
             </w:r>
             <w:r>
               <w:rPr>
-                <w:rFonts w:ascii="Arial" w:hAnsi="Arial" w:cs="Arial" w:eastAsia="Arial"/>
-                <w:b w:val="1"/>
-                <w:bCs w:val="1"/>
+                <w:b/>
+                <w:bCs/>
                 <w:color w:val="123A5F"/>
               </w:rPr>
               <w:t xml:space="preserve"> u uw sokken/kousen/panty</w:t>
             </w:r>
             <w:r>
               <w:rPr>
-                <w:rFonts w:ascii="Calibri" w:hAnsi="Calibri" w:cs="Calibri"/>
-                <w:b w:val="1"/>
-                <w:bCs w:val="1"/>
-                <w:color w:val="000000" w:themeColor="text1" w:themeTint="FF" w:themeShade="FF"/>
+                <w:b/>
+                <w:bCs/>
+                <w:color w:val="123A5F"/>
               </w:rPr>
               <w:t>’s</w:t>
             </w:r>
             <w:r>
               <w:rPr>
-                <w:rFonts w:ascii="Arial" w:hAnsi="Arial" w:cs="Arial" w:eastAsia="Arial"/>
-                <w:b w:val="1"/>
-                <w:bCs w:val="1"/>
+                <w:b/>
+                <w:bCs/>
                 <w:color w:val="123A5F"/>
               </w:rPr>
               <w:t>?</w:t>
@@ -5461,20 +5285,18 @@
         <w:tc>
           <w:tcPr>
             <w:tcW w:w="2924" w:type="dxa"/>
-            <w:tcMar/>
-          </w:tcPr>
-          <w:p>
-            <w:pPr>
-              <w:spacing w:line="360" w:lineRule="auto"/>
-              <w:jc w:val="center"/>
-              <w:rPr>
-                <w:rFonts w:ascii="Calibri" w:hAnsi="Calibri" w:cs="Calibri"/>
-                <w:color w:val="000000" w:themeColor="text1"/>
-              </w:rPr>
-            </w:pPr>
-            <w:r>
-              <w:rPr>
-                <w:rFonts w:ascii="Arial" w:hAnsi="Arial" w:cs="Arial" w:eastAsia="Arial"/>
+          </w:tcPr>
+          <w:p>
+            <w:pPr>
+              <w:spacing w:line="360" w:lineRule="auto"/>
+              <w:jc w:val="center"/>
+              <w:rPr>
+                <w:rFonts w:ascii="Calibri" w:hAnsi="Calibri" w:cs="Calibri"/>
+                <w:color w:val="000000" w:themeColor="text1"/>
+              </w:rPr>
+            </w:pPr>
+            <w:r>
+              <w:rPr>
                 <w:color w:val="000000" w:themeColor="text1"/>
               </w:rPr>
               <w:t>Meer dan één keer per dag</w:t>
@@ -5502,10 +5324,11 @@
                   <w14:uncheckedState w14:val="2610" w14:font="MS Gothic"/>
                 </w14:checkbox>
               </w:sdtPr>
+              <w:sdtEndPr/>
               <w:sdtContent>
                 <w:r>
                   <w:rPr>
-                    <w:rFonts w:ascii="Segoe UI Symbol" w:hAnsi="Segoe UI Symbol" w:eastAsia="MS Gothic" w:cs="Segoe UI Symbol"/>
+                    <w:rFonts w:ascii="Segoe UI Symbol" w:eastAsia="MS Gothic" w:hAnsi="Segoe UI Symbol" w:cs="Segoe UI Symbol"/>
                     <w:lang w:val="nl-NL"/>
                   </w:rPr>
                   <w:t>☐</w:t>
@@ -5517,20 +5340,18 @@
         <w:tc>
           <w:tcPr>
             <w:tcW w:w="2046" w:type="dxa"/>
-            <w:tcMar/>
-          </w:tcPr>
-          <w:p>
-            <w:pPr>
-              <w:spacing w:line="360" w:lineRule="auto"/>
-              <w:jc w:val="center"/>
-              <w:rPr>
-                <w:rFonts w:ascii="Calibri" w:hAnsi="Calibri" w:cs="Calibri"/>
-                <w:color w:val="000000" w:themeColor="text1"/>
-              </w:rPr>
-            </w:pPr>
-            <w:r>
-              <w:rPr>
-                <w:rFonts w:ascii="Arial" w:hAnsi="Arial" w:cs="Arial" w:eastAsia="Arial"/>
+          </w:tcPr>
+          <w:p>
+            <w:pPr>
+              <w:spacing w:line="360" w:lineRule="auto"/>
+              <w:jc w:val="center"/>
+              <w:rPr>
+                <w:rFonts w:ascii="Calibri" w:hAnsi="Calibri" w:cs="Calibri"/>
+                <w:color w:val="000000" w:themeColor="text1"/>
+              </w:rPr>
+            </w:pPr>
+            <w:r>
+              <w:rPr>
                 <w:color w:val="000000" w:themeColor="text1"/>
               </w:rPr>
               <w:t>Dagelijks</w:t>
@@ -5559,10 +5380,11 @@
                   <w14:uncheckedState w14:val="2610" w14:font="MS Gothic"/>
                 </w14:checkbox>
               </w:sdtPr>
+              <w:sdtEndPr/>
               <w:sdtContent>
                 <w:r>
                   <w:rPr>
-                    <w:rFonts w:ascii="Segoe UI Symbol" w:hAnsi="Segoe UI Symbol" w:eastAsia="MS Gothic" w:cs="Segoe UI Symbol"/>
+                    <w:rFonts w:ascii="Segoe UI Symbol" w:eastAsia="MS Gothic" w:hAnsi="Segoe UI Symbol" w:cs="Segoe UI Symbol"/>
                     <w:lang w:val="nl-NL"/>
                   </w:rPr>
                   <w:t>☐</w:t>
@@ -5574,20 +5396,18 @@
         <w:tc>
           <w:tcPr>
             <w:tcW w:w="2053" w:type="dxa"/>
-            <w:tcMar/>
-          </w:tcPr>
-          <w:p>
-            <w:pPr>
-              <w:spacing w:line="360" w:lineRule="auto"/>
-              <w:jc w:val="center"/>
-              <w:rPr>
-                <w:rFonts w:ascii="Calibri" w:hAnsi="Calibri" w:cs="Calibri"/>
-                <w:color w:val="000000" w:themeColor="text1"/>
-              </w:rPr>
-            </w:pPr>
-            <w:r>
-              <w:rPr>
-                <w:rFonts w:ascii="Arial" w:hAnsi="Arial" w:cs="Arial" w:eastAsia="Arial"/>
+          </w:tcPr>
+          <w:p>
+            <w:pPr>
+              <w:spacing w:line="360" w:lineRule="auto"/>
+              <w:jc w:val="center"/>
+              <w:rPr>
+                <w:rFonts w:ascii="Calibri" w:hAnsi="Calibri" w:cs="Calibri"/>
+                <w:color w:val="000000" w:themeColor="text1"/>
+              </w:rPr>
+            </w:pPr>
+            <w:r>
+              <w:rPr>
                 <w:color w:val="000000" w:themeColor="text1"/>
               </w:rPr>
               <w:t>4–6 keer per week</w:t>
@@ -5616,10 +5436,11 @@
                   <w14:uncheckedState w14:val="2610" w14:font="MS Gothic"/>
                 </w14:checkbox>
               </w:sdtPr>
+              <w:sdtEndPr/>
               <w:sdtContent>
                 <w:r>
                   <w:rPr>
-                    <w:rFonts w:ascii="Segoe UI Symbol" w:hAnsi="Segoe UI Symbol" w:eastAsia="MS Gothic" w:cs="Segoe UI Symbol"/>
+                    <w:rFonts w:ascii="Segoe UI Symbol" w:eastAsia="MS Gothic" w:hAnsi="Segoe UI Symbol" w:cs="Segoe UI Symbol"/>
                     <w:lang w:val="nl-NL"/>
                   </w:rPr>
                   <w:t>☐</w:t>
@@ -5630,21 +5451,19 @@
         </w:tc>
         <w:tc>
           <w:tcPr>
-            <w:tcW w:w="2049" w:type="dxa"/>
-            <w:tcMar/>
-          </w:tcPr>
-          <w:p>
-            <w:pPr>
-              <w:spacing w:line="360" w:lineRule="auto"/>
-              <w:jc w:val="center"/>
-              <w:rPr>
-                <w:rFonts w:ascii="Calibri" w:hAnsi="Calibri" w:cs="Calibri"/>
-                <w:color w:val="000000" w:themeColor="text1"/>
-              </w:rPr>
-            </w:pPr>
-            <w:r>
-              <w:rPr>
-                <w:rFonts w:ascii="Arial" w:hAnsi="Arial" w:cs="Arial" w:eastAsia="Arial"/>
+            <w:tcW w:w="2616" w:type="dxa"/>
+          </w:tcPr>
+          <w:p>
+            <w:pPr>
+              <w:spacing w:line="360" w:lineRule="auto"/>
+              <w:jc w:val="center"/>
+              <w:rPr>
+                <w:rFonts w:ascii="Calibri" w:hAnsi="Calibri" w:cs="Calibri"/>
+                <w:color w:val="000000" w:themeColor="text1"/>
+              </w:rPr>
+            </w:pPr>
+            <w:r>
+              <w:rPr>
                 <w:color w:val="000000" w:themeColor="text1"/>
               </w:rPr>
               <w:t>Minder dan 4 keer per week</w:t>
@@ -5672,10 +5491,11 @@
                   <w14:uncheckedState w14:val="2610" w14:font="MS Gothic"/>
                 </w14:checkbox>
               </w:sdtPr>
+              <w:sdtEndPr/>
               <w:sdtContent>
                 <w:r>
                   <w:rPr>
-                    <w:rFonts w:ascii="Segoe UI Symbol" w:hAnsi="Segoe UI Symbol" w:eastAsia="MS Gothic" w:cs="Segoe UI Symbol"/>
+                    <w:rFonts w:ascii="Segoe UI Symbol" w:eastAsia="MS Gothic" w:hAnsi="Segoe UI Symbol" w:cs="Segoe UI Symbol"/>
                     <w:lang w:val="nl-NL"/>
                   </w:rPr>
                   <w:t>☐</w:t>
@@ -5693,41 +5513,58 @@
               </w:rPr>
             </w:pPr>
           </w:p>
+          <w:p>
+            <w:pPr>
+              <w:spacing w:line="360" w:lineRule="auto"/>
+              <w:jc w:val="center"/>
+              <w:rPr>
+                <w:rFonts w:ascii="Calibri" w:hAnsi="Calibri" w:cs="Calibri"/>
+                <w:color w:val="000000" w:themeColor="text1"/>
+              </w:rPr>
+            </w:pPr>
+          </w:p>
+          <w:p>
+            <w:pPr>
+              <w:spacing w:line="360" w:lineRule="auto"/>
+              <w:jc w:val="center"/>
+              <w:rPr>
+                <w:rFonts w:ascii="Calibri" w:hAnsi="Calibri" w:cs="Calibri"/>
+                <w:color w:val="000000" w:themeColor="text1"/>
+              </w:rPr>
+            </w:pPr>
+          </w:p>
         </w:tc>
       </w:tr>
       <w:tr>
         <w:tc>
           <w:tcPr>
-            <w:tcW w:w="9072" w:type="dxa"/>
+            <w:tcW w:w="9639" w:type="dxa"/>
             <w:gridSpan w:val="4"/>
             <w:shd w:val="clear" w:color="auto" w:fill="E8E8E8" w:themeFill="background2"/>
-            <w:tcMar/>
-          </w:tcPr>
-          <w:p>
-            <w:pPr>
-              <w:spacing w:line="360" w:lineRule="auto"/>
-              <w:rPr>
-                <w:rFonts w:ascii="Calibri" w:hAnsi="Calibri" w:cs="Calibri"/>
-                <w:b w:val="1"/>
-                <w:bCs w:val="1"/>
-                <w:color w:val="000000" w:themeColor="text1"/>
+          </w:tcPr>
+          <w:p>
+            <w:pPr>
+              <w:spacing w:line="360" w:lineRule="auto"/>
+              <w:rPr>
+                <w:b/>
+                <w:bCs/>
+                <w:color w:val="123A5F"/>
                 <w:sz w:val="28"/>
                 <w:szCs w:val="28"/>
               </w:rPr>
             </w:pPr>
             <w:r>
               <w:rPr>
-                <w:rFonts w:ascii="Arial" w:hAnsi="Arial" w:cs="Arial" w:eastAsia="Arial"/>
-                <w:b w:val="1"/>
-                <w:bCs w:val="1"/>
+                <w:b/>
+                <w:bCs/>
                 <w:color w:val="123A5F"/>
               </w:rPr>
+              <w:lastRenderedPageBreak/>
               <w:t>19.</w:t>
             </w:r>
             <w:r>
               <w:rPr>
-                <w:rFonts w:ascii="Arial" w:hAnsi="Arial" w:cs="Arial" w:eastAsia="Arial"/>
-                <w:color w:val="000000" w:themeColor="text1" w:themeTint="FF" w:themeShade="FF"/>
+                <w:color w:val="123A5F"/>
                 <w:sz w:val="18"/>
                 <w:szCs w:val="18"/>
               </w:rPr>
@@ -5735,27 +5572,24 @@
             </w:r>
             <w:r>
               <w:rPr>
-                <w:rFonts w:ascii="Arial" w:hAnsi="Arial" w:cs="Arial" w:eastAsia="Arial"/>
-                <w:b w:val="1"/>
-                <w:bCs w:val="1"/>
+                <w:b/>
+                <w:bCs/>
                 <w:color w:val="123A5F"/>
               </w:rPr>
               <w:t>Loopt u thuis op blote voeten</w:t>
             </w:r>
             <w:r>
               <w:rPr>
-                <w:rFonts w:ascii="Calibri" w:hAnsi="Calibri" w:cs="Calibri"/>
-                <w:b w:val="1"/>
-                <w:bCs w:val="1"/>
-                <w:color w:val="000000" w:themeColor="text1" w:themeTint="FF" w:themeShade="FF"/>
+                <w:b/>
+                <w:bCs/>
+                <w:color w:val="123A5F"/>
               </w:rPr>
               <w:t xml:space="preserve"> rond</w:t>
             </w:r>
             <w:r>
               <w:rPr>
-                <w:rFonts w:ascii="Arial" w:hAnsi="Arial" w:cs="Arial" w:eastAsia="Arial"/>
-                <w:b w:val="1"/>
-                <w:bCs w:val="1"/>
+                <w:b/>
+                <w:bCs/>
                 <w:color w:val="123A5F"/>
               </w:rPr>
               <w:t>?</w:t>
@@ -5767,20 +5601,18 @@
         <w:tc>
           <w:tcPr>
             <w:tcW w:w="2924" w:type="dxa"/>
-            <w:tcMar/>
-          </w:tcPr>
-          <w:p>
-            <w:pPr>
-              <w:spacing w:line="360" w:lineRule="auto"/>
-              <w:jc w:val="center"/>
-              <w:rPr>
-                <w:rFonts w:ascii="Calibri" w:hAnsi="Calibri" w:cs="Calibri"/>
-                <w:color w:val="000000" w:themeColor="text1"/>
-              </w:rPr>
-            </w:pPr>
-            <w:r>
-              <w:rPr>
-                <w:rFonts w:ascii="Arial" w:hAnsi="Arial" w:cs="Arial" w:eastAsia="Arial"/>
+          </w:tcPr>
+          <w:p>
+            <w:pPr>
+              <w:spacing w:line="360" w:lineRule="auto"/>
+              <w:jc w:val="center"/>
+              <w:rPr>
+                <w:rFonts w:ascii="Calibri" w:hAnsi="Calibri" w:cs="Calibri"/>
+                <w:color w:val="000000" w:themeColor="text1"/>
+              </w:rPr>
+            </w:pPr>
+            <w:r>
+              <w:rPr>
                 <w:color w:val="000000" w:themeColor="text1"/>
               </w:rPr>
               <w:t>Vaak</w:t>
@@ -5809,10 +5641,11 @@
                   <w14:uncheckedState w14:val="2610" w14:font="MS Gothic"/>
                 </w14:checkbox>
               </w:sdtPr>
+              <w:sdtEndPr/>
               <w:sdtContent>
                 <w:r>
                   <w:rPr>
-                    <w:rFonts w:ascii="Segoe UI Symbol" w:hAnsi="Segoe UI Symbol" w:eastAsia="MS Gothic" w:cs="Segoe UI Symbol"/>
+                    <w:rFonts w:ascii="Segoe UI Symbol" w:eastAsia="MS Gothic" w:hAnsi="Segoe UI Symbol" w:cs="Segoe UI Symbol"/>
                     <w:lang w:val="nl-NL"/>
                   </w:rPr>
                   <w:t>☐</w:t>
@@ -5824,20 +5657,18 @@
         <w:tc>
           <w:tcPr>
             <w:tcW w:w="2046" w:type="dxa"/>
-            <w:tcMar/>
-          </w:tcPr>
-          <w:p>
-            <w:pPr>
-              <w:spacing w:line="360" w:lineRule="auto"/>
-              <w:jc w:val="center"/>
-              <w:rPr>
-                <w:rFonts w:ascii="Calibri" w:hAnsi="Calibri" w:cs="Calibri"/>
-                <w:color w:val="000000" w:themeColor="text1"/>
-              </w:rPr>
-            </w:pPr>
-            <w:r>
-              <w:rPr>
-                <w:rFonts w:ascii="Arial" w:hAnsi="Arial" w:cs="Arial" w:eastAsia="Arial"/>
+          </w:tcPr>
+          <w:p>
+            <w:pPr>
+              <w:spacing w:line="360" w:lineRule="auto"/>
+              <w:jc w:val="center"/>
+              <w:rPr>
+                <w:rFonts w:ascii="Calibri" w:hAnsi="Calibri" w:cs="Calibri"/>
+                <w:color w:val="000000" w:themeColor="text1"/>
+              </w:rPr>
+            </w:pPr>
+            <w:r>
+              <w:rPr>
                 <w:color w:val="000000" w:themeColor="text1"/>
               </w:rPr>
               <w:t>Soms</w:t>
@@ -5866,10 +5697,11 @@
                   <w14:uncheckedState w14:val="2610" w14:font="MS Gothic"/>
                 </w14:checkbox>
               </w:sdtPr>
+              <w:sdtEndPr/>
               <w:sdtContent>
                 <w:r>
                   <w:rPr>
-                    <w:rFonts w:ascii="Segoe UI Symbol" w:hAnsi="Segoe UI Symbol" w:eastAsia="MS Gothic" w:cs="Segoe UI Symbol"/>
+                    <w:rFonts w:ascii="Segoe UI Symbol" w:eastAsia="MS Gothic" w:hAnsi="Segoe UI Symbol" w:cs="Segoe UI Symbol"/>
                     <w:lang w:val="nl-NL"/>
                   </w:rPr>
                   <w:t>☐</w:t>
@@ -5881,20 +5713,18 @@
         <w:tc>
           <w:tcPr>
             <w:tcW w:w="2053" w:type="dxa"/>
-            <w:tcMar/>
-          </w:tcPr>
-          <w:p>
-            <w:pPr>
-              <w:spacing w:line="360" w:lineRule="auto"/>
-              <w:jc w:val="center"/>
-              <w:rPr>
-                <w:rFonts w:ascii="Calibri" w:hAnsi="Calibri" w:cs="Calibri"/>
-                <w:color w:val="000000" w:themeColor="text1"/>
-              </w:rPr>
-            </w:pPr>
-            <w:r>
-              <w:rPr>
-                <w:rFonts w:ascii="Arial" w:hAnsi="Arial" w:cs="Arial" w:eastAsia="Arial"/>
+          </w:tcPr>
+          <w:p>
+            <w:pPr>
+              <w:spacing w:line="360" w:lineRule="auto"/>
+              <w:jc w:val="center"/>
+              <w:rPr>
+                <w:rFonts w:ascii="Calibri" w:hAnsi="Calibri" w:cs="Calibri"/>
+                <w:color w:val="000000" w:themeColor="text1"/>
+              </w:rPr>
+            </w:pPr>
+            <w:r>
+              <w:rPr>
                 <w:color w:val="000000" w:themeColor="text1"/>
               </w:rPr>
               <w:t>Zelden</w:t>
@@ -5923,10 +5753,11 @@
                   <w14:uncheckedState w14:val="2610" w14:font="MS Gothic"/>
                 </w14:checkbox>
               </w:sdtPr>
+              <w:sdtEndPr/>
               <w:sdtContent>
                 <w:r>
                   <w:rPr>
-                    <w:rFonts w:ascii="Segoe UI Symbol" w:hAnsi="Segoe UI Symbol" w:eastAsia="MS Gothic" w:cs="Segoe UI Symbol"/>
+                    <w:rFonts w:ascii="Segoe UI Symbol" w:eastAsia="MS Gothic" w:hAnsi="Segoe UI Symbol" w:cs="Segoe UI Symbol"/>
                     <w:lang w:val="nl-NL"/>
                   </w:rPr>
                   <w:t>☐</w:t>
@@ -5937,21 +5768,19 @@
         </w:tc>
         <w:tc>
           <w:tcPr>
-            <w:tcW w:w="2049" w:type="dxa"/>
-            <w:tcMar/>
-          </w:tcPr>
-          <w:p>
-            <w:pPr>
-              <w:spacing w:line="360" w:lineRule="auto"/>
-              <w:jc w:val="center"/>
-              <w:rPr>
-                <w:rFonts w:ascii="Calibri" w:hAnsi="Calibri" w:cs="Calibri"/>
-                <w:color w:val="000000" w:themeColor="text1"/>
-              </w:rPr>
-            </w:pPr>
-            <w:r>
-              <w:rPr>
-                <w:rFonts w:ascii="Arial" w:hAnsi="Arial" w:cs="Arial" w:eastAsia="Arial"/>
+            <w:tcW w:w="2616" w:type="dxa"/>
+          </w:tcPr>
+          <w:p>
+            <w:pPr>
+              <w:spacing w:line="360" w:lineRule="auto"/>
+              <w:jc w:val="center"/>
+              <w:rPr>
+                <w:rFonts w:ascii="Calibri" w:hAnsi="Calibri" w:cs="Calibri"/>
+                <w:color w:val="000000" w:themeColor="text1"/>
+              </w:rPr>
+            </w:pPr>
+            <w:r>
+              <w:rPr>
                 <w:color w:val="000000" w:themeColor="text1"/>
               </w:rPr>
               <w:t>Nooit</w:t>
@@ -5979,10 +5808,11 @@
                   <w14:uncheckedState w14:val="2610" w14:font="MS Gothic"/>
                 </w14:checkbox>
               </w:sdtPr>
+              <w:sdtEndPr/>
               <w:sdtContent>
                 <w:r>
                   <w:rPr>
-                    <w:rFonts w:ascii="Segoe UI Symbol" w:hAnsi="Segoe UI Symbol" w:eastAsia="MS Gothic" w:cs="Segoe UI Symbol"/>
+                    <w:rFonts w:ascii="Segoe UI Symbol" w:eastAsia="MS Gothic" w:hAnsi="Segoe UI Symbol" w:cs="Segoe UI Symbol"/>
                     <w:lang w:val="nl-NL"/>
                   </w:rPr>
                   <w:t>☐</w:t>
@@ -6006,10 +5836,9 @@
       <w:tr>
         <w:tc>
           <w:tcPr>
-            <w:tcW w:w="9072" w:type="dxa"/>
+            <w:tcW w:w="9639" w:type="dxa"/>
             <w:gridSpan w:val="4"/>
             <w:shd w:val="clear" w:color="auto" w:fill="E8E8E8" w:themeFill="background2"/>
-            <w:tcMar/>
           </w:tcPr>
           <w:p>
             <w:pPr>
@@ -6025,7 +5854,6 @@
             </w:pPr>
             <w:r>
               <w:rPr>
-                <w:rFonts w:ascii="Arial" w:hAnsi="Arial" w:cs="Arial" w:eastAsia="Arial"/>
                 <w:b/>
                 <w:bCs/>
                 <w:color w:val="123A5F"/>
@@ -6034,7 +5862,6 @@
             </w:r>
             <w:r>
               <w:rPr>
-                <w:rFonts w:ascii="Arial" w:hAnsi="Arial" w:cs="Arial" w:eastAsia="Arial"/>
                 <w:color w:val="000000" w:themeColor="text1"/>
                 <w:sz w:val="18"/>
                 <w:szCs w:val="18"/>
@@ -6043,7 +5870,6 @@
             </w:r>
             <w:r>
               <w:rPr>
-                <w:rFonts w:ascii="Arial" w:hAnsi="Arial" w:cs="Arial" w:eastAsia="Arial"/>
                 <w:b/>
                 <w:bCs/>
                 <w:color w:val="123A5F"/>
@@ -6057,20 +5883,18 @@
         <w:tc>
           <w:tcPr>
             <w:tcW w:w="2924" w:type="dxa"/>
-            <w:tcMar/>
-          </w:tcPr>
-          <w:p>
-            <w:pPr>
-              <w:spacing w:line="360" w:lineRule="auto"/>
-              <w:jc w:val="center"/>
-              <w:rPr>
-                <w:rFonts w:ascii="Calibri" w:hAnsi="Calibri" w:cs="Calibri"/>
-                <w:color w:val="000000" w:themeColor="text1"/>
-              </w:rPr>
-            </w:pPr>
-            <w:r>
-              <w:rPr>
-                <w:rFonts w:ascii="Arial" w:hAnsi="Arial" w:cs="Arial" w:eastAsia="Arial"/>
+          </w:tcPr>
+          <w:p>
+            <w:pPr>
+              <w:spacing w:line="360" w:lineRule="auto"/>
+              <w:jc w:val="center"/>
+              <w:rPr>
+                <w:rFonts w:ascii="Calibri" w:hAnsi="Calibri" w:cs="Calibri"/>
+                <w:color w:val="000000" w:themeColor="text1"/>
+              </w:rPr>
+            </w:pPr>
+            <w:r>
+              <w:rPr>
                 <w:color w:val="000000" w:themeColor="text1"/>
               </w:rPr>
               <w:t>Vaak</w:t>
@@ -6099,10 +5923,11 @@
                   <w14:uncheckedState w14:val="2610" w14:font="MS Gothic"/>
                 </w14:checkbox>
               </w:sdtPr>
+              <w:sdtEndPr/>
               <w:sdtContent>
                 <w:r>
                   <w:rPr>
-                    <w:rFonts w:ascii="Segoe UI Symbol" w:hAnsi="Segoe UI Symbol" w:eastAsia="MS Gothic" w:cs="Segoe UI Symbol"/>
+                    <w:rFonts w:ascii="Segoe UI Symbol" w:eastAsia="MS Gothic" w:hAnsi="Segoe UI Symbol" w:cs="Segoe UI Symbol"/>
                     <w:lang w:val="nl-NL"/>
                   </w:rPr>
                   <w:t>☐</w:t>
@@ -6114,20 +5939,18 @@
         <w:tc>
           <w:tcPr>
             <w:tcW w:w="2046" w:type="dxa"/>
-            <w:tcMar/>
-          </w:tcPr>
-          <w:p>
-            <w:pPr>
-              <w:spacing w:line="360" w:lineRule="auto"/>
-              <w:jc w:val="center"/>
-              <w:rPr>
-                <w:rFonts w:ascii="Calibri" w:hAnsi="Calibri" w:cs="Calibri"/>
-                <w:color w:val="000000" w:themeColor="text1"/>
-              </w:rPr>
-            </w:pPr>
-            <w:r>
-              <w:rPr>
-                <w:rFonts w:ascii="Arial" w:hAnsi="Arial" w:cs="Arial" w:eastAsia="Arial"/>
+          </w:tcPr>
+          <w:p>
+            <w:pPr>
+              <w:spacing w:line="360" w:lineRule="auto"/>
+              <w:jc w:val="center"/>
+              <w:rPr>
+                <w:rFonts w:ascii="Calibri" w:hAnsi="Calibri" w:cs="Calibri"/>
+                <w:color w:val="000000" w:themeColor="text1"/>
+              </w:rPr>
+            </w:pPr>
+            <w:r>
+              <w:rPr>
                 <w:color w:val="000000" w:themeColor="text1"/>
               </w:rPr>
               <w:t>Soms</w:t>
@@ -6156,10 +5979,11 @@
                   <w14:uncheckedState w14:val="2610" w14:font="MS Gothic"/>
                 </w14:checkbox>
               </w:sdtPr>
+              <w:sdtEndPr/>
               <w:sdtContent>
                 <w:r>
                   <w:rPr>
-                    <w:rFonts w:ascii="Segoe UI Symbol" w:hAnsi="Segoe UI Symbol" w:eastAsia="MS Gothic" w:cs="Segoe UI Symbol"/>
+                    <w:rFonts w:ascii="Segoe UI Symbol" w:eastAsia="MS Gothic" w:hAnsi="Segoe UI Symbol" w:cs="Segoe UI Symbol"/>
                     <w:lang w:val="nl-NL"/>
                   </w:rPr>
                   <w:t>☐</w:t>
@@ -6171,20 +5995,18 @@
         <w:tc>
           <w:tcPr>
             <w:tcW w:w="2053" w:type="dxa"/>
-            <w:tcMar/>
-          </w:tcPr>
-          <w:p>
-            <w:pPr>
-              <w:spacing w:line="360" w:lineRule="auto"/>
-              <w:jc w:val="center"/>
-              <w:rPr>
-                <w:rFonts w:ascii="Calibri" w:hAnsi="Calibri" w:cs="Calibri"/>
-                <w:color w:val="000000" w:themeColor="text1"/>
-              </w:rPr>
-            </w:pPr>
-            <w:r>
-              <w:rPr>
-                <w:rFonts w:ascii="Arial" w:hAnsi="Arial" w:cs="Arial" w:eastAsia="Arial"/>
+          </w:tcPr>
+          <w:p>
+            <w:pPr>
+              <w:spacing w:line="360" w:lineRule="auto"/>
+              <w:jc w:val="center"/>
+              <w:rPr>
+                <w:rFonts w:ascii="Calibri" w:hAnsi="Calibri" w:cs="Calibri"/>
+                <w:color w:val="000000" w:themeColor="text1"/>
+              </w:rPr>
+            </w:pPr>
+            <w:r>
+              <w:rPr>
                 <w:color w:val="000000" w:themeColor="text1"/>
               </w:rPr>
               <w:t>Zelden</w:t>
@@ -6213,10 +6035,11 @@
                   <w14:uncheckedState w14:val="2610" w14:font="MS Gothic"/>
                 </w14:checkbox>
               </w:sdtPr>
+              <w:sdtEndPr/>
               <w:sdtContent>
                 <w:r>
                   <w:rPr>
-                    <w:rFonts w:ascii="Segoe UI Symbol" w:hAnsi="Segoe UI Symbol" w:eastAsia="MS Gothic" w:cs="Segoe UI Symbol"/>
+                    <w:rFonts w:ascii="Segoe UI Symbol" w:eastAsia="MS Gothic" w:hAnsi="Segoe UI Symbol" w:cs="Segoe UI Symbol"/>
                     <w:lang w:val="nl-NL"/>
                   </w:rPr>
                   <w:t>☐</w:t>
@@ -6227,21 +6050,19 @@
         </w:tc>
         <w:tc>
           <w:tcPr>
-            <w:tcW w:w="2049" w:type="dxa"/>
-            <w:tcMar/>
-          </w:tcPr>
-          <w:p>
-            <w:pPr>
-              <w:spacing w:line="360" w:lineRule="auto"/>
-              <w:jc w:val="center"/>
-              <w:rPr>
-                <w:rFonts w:ascii="Calibri" w:hAnsi="Calibri" w:cs="Calibri"/>
-                <w:color w:val="000000" w:themeColor="text1"/>
-              </w:rPr>
-            </w:pPr>
-            <w:r>
-              <w:rPr>
-                <w:rFonts w:ascii="Arial" w:hAnsi="Arial" w:cs="Arial" w:eastAsia="Arial"/>
+            <w:tcW w:w="2616" w:type="dxa"/>
+          </w:tcPr>
+          <w:p>
+            <w:pPr>
+              <w:spacing w:line="360" w:lineRule="auto"/>
+              <w:jc w:val="center"/>
+              <w:rPr>
+                <w:rFonts w:ascii="Calibri" w:hAnsi="Calibri" w:cs="Calibri"/>
+                <w:color w:val="000000" w:themeColor="text1"/>
+              </w:rPr>
+            </w:pPr>
+            <w:r>
+              <w:rPr>
                 <w:color w:val="000000" w:themeColor="text1"/>
               </w:rPr>
               <w:t>Nooit</w:t>
@@ -6269,10 +6090,11 @@
                   <w14:uncheckedState w14:val="2610" w14:font="MS Gothic"/>
                 </w14:checkbox>
               </w:sdtPr>
+              <w:sdtEndPr/>
               <w:sdtContent>
                 <w:r>
                   <w:rPr>
-                    <w:rFonts w:ascii="Segoe UI Symbol" w:hAnsi="Segoe UI Symbol" w:eastAsia="MS Gothic" w:cs="Segoe UI Symbol"/>
+                    <w:rFonts w:ascii="Segoe UI Symbol" w:eastAsia="MS Gothic" w:hAnsi="Segoe UI Symbol" w:cs="Segoe UI Symbol"/>
                     <w:lang w:val="nl-NL"/>
                   </w:rPr>
                   <w:t>☐</w:t>
@@ -6296,10 +6118,9 @@
       <w:tr>
         <w:tc>
           <w:tcPr>
-            <w:tcW w:w="9072" w:type="dxa"/>
+            <w:tcW w:w="9639" w:type="dxa"/>
             <w:gridSpan w:val="4"/>
             <w:shd w:val="clear" w:color="auto" w:fill="E8E8E8" w:themeFill="background2"/>
-            <w:tcMar/>
           </w:tcPr>
           <w:p>
             <w:pPr>
@@ -6315,7 +6136,6 @@
             </w:pPr>
             <w:r>
               <w:rPr>
-                <w:rFonts w:ascii="Arial" w:hAnsi="Arial" w:cs="Arial" w:eastAsia="Arial"/>
                 <w:b/>
                 <w:bCs/>
                 <w:color w:val="123A5F"/>
@@ -6324,7 +6144,6 @@
             </w:r>
             <w:r>
               <w:rPr>
-                <w:rFonts w:ascii="Arial" w:hAnsi="Arial" w:cs="Arial" w:eastAsia="Arial"/>
                 <w:color w:val="000000" w:themeColor="text1"/>
                 <w:sz w:val="18"/>
                 <w:szCs w:val="18"/>
@@ -6333,7 +6152,6 @@
             </w:r>
             <w:r>
               <w:rPr>
-                <w:rFonts w:ascii="Arial" w:hAnsi="Arial" w:cs="Arial" w:eastAsia="Arial"/>
                 <w:b/>
                 <w:bCs/>
                 <w:color w:val="123A5F"/>
@@ -6347,20 +6165,18 @@
         <w:tc>
           <w:tcPr>
             <w:tcW w:w="2924" w:type="dxa"/>
-            <w:tcMar/>
-          </w:tcPr>
-          <w:p>
-            <w:pPr>
-              <w:spacing w:line="360" w:lineRule="auto"/>
-              <w:jc w:val="center"/>
-              <w:rPr>
-                <w:rFonts w:ascii="Calibri" w:hAnsi="Calibri" w:cs="Calibri"/>
-                <w:color w:val="000000" w:themeColor="text1"/>
-              </w:rPr>
-            </w:pPr>
-            <w:r>
-              <w:rPr>
-                <w:rFonts w:ascii="Arial" w:hAnsi="Arial" w:cs="Arial" w:eastAsia="Arial"/>
+          </w:tcPr>
+          <w:p>
+            <w:pPr>
+              <w:spacing w:line="360" w:lineRule="auto"/>
+              <w:jc w:val="center"/>
+              <w:rPr>
+                <w:rFonts w:ascii="Calibri" w:hAnsi="Calibri" w:cs="Calibri"/>
+                <w:color w:val="000000" w:themeColor="text1"/>
+              </w:rPr>
+            </w:pPr>
+            <w:r>
+              <w:rPr>
                 <w:color w:val="000000" w:themeColor="text1"/>
               </w:rPr>
               <w:t>Vaak</w:t>
@@ -6389,10 +6205,11 @@
                   <w14:uncheckedState w14:val="2610" w14:font="MS Gothic"/>
                 </w14:checkbox>
               </w:sdtPr>
+              <w:sdtEndPr/>
               <w:sdtContent>
                 <w:r>
                   <w:rPr>
-                    <w:rFonts w:ascii="Segoe UI Symbol" w:hAnsi="Segoe UI Symbol" w:eastAsia="MS Gothic" w:cs="Segoe UI Symbol"/>
+                    <w:rFonts w:ascii="Segoe UI Symbol" w:eastAsia="MS Gothic" w:hAnsi="Segoe UI Symbol" w:cs="Segoe UI Symbol"/>
                     <w:lang w:val="nl-NL"/>
                   </w:rPr>
                   <w:t>☐</w:t>
@@ -6404,20 +6221,18 @@
         <w:tc>
           <w:tcPr>
             <w:tcW w:w="2046" w:type="dxa"/>
-            <w:tcMar/>
-          </w:tcPr>
-          <w:p>
-            <w:pPr>
-              <w:spacing w:line="360" w:lineRule="auto"/>
-              <w:jc w:val="center"/>
-              <w:rPr>
-                <w:rFonts w:ascii="Calibri" w:hAnsi="Calibri" w:cs="Calibri"/>
-                <w:color w:val="000000" w:themeColor="text1"/>
-              </w:rPr>
-            </w:pPr>
-            <w:r>
-              <w:rPr>
-                <w:rFonts w:ascii="Arial" w:hAnsi="Arial" w:cs="Arial" w:eastAsia="Arial"/>
+          </w:tcPr>
+          <w:p>
+            <w:pPr>
+              <w:spacing w:line="360" w:lineRule="auto"/>
+              <w:jc w:val="center"/>
+              <w:rPr>
+                <w:rFonts w:ascii="Calibri" w:hAnsi="Calibri" w:cs="Calibri"/>
+                <w:color w:val="000000" w:themeColor="text1"/>
+              </w:rPr>
+            </w:pPr>
+            <w:r>
+              <w:rPr>
                 <w:color w:val="000000" w:themeColor="text1"/>
               </w:rPr>
               <w:t>Soms</w:t>
@@ -6446,10 +6261,11 @@
                   <w14:uncheckedState w14:val="2610" w14:font="MS Gothic"/>
                 </w14:checkbox>
               </w:sdtPr>
+              <w:sdtEndPr/>
               <w:sdtContent>
                 <w:r>
                   <w:rPr>
-                    <w:rFonts w:ascii="Segoe UI Symbol" w:hAnsi="Segoe UI Symbol" w:eastAsia="MS Gothic" w:cs="Segoe UI Symbol"/>
+                    <w:rFonts w:ascii="Segoe UI Symbol" w:eastAsia="MS Gothic" w:hAnsi="Segoe UI Symbol" w:cs="Segoe UI Symbol"/>
                     <w:lang w:val="nl-NL"/>
                   </w:rPr>
                   <w:t>☐</w:t>
@@ -6461,20 +6277,18 @@
         <w:tc>
           <w:tcPr>
             <w:tcW w:w="2053" w:type="dxa"/>
-            <w:tcMar/>
-          </w:tcPr>
-          <w:p>
-            <w:pPr>
-              <w:spacing w:line="360" w:lineRule="auto"/>
-              <w:jc w:val="center"/>
-              <w:rPr>
-                <w:rFonts w:ascii="Calibri" w:hAnsi="Calibri" w:cs="Calibri"/>
-                <w:color w:val="000000" w:themeColor="text1"/>
-              </w:rPr>
-            </w:pPr>
-            <w:r>
-              <w:rPr>
-                <w:rFonts w:ascii="Arial" w:hAnsi="Arial" w:cs="Arial" w:eastAsia="Arial"/>
+          </w:tcPr>
+          <w:p>
+            <w:pPr>
+              <w:spacing w:line="360" w:lineRule="auto"/>
+              <w:jc w:val="center"/>
+              <w:rPr>
+                <w:rFonts w:ascii="Calibri" w:hAnsi="Calibri" w:cs="Calibri"/>
+                <w:color w:val="000000" w:themeColor="text1"/>
+              </w:rPr>
+            </w:pPr>
+            <w:r>
+              <w:rPr>
                 <w:color w:val="000000" w:themeColor="text1"/>
               </w:rPr>
               <w:t>Zelden</w:t>
@@ -6503,10 +6317,11 @@
                   <w14:uncheckedState w14:val="2610" w14:font="MS Gothic"/>
                 </w14:checkbox>
               </w:sdtPr>
+              <w:sdtEndPr/>
               <w:sdtContent>
                 <w:r>
                   <w:rPr>
-                    <w:rFonts w:ascii="Segoe UI Symbol" w:hAnsi="Segoe UI Symbol" w:eastAsia="MS Gothic" w:cs="Segoe UI Symbol"/>
+                    <w:rFonts w:ascii="Segoe UI Symbol" w:eastAsia="MS Gothic" w:hAnsi="Segoe UI Symbol" w:cs="Segoe UI Symbol"/>
                     <w:lang w:val="nl-NL"/>
                   </w:rPr>
                   <w:t>☐</w:t>
@@ -6517,21 +6332,19 @@
         </w:tc>
         <w:tc>
           <w:tcPr>
-            <w:tcW w:w="2049" w:type="dxa"/>
-            <w:tcMar/>
-          </w:tcPr>
-          <w:p>
-            <w:pPr>
-              <w:spacing w:line="360" w:lineRule="auto"/>
-              <w:jc w:val="center"/>
-              <w:rPr>
-                <w:rFonts w:ascii="Calibri" w:hAnsi="Calibri" w:cs="Calibri"/>
-                <w:color w:val="000000" w:themeColor="text1"/>
-              </w:rPr>
-            </w:pPr>
-            <w:r>
-              <w:rPr>
-                <w:rFonts w:ascii="Arial" w:hAnsi="Arial" w:cs="Arial" w:eastAsia="Arial"/>
+            <w:tcW w:w="2616" w:type="dxa"/>
+          </w:tcPr>
+          <w:p>
+            <w:pPr>
+              <w:spacing w:line="360" w:lineRule="auto"/>
+              <w:jc w:val="center"/>
+              <w:rPr>
+                <w:rFonts w:ascii="Calibri" w:hAnsi="Calibri" w:cs="Calibri"/>
+                <w:color w:val="000000" w:themeColor="text1"/>
+              </w:rPr>
+            </w:pPr>
+            <w:r>
+              <w:rPr>
                 <w:color w:val="000000" w:themeColor="text1"/>
               </w:rPr>
               <w:t>Nooit</w:t>
@@ -6559,10 +6372,11 @@
                   <w14:uncheckedState w14:val="2610" w14:font="MS Gothic"/>
                 </w14:checkbox>
               </w:sdtPr>
+              <w:sdtEndPr/>
               <w:sdtContent>
                 <w:r>
                   <w:rPr>
-                    <w:rFonts w:ascii="Segoe UI Symbol" w:hAnsi="Segoe UI Symbol" w:eastAsia="MS Gothic" w:cs="Segoe UI Symbol"/>
+                    <w:rFonts w:ascii="Segoe UI Symbol" w:eastAsia="MS Gothic" w:hAnsi="Segoe UI Symbol" w:cs="Segoe UI Symbol"/>
                     <w:lang w:val="nl-NL"/>
                   </w:rPr>
                   <w:t>☐</w:t>
@@ -6586,18 +6400,17 @@
       <w:tr>
         <w:tc>
           <w:tcPr>
-            <w:tcW w:w="9072" w:type="dxa"/>
+            <w:tcW w:w="9639" w:type="dxa"/>
             <w:gridSpan w:val="4"/>
             <w:shd w:val="clear" w:color="auto" w:fill="E8E8E8" w:themeFill="background2"/>
-            <w:tcMar/>
-          </w:tcPr>
-          <w:p>
-            <w:pPr>
-              <w:spacing w:line="360" w:lineRule="auto"/>
-              <w:rPr>
-                <w:rFonts w:ascii="Calibri" w:hAnsi="Calibri" w:cs="Calibri"/>
-                <w:b w:val="1"/>
-                <w:bCs w:val="1"/>
+          </w:tcPr>
+          <w:p>
+            <w:pPr>
+              <w:spacing w:line="360" w:lineRule="auto"/>
+              <w:rPr>
+                <w:rFonts w:ascii="Calibri" w:hAnsi="Calibri" w:cs="Calibri"/>
+                <w:b/>
+                <w:bCs/>
                 <w:color w:val="000000" w:themeColor="text1"/>
                 <w:sz w:val="28"/>
                 <w:szCs w:val="28"/>
@@ -6605,54 +6418,32 @@
             </w:pPr>
             <w:r>
               <w:rPr>
-                <w:rFonts w:ascii="Arial" w:hAnsi="Arial" w:cs="Arial" w:eastAsia="Arial"/>
-                <w:b w:val="1"/>
-                <w:bCs w:val="1"/>
+                <w:b/>
+                <w:bCs/>
                 <w:color w:val="123A5F"/>
               </w:rPr>
-              <w:t>22</w:t>
-            </w:r>
-            <w:r>
-              <w:rPr>
-                <w:rFonts w:ascii="Arial" w:hAnsi="Arial" w:cs="Arial" w:eastAsia="Arial"/>
-                <w:color w:val="000000" w:themeColor="text1" w:themeTint="FF" w:themeShade="FF"/>
-                <w:sz w:val="18"/>
-                <w:szCs w:val="18"/>
-              </w:rPr>
-              <w:t xml:space="preserve"> </w:t>
-            </w:r>
-            <w:r>
-              <w:rPr>
-                <w:rFonts w:ascii="Arial" w:hAnsi="Arial" w:cs="Arial" w:eastAsia="Arial"/>
-                <w:b w:val="1"/>
-                <w:bCs w:val="1"/>
+              <w:t xml:space="preserve">22. </w:t>
+            </w:r>
+            <w:r>
+              <w:rPr>
+                <w:b/>
+                <w:bCs/>
                 <w:color w:val="123A5F"/>
               </w:rPr>
-              <w:t>.</w:t>
-            </w:r>
-            <w:r>
-              <w:rPr>
-                <w:rFonts w:ascii="Arial" w:hAnsi="Arial" w:cs="Arial" w:eastAsia="Arial"/>
-                <w:b w:val="1"/>
-                <w:bCs w:val="1"/>
+              <w:t>Houdt u uw voeten dicht bij het vuur</w:t>
+            </w:r>
+            <w:r>
+              <w:rPr>
+                <w:b/>
+                <w:bCs/>
                 <w:color w:val="123A5F"/>
               </w:rPr>
-              <w:t xml:space="preserve"> Houdt u uw voeten dicht bij het vuur</w:t>
-            </w:r>
-            <w:r>
-              <w:rPr>
-                <w:rFonts w:ascii="Calibri" w:hAnsi="Calibri" w:cs="Calibri"/>
-                <w:b w:val="1"/>
-                <w:bCs w:val="1"/>
-                <w:color w:val="000000" w:themeColor="text1" w:themeTint="FF" w:themeShade="FF"/>
-              </w:rPr>
               <w:t xml:space="preserve"> of de verwarming</w:t>
             </w:r>
             <w:r>
               <w:rPr>
-                <w:rFonts w:ascii="Arial" w:hAnsi="Arial" w:cs="Arial" w:eastAsia="Arial"/>
-                <w:b w:val="1"/>
-                <w:bCs w:val="1"/>
+                <w:b/>
+                <w:bCs/>
                 <w:color w:val="123A5F"/>
               </w:rPr>
               <w:t>?</w:t>
@@ -6664,20 +6455,18 @@
         <w:tc>
           <w:tcPr>
             <w:tcW w:w="2924" w:type="dxa"/>
-            <w:tcMar/>
-          </w:tcPr>
-          <w:p>
-            <w:pPr>
-              <w:spacing w:line="360" w:lineRule="auto"/>
-              <w:jc w:val="center"/>
-              <w:rPr>
-                <w:rFonts w:ascii="Calibri" w:hAnsi="Calibri" w:cs="Calibri"/>
-                <w:color w:val="000000" w:themeColor="text1"/>
-              </w:rPr>
-            </w:pPr>
-            <w:r>
-              <w:rPr>
-                <w:rFonts w:ascii="Arial" w:hAnsi="Arial" w:cs="Arial" w:eastAsia="Arial"/>
+          </w:tcPr>
+          <w:p>
+            <w:pPr>
+              <w:spacing w:line="360" w:lineRule="auto"/>
+              <w:jc w:val="center"/>
+              <w:rPr>
+                <w:rFonts w:ascii="Calibri" w:hAnsi="Calibri" w:cs="Calibri"/>
+                <w:color w:val="000000" w:themeColor="text1"/>
+              </w:rPr>
+            </w:pPr>
+            <w:r>
+              <w:rPr>
                 <w:color w:val="000000" w:themeColor="text1"/>
               </w:rPr>
               <w:t>Vaak</w:t>
@@ -6706,10 +6495,11 @@
                   <w14:uncheckedState w14:val="2610" w14:font="MS Gothic"/>
                 </w14:checkbox>
               </w:sdtPr>
+              <w:sdtEndPr/>
               <w:sdtContent>
                 <w:r>
                   <w:rPr>
-                    <w:rFonts w:ascii="Segoe UI Symbol" w:hAnsi="Segoe UI Symbol" w:eastAsia="MS Gothic" w:cs="Segoe UI Symbol"/>
+                    <w:rFonts w:ascii="Segoe UI Symbol" w:eastAsia="MS Gothic" w:hAnsi="Segoe UI Symbol" w:cs="Segoe UI Symbol"/>
                     <w:lang w:val="nl-NL"/>
                   </w:rPr>
                   <w:t>☐</w:t>
@@ -6721,20 +6511,18 @@
         <w:tc>
           <w:tcPr>
             <w:tcW w:w="2046" w:type="dxa"/>
-            <w:tcMar/>
-          </w:tcPr>
-          <w:p>
-            <w:pPr>
-              <w:spacing w:line="360" w:lineRule="auto"/>
-              <w:jc w:val="center"/>
-              <w:rPr>
-                <w:rFonts w:ascii="Calibri" w:hAnsi="Calibri" w:cs="Calibri"/>
-                <w:color w:val="000000" w:themeColor="text1"/>
-              </w:rPr>
-            </w:pPr>
-            <w:r>
-              <w:rPr>
-                <w:rFonts w:ascii="Arial" w:hAnsi="Arial" w:cs="Arial" w:eastAsia="Arial"/>
+          </w:tcPr>
+          <w:p>
+            <w:pPr>
+              <w:spacing w:line="360" w:lineRule="auto"/>
+              <w:jc w:val="center"/>
+              <w:rPr>
+                <w:rFonts w:ascii="Calibri" w:hAnsi="Calibri" w:cs="Calibri"/>
+                <w:color w:val="000000" w:themeColor="text1"/>
+              </w:rPr>
+            </w:pPr>
+            <w:r>
+              <w:rPr>
                 <w:color w:val="000000" w:themeColor="text1"/>
               </w:rPr>
               <w:t>Soms</w:t>
@@ -6763,10 +6551,11 @@
                   <w14:uncheckedState w14:val="2610" w14:font="MS Gothic"/>
                 </w14:checkbox>
               </w:sdtPr>
+              <w:sdtEndPr/>
               <w:sdtContent>
                 <w:r>
                   <w:rPr>
-                    <w:rFonts w:ascii="Segoe UI Symbol" w:hAnsi="Segoe UI Symbol" w:eastAsia="MS Gothic" w:cs="Segoe UI Symbol"/>
+                    <w:rFonts w:ascii="Segoe UI Symbol" w:eastAsia="MS Gothic" w:hAnsi="Segoe UI Symbol" w:cs="Segoe UI Symbol"/>
                     <w:lang w:val="nl-NL"/>
                   </w:rPr>
                   <w:t>☐</w:t>
@@ -6778,20 +6567,18 @@
         <w:tc>
           <w:tcPr>
             <w:tcW w:w="2053" w:type="dxa"/>
-            <w:tcMar/>
-          </w:tcPr>
-          <w:p>
-            <w:pPr>
-              <w:spacing w:line="360" w:lineRule="auto"/>
-              <w:jc w:val="center"/>
-              <w:rPr>
-                <w:rFonts w:ascii="Calibri" w:hAnsi="Calibri" w:cs="Calibri"/>
-                <w:color w:val="000000" w:themeColor="text1"/>
-              </w:rPr>
-            </w:pPr>
-            <w:r>
-              <w:rPr>
-                <w:rFonts w:ascii="Arial" w:hAnsi="Arial" w:cs="Arial" w:eastAsia="Arial"/>
+          </w:tcPr>
+          <w:p>
+            <w:pPr>
+              <w:spacing w:line="360" w:lineRule="auto"/>
+              <w:jc w:val="center"/>
+              <w:rPr>
+                <w:rFonts w:ascii="Calibri" w:hAnsi="Calibri" w:cs="Calibri"/>
+                <w:color w:val="000000" w:themeColor="text1"/>
+              </w:rPr>
+            </w:pPr>
+            <w:r>
+              <w:rPr>
                 <w:color w:val="000000" w:themeColor="text1"/>
               </w:rPr>
               <w:t>Zelden</w:t>
@@ -6820,10 +6607,11 @@
                   <w14:uncheckedState w14:val="2610" w14:font="MS Gothic"/>
                 </w14:checkbox>
               </w:sdtPr>
+              <w:sdtEndPr/>
               <w:sdtContent>
                 <w:r>
                   <w:rPr>
-                    <w:rFonts w:ascii="Segoe UI Symbol" w:hAnsi="Segoe UI Symbol" w:eastAsia="MS Gothic" w:cs="Segoe UI Symbol"/>
+                    <w:rFonts w:ascii="Segoe UI Symbol" w:eastAsia="MS Gothic" w:hAnsi="Segoe UI Symbol" w:cs="Segoe UI Symbol"/>
                     <w:lang w:val="nl-NL"/>
                   </w:rPr>
                   <w:t>☐</w:t>
@@ -6834,21 +6622,19 @@
         </w:tc>
         <w:tc>
           <w:tcPr>
-            <w:tcW w:w="2049" w:type="dxa"/>
-            <w:tcMar/>
-          </w:tcPr>
-          <w:p>
-            <w:pPr>
-              <w:spacing w:line="360" w:lineRule="auto"/>
-              <w:jc w:val="center"/>
-              <w:rPr>
-                <w:rFonts w:ascii="Calibri" w:hAnsi="Calibri" w:cs="Calibri"/>
-                <w:color w:val="000000" w:themeColor="text1"/>
-              </w:rPr>
-            </w:pPr>
-            <w:r>
-              <w:rPr>
-                <w:rFonts w:ascii="Arial" w:hAnsi="Arial" w:cs="Arial" w:eastAsia="Arial"/>
+            <w:tcW w:w="2616" w:type="dxa"/>
+          </w:tcPr>
+          <w:p>
+            <w:pPr>
+              <w:spacing w:line="360" w:lineRule="auto"/>
+              <w:jc w:val="center"/>
+              <w:rPr>
+                <w:rFonts w:ascii="Calibri" w:hAnsi="Calibri" w:cs="Calibri"/>
+                <w:color w:val="000000" w:themeColor="text1"/>
+              </w:rPr>
+            </w:pPr>
+            <w:r>
+              <w:rPr>
                 <w:color w:val="000000" w:themeColor="text1"/>
               </w:rPr>
               <w:t>Nooit</w:t>
@@ -6876,10 +6662,11 @@
                   <w14:uncheckedState w14:val="2610" w14:font="MS Gothic"/>
                 </w14:checkbox>
               </w:sdtPr>
+              <w:sdtEndPr/>
               <w:sdtContent>
                 <w:r>
                   <w:rPr>
-                    <w:rFonts w:ascii="Segoe UI Symbol" w:hAnsi="Segoe UI Symbol" w:eastAsia="MS Gothic" w:cs="Segoe UI Symbol"/>
+                    <w:rFonts w:ascii="Segoe UI Symbol" w:eastAsia="MS Gothic" w:hAnsi="Segoe UI Symbol" w:cs="Segoe UI Symbol"/>
                     <w:lang w:val="nl-NL"/>
                   </w:rPr>
                   <w:t>☐</w:t>
@@ -6903,10 +6690,9 @@
       <w:tr>
         <w:tc>
           <w:tcPr>
-            <w:tcW w:w="9072" w:type="dxa"/>
+            <w:tcW w:w="9639" w:type="dxa"/>
             <w:gridSpan w:val="4"/>
             <w:shd w:val="clear" w:color="auto" w:fill="E8E8E8" w:themeFill="background2"/>
-            <w:tcMar/>
           </w:tcPr>
           <w:p>
             <w:pPr>
@@ -6922,7 +6708,6 @@
             </w:pPr>
             <w:r>
               <w:rPr>
-                <w:rFonts w:ascii="Arial" w:hAnsi="Arial" w:cs="Arial" w:eastAsia="Arial"/>
                 <w:b/>
                 <w:bCs/>
                 <w:color w:val="123A5F"/>
@@ -6931,7 +6716,6 @@
             </w:r>
             <w:r>
               <w:rPr>
-                <w:rFonts w:ascii="Arial" w:hAnsi="Arial" w:cs="Arial" w:eastAsia="Arial"/>
                 <w:color w:val="000000" w:themeColor="text1"/>
                 <w:sz w:val="18"/>
                 <w:szCs w:val="18"/>
@@ -6940,7 +6724,6 @@
             </w:r>
             <w:r>
               <w:rPr>
-                <w:rFonts w:ascii="Arial" w:hAnsi="Arial" w:cs="Arial" w:eastAsia="Arial"/>
                 <w:b/>
                 <w:bCs/>
                 <w:color w:val="123A5F"/>
@@ -6954,20 +6737,18 @@
         <w:tc>
           <w:tcPr>
             <w:tcW w:w="2924" w:type="dxa"/>
-            <w:tcMar/>
-          </w:tcPr>
-          <w:p>
-            <w:pPr>
-              <w:spacing w:line="360" w:lineRule="auto"/>
-              <w:jc w:val="center"/>
-              <w:rPr>
-                <w:rFonts w:ascii="Calibri" w:hAnsi="Calibri" w:cs="Calibri"/>
-                <w:color w:val="000000" w:themeColor="text1"/>
-              </w:rPr>
-            </w:pPr>
-            <w:r>
-              <w:rPr>
-                <w:rFonts w:ascii="Arial" w:hAnsi="Arial" w:cs="Arial" w:eastAsia="Arial"/>
+          </w:tcPr>
+          <w:p>
+            <w:pPr>
+              <w:spacing w:line="360" w:lineRule="auto"/>
+              <w:jc w:val="center"/>
+              <w:rPr>
+                <w:rFonts w:ascii="Calibri" w:hAnsi="Calibri" w:cs="Calibri"/>
+                <w:color w:val="000000" w:themeColor="text1"/>
+              </w:rPr>
+            </w:pPr>
+            <w:r>
+              <w:rPr>
                 <w:color w:val="000000" w:themeColor="text1"/>
               </w:rPr>
               <w:t>Vaak</w:t>
@@ -6998,10 +6779,11 @@
                   <w14:uncheckedState w14:val="2610" w14:font="MS Gothic"/>
                 </w14:checkbox>
               </w:sdtPr>
+              <w:sdtEndPr/>
               <w:sdtContent>
                 <w:r>
                   <w:rPr>
-                    <w:rFonts w:ascii="Segoe UI Symbol" w:hAnsi="Segoe UI Symbol" w:eastAsia="MS Gothic" w:cs="Segoe UI Symbol"/>
+                    <w:rFonts w:ascii="Segoe UI Symbol" w:eastAsia="MS Gothic" w:hAnsi="Segoe UI Symbol" w:cs="Segoe UI Symbol"/>
                     <w:lang w:val="nl-NL"/>
                   </w:rPr>
                   <w:t>☐</w:t>
@@ -7013,20 +6795,18 @@
         <w:tc>
           <w:tcPr>
             <w:tcW w:w="2046" w:type="dxa"/>
-            <w:tcMar/>
-          </w:tcPr>
-          <w:p>
-            <w:pPr>
-              <w:spacing w:line="360" w:lineRule="auto"/>
-              <w:jc w:val="center"/>
-              <w:rPr>
-                <w:rFonts w:ascii="Calibri" w:hAnsi="Calibri" w:cs="Calibri"/>
-                <w:color w:val="000000" w:themeColor="text1"/>
-              </w:rPr>
-            </w:pPr>
-            <w:r>
-              <w:rPr>
-                <w:rFonts w:ascii="Arial" w:hAnsi="Arial" w:cs="Arial" w:eastAsia="Arial"/>
+          </w:tcPr>
+          <w:p>
+            <w:pPr>
+              <w:spacing w:line="360" w:lineRule="auto"/>
+              <w:jc w:val="center"/>
+              <w:rPr>
+                <w:rFonts w:ascii="Calibri" w:hAnsi="Calibri" w:cs="Calibri"/>
+                <w:color w:val="000000" w:themeColor="text1"/>
+              </w:rPr>
+            </w:pPr>
+            <w:r>
+              <w:rPr>
                 <w:color w:val="000000" w:themeColor="text1"/>
               </w:rPr>
               <w:t>Soms</w:t>
@@ -7057,10 +6837,11 @@
                   <w14:uncheckedState w14:val="2610" w14:font="MS Gothic"/>
                 </w14:checkbox>
               </w:sdtPr>
+              <w:sdtEndPr/>
               <w:sdtContent>
                 <w:r>
                   <w:rPr>
-                    <w:rFonts w:ascii="Segoe UI Symbol" w:hAnsi="Segoe UI Symbol" w:eastAsia="MS Gothic" w:cs="Segoe UI Symbol"/>
+                    <w:rFonts w:ascii="Segoe UI Symbol" w:eastAsia="MS Gothic" w:hAnsi="Segoe UI Symbol" w:cs="Segoe UI Symbol"/>
                     <w:lang w:val="nl-NL"/>
                   </w:rPr>
                   <w:t>☐</w:t>
@@ -7072,20 +6853,18 @@
         <w:tc>
           <w:tcPr>
             <w:tcW w:w="2053" w:type="dxa"/>
-            <w:tcMar/>
-          </w:tcPr>
-          <w:p>
-            <w:pPr>
-              <w:spacing w:line="360" w:lineRule="auto"/>
-              <w:jc w:val="center"/>
-              <w:rPr>
-                <w:rFonts w:ascii="Calibri" w:hAnsi="Calibri" w:cs="Calibri"/>
-                <w:color w:val="000000" w:themeColor="text1"/>
-              </w:rPr>
-            </w:pPr>
-            <w:r>
-              <w:rPr>
-                <w:rFonts w:ascii="Arial" w:hAnsi="Arial" w:cs="Arial" w:eastAsia="Arial"/>
+          </w:tcPr>
+          <w:p>
+            <w:pPr>
+              <w:spacing w:line="360" w:lineRule="auto"/>
+              <w:jc w:val="center"/>
+              <w:rPr>
+                <w:rFonts w:ascii="Calibri" w:hAnsi="Calibri" w:cs="Calibri"/>
+                <w:color w:val="000000" w:themeColor="text1"/>
+              </w:rPr>
+            </w:pPr>
+            <w:r>
+              <w:rPr>
                 <w:color w:val="000000" w:themeColor="text1"/>
               </w:rPr>
               <w:t>Zelden</w:t>
@@ -7116,10 +6895,11 @@
                   <w14:uncheckedState w14:val="2610" w14:font="MS Gothic"/>
                 </w14:checkbox>
               </w:sdtPr>
+              <w:sdtEndPr/>
               <w:sdtContent>
                 <w:r>
                   <w:rPr>
-                    <w:rFonts w:ascii="Segoe UI Symbol" w:hAnsi="Segoe UI Symbol" w:eastAsia="MS Gothic" w:cs="Segoe UI Symbol"/>
+                    <w:rFonts w:ascii="Segoe UI Symbol" w:eastAsia="MS Gothic" w:hAnsi="Segoe UI Symbol" w:cs="Segoe UI Symbol"/>
                     <w:lang w:val="nl-NL"/>
                   </w:rPr>
                   <w:t>☐</w:t>
@@ -7130,8 +6910,7 @@
         </w:tc>
         <w:tc>
           <w:tcPr>
-            <w:tcW w:w="2049" w:type="dxa"/>
-            <w:tcMar/>
+            <w:tcW w:w="2616" w:type="dxa"/>
           </w:tcPr>
           <w:p>
             <w:pPr>
@@ -7147,7 +6926,6 @@
             </w:pPr>
             <w:r>
               <w:rPr>
-                <w:rFonts w:ascii="Arial" w:hAnsi="Arial" w:cs="Arial" w:eastAsia="Arial"/>
                 <w:color w:val="000000" w:themeColor="text1"/>
               </w:rPr>
               <w:t>Nooit</w:t>
@@ -7178,10 +6956,11 @@
                   <w14:uncheckedState w14:val="2610" w14:font="MS Gothic"/>
                 </w14:checkbox>
               </w:sdtPr>
+              <w:sdtEndPr/>
               <w:sdtContent>
                 <w:r>
                   <w:rPr>
-                    <w:rFonts w:ascii="Segoe UI Symbol" w:hAnsi="Segoe UI Symbol" w:eastAsia="MS Gothic" w:cs="Segoe UI Symbol"/>
+                    <w:rFonts w:ascii="Segoe UI Symbol" w:eastAsia="MS Gothic" w:hAnsi="Segoe UI Symbol" w:cs="Segoe UI Symbol"/>
                     <w:lang w:val="nl-NL"/>
                   </w:rPr>
                   <w:t>☐</w:t>
@@ -7210,18 +6989,17 @@
       <w:tr>
         <w:tc>
           <w:tcPr>
-            <w:tcW w:w="9072" w:type="dxa"/>
+            <w:tcW w:w="9639" w:type="dxa"/>
             <w:gridSpan w:val="4"/>
             <w:shd w:val="clear" w:color="auto" w:fill="E8E8E8" w:themeFill="background2"/>
-            <w:tcMar/>
-          </w:tcPr>
-          <w:p>
-            <w:pPr>
-              <w:spacing w:line="360" w:lineRule="auto"/>
-              <w:rPr>
-                <w:rFonts w:ascii="Calibri" w:hAnsi="Calibri" w:cs="Calibri"/>
-                <w:b w:val="1"/>
-                <w:bCs w:val="1"/>
+          </w:tcPr>
+          <w:p>
+            <w:pPr>
+              <w:spacing w:line="360" w:lineRule="auto"/>
+              <w:rPr>
+                <w:rFonts w:ascii="Calibri" w:hAnsi="Calibri" w:cs="Calibri"/>
+                <w:b/>
+                <w:bCs/>
                 <w:color w:val="000000" w:themeColor="text1"/>
                 <w:sz w:val="28"/>
                 <w:szCs w:val="28"/>
@@ -7229,27 +7007,32 @@
             </w:pPr>
             <w:r>
               <w:rPr>
-                <w:rFonts w:ascii="Arial" w:hAnsi="Arial" w:cs="Arial" w:eastAsia="Arial"/>
-                <w:b w:val="1"/>
-                <w:bCs w:val="1"/>
+                <w:b/>
+                <w:bCs/>
                 <w:color w:val="123A5F"/>
               </w:rPr>
-              <w:t>24. Gebruikt u middelen tegen likdoorns (pleisters/</w:t>
-            </w:r>
-            <w:r>
-              <w:rPr>
-                <w:rFonts w:ascii="Calibri" w:hAnsi="Calibri" w:cs="Calibri"/>
-                <w:b w:val="1"/>
-                <w:bCs w:val="1"/>
-                <w:color w:val="000000" w:themeColor="text1" w:themeTint="FF" w:themeShade="FF"/>
+              <w:t xml:space="preserve">24. </w:t>
+            </w:r>
+            <w:r>
+              <w:rPr>
+                <w:b/>
+                <w:bCs/>
+                <w:color w:val="123A5F"/>
+              </w:rPr>
+              <w:t>Gebruikt u middelen tegen likdoorns (pleisters/</w:t>
+            </w:r>
+            <w:r>
+              <w:rPr>
+                <w:b/>
+                <w:bCs/>
+                <w:color w:val="123A5F"/>
               </w:rPr>
               <w:t>zalf</w:t>
             </w:r>
             <w:r>
               <w:rPr>
-                <w:rFonts w:ascii="Arial" w:hAnsi="Arial" w:cs="Arial" w:eastAsia="Arial"/>
-                <w:b w:val="1"/>
-                <w:bCs w:val="1"/>
+                <w:b/>
+                <w:bCs/>
                 <w:color w:val="123A5F"/>
               </w:rPr>
               <w:t>) wanneer u een likdoorn heeft?</w:t>
@@ -7261,7 +7044,6 @@
         <w:tc>
           <w:tcPr>
             <w:tcW w:w="2924" w:type="dxa"/>
-            <w:tcMar/>
           </w:tcPr>
           <w:p>
             <w:pPr>
@@ -7277,7 +7059,6 @@
             </w:pPr>
             <w:r>
               <w:rPr>
-                <w:rFonts w:ascii="Arial" w:hAnsi="Arial" w:cs="Arial" w:eastAsia="Arial"/>
                 <w:color w:val="000000" w:themeColor="text1"/>
                 <w:sz w:val="24"/>
                 <w:szCs w:val="24"/>
@@ -7311,10 +7092,11 @@
                   <w14:uncheckedState w14:val="2610" w14:font="MS Gothic"/>
                 </w14:checkbox>
               </w:sdtPr>
+              <w:sdtEndPr/>
               <w:sdtContent>
                 <w:r>
                   <w:rPr>
-                    <w:rFonts w:ascii="Segoe UI Symbol" w:hAnsi="Segoe UI Symbol" w:eastAsia="MS Gothic" w:cs="Segoe UI Symbol"/>
+                    <w:rFonts w:ascii="Segoe UI Symbol" w:eastAsia="MS Gothic" w:hAnsi="Segoe UI Symbol" w:cs="Segoe UI Symbol"/>
                     <w:lang w:val="nl-NL"/>
                   </w:rPr>
                   <w:t>☐</w:t>
@@ -7326,7 +7108,6 @@
         <w:tc>
           <w:tcPr>
             <w:tcW w:w="2046" w:type="dxa"/>
-            <w:tcMar/>
           </w:tcPr>
           <w:p>
             <w:pPr>
@@ -7343,7 +7124,6 @@
             <w:proofErr w:type="spellStart"/>
             <w:r>
               <w:rPr>
-                <w:rFonts w:ascii="Arial" w:hAnsi="Arial" w:cs="Arial" w:eastAsia="Arial"/>
                 <w:color w:val="000000" w:themeColor="text1"/>
                 <w:sz w:val="24"/>
                 <w:szCs w:val="24"/>
@@ -7378,10 +7158,11 @@
                   <w14:uncheckedState w14:val="2610" w14:font="MS Gothic"/>
                 </w14:checkbox>
               </w:sdtPr>
+              <w:sdtEndPr/>
               <w:sdtContent>
                 <w:r>
                   <w:rPr>
-                    <w:rFonts w:ascii="Segoe UI Symbol" w:hAnsi="Segoe UI Symbol" w:eastAsia="MS Gothic" w:cs="Segoe UI Symbol"/>
+                    <w:rFonts w:ascii="Segoe UI Symbol" w:eastAsia="MS Gothic" w:hAnsi="Segoe UI Symbol" w:cs="Segoe UI Symbol"/>
                     <w:lang w:val="nl-NL"/>
                   </w:rPr>
                   <w:t>☐</w:t>
@@ -7393,7 +7174,6 @@
         <w:tc>
           <w:tcPr>
             <w:tcW w:w="2053" w:type="dxa"/>
-            <w:tcMar/>
           </w:tcPr>
           <w:p>
             <w:pPr>
@@ -7409,7 +7189,6 @@
             </w:pPr>
             <w:r>
               <w:rPr>
-                <w:rFonts w:ascii="Arial" w:hAnsi="Arial" w:cs="Arial" w:eastAsia="Arial"/>
                 <w:color w:val="000000" w:themeColor="text1"/>
                 <w:sz w:val="24"/>
                 <w:szCs w:val="24"/>
@@ -7443,10 +7222,11 @@
                   <w14:uncheckedState w14:val="2610" w14:font="MS Gothic"/>
                 </w14:checkbox>
               </w:sdtPr>
+              <w:sdtEndPr/>
               <w:sdtContent>
                 <w:r>
                   <w:rPr>
-                    <w:rFonts w:ascii="Segoe UI Symbol" w:hAnsi="Segoe UI Symbol" w:eastAsia="MS Gothic" w:cs="Segoe UI Symbol"/>
+                    <w:rFonts w:ascii="Segoe UI Symbol" w:eastAsia="MS Gothic" w:hAnsi="Segoe UI Symbol" w:cs="Segoe UI Symbol"/>
                     <w:lang w:val="nl-NL"/>
                   </w:rPr>
                   <w:t>☐</w:t>
@@ -7457,8 +7237,7 @@
         </w:tc>
         <w:tc>
           <w:tcPr>
-            <w:tcW w:w="2049" w:type="dxa"/>
-            <w:tcMar/>
+            <w:tcW w:w="2616" w:type="dxa"/>
           </w:tcPr>
           <w:p>
             <w:pPr>
@@ -7474,7 +7253,6 @@
             </w:pPr>
             <w:r>
               <w:rPr>
-                <w:rFonts w:ascii="Arial" w:hAnsi="Arial" w:cs="Arial" w:eastAsia="Arial"/>
                 <w:color w:val="000000" w:themeColor="text1"/>
                 <w:sz w:val="24"/>
                 <w:szCs w:val="24"/>
@@ -7505,10 +7283,11 @@
                   <w14:uncheckedState w14:val="2610" w14:font="MS Gothic"/>
                 </w14:checkbox>
               </w:sdtPr>
+              <w:sdtEndPr/>
               <w:sdtContent>
                 <w:r>
                   <w:rPr>
-                    <w:rFonts w:ascii="Segoe UI Symbol" w:hAnsi="Segoe UI Symbol" w:eastAsia="MS Gothic" w:cs="Segoe UI Symbol"/>
+                    <w:rFonts w:ascii="Segoe UI Symbol" w:eastAsia="MS Gothic" w:hAnsi="Segoe UI Symbol" w:cs="Segoe UI Symbol"/>
                     <w:lang w:val="nl-NL"/>
                   </w:rPr>
                   <w:t>☐</w:t>
@@ -7534,10 +7313,9 @@
       <w:tr>
         <w:tc>
           <w:tcPr>
-            <w:tcW w:w="9072" w:type="dxa"/>
+            <w:tcW w:w="9639" w:type="dxa"/>
             <w:gridSpan w:val="4"/>
             <w:shd w:val="clear" w:color="auto" w:fill="E8E8E8" w:themeFill="background2"/>
-            <w:tcMar/>
           </w:tcPr>
           <w:p>
             <w:pPr>
@@ -7553,7 +7331,6 @@
             </w:pPr>
             <w:r>
               <w:rPr>
-                <w:rFonts w:ascii="Arial" w:hAnsi="Arial" w:cs="Arial" w:eastAsia="Arial"/>
                 <w:b/>
                 <w:bCs/>
                 <w:color w:val="123A5F"/>
@@ -7562,7 +7339,6 @@
             </w:r>
             <w:r>
               <w:rPr>
-                <w:rFonts w:ascii="Arial" w:hAnsi="Arial" w:cs="Arial" w:eastAsia="Arial"/>
                 <w:color w:val="000000" w:themeColor="text1"/>
                 <w:sz w:val="18"/>
                 <w:szCs w:val="18"/>
@@ -7571,7 +7347,6 @@
             </w:r>
             <w:r>
               <w:rPr>
-                <w:rFonts w:ascii="Arial" w:hAnsi="Arial" w:cs="Arial" w:eastAsia="Arial"/>
                 <w:b/>
                 <w:bCs/>
                 <w:color w:val="123A5F"/>
@@ -7585,21 +7360,19 @@
         <w:tc>
           <w:tcPr>
             <w:tcW w:w="2924" w:type="dxa"/>
-            <w:tcMar/>
-          </w:tcPr>
-          <w:p>
-            <w:pPr>
-              <w:spacing w:line="360" w:lineRule="auto"/>
-              <w:jc w:val="center"/>
-              <w:rPr>
-                <w:rFonts w:ascii="Calibri" w:hAnsi="Calibri" w:cs="Calibri"/>
-                <w:color w:val="000000" w:themeColor="text1"/>
-                <w:lang w:val="en-US"/>
-              </w:rPr>
-            </w:pPr>
-            <w:r>
-              <w:rPr>
-                <w:rFonts w:ascii="Arial" w:hAnsi="Arial" w:cs="Arial" w:eastAsia="Arial"/>
+          </w:tcPr>
+          <w:p>
+            <w:pPr>
+              <w:spacing w:line="360" w:lineRule="auto"/>
+              <w:jc w:val="center"/>
+              <w:rPr>
+                <w:rFonts w:ascii="Calibri" w:hAnsi="Calibri" w:cs="Calibri"/>
+                <w:color w:val="000000" w:themeColor="text1"/>
+                <w:lang w:val="en-US"/>
+              </w:rPr>
+            </w:pPr>
+            <w:r>
+              <w:rPr>
                 <w:color w:val="000000" w:themeColor="text1"/>
                 <w:lang w:val="en-US"/>
               </w:rPr>
@@ -7629,10 +7402,11 @@
                   <w14:uncheckedState w14:val="2610" w14:font="MS Gothic"/>
                 </w14:checkbox>
               </w:sdtPr>
+              <w:sdtEndPr/>
               <w:sdtContent>
                 <w:r>
                   <w:rPr>
-                    <w:rFonts w:ascii="Segoe UI Symbol" w:hAnsi="Segoe UI Symbol" w:eastAsia="MS Gothic" w:cs="Segoe UI Symbol"/>
+                    <w:rFonts w:ascii="Segoe UI Symbol" w:eastAsia="MS Gothic" w:hAnsi="Segoe UI Symbol" w:cs="Segoe UI Symbol"/>
                     <w:lang w:val="nl-NL"/>
                   </w:rPr>
                   <w:t>☐</w:t>
@@ -7644,7 +7418,6 @@
         <w:tc>
           <w:tcPr>
             <w:tcW w:w="2046" w:type="dxa"/>
-            <w:tcMar/>
           </w:tcPr>
           <w:p>
             <w:pPr>
@@ -7659,7 +7432,6 @@
             <w:proofErr w:type="spellStart"/>
             <w:r>
               <w:rPr>
-                <w:rFonts w:ascii="Arial" w:hAnsi="Arial" w:cs="Arial" w:eastAsia="Arial"/>
                 <w:color w:val="000000" w:themeColor="text1"/>
                 <w:lang w:val="en-US"/>
               </w:rPr>
@@ -7690,10 +7462,11 @@
                   <w14:uncheckedState w14:val="2610" w14:font="MS Gothic"/>
                 </w14:checkbox>
               </w:sdtPr>
+              <w:sdtEndPr/>
               <w:sdtContent>
                 <w:r>
                   <w:rPr>
-                    <w:rFonts w:ascii="Segoe UI Symbol" w:hAnsi="Segoe UI Symbol" w:eastAsia="MS Gothic" w:cs="Segoe UI Symbol"/>
+                    <w:rFonts w:ascii="Segoe UI Symbol" w:eastAsia="MS Gothic" w:hAnsi="Segoe UI Symbol" w:cs="Segoe UI Symbol"/>
                     <w:lang w:val="nl-NL"/>
                   </w:rPr>
                   <w:t>☐</w:t>
@@ -7705,21 +7478,19 @@
         <w:tc>
           <w:tcPr>
             <w:tcW w:w="2053" w:type="dxa"/>
-            <w:tcMar/>
-          </w:tcPr>
-          <w:p>
-            <w:pPr>
-              <w:spacing w:line="360" w:lineRule="auto"/>
-              <w:jc w:val="center"/>
-              <w:rPr>
-                <w:rFonts w:ascii="Calibri" w:hAnsi="Calibri" w:cs="Calibri"/>
-                <w:color w:val="000000" w:themeColor="text1"/>
-                <w:lang w:val="en-US"/>
-              </w:rPr>
-            </w:pPr>
-            <w:r>
-              <w:rPr>
-                <w:rFonts w:ascii="Arial" w:hAnsi="Arial" w:cs="Arial" w:eastAsia="Arial"/>
+          </w:tcPr>
+          <w:p>
+            <w:pPr>
+              <w:spacing w:line="360" w:lineRule="auto"/>
+              <w:jc w:val="center"/>
+              <w:rPr>
+                <w:rFonts w:ascii="Calibri" w:hAnsi="Calibri" w:cs="Calibri"/>
+                <w:color w:val="000000" w:themeColor="text1"/>
+                <w:lang w:val="en-US"/>
+              </w:rPr>
+            </w:pPr>
+            <w:r>
+              <w:rPr>
                 <w:color w:val="000000" w:themeColor="text1"/>
                 <w:lang w:val="en-US"/>
               </w:rPr>
@@ -7744,18 +7515,19 @@
                 </w:rPr>
                 <w:id w:val="-1891413194"/>
                 <w14:checkbox>
-                  <w14:checked w14:val="0"/>
+                  <w14:checked w14:val="1"/>
                   <w14:checkedState w14:val="2612" w14:font="MS Gothic"/>
                   <w14:uncheckedState w14:val="2610" w14:font="MS Gothic"/>
                 </w14:checkbox>
               </w:sdtPr>
+              <w:sdtEndPr/>
               <w:sdtContent>
                 <w:r>
                   <w:rPr>
-                    <w:rFonts w:ascii="Segoe UI Symbol" w:hAnsi="Segoe UI Symbol" w:eastAsia="MS Gothic" w:cs="Segoe UI Symbol"/>
+                    <w:rFonts w:ascii="MS Gothic" w:eastAsia="MS Gothic" w:hAnsi="MS Gothic" w:cs="Calibri" w:hint="eastAsia"/>
                     <w:lang w:val="nl-NL"/>
                   </w:rPr>
-                  <w:t>☐</w:t>
+                  <w:t>☒</w:t>
                 </w:r>
               </w:sdtContent>
             </w:sdt>
@@ -7763,22 +7535,20 @@
         </w:tc>
         <w:tc>
           <w:tcPr>
-            <w:tcW w:w="2049" w:type="dxa"/>
-            <w:tcMar/>
-          </w:tcPr>
-          <w:p>
-            <w:pPr>
-              <w:spacing w:line="360" w:lineRule="auto"/>
-              <w:jc w:val="center"/>
-              <w:rPr>
-                <w:rFonts w:ascii="Calibri" w:hAnsi="Calibri" w:cs="Calibri"/>
-                <w:color w:val="000000" w:themeColor="text1"/>
-                <w:lang w:val="en-US"/>
-              </w:rPr>
-            </w:pPr>
-            <w:r>
-              <w:rPr>
-                <w:rFonts w:ascii="Arial" w:hAnsi="Arial" w:cs="Arial" w:eastAsia="Arial"/>
+            <w:tcW w:w="2616" w:type="dxa"/>
+          </w:tcPr>
+          <w:p>
+            <w:pPr>
+              <w:spacing w:line="360" w:lineRule="auto"/>
+              <w:jc w:val="center"/>
+              <w:rPr>
+                <w:rFonts w:ascii="Calibri" w:hAnsi="Calibri" w:cs="Calibri"/>
+                <w:color w:val="000000" w:themeColor="text1"/>
+                <w:lang w:val="en-US"/>
+              </w:rPr>
+            </w:pPr>
+            <w:r>
+              <w:rPr>
                 <w:color w:val="000000" w:themeColor="text1"/>
                 <w:lang w:val="en-US"/>
               </w:rPr>
@@ -7807,10 +7577,11 @@
                   <w14:uncheckedState w14:val="2610" w14:font="MS Gothic"/>
                 </w14:checkbox>
               </w:sdtPr>
+              <w:sdtEndPr/>
               <w:sdtContent>
                 <w:r>
                   <w:rPr>
-                    <w:rFonts w:ascii="Segoe UI Symbol" w:hAnsi="Segoe UI Symbol" w:eastAsia="MS Gothic" w:cs="Segoe UI Symbol"/>
+                    <w:rFonts w:ascii="Segoe UI Symbol" w:eastAsia="MS Gothic" w:hAnsi="Segoe UI Symbol" w:cs="Segoe UI Symbol"/>
                     <w:lang w:val="nl-NL"/>
                   </w:rPr>
                   <w:t>☐</w:t>
@@ -7834,10 +7605,9 @@
       <w:tr>
         <w:tc>
           <w:tcPr>
-            <w:tcW w:w="9072" w:type="dxa"/>
+            <w:tcW w:w="9639" w:type="dxa"/>
             <w:gridSpan w:val="4"/>
             <w:shd w:val="clear" w:color="auto" w:fill="E8E8E8" w:themeFill="background2"/>
-            <w:tcMar/>
           </w:tcPr>
           <w:p>
             <w:pPr>
@@ -7853,7 +7623,6 @@
             </w:pPr>
             <w:r>
               <w:rPr>
-                <w:rFonts w:ascii="Arial" w:hAnsi="Arial" w:cs="Arial" w:eastAsia="Arial"/>
                 <w:b/>
                 <w:bCs/>
                 <w:color w:val="123A5F"/>
@@ -7867,21 +7636,19 @@
         <w:tc>
           <w:tcPr>
             <w:tcW w:w="2924" w:type="dxa"/>
-            <w:tcMar/>
-          </w:tcPr>
-          <w:p>
-            <w:pPr>
-              <w:spacing w:line="360" w:lineRule="auto"/>
-              <w:jc w:val="center"/>
-              <w:rPr>
-                <w:rFonts w:ascii="Calibri" w:hAnsi="Calibri" w:cs="Calibri"/>
-                <w:color w:val="000000" w:themeColor="text1"/>
-                <w:lang w:val="en-US"/>
-              </w:rPr>
-            </w:pPr>
-            <w:r>
-              <w:rPr>
-                <w:rFonts w:ascii="Arial" w:hAnsi="Arial" w:cs="Arial" w:eastAsia="Arial"/>
+          </w:tcPr>
+          <w:p>
+            <w:pPr>
+              <w:spacing w:line="360" w:lineRule="auto"/>
+              <w:jc w:val="center"/>
+              <w:rPr>
+                <w:rFonts w:ascii="Calibri" w:hAnsi="Calibri" w:cs="Calibri"/>
+                <w:color w:val="000000" w:themeColor="text1"/>
+                <w:lang w:val="en-US"/>
+              </w:rPr>
+            </w:pPr>
+            <w:r>
+              <w:rPr>
                 <w:color w:val="000000" w:themeColor="text1"/>
                 <w:lang w:val="en-US"/>
               </w:rPr>
@@ -7913,10 +7680,11 @@
                   <w14:uncheckedState w14:val="2610" w14:font="MS Gothic"/>
                 </w14:checkbox>
               </w:sdtPr>
+              <w:sdtEndPr/>
               <w:sdtContent>
                 <w:r>
                   <w:rPr>
-                    <w:rFonts w:ascii="Segoe UI Symbol" w:hAnsi="Segoe UI Symbol" w:eastAsia="MS Gothic" w:cs="Segoe UI Symbol"/>
+                    <w:rFonts w:ascii="Segoe UI Symbol" w:eastAsia="MS Gothic" w:hAnsi="Segoe UI Symbol" w:cs="Segoe UI Symbol"/>
                     <w:lang w:val="nl-NL"/>
                   </w:rPr>
                   <w:t>☐</w:t>
@@ -7928,7 +7696,6 @@
         <w:tc>
           <w:tcPr>
             <w:tcW w:w="2046" w:type="dxa"/>
-            <w:tcMar/>
           </w:tcPr>
           <w:p>
             <w:pPr>
@@ -7943,7 +7710,6 @@
             <w:proofErr w:type="spellStart"/>
             <w:r>
               <w:rPr>
-                <w:rFonts w:ascii="Arial" w:hAnsi="Arial" w:cs="Arial" w:eastAsia="Arial"/>
                 <w:color w:val="000000" w:themeColor="text1"/>
                 <w:lang w:val="en-US"/>
               </w:rPr>
@@ -7976,10 +7742,11 @@
                   <w14:uncheckedState w14:val="2610" w14:font="MS Gothic"/>
                 </w14:checkbox>
               </w:sdtPr>
+              <w:sdtEndPr/>
               <w:sdtContent>
                 <w:r>
                   <w:rPr>
-                    <w:rFonts w:ascii="Segoe UI Symbol" w:hAnsi="Segoe UI Symbol" w:eastAsia="MS Gothic" w:cs="Segoe UI Symbol"/>
+                    <w:rFonts w:ascii="Segoe UI Symbol" w:eastAsia="MS Gothic" w:hAnsi="Segoe UI Symbol" w:cs="Segoe UI Symbol"/>
                     <w:lang w:val="nl-NL"/>
                   </w:rPr>
                   <w:t>☐</w:t>
@@ -7991,21 +7758,19 @@
         <w:tc>
           <w:tcPr>
             <w:tcW w:w="2053" w:type="dxa"/>
-            <w:tcMar/>
-          </w:tcPr>
-          <w:p>
-            <w:pPr>
-              <w:spacing w:line="360" w:lineRule="auto"/>
-              <w:jc w:val="center"/>
-              <w:rPr>
-                <w:rFonts w:ascii="Calibri" w:hAnsi="Calibri" w:cs="Calibri"/>
-                <w:color w:val="000000" w:themeColor="text1"/>
-                <w:lang w:val="en-US"/>
-              </w:rPr>
-            </w:pPr>
-            <w:r>
-              <w:rPr>
-                <w:rFonts w:ascii="Arial" w:hAnsi="Arial" w:cs="Arial" w:eastAsia="Arial"/>
+          </w:tcPr>
+          <w:p>
+            <w:pPr>
+              <w:spacing w:line="360" w:lineRule="auto"/>
+              <w:jc w:val="center"/>
+              <w:rPr>
+                <w:rFonts w:ascii="Calibri" w:hAnsi="Calibri" w:cs="Calibri"/>
+                <w:color w:val="000000" w:themeColor="text1"/>
+                <w:lang w:val="en-US"/>
+              </w:rPr>
+            </w:pPr>
+            <w:r>
+              <w:rPr>
                 <w:color w:val="000000" w:themeColor="text1"/>
                 <w:lang w:val="en-US"/>
               </w:rPr>
@@ -8037,10 +7802,11 @@
                   <w14:uncheckedState w14:val="2610" w14:font="MS Gothic"/>
                 </w14:checkbox>
               </w:sdtPr>
+              <w:sdtEndPr/>
               <w:sdtContent>
                 <w:r>
                   <w:rPr>
-                    <w:rFonts w:ascii="Segoe UI Symbol" w:hAnsi="Segoe UI Symbol" w:eastAsia="MS Gothic" w:cs="Segoe UI Symbol"/>
+                    <w:rFonts w:ascii="Segoe UI Symbol" w:eastAsia="MS Gothic" w:hAnsi="Segoe UI Symbol" w:cs="Segoe UI Symbol"/>
                     <w:lang w:val="nl-NL"/>
                   </w:rPr>
                   <w:t>☐</w:t>
@@ -8051,22 +7817,20 @@
         </w:tc>
         <w:tc>
           <w:tcPr>
-            <w:tcW w:w="2049" w:type="dxa"/>
-            <w:tcMar/>
-          </w:tcPr>
-          <w:p>
-            <w:pPr>
-              <w:spacing w:line="360" w:lineRule="auto"/>
-              <w:jc w:val="center"/>
-              <w:rPr>
-                <w:rFonts w:ascii="Calibri" w:hAnsi="Calibri" w:cs="Calibri"/>
-                <w:color w:val="000000" w:themeColor="text1"/>
-                <w:lang w:val="en-US"/>
-              </w:rPr>
-            </w:pPr>
-            <w:r>
-              <w:rPr>
-                <w:rFonts w:ascii="Arial" w:hAnsi="Arial" w:cs="Arial" w:eastAsia="Arial"/>
+            <w:tcW w:w="2616" w:type="dxa"/>
+          </w:tcPr>
+          <w:p>
+            <w:pPr>
+              <w:spacing w:line="360" w:lineRule="auto"/>
+              <w:jc w:val="center"/>
+              <w:rPr>
+                <w:rFonts w:ascii="Calibri" w:hAnsi="Calibri" w:cs="Calibri"/>
+                <w:color w:val="000000" w:themeColor="text1"/>
+                <w:lang w:val="en-US"/>
+              </w:rPr>
+            </w:pPr>
+            <w:r>
+              <w:rPr>
                 <w:color w:val="000000" w:themeColor="text1"/>
                 <w:lang w:val="en-US"/>
               </w:rPr>
@@ -8095,10 +7859,11 @@
                   <w14:uncheckedState w14:val="2610" w14:font="MS Gothic"/>
                 </w14:checkbox>
               </w:sdtPr>
+              <w:sdtEndPr/>
               <w:sdtContent>
                 <w:r>
                   <w:rPr>
-                    <w:rFonts w:ascii="Segoe UI Symbol" w:hAnsi="Segoe UI Symbol" w:eastAsia="MS Gothic" w:cs="Segoe UI Symbol"/>
+                    <w:rFonts w:ascii="Segoe UI Symbol" w:eastAsia="MS Gothic" w:hAnsi="Segoe UI Symbol" w:cs="Segoe UI Symbol"/>
                     <w:lang w:val="nl-NL"/>
                   </w:rPr>
                   <w:t>☐</w:t>
@@ -8123,9 +7888,9 @@
       </w:pPr>
     </w:p>
     <w:sectPr>
-      <w:headerReference w:type="default" r:id="rId7"/>
-      <w:footerReference w:type="default" r:id="rId8"/>
-      <w:pgSz w:w="11906" w:h="16838" w:orient="portrait"/>
+      <w:headerReference w:type="default" r:id="rId10"/>
+      <w:footerReference w:type="default" r:id="rId11"/>
+      <w:pgSz w:w="11906" w:h="16838"/>
       <w:pgMar w:top="1440" w:right="1440" w:bottom="1440" w:left="1440" w:header="708" w:footer="708" w:gutter="0"/>
       <w:cols w:space="708"/>
       <w:docGrid w:linePitch="360"/>
@@ -8135,7 +7900,7 @@
 </file>
 
 <file path=word/endnotes.xml><?xml version="1.0" encoding="utf-8"?>
-<w:endnotes xmlns:wpc="http://schemas.microsoft.com/office/word/2010/wordprocessingCanvas" xmlns:cx="http://schemas.microsoft.com/office/drawing/2014/chartex" xmlns:cx1="http://schemas.microsoft.com/office/drawing/2015/9/8/chartex" xmlns:cx2="http://schemas.microsoft.com/office/drawing/2015/10/21/chartex" xmlns:cx3="http://schemas.microsoft.com/office/drawing/2016/5/9/chartex" xmlns:cx4="http://schemas.microsoft.com/office/drawing/2016/5/10/chartex" xmlns:cx5="http://schemas.microsoft.com/office/drawing/2016/5/11/chartex" xmlns:cx6="http://schemas.microsoft.com/office/drawing/2016/5/12/chartex" xmlns:cx7="http://schemas.microsoft.com/office/drawing/2016/5/13/chartex" xmlns:cx8="http://schemas.microsoft.com/office/drawing/2016/5/14/chartex" xmlns:mc="http://schemas.openxmlformats.org/markup-compatibility/2006" xmlns:aink="http://schemas.microsoft.com/office/drawing/2016/ink" xmlns:am3d="http://schemas.microsoft.com/office/drawing/2017/model3d" xmlns:o="urn:schemas-microsoft-com:office:office" xmlns:oel="http://schemas.microsoft.com/office/2019/extlst" xmlns:r="http://schemas.openxmlformats.org/officeDocument/2006/relationships" xmlns:m="http://schemas.openxmlformats.org/officeDocument/2006/math" xmlns:v="urn:schemas-microsoft-com:vml" xmlns:wp14="http://schemas.microsoft.com/office/word/2010/wordprocessingDrawing" xmlns:wp="http://schemas.openxmlformats.org/drawingml/2006/wordprocessingDrawing" xmlns:w10="urn:schemas-microsoft-com:office:word" xmlns:w="http://schemas.openxmlformats.org/wordprocessingml/2006/main" xmlns:w14="http://schemas.microsoft.com/office/word/2010/wordml" xmlns:w15="http://schemas.microsoft.com/office/word/2012/wordml" xmlns:w16cex="http://schemas.microsoft.com/office/word/2018/wordml/cex" xmlns:w16cid="http://schemas.microsoft.com/office/word/2016/wordml/cid" xmlns:w16="http://schemas.microsoft.com/office/word/2018/wordml" xmlns:w16du="http://schemas.microsoft.com/office/word/2023/wordml/word16du" xmlns:w16sdtdh="http://schemas.microsoft.com/office/word/2020/wordml/sdtdatahash" xmlns:w16sdtfl="http://schemas.microsoft.com/office/word/2024/wordml/sdtformatlock" xmlns:w16se="http://schemas.microsoft.com/office/word/2015/wordml/symex" xmlns:wpg="http://schemas.microsoft.com/office/word/2010/wordprocessingGroup" xmlns:wpi="http://schemas.microsoft.com/office/word/2010/wordprocessingInk" xmlns:wne="http://schemas.microsoft.com/office/word/2006/wordml" xmlns:wps="http://schemas.microsoft.com/office/word/2010/wordprocessingShape" mc:Ignorable="w14 w15 w16se w16cid w16 w16cex w16sdtdh w16sdtfl w16du wp14">
+<w:endnotes xmlns:wpc="http://schemas.microsoft.com/office/word/2010/wordprocessingCanvas" xmlns:cx="http://schemas.microsoft.com/office/drawing/2014/chartex" xmlns:cx1="http://schemas.microsoft.com/office/drawing/2015/9/8/chartex" xmlns:cx2="http://schemas.microsoft.com/office/drawing/2015/10/21/chartex" xmlns:cx3="http://schemas.microsoft.com/office/drawing/2016/5/9/chartex" xmlns:cx4="http://schemas.microsoft.com/office/drawing/2016/5/10/chartex" xmlns:cx5="http://schemas.microsoft.com/office/drawing/2016/5/11/chartex" xmlns:cx6="http://schemas.microsoft.com/office/drawing/2016/5/12/chartex" xmlns:cx7="http://schemas.microsoft.com/office/drawing/2016/5/13/chartex" xmlns:cx8="http://schemas.microsoft.com/office/drawing/2016/5/14/chartex" xmlns:mc="http://schemas.openxmlformats.org/markup-compatibility/2006" xmlns:aink="http://schemas.microsoft.com/office/drawing/2016/ink" xmlns:am3d="http://schemas.microsoft.com/office/drawing/2017/model3d" xmlns:o="urn:schemas-microsoft-com:office:office" xmlns:oel="http://schemas.microsoft.com/office/2019/extlst" xmlns:r="http://schemas.openxmlformats.org/officeDocument/2006/relationships" xmlns:m="http://schemas.openxmlformats.org/officeDocument/2006/math" xmlns:v="urn:schemas-microsoft-com:vml" xmlns:wp14="http://schemas.microsoft.com/office/word/2010/wordprocessingDrawing" xmlns:wp="http://schemas.openxmlformats.org/drawingml/2006/wordprocessingDrawing" xmlns:w10="urn:schemas-microsoft-com:office:word" xmlns:w="http://schemas.openxmlformats.org/wordprocessingml/2006/main" xmlns:w14="http://schemas.microsoft.com/office/word/2010/wordml" xmlns:w15="http://schemas.microsoft.com/office/word/2012/wordml" xmlns:w16cei="http://schemas.microsoft.com/office/word/2026/wordml/cei" xmlns:w16cex="http://schemas.microsoft.com/office/word/2018/wordml/cex" xmlns:w16cid="http://schemas.microsoft.com/office/word/2016/wordml/cid" xmlns:w16="http://schemas.microsoft.com/office/word/2018/wordml" xmlns:w16du="http://schemas.microsoft.com/office/word/2023/wordml/word16du" xmlns:w16sdtdh="http://schemas.microsoft.com/office/word/2020/wordml/sdtdatahash" xmlns:w16sdtfl="http://schemas.microsoft.com/office/word/2024/wordml/sdtformatlock" xmlns:w16se="http://schemas.microsoft.com/office/word/2015/wordml/symex" xmlns:wpg="http://schemas.microsoft.com/office/word/2010/wordprocessingGroup" xmlns:wpi="http://schemas.microsoft.com/office/word/2010/wordprocessingInk" xmlns:wne="http://schemas.microsoft.com/office/word/2006/wordml" xmlns:wps="http://schemas.microsoft.com/office/word/2010/wordprocessingShape" mc:Ignorable="w14 w15 w16se w16cid w16 w16cex w16sdtdh w16sdtfl w16du wp14">
   <w:endnote w:type="separator" w:id="-1">
     <w:p>
       <w:pPr>
@@ -8154,7 +7919,7 @@
 </file>
 
 <file path=word/footer1.xml><?xml version="1.0" encoding="utf-8"?>
-<w:ftr xmlns:wpc="http://schemas.microsoft.com/office/word/2010/wordprocessingCanvas" xmlns:cx="http://schemas.microsoft.com/office/drawing/2014/chartex" xmlns:cx1="http://schemas.microsoft.com/office/drawing/2015/9/8/chartex" xmlns:cx2="http://schemas.microsoft.com/office/drawing/2015/10/21/chartex" xmlns:cx3="http://schemas.microsoft.com/office/drawing/2016/5/9/chartex" xmlns:cx4="http://schemas.microsoft.com/office/drawing/2016/5/10/chartex" xmlns:cx5="http://schemas.microsoft.com/office/drawing/2016/5/11/chartex" xmlns:cx6="http://schemas.microsoft.com/office/drawing/2016/5/12/chartex" xmlns:cx7="http://schemas.microsoft.com/office/drawing/2016/5/13/chartex" xmlns:cx8="http://schemas.microsoft.com/office/drawing/2016/5/14/chartex" xmlns:mc="http://schemas.openxmlformats.org/markup-compatibility/2006" xmlns:aink="http://schemas.microsoft.com/office/drawing/2016/ink" xmlns:am3d="http://schemas.microsoft.com/office/drawing/2017/model3d" xmlns:o="urn:schemas-microsoft-com:office:office" xmlns:oel="http://schemas.microsoft.com/office/2019/extlst" xmlns:r="http://schemas.openxmlformats.org/officeDocument/2006/relationships" xmlns:m="http://schemas.openxmlformats.org/officeDocument/2006/math" xmlns:v="urn:schemas-microsoft-com:vml" xmlns:wp14="http://schemas.microsoft.com/office/word/2010/wordprocessingDrawing" xmlns:wp="http://schemas.openxmlformats.org/drawingml/2006/wordprocessingDrawing" xmlns:w10="urn:schemas-microsoft-com:office:word" xmlns:w="http://schemas.openxmlformats.org/wordprocessingml/2006/main" xmlns:w14="http://schemas.microsoft.com/office/word/2010/wordml" xmlns:w15="http://schemas.microsoft.com/office/word/2012/wordml" xmlns:w16cex="http://schemas.microsoft.com/office/word/2018/wordml/cex" xmlns:w16cid="http://schemas.microsoft.com/office/word/2016/wordml/cid" xmlns:w16="http://schemas.microsoft.com/office/word/2018/wordml" xmlns:w16du="http://schemas.microsoft.com/office/word/2023/wordml/word16du" xmlns:w16sdtdh="http://schemas.microsoft.com/office/word/2020/wordml/sdtdatahash" xmlns:w16sdtfl="http://schemas.microsoft.com/office/word/2024/wordml/sdtformatlock" xmlns:w16se="http://schemas.microsoft.com/office/word/2015/wordml/symex" xmlns:wpg="http://schemas.microsoft.com/office/word/2010/wordprocessingGroup" xmlns:wpi="http://schemas.microsoft.com/office/word/2010/wordprocessingInk" xmlns:wne="http://schemas.microsoft.com/office/word/2006/wordml" xmlns:wps="http://schemas.microsoft.com/office/word/2010/wordprocessingShape" mc:Ignorable="w14 w15 w16se w16cid w16 w16cex w16sdtdh w16sdtfl w16du wp14">
+<w:ftr xmlns:wpc="http://schemas.microsoft.com/office/word/2010/wordprocessingCanvas" xmlns:cx="http://schemas.microsoft.com/office/drawing/2014/chartex" xmlns:cx1="http://schemas.microsoft.com/office/drawing/2015/9/8/chartex" xmlns:cx2="http://schemas.microsoft.com/office/drawing/2015/10/21/chartex" xmlns:cx3="http://schemas.microsoft.com/office/drawing/2016/5/9/chartex" xmlns:cx4="http://schemas.microsoft.com/office/drawing/2016/5/10/chartex" xmlns:cx5="http://schemas.microsoft.com/office/drawing/2016/5/11/chartex" xmlns:cx6="http://schemas.microsoft.com/office/drawing/2016/5/12/chartex" xmlns:cx7="http://schemas.microsoft.com/office/drawing/2016/5/13/chartex" xmlns:cx8="http://schemas.microsoft.com/office/drawing/2016/5/14/chartex" xmlns:mc="http://schemas.openxmlformats.org/markup-compatibility/2006" xmlns:aink="http://schemas.microsoft.com/office/drawing/2016/ink" xmlns:am3d="http://schemas.microsoft.com/office/drawing/2017/model3d" xmlns:o="urn:schemas-microsoft-com:office:office" xmlns:oel="http://schemas.microsoft.com/office/2019/extlst" xmlns:r="http://schemas.openxmlformats.org/officeDocument/2006/relationships" xmlns:m="http://schemas.openxmlformats.org/officeDocument/2006/math" xmlns:v="urn:schemas-microsoft-com:vml" xmlns:wp14="http://schemas.microsoft.com/office/word/2010/wordprocessingDrawing" xmlns:wp="http://schemas.openxmlformats.org/drawingml/2006/wordprocessingDrawing" xmlns:w10="urn:schemas-microsoft-com:office:word" xmlns:w="http://schemas.openxmlformats.org/wordprocessingml/2006/main" xmlns:w14="http://schemas.microsoft.com/office/word/2010/wordml" xmlns:w15="http://schemas.microsoft.com/office/word/2012/wordml" xmlns:w16cei="http://schemas.microsoft.com/office/word/2026/wordml/cei" xmlns:w16cex="http://schemas.microsoft.com/office/word/2018/wordml/cex" xmlns:w16cid="http://schemas.microsoft.com/office/word/2016/wordml/cid" xmlns:w16="http://schemas.microsoft.com/office/word/2018/wordml" xmlns:w16du="http://schemas.microsoft.com/office/word/2023/wordml/word16du" xmlns:w16sdtdh="http://schemas.microsoft.com/office/word/2020/wordml/sdtdatahash" xmlns:w16sdtfl="http://schemas.microsoft.com/office/word/2024/wordml/sdtformatlock" xmlns:w16se="http://schemas.microsoft.com/office/word/2015/wordml/symex" xmlns:wpg="http://schemas.microsoft.com/office/word/2010/wordprocessingGroup" xmlns:wpi="http://schemas.microsoft.com/office/word/2010/wordprocessingInk" xmlns:wne="http://schemas.microsoft.com/office/word/2006/wordml" xmlns:wps="http://schemas.microsoft.com/office/word/2010/wordprocessingShape" mc:Ignorable="w14 w15 w16se w16cid w16 w16cex w16sdtdh w16sdtfl w16du wp14">
   <w:p>
     <w:pPr>
       <w:pBdr>
@@ -8189,7 +7954,7 @@
                   <pic:cNvPicPr/>
                 </pic:nvPicPr>
                 <pic:blipFill rotWithShape="1">
-                  <a:blip r:embed="rIdTplImgC">
+                  <a:blip r:embed="rId1">
                     <a:extLst>
                       <a:ext uri="{28A0092B-C50C-407E-A947-70E740481C1C}">
                         <a14:useLocalDpi xmlns:a14="http://schemas.microsoft.com/office/drawing/2010/main" val="0"/>
@@ -8263,7 +8028,7 @@
         <w:sz w:val="16"/>
         <w:szCs w:val="16"/>
       </w:rPr>
-      <w:t>·</w:t>
+      <w:t>·  Versie</w:t>
     </w:r>
     <w:proofErr w:type="gramEnd"/>
     <w:r>
@@ -8272,7 +8037,7 @@
         <w:sz w:val="16"/>
         <w:szCs w:val="16"/>
       </w:rPr>
-      <w:t xml:space="preserve">  Versie </w:t>
+      <w:t xml:space="preserve"> </w:t>
     </w:r>
     <w:proofErr w:type="gramStart"/>
     <w:r>
@@ -8283,8 +8048,9 @@
         <w:sz w:val="16"/>
         <w:szCs w:val="16"/>
       </w:rPr>
-      <w:t xml:space="preserve">[ </w:t>
+      <w:t>[ 1.0</w:t>
     </w:r>
+    <w:proofErr w:type="gramEnd"/>
     <w:r>
       <w:rPr>
         <w:i/>
@@ -8293,9 +8059,9 @@
         <w:sz w:val="16"/>
         <w:szCs w:val="16"/>
       </w:rPr>
-      <w:t>1.0</w:t>
+      <w:t xml:space="preserve"> </w:t>
     </w:r>
-    <w:proofErr w:type="gramEnd"/>
+    <w:proofErr w:type="gramStart"/>
     <w:r>
       <w:rPr>
         <w:i/>
@@ -8304,7 +8070,24 @@
         <w:sz w:val="16"/>
         <w:szCs w:val="16"/>
       </w:rPr>
-      <w:t xml:space="preserve"> </w:t>
+      <w:t>]</w:t>
+    </w:r>
+    <w:r>
+      <w:rPr>
+        <w:color w:val="59636E"/>
+        <w:sz w:val="16"/>
+        <w:szCs w:val="16"/>
+      </w:rPr>
+      <w:t xml:space="preserve">  ·</w:t>
+    </w:r>
+    <w:proofErr w:type="gramEnd"/>
+    <w:r>
+      <w:rPr>
+        <w:color w:val="59636E"/>
+        <w:sz w:val="16"/>
+        <w:szCs w:val="16"/>
+      </w:rPr>
+      <w:t xml:space="preserve">  </w:t>
     </w:r>
     <w:proofErr w:type="gramStart"/>
     <w:r>
@@ -8315,26 +8098,9 @@
         <w:sz w:val="16"/>
         <w:szCs w:val="16"/>
       </w:rPr>
-      <w:t>]</w:t>
-    </w:r>
-    <w:r>
-      <w:rPr>
-        <w:color w:val="59636E"/>
-        <w:sz w:val="16"/>
-        <w:szCs w:val="16"/>
-      </w:rPr>
-      <w:t xml:space="preserve">  ·</w:t>
+      <w:t>[ 27</w:t>
     </w:r>
     <w:proofErr w:type="gramEnd"/>
-    <w:r>
-      <w:rPr>
-        <w:color w:val="59636E"/>
-        <w:sz w:val="16"/>
-        <w:szCs w:val="16"/>
-      </w:rPr>
-      <w:t xml:space="preserve">  </w:t>
-    </w:r>
-    <w:proofErr w:type="gramStart"/>
     <w:r>
       <w:rPr>
         <w:i/>
@@ -8343,8 +8109,9 @@
         <w:sz w:val="16"/>
         <w:szCs w:val="16"/>
       </w:rPr>
-      <w:t xml:space="preserve">[ </w:t>
+      <w:t>/07/</w:t>
     </w:r>
+    <w:proofErr w:type="gramStart"/>
     <w:r>
       <w:rPr>
         <w:i/>
@@ -8353,39 +8120,7 @@
         <w:sz w:val="16"/>
         <w:szCs w:val="16"/>
       </w:rPr>
-      <w:t>27</w:t>
-    </w:r>
-    <w:proofErr w:type="gramEnd"/>
-    <w:r>
-      <w:rPr>
-        <w:i/>
-        <w:iCs/>
-        <w:color w:val="59636E"/>
-        <w:sz w:val="16"/>
-        <w:szCs w:val="16"/>
-      </w:rPr>
-      <w:t>/07/</w:t>
-    </w:r>
-    <w:proofErr w:type="gramStart"/>
-    <w:r>
-      <w:rPr>
-        <w:i/>
-        <w:iCs/>
-        <w:color w:val="59636E"/>
-        <w:sz w:val="16"/>
-        <w:szCs w:val="16"/>
-      </w:rPr>
-      <w:t>2026</w:t>
-    </w:r>
-    <w:r>
-      <w:rPr>
-        <w:i/>
-        <w:iCs/>
-        <w:color w:val="59636E"/>
-        <w:sz w:val="16"/>
-        <w:szCs w:val="16"/>
-      </w:rPr>
-      <w:t xml:space="preserve"> ]</w:t>
+      <w:t>2026 ]</w:t>
     </w:r>
     <w:proofErr w:type="gramEnd"/>
     <w:r>
@@ -8509,7 +8244,7 @@
 </file>
 
 <file path=word/footnotes.xml><?xml version="1.0" encoding="utf-8"?>
-<w:footnotes xmlns:wpc="http://schemas.microsoft.com/office/word/2010/wordprocessingCanvas" xmlns:cx="http://schemas.microsoft.com/office/drawing/2014/chartex" xmlns:cx1="http://schemas.microsoft.com/office/drawing/2015/9/8/chartex" xmlns:cx2="http://schemas.microsoft.com/office/drawing/2015/10/21/chartex" xmlns:cx3="http://schemas.microsoft.com/office/drawing/2016/5/9/chartex" xmlns:cx4="http://schemas.microsoft.com/office/drawing/2016/5/10/chartex" xmlns:cx5="http://schemas.microsoft.com/office/drawing/2016/5/11/chartex" xmlns:cx6="http://schemas.microsoft.com/office/drawing/2016/5/12/chartex" xmlns:cx7="http://schemas.microsoft.com/office/drawing/2016/5/13/chartex" xmlns:cx8="http://schemas.microsoft.com/office/drawing/2016/5/14/chartex" xmlns:mc="http://schemas.openxmlformats.org/markup-compatibility/2006" xmlns:aink="http://schemas.microsoft.com/office/drawing/2016/ink" xmlns:am3d="http://schemas.microsoft.com/office/drawing/2017/model3d" xmlns:o="urn:schemas-microsoft-com:office:office" xmlns:oel="http://schemas.microsoft.com/office/2019/extlst" xmlns:r="http://schemas.openxmlformats.org/officeDocument/2006/relationships" xmlns:m="http://schemas.openxmlformats.org/officeDocument/2006/math" xmlns:v="urn:schemas-microsoft-com:vml" xmlns:wp14="http://schemas.microsoft.com/office/word/2010/wordprocessingDrawing" xmlns:wp="http://schemas.openxmlformats.org/drawingml/2006/wordprocessingDrawing" xmlns:w10="urn:schemas-microsoft-com:office:word" xmlns:w="http://schemas.openxmlformats.org/wordprocessingml/2006/main" xmlns:w14="http://schemas.microsoft.com/office/word/2010/wordml" xmlns:w15="http://schemas.microsoft.com/office/word/2012/wordml" xmlns:w16cex="http://schemas.microsoft.com/office/word/2018/wordml/cex" xmlns:w16cid="http://schemas.microsoft.com/office/word/2016/wordml/cid" xmlns:w16="http://schemas.microsoft.com/office/word/2018/wordml" xmlns:w16du="http://schemas.microsoft.com/office/word/2023/wordml/word16du" xmlns:w16sdtdh="http://schemas.microsoft.com/office/word/2020/wordml/sdtdatahash" xmlns:w16sdtfl="http://schemas.microsoft.com/office/word/2024/wordml/sdtformatlock" xmlns:w16se="http://schemas.microsoft.com/office/word/2015/wordml/symex" xmlns:wpg="http://schemas.microsoft.com/office/word/2010/wordprocessingGroup" xmlns:wpi="http://schemas.microsoft.com/office/word/2010/wordprocessingInk" xmlns:wne="http://schemas.microsoft.com/office/word/2006/wordml" xmlns:wps="http://schemas.microsoft.com/office/word/2010/wordprocessingShape" mc:Ignorable="w14 w15 w16se w16cid w16 w16cex w16sdtdh w16sdtfl w16du wp14">
+<w:footnotes xmlns:wpc="http://schemas.microsoft.com/office/word/2010/wordprocessingCanvas" xmlns:cx="http://schemas.microsoft.com/office/drawing/2014/chartex" xmlns:cx1="http://schemas.microsoft.com/office/drawing/2015/9/8/chartex" xmlns:cx2="http://schemas.microsoft.com/office/drawing/2015/10/21/chartex" xmlns:cx3="http://schemas.microsoft.com/office/drawing/2016/5/9/chartex" xmlns:cx4="http://schemas.microsoft.com/office/drawing/2016/5/10/chartex" xmlns:cx5="http://schemas.microsoft.com/office/drawing/2016/5/11/chartex" xmlns:cx6="http://schemas.microsoft.com/office/drawing/2016/5/12/chartex" xmlns:cx7="http://schemas.microsoft.com/office/drawing/2016/5/13/chartex" xmlns:cx8="http://schemas.microsoft.com/office/drawing/2016/5/14/chartex" xmlns:mc="http://schemas.openxmlformats.org/markup-compatibility/2006" xmlns:aink="http://schemas.microsoft.com/office/drawing/2016/ink" xmlns:am3d="http://schemas.microsoft.com/office/drawing/2017/model3d" xmlns:o="urn:schemas-microsoft-com:office:office" xmlns:oel="http://schemas.microsoft.com/office/2019/extlst" xmlns:r="http://schemas.openxmlformats.org/officeDocument/2006/relationships" xmlns:m="http://schemas.openxmlformats.org/officeDocument/2006/math" xmlns:v="urn:schemas-microsoft-com:vml" xmlns:wp14="http://schemas.microsoft.com/office/word/2010/wordprocessingDrawing" xmlns:wp="http://schemas.openxmlformats.org/drawingml/2006/wordprocessingDrawing" xmlns:w10="urn:schemas-microsoft-com:office:word" xmlns:w="http://schemas.openxmlformats.org/wordprocessingml/2006/main" xmlns:w14="http://schemas.microsoft.com/office/word/2010/wordml" xmlns:w15="http://schemas.microsoft.com/office/word/2012/wordml" xmlns:w16cei="http://schemas.microsoft.com/office/word/2026/wordml/cei" xmlns:w16cex="http://schemas.microsoft.com/office/word/2018/wordml/cex" xmlns:w16cid="http://schemas.microsoft.com/office/word/2016/wordml/cid" xmlns:w16="http://schemas.microsoft.com/office/word/2018/wordml" xmlns:w16du="http://schemas.microsoft.com/office/word/2023/wordml/word16du" xmlns:w16sdtdh="http://schemas.microsoft.com/office/word/2020/wordml/sdtdatahash" xmlns:w16sdtfl="http://schemas.microsoft.com/office/word/2024/wordml/sdtformatlock" xmlns:w16se="http://schemas.microsoft.com/office/word/2015/wordml/symex" xmlns:wpg="http://schemas.microsoft.com/office/word/2010/wordprocessingGroup" xmlns:wpi="http://schemas.microsoft.com/office/word/2010/wordprocessingInk" xmlns:wne="http://schemas.microsoft.com/office/word/2006/wordml" xmlns:wps="http://schemas.microsoft.com/office/word/2010/wordprocessingShape" mc:Ignorable="w14 w15 w16se w16cid w16 w16cex w16sdtdh w16sdtfl w16du wp14">
   <w:footnote w:type="separator" w:id="-1">
     <w:p>
       <w:pPr>
@@ -8528,10 +8263,9 @@
 </file>
 
 <file path=word/header1.xml><?xml version="1.0" encoding="utf-8"?>
-<w:hdr xmlns:wpc="http://schemas.microsoft.com/office/word/2010/wordprocessingCanvas" xmlns:cx="http://schemas.microsoft.com/office/drawing/2014/chartex" xmlns:cx1="http://schemas.microsoft.com/office/drawing/2015/9/8/chartex" xmlns:cx2="http://schemas.microsoft.com/office/drawing/2015/10/21/chartex" xmlns:cx3="http://schemas.microsoft.com/office/drawing/2016/5/9/chartex" xmlns:cx4="http://schemas.microsoft.com/office/drawing/2016/5/10/chartex" xmlns:cx5="http://schemas.microsoft.com/office/drawing/2016/5/11/chartex" xmlns:cx6="http://schemas.microsoft.com/office/drawing/2016/5/12/chartex" xmlns:cx7="http://schemas.microsoft.com/office/drawing/2016/5/13/chartex" xmlns:cx8="http://schemas.microsoft.com/office/drawing/2016/5/14/chartex" xmlns:mc="http://schemas.openxmlformats.org/markup-compatibility/2006" xmlns:aink="http://schemas.microsoft.com/office/drawing/2016/ink" xmlns:am3d="http://schemas.microsoft.com/office/drawing/2017/model3d" xmlns:o="urn:schemas-microsoft-com:office:office" xmlns:oel="http://schemas.microsoft.com/office/2019/extlst" xmlns:r="http://schemas.openxmlformats.org/officeDocument/2006/relationships" xmlns:m="http://schemas.openxmlformats.org/officeDocument/2006/math" xmlns:v="urn:schemas-microsoft-com:vml" xmlns:wp14="http://schemas.microsoft.com/office/word/2010/wordprocessingDrawing" xmlns:wp="http://schemas.openxmlformats.org/drawingml/2006/wordprocessingDrawing" xmlns:w10="urn:schemas-microsoft-com:office:word" xmlns:w="http://schemas.openxmlformats.org/wordprocessingml/2006/main" xmlns:w14="http://schemas.microsoft.com/office/word/2010/wordml" xmlns:w15="http://schemas.microsoft.com/office/word/2012/wordml" xmlns:w16cex="http://schemas.microsoft.com/office/word/2018/wordml/cex" xmlns:w16cid="http://schemas.microsoft.com/office/word/2016/wordml/cid" xmlns:w16="http://schemas.microsoft.com/office/word/2018/wordml" xmlns:w16du="http://schemas.microsoft.com/office/word/2023/wordml/word16du" xmlns:w16sdtdh="http://schemas.microsoft.com/office/word/2020/wordml/sdtdatahash" xmlns:w16sdtfl="http://schemas.microsoft.com/office/word/2024/wordml/sdtformatlock" xmlns:w16se="http://schemas.microsoft.com/office/word/2015/wordml/symex" xmlns:wpg="http://schemas.microsoft.com/office/word/2010/wordprocessingGroup" xmlns:wpi="http://schemas.microsoft.com/office/word/2010/wordprocessingInk" xmlns:wne="http://schemas.microsoft.com/office/word/2006/wordml" xmlns:wps="http://schemas.microsoft.com/office/word/2010/wordprocessingShape" mc:Ignorable="w14 w15 w16se w16cid w16 w16cex w16sdtdh w16sdtfl w16du wp14">
+<w:hdr xmlns:wpc="http://schemas.microsoft.com/office/word/2010/wordprocessingCanvas" xmlns:cx="http://schemas.microsoft.com/office/drawing/2014/chartex" xmlns:cx1="http://schemas.microsoft.com/office/drawing/2015/9/8/chartex" xmlns:cx2="http://schemas.microsoft.com/office/drawing/2015/10/21/chartex" xmlns:cx3="http://schemas.microsoft.com/office/drawing/2016/5/9/chartex" xmlns:cx4="http://schemas.microsoft.com/office/drawing/2016/5/10/chartex" xmlns:cx5="http://schemas.microsoft.com/office/drawing/2016/5/11/chartex" xmlns:cx6="http://schemas.microsoft.com/office/drawing/2016/5/12/chartex" xmlns:cx7="http://schemas.microsoft.com/office/drawing/2016/5/13/chartex" xmlns:cx8="http://schemas.microsoft.com/office/drawing/2016/5/14/chartex" xmlns:mc="http://schemas.openxmlformats.org/markup-compatibility/2006" xmlns:aink="http://schemas.microsoft.com/office/drawing/2016/ink" xmlns:am3d="http://schemas.microsoft.com/office/drawing/2017/model3d" xmlns:o="urn:schemas-microsoft-com:office:office" xmlns:oel="http://schemas.microsoft.com/office/2019/extlst" xmlns:r="http://schemas.openxmlformats.org/officeDocument/2006/relationships" xmlns:m="http://schemas.openxmlformats.org/officeDocument/2006/math" xmlns:v="urn:schemas-microsoft-com:vml" xmlns:wp14="http://schemas.microsoft.com/office/word/2010/wordprocessingDrawing" xmlns:wp="http://schemas.openxmlformats.org/drawingml/2006/wordprocessingDrawing" xmlns:w10="urn:schemas-microsoft-com:office:word" xmlns:w="http://schemas.openxmlformats.org/wordprocessingml/2006/main" xmlns:w14="http://schemas.microsoft.com/office/word/2010/wordml" xmlns:w15="http://schemas.microsoft.com/office/word/2012/wordml" xmlns:w16cei="http://schemas.microsoft.com/office/word/2026/wordml/cei" xmlns:w16cex="http://schemas.microsoft.com/office/word/2018/wordml/cex" xmlns:w16cid="http://schemas.microsoft.com/office/word/2016/wordml/cid" xmlns:w16="http://schemas.microsoft.com/office/word/2018/wordml" xmlns:w16du="http://schemas.microsoft.com/office/word/2023/wordml/word16du" xmlns:w16sdtdh="http://schemas.microsoft.com/office/word/2020/wordml/sdtdatahash" xmlns:w16sdtfl="http://schemas.microsoft.com/office/word/2024/wordml/sdtformatlock" xmlns:w16se="http://schemas.microsoft.com/office/word/2015/wordml/symex" xmlns:wpg="http://schemas.microsoft.com/office/word/2010/wordprocessingGroup" xmlns:wpi="http://schemas.microsoft.com/office/word/2010/wordprocessingInk" xmlns:wne="http://schemas.microsoft.com/office/word/2006/wordml" xmlns:wps="http://schemas.microsoft.com/office/word/2010/wordprocessingShape" mc:Ignorable="w14 w15 w16se w16cid w16 w16cex w16sdtdh w16sdtfl w16du wp14">
   <w:p>
     <w:pPr>
-      <w:pStyle w:val="Koptekst"/>
       <w:jc w:val="right"/>
     </w:pPr>
     <w:r>
@@ -8575,7 +8309,7 @@
                   <pic:cNvPicPr/>
                 </pic:nvPicPr>
                 <pic:blipFill>
-                  <a:blip r:embed="rIdTplImgA">
+                  <a:blip r:embed="rId1">
                     <a:extLst>
                       <a:ext uri="{28A0092B-C50C-407E-A947-70E740481C1C}">
                         <a14:useLocalDpi xmlns:a14="http://schemas.microsoft.com/office/drawing/2010/main" val="0"/>
@@ -8627,7 +8361,7 @@
                   <pic:cNvPicPr/>
                 </pic:nvPicPr>
                 <pic:blipFill>
-                  <a:blip r:embed="rIdTplImgB">
+                  <a:blip r:embed="rId2">
                     <a:extLst>
                       <a:ext uri="{28A0092B-C50C-407E-A947-70E740481C1C}">
                         <a14:useLocalDpi xmlns:a14="http://schemas.microsoft.com/office/drawing/2010/main" val="0"/>
@@ -8658,7 +8392,7 @@
 </file>
 
 <file path=word/numbering.xml><?xml version="1.0" encoding="utf-8"?>
-<w:numbering xmlns:wpc="http://schemas.microsoft.com/office/word/2010/wordprocessingCanvas" xmlns:cx="http://schemas.microsoft.com/office/drawing/2014/chartex" xmlns:cx1="http://schemas.microsoft.com/office/drawing/2015/9/8/chartex" xmlns:cx2="http://schemas.microsoft.com/office/drawing/2015/10/21/chartex" xmlns:cx3="http://schemas.microsoft.com/office/drawing/2016/5/9/chartex" xmlns:cx4="http://schemas.microsoft.com/office/drawing/2016/5/10/chartex" xmlns:cx5="http://schemas.microsoft.com/office/drawing/2016/5/11/chartex" xmlns:cx6="http://schemas.microsoft.com/office/drawing/2016/5/12/chartex" xmlns:cx7="http://schemas.microsoft.com/office/drawing/2016/5/13/chartex" xmlns:cx8="http://schemas.microsoft.com/office/drawing/2016/5/14/chartex" xmlns:mc="http://schemas.openxmlformats.org/markup-compatibility/2006" xmlns:aink="http://schemas.microsoft.com/office/drawing/2016/ink" xmlns:am3d="http://schemas.microsoft.com/office/drawing/2017/model3d" xmlns:o="urn:schemas-microsoft-com:office:office" xmlns:oel="http://schemas.microsoft.com/office/2019/extlst" xmlns:r="http://schemas.openxmlformats.org/officeDocument/2006/relationships" xmlns:m="http://schemas.openxmlformats.org/officeDocument/2006/math" xmlns:v="urn:schemas-microsoft-com:vml" xmlns:wp14="http://schemas.microsoft.com/office/word/2010/wordprocessingDrawing" xmlns:wp="http://schemas.openxmlformats.org/drawingml/2006/wordprocessingDrawing" xmlns:w10="urn:schemas-microsoft-com:office:word" xmlns:w="http://schemas.openxmlformats.org/wordprocessingml/2006/main" xmlns:w14="http://schemas.microsoft.com/office/word/2010/wordml" xmlns:w15="http://schemas.microsoft.com/office/word/2012/wordml" xmlns:w16cex="http://schemas.microsoft.com/office/word/2018/wordml/cex" xmlns:w16cid="http://schemas.microsoft.com/office/word/2016/wordml/cid" xmlns:w16="http://schemas.microsoft.com/office/word/2018/wordml" xmlns:w16du="http://schemas.microsoft.com/office/word/2023/wordml/word16du" xmlns:w16sdtdh="http://schemas.microsoft.com/office/word/2020/wordml/sdtdatahash" xmlns:w16sdtfl="http://schemas.microsoft.com/office/word/2024/wordml/sdtformatlock" xmlns:w16se="http://schemas.microsoft.com/office/word/2015/wordml/symex" xmlns:wpg="http://schemas.microsoft.com/office/word/2010/wordprocessingGroup" xmlns:wpi="http://schemas.microsoft.com/office/word/2010/wordprocessingInk" xmlns:wne="http://schemas.microsoft.com/office/word/2006/wordml" xmlns:wps="http://schemas.microsoft.com/office/word/2010/wordprocessingShape" mc:Ignorable="w14 w15 w16se w16cid w16 w16cex w16sdtdh w16sdtfl w16du wp14">
+<w:numbering xmlns:wpc="http://schemas.microsoft.com/office/word/2010/wordprocessingCanvas" xmlns:cx="http://schemas.microsoft.com/office/drawing/2014/chartex" xmlns:cx1="http://schemas.microsoft.com/office/drawing/2015/9/8/chartex" xmlns:cx2="http://schemas.microsoft.com/office/drawing/2015/10/21/chartex" xmlns:cx3="http://schemas.microsoft.com/office/drawing/2016/5/9/chartex" xmlns:cx4="http://schemas.microsoft.com/office/drawing/2016/5/10/chartex" xmlns:cx5="http://schemas.microsoft.com/office/drawing/2016/5/11/chartex" xmlns:cx6="http://schemas.microsoft.com/office/drawing/2016/5/12/chartex" xmlns:cx7="http://schemas.microsoft.com/office/drawing/2016/5/13/chartex" xmlns:cx8="http://schemas.microsoft.com/office/drawing/2016/5/14/chartex" xmlns:mc="http://schemas.openxmlformats.org/markup-compatibility/2006" xmlns:aink="http://schemas.microsoft.com/office/drawing/2016/ink" xmlns:am3d="http://schemas.microsoft.com/office/drawing/2017/model3d" xmlns:o="urn:schemas-microsoft-com:office:office" xmlns:oel="http://schemas.microsoft.com/office/2019/extlst" xmlns:r="http://schemas.openxmlformats.org/officeDocument/2006/relationships" xmlns:m="http://schemas.openxmlformats.org/officeDocument/2006/math" xmlns:v="urn:schemas-microsoft-com:vml" xmlns:wp14="http://schemas.microsoft.com/office/word/2010/wordprocessingDrawing" xmlns:wp="http://schemas.openxmlformats.org/drawingml/2006/wordprocessingDrawing" xmlns:w10="urn:schemas-microsoft-com:office:word" xmlns:w="http://schemas.openxmlformats.org/wordprocessingml/2006/main" xmlns:w14="http://schemas.microsoft.com/office/word/2010/wordml" xmlns:w15="http://schemas.microsoft.com/office/word/2012/wordml" xmlns:w16cei="http://schemas.microsoft.com/office/word/2026/wordml/cei" xmlns:w16cex="http://schemas.microsoft.com/office/word/2018/wordml/cex" xmlns:w16cid="http://schemas.microsoft.com/office/word/2016/wordml/cid" xmlns:w16="http://schemas.microsoft.com/office/word/2018/wordml" xmlns:w16du="http://schemas.microsoft.com/office/word/2023/wordml/word16du" xmlns:w16sdtdh="http://schemas.microsoft.com/office/word/2020/wordml/sdtdatahash" xmlns:w16sdtfl="http://schemas.microsoft.com/office/word/2024/wordml/sdtformatlock" xmlns:w16se="http://schemas.microsoft.com/office/word/2015/wordml/symex" xmlns:wpg="http://schemas.microsoft.com/office/word/2010/wordprocessingGroup" xmlns:wpi="http://schemas.microsoft.com/office/word/2010/wordprocessingInk" xmlns:wne="http://schemas.microsoft.com/office/word/2006/wordml" xmlns:wps="http://schemas.microsoft.com/office/word/2010/wordprocessingShape" mc:Ignorable="w14 w15 w16se w16cid w16 w16cex w16sdtdh w16sdtfl w16du wp14">
   <w:abstractNum w:abstractNumId="0" w15:restartNumberingAfterBreak="0">
     <w:nsid w:val="03E752F1"/>
     <w:multiLevelType w:val="multilevel"/>
@@ -8675,7 +8409,7 @@
         <w:ind w:left="720" w:hanging="360"/>
       </w:pPr>
       <w:rPr>
-        <w:rFonts w:hint="default" w:ascii="Symbol" w:hAnsi="Symbol"/>
+        <w:rFonts w:ascii="Symbol" w:hAnsi="Symbol" w:hint="default"/>
         <w:sz w:val="20"/>
       </w:rPr>
     </w:lvl>
@@ -8691,7 +8425,7 @@
         <w:ind w:left="1440" w:hanging="360"/>
       </w:pPr>
       <w:rPr>
-        <w:rFonts w:hint="default" w:ascii="Courier New" w:hAnsi="Courier New"/>
+        <w:rFonts w:ascii="Courier New" w:hAnsi="Courier New" w:hint="default"/>
         <w:sz w:val="20"/>
       </w:rPr>
     </w:lvl>
@@ -8707,7 +8441,7 @@
         <w:ind w:left="2160" w:hanging="360"/>
       </w:pPr>
       <w:rPr>
-        <w:rFonts w:hint="default" w:ascii="Wingdings" w:hAnsi="Wingdings"/>
+        <w:rFonts w:ascii="Wingdings" w:hAnsi="Wingdings" w:hint="default"/>
         <w:sz w:val="20"/>
       </w:rPr>
     </w:lvl>
@@ -8723,7 +8457,7 @@
         <w:ind w:left="2880" w:hanging="360"/>
       </w:pPr>
       <w:rPr>
-        <w:rFonts w:hint="default" w:ascii="Wingdings" w:hAnsi="Wingdings"/>
+        <w:rFonts w:ascii="Wingdings" w:hAnsi="Wingdings" w:hint="default"/>
         <w:sz w:val="20"/>
       </w:rPr>
     </w:lvl>
@@ -8739,7 +8473,7 @@
         <w:ind w:left="3600" w:hanging="360"/>
       </w:pPr>
       <w:rPr>
-        <w:rFonts w:hint="default" w:ascii="Wingdings" w:hAnsi="Wingdings"/>
+        <w:rFonts w:ascii="Wingdings" w:hAnsi="Wingdings" w:hint="default"/>
         <w:sz w:val="20"/>
       </w:rPr>
     </w:lvl>
@@ -8755,7 +8489,7 @@
         <w:ind w:left="4320" w:hanging="360"/>
       </w:pPr>
       <w:rPr>
-        <w:rFonts w:hint="default" w:ascii="Wingdings" w:hAnsi="Wingdings"/>
+        <w:rFonts w:ascii="Wingdings" w:hAnsi="Wingdings" w:hint="default"/>
         <w:sz w:val="20"/>
       </w:rPr>
     </w:lvl>
@@ -8771,7 +8505,7 @@
         <w:ind w:left="5040" w:hanging="360"/>
       </w:pPr>
       <w:rPr>
-        <w:rFonts w:hint="default" w:ascii="Wingdings" w:hAnsi="Wingdings"/>
+        <w:rFonts w:ascii="Wingdings" w:hAnsi="Wingdings" w:hint="default"/>
         <w:sz w:val="20"/>
       </w:rPr>
     </w:lvl>
@@ -8787,7 +8521,7 @@
         <w:ind w:left="5760" w:hanging="360"/>
       </w:pPr>
       <w:rPr>
-        <w:rFonts w:hint="default" w:ascii="Wingdings" w:hAnsi="Wingdings"/>
+        <w:rFonts w:ascii="Wingdings" w:hAnsi="Wingdings" w:hint="default"/>
         <w:sz w:val="20"/>
       </w:rPr>
     </w:lvl>
@@ -8803,7 +8537,7 @@
         <w:ind w:left="6480" w:hanging="360"/>
       </w:pPr>
       <w:rPr>
-        <w:rFonts w:hint="default" w:ascii="Wingdings" w:hAnsi="Wingdings"/>
+        <w:rFonts w:ascii="Wingdings" w:hAnsi="Wingdings" w:hint="default"/>
         <w:sz w:val="20"/>
       </w:rPr>
     </w:lvl>
@@ -8821,7 +8555,7 @@
         <w:ind w:left="720" w:hanging="360"/>
       </w:pPr>
       <w:rPr>
-        <w:rFonts w:hint="default" w:ascii="Symbol" w:hAnsi="Symbol"/>
+        <w:rFonts w:ascii="Symbol" w:hAnsi="Symbol" w:hint="default"/>
       </w:rPr>
     </w:lvl>
     <w:lvl w:ilvl="1" w:tplc="04130003" w:tentative="1">
@@ -8833,7 +8567,7 @@
         <w:ind w:left="1440" w:hanging="360"/>
       </w:pPr>
       <w:rPr>
-        <w:rFonts w:hint="default" w:ascii="Courier New" w:hAnsi="Courier New" w:cs="Courier New"/>
+        <w:rFonts w:ascii="Courier New" w:hAnsi="Courier New" w:cs="Courier New" w:hint="default"/>
       </w:rPr>
     </w:lvl>
     <w:lvl w:ilvl="2" w:tplc="04130005" w:tentative="1">
@@ -8845,7 +8579,7 @@
         <w:ind w:left="2160" w:hanging="360"/>
       </w:pPr>
       <w:rPr>
-        <w:rFonts w:hint="default" w:ascii="Wingdings" w:hAnsi="Wingdings"/>
+        <w:rFonts w:ascii="Wingdings" w:hAnsi="Wingdings" w:hint="default"/>
       </w:rPr>
     </w:lvl>
     <w:lvl w:ilvl="3" w:tplc="04130001" w:tentative="1">
@@ -8857,7 +8591,7 @@
         <w:ind w:left="2880" w:hanging="360"/>
       </w:pPr>
       <w:rPr>
-        <w:rFonts w:hint="default" w:ascii="Symbol" w:hAnsi="Symbol"/>
+        <w:rFonts w:ascii="Symbol" w:hAnsi="Symbol" w:hint="default"/>
       </w:rPr>
     </w:lvl>
     <w:lvl w:ilvl="4" w:tplc="04130003" w:tentative="1">
@@ -8869,7 +8603,7 @@
         <w:ind w:left="3600" w:hanging="360"/>
       </w:pPr>
       <w:rPr>
-        <w:rFonts w:hint="default" w:ascii="Courier New" w:hAnsi="Courier New" w:cs="Courier New"/>
+        <w:rFonts w:ascii="Courier New" w:hAnsi="Courier New" w:cs="Courier New" w:hint="default"/>
       </w:rPr>
     </w:lvl>
     <w:lvl w:ilvl="5" w:tplc="04130005" w:tentative="1">
@@ -8881,7 +8615,7 @@
         <w:ind w:left="4320" w:hanging="360"/>
       </w:pPr>
       <w:rPr>
-        <w:rFonts w:hint="default" w:ascii="Wingdings" w:hAnsi="Wingdings"/>
+        <w:rFonts w:ascii="Wingdings" w:hAnsi="Wingdings" w:hint="default"/>
       </w:rPr>
     </w:lvl>
     <w:lvl w:ilvl="6" w:tplc="04130001" w:tentative="1">
@@ -8893,7 +8627,7 @@
         <w:ind w:left="5040" w:hanging="360"/>
       </w:pPr>
       <w:rPr>
-        <w:rFonts w:hint="default" w:ascii="Symbol" w:hAnsi="Symbol"/>
+        <w:rFonts w:ascii="Symbol" w:hAnsi="Symbol" w:hint="default"/>
       </w:rPr>
     </w:lvl>
     <w:lvl w:ilvl="7" w:tplc="04130003" w:tentative="1">
@@ -8905,7 +8639,7 @@
         <w:ind w:left="5760" w:hanging="360"/>
       </w:pPr>
       <w:rPr>
-        <w:rFonts w:hint="default" w:ascii="Courier New" w:hAnsi="Courier New" w:cs="Courier New"/>
+        <w:rFonts w:ascii="Courier New" w:hAnsi="Courier New" w:cs="Courier New" w:hint="default"/>
       </w:rPr>
     </w:lvl>
     <w:lvl w:ilvl="8" w:tplc="04130005" w:tentative="1">
@@ -8917,7 +8651,7 @@
         <w:ind w:left="6480" w:hanging="360"/>
       </w:pPr>
       <w:rPr>
-        <w:rFonts w:hint="default" w:ascii="Wingdings" w:hAnsi="Wingdings"/>
+        <w:rFonts w:ascii="Wingdings" w:hAnsi="Wingdings" w:hint="default"/>
       </w:rPr>
     </w:lvl>
   </w:abstractNum>
@@ -8937,7 +8671,7 @@
         <w:ind w:left="720" w:hanging="360"/>
       </w:pPr>
       <w:rPr>
-        <w:rFonts w:hint="default" w:ascii="Symbol" w:hAnsi="Symbol"/>
+        <w:rFonts w:ascii="Symbol" w:hAnsi="Symbol" w:hint="default"/>
         <w:sz w:val="20"/>
       </w:rPr>
     </w:lvl>
@@ -8953,7 +8687,7 @@
         <w:ind w:left="1440" w:hanging="360"/>
       </w:pPr>
       <w:rPr>
-        <w:rFonts w:hint="default" w:ascii="Courier New" w:hAnsi="Courier New"/>
+        <w:rFonts w:ascii="Courier New" w:hAnsi="Courier New" w:hint="default"/>
         <w:sz w:val="20"/>
       </w:rPr>
     </w:lvl>
@@ -8969,7 +8703,7 @@
         <w:ind w:left="2160" w:hanging="360"/>
       </w:pPr>
       <w:rPr>
-        <w:rFonts w:hint="default" w:ascii="Wingdings" w:hAnsi="Wingdings"/>
+        <w:rFonts w:ascii="Wingdings" w:hAnsi="Wingdings" w:hint="default"/>
         <w:sz w:val="20"/>
       </w:rPr>
     </w:lvl>
@@ -8985,7 +8719,7 @@
         <w:ind w:left="2880" w:hanging="360"/>
       </w:pPr>
       <w:rPr>
-        <w:rFonts w:hint="default" w:ascii="Wingdings" w:hAnsi="Wingdings"/>
+        <w:rFonts w:ascii="Wingdings" w:hAnsi="Wingdings" w:hint="default"/>
         <w:sz w:val="20"/>
       </w:rPr>
     </w:lvl>
@@ -9001,7 +8735,7 @@
         <w:ind w:left="3600" w:hanging="360"/>
       </w:pPr>
       <w:rPr>
-        <w:rFonts w:hint="default" w:ascii="Wingdings" w:hAnsi="Wingdings"/>
+        <w:rFonts w:ascii="Wingdings" w:hAnsi="Wingdings" w:hint="default"/>
         <w:sz w:val="20"/>
       </w:rPr>
     </w:lvl>
@@ -9017,7 +8751,7 @@
         <w:ind w:left="4320" w:hanging="360"/>
       </w:pPr>
       <w:rPr>
-        <w:rFonts w:hint="default" w:ascii="Wingdings" w:hAnsi="Wingdings"/>
+        <w:rFonts w:ascii="Wingdings" w:hAnsi="Wingdings" w:hint="default"/>
         <w:sz w:val="20"/>
       </w:rPr>
     </w:lvl>
@@ -9033,7 +8767,7 @@
         <w:ind w:left="5040" w:hanging="360"/>
       </w:pPr>
       <w:rPr>
-        <w:rFonts w:hint="default" w:ascii="Wingdings" w:hAnsi="Wingdings"/>
+        <w:rFonts w:ascii="Wingdings" w:hAnsi="Wingdings" w:hint="default"/>
         <w:sz w:val="20"/>
       </w:rPr>
     </w:lvl>
@@ -9049,7 +8783,7 @@
         <w:ind w:left="5760" w:hanging="360"/>
       </w:pPr>
       <w:rPr>
-        <w:rFonts w:hint="default" w:ascii="Wingdings" w:hAnsi="Wingdings"/>
+        <w:rFonts w:ascii="Wingdings" w:hAnsi="Wingdings" w:hint="default"/>
         <w:sz w:val="20"/>
       </w:rPr>
     </w:lvl>
@@ -9065,12 +8799,161 @@
         <w:ind w:left="6480" w:hanging="360"/>
       </w:pPr>
       <w:rPr>
-        <w:rFonts w:hint="default" w:ascii="Wingdings" w:hAnsi="Wingdings"/>
+        <w:rFonts w:ascii="Wingdings" w:hAnsi="Wingdings" w:hint="default"/>
         <w:sz w:val="20"/>
       </w:rPr>
     </w:lvl>
   </w:abstractNum>
   <w:abstractNum w:abstractNumId="3" w15:restartNumberingAfterBreak="0">
+    <w:nsid w:val="308B0DDF"/>
+    <w:multiLevelType w:val="multilevel"/>
+    <w:tmpl w:val="B712BA32"/>
+    <w:lvl w:ilvl="0">
+      <w:start w:val="1"/>
+      <w:numFmt w:val="bullet"/>
+      <w:lvlText w:val=""/>
+      <w:lvlJc w:val="left"/>
+      <w:pPr>
+        <w:tabs>
+          <w:tab w:val="num" w:pos="720"/>
+        </w:tabs>
+        <w:ind w:left="720" w:hanging="360"/>
+      </w:pPr>
+      <w:rPr>
+        <w:rFonts w:ascii="Symbol" w:hAnsi="Symbol" w:hint="default"/>
+        <w:sz w:val="20"/>
+      </w:rPr>
+    </w:lvl>
+    <w:lvl w:ilvl="1">
+      <w:start w:val="1"/>
+      <w:numFmt w:val="bullet"/>
+      <w:lvlText w:val="o"/>
+      <w:lvlJc w:val="left"/>
+      <w:pPr>
+        <w:tabs>
+          <w:tab w:val="num" w:pos="1440"/>
+        </w:tabs>
+        <w:ind w:left="1440" w:hanging="360"/>
+      </w:pPr>
+      <w:rPr>
+        <w:rFonts w:ascii="Courier New" w:hAnsi="Courier New" w:cs="Times New Roman" w:hint="default"/>
+        <w:sz w:val="20"/>
+      </w:rPr>
+    </w:lvl>
+    <w:lvl w:ilvl="2">
+      <w:start w:val="1"/>
+      <w:numFmt w:val="bullet"/>
+      <w:lvlText w:val=""/>
+      <w:lvlJc w:val="left"/>
+      <w:pPr>
+        <w:tabs>
+          <w:tab w:val="num" w:pos="2160"/>
+        </w:tabs>
+        <w:ind w:left="2160" w:hanging="360"/>
+      </w:pPr>
+      <w:rPr>
+        <w:rFonts w:ascii="Wingdings" w:hAnsi="Wingdings" w:hint="default"/>
+        <w:sz w:val="20"/>
+      </w:rPr>
+    </w:lvl>
+    <w:lvl w:ilvl="3">
+      <w:start w:val="1"/>
+      <w:numFmt w:val="bullet"/>
+      <w:lvlText w:val=""/>
+      <w:lvlJc w:val="left"/>
+      <w:pPr>
+        <w:tabs>
+          <w:tab w:val="num" w:pos="2880"/>
+        </w:tabs>
+        <w:ind w:left="2880" w:hanging="360"/>
+      </w:pPr>
+      <w:rPr>
+        <w:rFonts w:ascii="Wingdings" w:hAnsi="Wingdings" w:hint="default"/>
+        <w:sz w:val="20"/>
+      </w:rPr>
+    </w:lvl>
+    <w:lvl w:ilvl="4">
+      <w:start w:val="1"/>
+      <w:numFmt w:val="bullet"/>
+      <w:lvlText w:val=""/>
+      <w:lvlJc w:val="left"/>
+      <w:pPr>
+        <w:tabs>
+          <w:tab w:val="num" w:pos="3600"/>
+        </w:tabs>
+        <w:ind w:left="3600" w:hanging="360"/>
+      </w:pPr>
+      <w:rPr>
+        <w:rFonts w:ascii="Wingdings" w:hAnsi="Wingdings" w:hint="default"/>
+        <w:sz w:val="20"/>
+      </w:rPr>
+    </w:lvl>
+    <w:lvl w:ilvl="5">
+      <w:start w:val="1"/>
+      <w:numFmt w:val="bullet"/>
+      <w:lvlText w:val=""/>
+      <w:lvlJc w:val="left"/>
+      <w:pPr>
+        <w:tabs>
+          <w:tab w:val="num" w:pos="4320"/>
+        </w:tabs>
+        <w:ind w:left="4320" w:hanging="360"/>
+      </w:pPr>
+      <w:rPr>
+        <w:rFonts w:ascii="Wingdings" w:hAnsi="Wingdings" w:hint="default"/>
+        <w:sz w:val="20"/>
+      </w:rPr>
+    </w:lvl>
+    <w:lvl w:ilvl="6">
+      <w:start w:val="1"/>
+      <w:numFmt w:val="bullet"/>
+      <w:lvlText w:val=""/>
+      <w:lvlJc w:val="left"/>
+      <w:pPr>
+        <w:tabs>
+          <w:tab w:val="num" w:pos="5040"/>
+        </w:tabs>
+        <w:ind w:left="5040" w:hanging="360"/>
+      </w:pPr>
+      <w:rPr>
+        <w:rFonts w:ascii="Wingdings" w:hAnsi="Wingdings" w:hint="default"/>
+        <w:sz w:val="20"/>
+      </w:rPr>
+    </w:lvl>
+    <w:lvl w:ilvl="7">
+      <w:start w:val="1"/>
+      <w:numFmt w:val="bullet"/>
+      <w:lvlText w:val=""/>
+      <w:lvlJc w:val="left"/>
+      <w:pPr>
+        <w:tabs>
+          <w:tab w:val="num" w:pos="5760"/>
+        </w:tabs>
+        <w:ind w:left="5760" w:hanging="360"/>
+      </w:pPr>
+      <w:rPr>
+        <w:rFonts w:ascii="Wingdings" w:hAnsi="Wingdings" w:hint="default"/>
+        <w:sz w:val="20"/>
+      </w:rPr>
+    </w:lvl>
+    <w:lvl w:ilvl="8">
+      <w:start w:val="1"/>
+      <w:numFmt w:val="bullet"/>
+      <w:lvlText w:val=""/>
+      <w:lvlJc w:val="left"/>
+      <w:pPr>
+        <w:tabs>
+          <w:tab w:val="num" w:pos="6480"/>
+        </w:tabs>
+        <w:ind w:left="6480" w:hanging="360"/>
+      </w:pPr>
+      <w:rPr>
+        <w:rFonts w:ascii="Wingdings" w:hAnsi="Wingdings" w:hint="default"/>
+        <w:sz w:val="20"/>
+      </w:rPr>
+    </w:lvl>
+  </w:abstractNum>
+  <w:abstractNum w:abstractNumId="4" w15:restartNumberingAfterBreak="0">
     <w:nsid w:val="38512830"/>
     <w:multiLevelType w:val="multilevel"/>
     <w:tmpl w:val="D6BA3716"/>
@@ -9086,7 +8969,7 @@
         <w:ind w:left="720" w:hanging="360"/>
       </w:pPr>
       <w:rPr>
-        <w:rFonts w:hint="default" w:ascii="Symbol" w:hAnsi="Symbol"/>
+        <w:rFonts w:ascii="Symbol" w:hAnsi="Symbol" w:hint="default"/>
         <w:sz w:val="20"/>
       </w:rPr>
     </w:lvl>
@@ -9102,7 +8985,7 @@
         <w:ind w:left="1440" w:hanging="360"/>
       </w:pPr>
       <w:rPr>
-        <w:rFonts w:hint="default" w:ascii="Courier New" w:hAnsi="Courier New"/>
+        <w:rFonts w:ascii="Courier New" w:hAnsi="Courier New" w:hint="default"/>
         <w:sz w:val="20"/>
       </w:rPr>
     </w:lvl>
@@ -9118,7 +9001,7 @@
         <w:ind w:left="2160" w:hanging="360"/>
       </w:pPr>
       <w:rPr>
-        <w:rFonts w:hint="default" w:ascii="Wingdings" w:hAnsi="Wingdings"/>
+        <w:rFonts w:ascii="Wingdings" w:hAnsi="Wingdings" w:hint="default"/>
         <w:sz w:val="20"/>
       </w:rPr>
     </w:lvl>
@@ -9134,7 +9017,7 @@
         <w:ind w:left="2880" w:hanging="360"/>
       </w:pPr>
       <w:rPr>
-        <w:rFonts w:hint="default" w:ascii="Wingdings" w:hAnsi="Wingdings"/>
+        <w:rFonts w:ascii="Wingdings" w:hAnsi="Wingdings" w:hint="default"/>
         <w:sz w:val="20"/>
       </w:rPr>
     </w:lvl>
@@ -9150,7 +9033,7 @@
         <w:ind w:left="3600" w:hanging="360"/>
       </w:pPr>
       <w:rPr>
-        <w:rFonts w:hint="default" w:ascii="Wingdings" w:hAnsi="Wingdings"/>
+        <w:rFonts w:ascii="Wingdings" w:hAnsi="Wingdings" w:hint="default"/>
         <w:sz w:val="20"/>
       </w:rPr>
     </w:lvl>
@@ -9166,7 +9049,7 @@
         <w:ind w:left="4320" w:hanging="360"/>
       </w:pPr>
       <w:rPr>
-        <w:rFonts w:hint="default" w:ascii="Wingdings" w:hAnsi="Wingdings"/>
+        <w:rFonts w:ascii="Wingdings" w:hAnsi="Wingdings" w:hint="default"/>
         <w:sz w:val="20"/>
       </w:rPr>
     </w:lvl>
@@ -9182,7 +9065,7 @@
         <w:ind w:left="5040" w:hanging="360"/>
       </w:pPr>
       <w:rPr>
-        <w:rFonts w:hint="default" w:ascii="Wingdings" w:hAnsi="Wingdings"/>
+        <w:rFonts w:ascii="Wingdings" w:hAnsi="Wingdings" w:hint="default"/>
         <w:sz w:val="20"/>
       </w:rPr>
     </w:lvl>
@@ -9198,7 +9081,7 @@
         <w:ind w:left="5760" w:hanging="360"/>
       </w:pPr>
       <w:rPr>
-        <w:rFonts w:hint="default" w:ascii="Wingdings" w:hAnsi="Wingdings"/>
+        <w:rFonts w:ascii="Wingdings" w:hAnsi="Wingdings" w:hint="default"/>
         <w:sz w:val="20"/>
       </w:rPr>
     </w:lvl>
@@ -9214,12 +9097,12 @@
         <w:ind w:left="6480" w:hanging="360"/>
       </w:pPr>
       <w:rPr>
-        <w:rFonts w:hint="default" w:ascii="Wingdings" w:hAnsi="Wingdings"/>
+        <w:rFonts w:ascii="Wingdings" w:hAnsi="Wingdings" w:hint="default"/>
         <w:sz w:val="20"/>
       </w:rPr>
     </w:lvl>
   </w:abstractNum>
-  <w:abstractNum w:abstractNumId="4" w15:restartNumberingAfterBreak="0">
+  <w:abstractNum w:abstractNumId="5" w15:restartNumberingAfterBreak="0">
     <w:nsid w:val="41F75746"/>
     <w:multiLevelType w:val="multilevel"/>
     <w:tmpl w:val="C9E85BF8"/>
@@ -9235,7 +9118,7 @@
         <w:ind w:left="720" w:hanging="360"/>
       </w:pPr>
       <w:rPr>
-        <w:rFonts w:hint="default" w:ascii="Symbol" w:hAnsi="Symbol"/>
+        <w:rFonts w:ascii="Symbol" w:hAnsi="Symbol" w:hint="default"/>
         <w:sz w:val="20"/>
       </w:rPr>
     </w:lvl>
@@ -9251,7 +9134,7 @@
         <w:ind w:left="1440" w:hanging="360"/>
       </w:pPr>
       <w:rPr>
-        <w:rFonts w:hint="default" w:ascii="Courier New" w:hAnsi="Courier New"/>
+        <w:rFonts w:ascii="Courier New" w:hAnsi="Courier New" w:hint="default"/>
         <w:sz w:val="20"/>
       </w:rPr>
     </w:lvl>
@@ -9267,7 +9150,7 @@
         <w:ind w:left="2160" w:hanging="360"/>
       </w:pPr>
       <w:rPr>
-        <w:rFonts w:hint="default" w:ascii="Wingdings" w:hAnsi="Wingdings"/>
+        <w:rFonts w:ascii="Wingdings" w:hAnsi="Wingdings" w:hint="default"/>
         <w:sz w:val="20"/>
       </w:rPr>
     </w:lvl>
@@ -9283,7 +9166,7 @@
         <w:ind w:left="2880" w:hanging="360"/>
       </w:pPr>
       <w:rPr>
-        <w:rFonts w:hint="default" w:ascii="Wingdings" w:hAnsi="Wingdings"/>
+        <w:rFonts w:ascii="Wingdings" w:hAnsi="Wingdings" w:hint="default"/>
         <w:sz w:val="20"/>
       </w:rPr>
     </w:lvl>
@@ -9299,7 +9182,7 @@
         <w:ind w:left="3600" w:hanging="360"/>
       </w:pPr>
       <w:rPr>
-        <w:rFonts w:hint="default" w:ascii="Wingdings" w:hAnsi="Wingdings"/>
+        <w:rFonts w:ascii="Wingdings" w:hAnsi="Wingdings" w:hint="default"/>
         <w:sz w:val="20"/>
       </w:rPr>
     </w:lvl>
@@ -9315,7 +9198,7 @@
         <w:ind w:left="4320" w:hanging="360"/>
       </w:pPr>
       <w:rPr>
-        <w:rFonts w:hint="default" w:ascii="Wingdings" w:hAnsi="Wingdings"/>
+        <w:rFonts w:ascii="Wingdings" w:hAnsi="Wingdings" w:hint="default"/>
         <w:sz w:val="20"/>
       </w:rPr>
     </w:lvl>
@@ -9331,7 +9214,7 @@
         <w:ind w:left="5040" w:hanging="360"/>
       </w:pPr>
       <w:rPr>
-        <w:rFonts w:hint="default" w:ascii="Wingdings" w:hAnsi="Wingdings"/>
+        <w:rFonts w:ascii="Wingdings" w:hAnsi="Wingdings" w:hint="default"/>
         <w:sz w:val="20"/>
       </w:rPr>
     </w:lvl>
@@ -9347,7 +9230,7 @@
         <w:ind w:left="5760" w:hanging="360"/>
       </w:pPr>
       <w:rPr>
-        <w:rFonts w:hint="default" w:ascii="Wingdings" w:hAnsi="Wingdings"/>
+        <w:rFonts w:ascii="Wingdings" w:hAnsi="Wingdings" w:hint="default"/>
         <w:sz w:val="20"/>
       </w:rPr>
     </w:lvl>
@@ -9363,12 +9246,12 @@
         <w:ind w:left="6480" w:hanging="360"/>
       </w:pPr>
       <w:rPr>
-        <w:rFonts w:hint="default" w:ascii="Wingdings" w:hAnsi="Wingdings"/>
+        <w:rFonts w:ascii="Wingdings" w:hAnsi="Wingdings" w:hint="default"/>
         <w:sz w:val="20"/>
       </w:rPr>
     </w:lvl>
   </w:abstractNum>
-  <w:abstractNum w:abstractNumId="5" w15:restartNumberingAfterBreak="0">
+  <w:abstractNum w:abstractNumId="6" w15:restartNumberingAfterBreak="0">
     <w:nsid w:val="425C05DF"/>
     <w:multiLevelType w:val="multilevel"/>
     <w:tmpl w:val="EE387C66"/>
@@ -9384,7 +9267,7 @@
         <w:ind w:left="720" w:hanging="360"/>
       </w:pPr>
       <w:rPr>
-        <w:rFonts w:hint="default" w:ascii="Symbol" w:hAnsi="Symbol"/>
+        <w:rFonts w:ascii="Symbol" w:hAnsi="Symbol" w:hint="default"/>
         <w:sz w:val="20"/>
       </w:rPr>
     </w:lvl>
@@ -9400,7 +9283,7 @@
         <w:ind w:left="1440" w:hanging="360"/>
       </w:pPr>
       <w:rPr>
-        <w:rFonts w:hint="default" w:ascii="Courier New" w:hAnsi="Courier New"/>
+        <w:rFonts w:ascii="Courier New" w:hAnsi="Courier New" w:hint="default"/>
         <w:sz w:val="20"/>
       </w:rPr>
     </w:lvl>
@@ -9416,7 +9299,7 @@
         <w:ind w:left="2160" w:hanging="360"/>
       </w:pPr>
       <w:rPr>
-        <w:rFonts w:hint="default" w:ascii="Wingdings" w:hAnsi="Wingdings"/>
+        <w:rFonts w:ascii="Wingdings" w:hAnsi="Wingdings" w:hint="default"/>
         <w:sz w:val="20"/>
       </w:rPr>
     </w:lvl>
@@ -9432,7 +9315,7 @@
         <w:ind w:left="2880" w:hanging="360"/>
       </w:pPr>
       <w:rPr>
-        <w:rFonts w:hint="default" w:ascii="Wingdings" w:hAnsi="Wingdings"/>
+        <w:rFonts w:ascii="Wingdings" w:hAnsi="Wingdings" w:hint="default"/>
         <w:sz w:val="20"/>
       </w:rPr>
     </w:lvl>
@@ -9448,7 +9331,7 @@
         <w:ind w:left="3600" w:hanging="360"/>
       </w:pPr>
       <w:rPr>
-        <w:rFonts w:hint="default" w:ascii="Wingdings" w:hAnsi="Wingdings"/>
+        <w:rFonts w:ascii="Wingdings" w:hAnsi="Wingdings" w:hint="default"/>
         <w:sz w:val="20"/>
       </w:rPr>
     </w:lvl>
@@ -9464,7 +9347,7 @@
         <w:ind w:left="4320" w:hanging="360"/>
       </w:pPr>
       <w:rPr>
-        <w:rFonts w:hint="default" w:ascii="Wingdings" w:hAnsi="Wingdings"/>
+        <w:rFonts w:ascii="Wingdings" w:hAnsi="Wingdings" w:hint="default"/>
         <w:sz w:val="20"/>
       </w:rPr>
     </w:lvl>
@@ -9480,7 +9363,7 @@
         <w:ind w:left="5040" w:hanging="360"/>
       </w:pPr>
       <w:rPr>
-        <w:rFonts w:hint="default" w:ascii="Wingdings" w:hAnsi="Wingdings"/>
+        <w:rFonts w:ascii="Wingdings" w:hAnsi="Wingdings" w:hint="default"/>
         <w:sz w:val="20"/>
       </w:rPr>
     </w:lvl>
@@ -9496,7 +9379,7 @@
         <w:ind w:left="5760" w:hanging="360"/>
       </w:pPr>
       <w:rPr>
-        <w:rFonts w:hint="default" w:ascii="Wingdings" w:hAnsi="Wingdings"/>
+        <w:rFonts w:ascii="Wingdings" w:hAnsi="Wingdings" w:hint="default"/>
         <w:sz w:val="20"/>
       </w:rPr>
     </w:lvl>
@@ -9512,12 +9395,12 @@
         <w:ind w:left="6480" w:hanging="360"/>
       </w:pPr>
       <w:rPr>
-        <w:rFonts w:hint="default" w:ascii="Wingdings" w:hAnsi="Wingdings"/>
+        <w:rFonts w:ascii="Wingdings" w:hAnsi="Wingdings" w:hint="default"/>
         <w:sz w:val="20"/>
       </w:rPr>
     </w:lvl>
   </w:abstractNum>
-  <w:abstractNum w:abstractNumId="6" w15:restartNumberingAfterBreak="0">
+  <w:abstractNum w:abstractNumId="7" w15:restartNumberingAfterBreak="0">
     <w:nsid w:val="509A7B92"/>
     <w:multiLevelType w:val="multilevel"/>
     <w:tmpl w:val="A14459E4"/>
@@ -9630,7 +9513,7 @@
       </w:pPr>
     </w:lvl>
   </w:abstractNum>
-  <w:abstractNum w:abstractNumId="7" w15:restartNumberingAfterBreak="0">
+  <w:abstractNum w:abstractNumId="8" w15:restartNumberingAfterBreak="0">
     <w:nsid w:val="516D0CF6"/>
     <w:multiLevelType w:val="hybridMultilevel"/>
     <w:tmpl w:val="2E443618"/>
@@ -9719,7 +9602,7 @@
       </w:pPr>
     </w:lvl>
   </w:abstractNum>
-  <w:abstractNum w:abstractNumId="8" w15:restartNumberingAfterBreak="0">
+  <w:abstractNum w:abstractNumId="9" w15:restartNumberingAfterBreak="0">
     <w:nsid w:val="6F94499A"/>
     <w:multiLevelType w:val="multilevel"/>
     <w:tmpl w:val="DCF0802E"/>
@@ -9735,7 +9618,7 @@
         <w:ind w:left="720" w:hanging="360"/>
       </w:pPr>
       <w:rPr>
-        <w:rFonts w:hint="default" w:ascii="Symbol" w:hAnsi="Symbol"/>
+        <w:rFonts w:ascii="Symbol" w:hAnsi="Symbol" w:hint="default"/>
         <w:sz w:val="20"/>
       </w:rPr>
     </w:lvl>
@@ -9751,7 +9634,7 @@
         <w:ind w:left="1440" w:hanging="360"/>
       </w:pPr>
       <w:rPr>
-        <w:rFonts w:hint="default" w:ascii="Courier New" w:hAnsi="Courier New"/>
+        <w:rFonts w:ascii="Courier New" w:hAnsi="Courier New" w:hint="default"/>
         <w:sz w:val="20"/>
       </w:rPr>
     </w:lvl>
@@ -9767,7 +9650,7 @@
         <w:ind w:left="2160" w:hanging="360"/>
       </w:pPr>
       <w:rPr>
-        <w:rFonts w:hint="default" w:ascii="Wingdings" w:hAnsi="Wingdings"/>
+        <w:rFonts w:ascii="Wingdings" w:hAnsi="Wingdings" w:hint="default"/>
         <w:sz w:val="20"/>
       </w:rPr>
     </w:lvl>
@@ -9783,7 +9666,7 @@
         <w:ind w:left="2880" w:hanging="360"/>
       </w:pPr>
       <w:rPr>
-        <w:rFonts w:hint="default" w:ascii="Wingdings" w:hAnsi="Wingdings"/>
+        <w:rFonts w:ascii="Wingdings" w:hAnsi="Wingdings" w:hint="default"/>
         <w:sz w:val="20"/>
       </w:rPr>
     </w:lvl>
@@ -9799,7 +9682,7 @@
         <w:ind w:left="3600" w:hanging="360"/>
       </w:pPr>
       <w:rPr>
-        <w:rFonts w:hint="default" w:ascii="Wingdings" w:hAnsi="Wingdings"/>
+        <w:rFonts w:ascii="Wingdings" w:hAnsi="Wingdings" w:hint="default"/>
         <w:sz w:val="20"/>
       </w:rPr>
     </w:lvl>
@@ -9815,7 +9698,7 @@
         <w:ind w:left="4320" w:hanging="360"/>
       </w:pPr>
       <w:rPr>
-        <w:rFonts w:hint="default" w:ascii="Wingdings" w:hAnsi="Wingdings"/>
+        <w:rFonts w:ascii="Wingdings" w:hAnsi="Wingdings" w:hint="default"/>
         <w:sz w:val="20"/>
       </w:rPr>
     </w:lvl>
@@ -9831,7 +9714,7 @@
         <w:ind w:left="5040" w:hanging="360"/>
       </w:pPr>
       <w:rPr>
-        <w:rFonts w:hint="default" w:ascii="Wingdings" w:hAnsi="Wingdings"/>
+        <w:rFonts w:ascii="Wingdings" w:hAnsi="Wingdings" w:hint="default"/>
         <w:sz w:val="20"/>
       </w:rPr>
     </w:lvl>
@@ -9847,7 +9730,7 @@
         <w:ind w:left="5760" w:hanging="360"/>
       </w:pPr>
       <w:rPr>
-        <w:rFonts w:hint="default" w:ascii="Wingdings" w:hAnsi="Wingdings"/>
+        <w:rFonts w:ascii="Wingdings" w:hAnsi="Wingdings" w:hint="default"/>
         <w:sz w:val="20"/>
       </w:rPr>
     </w:lvl>
@@ -9863,12 +9746,12 @@
         <w:ind w:left="6480" w:hanging="360"/>
       </w:pPr>
       <w:rPr>
-        <w:rFonts w:hint="default" w:ascii="Wingdings" w:hAnsi="Wingdings"/>
+        <w:rFonts w:ascii="Wingdings" w:hAnsi="Wingdings" w:hint="default"/>
         <w:sz w:val="20"/>
       </w:rPr>
     </w:lvl>
   </w:abstractNum>
-  <w:abstractNum w:abstractNumId="9" w15:restartNumberingAfterBreak="0">
+  <w:abstractNum w:abstractNumId="10" w15:restartNumberingAfterBreak="0">
     <w:nsid w:val="738456F7"/>
     <w:multiLevelType w:val="multilevel"/>
     <w:tmpl w:val="13D41B5E"/>
@@ -9884,7 +9767,7 @@
         <w:ind w:left="720" w:hanging="360"/>
       </w:pPr>
       <w:rPr>
-        <w:rFonts w:hint="default" w:ascii="Symbol" w:hAnsi="Symbol"/>
+        <w:rFonts w:ascii="Symbol" w:hAnsi="Symbol" w:hint="default"/>
         <w:sz w:val="20"/>
       </w:rPr>
     </w:lvl>
@@ -9917,7 +9800,7 @@
         <w:ind w:left="2160" w:hanging="360"/>
       </w:pPr>
       <w:rPr>
-        <w:rFonts w:hint="default" w:ascii="Wingdings" w:hAnsi="Wingdings"/>
+        <w:rFonts w:ascii="Wingdings" w:hAnsi="Wingdings" w:hint="default"/>
         <w:sz w:val="20"/>
       </w:rPr>
     </w:lvl>
@@ -9933,7 +9816,7 @@
         <w:ind w:left="2880" w:hanging="360"/>
       </w:pPr>
       <w:rPr>
-        <w:rFonts w:hint="default" w:ascii="Wingdings" w:hAnsi="Wingdings"/>
+        <w:rFonts w:ascii="Wingdings" w:hAnsi="Wingdings" w:hint="default"/>
         <w:sz w:val="20"/>
       </w:rPr>
     </w:lvl>
@@ -9949,7 +9832,7 @@
         <w:ind w:left="3600" w:hanging="360"/>
       </w:pPr>
       <w:rPr>
-        <w:rFonts w:hint="default" w:ascii="Wingdings" w:hAnsi="Wingdings"/>
+        <w:rFonts w:ascii="Wingdings" w:hAnsi="Wingdings" w:hint="default"/>
         <w:sz w:val="20"/>
       </w:rPr>
     </w:lvl>
@@ -9965,7 +9848,7 @@
         <w:ind w:left="4320" w:hanging="360"/>
       </w:pPr>
       <w:rPr>
-        <w:rFonts w:hint="default" w:ascii="Wingdings" w:hAnsi="Wingdings"/>
+        <w:rFonts w:ascii="Wingdings" w:hAnsi="Wingdings" w:hint="default"/>
         <w:sz w:val="20"/>
       </w:rPr>
     </w:lvl>
@@ -9981,7 +9864,7 @@
         <w:ind w:left="5040" w:hanging="360"/>
       </w:pPr>
       <w:rPr>
-        <w:rFonts w:hint="default" w:ascii="Wingdings" w:hAnsi="Wingdings"/>
+        <w:rFonts w:ascii="Wingdings" w:hAnsi="Wingdings" w:hint="default"/>
         <w:sz w:val="20"/>
       </w:rPr>
     </w:lvl>
@@ -9997,7 +9880,7 @@
         <w:ind w:left="5760" w:hanging="360"/>
       </w:pPr>
       <w:rPr>
-        <w:rFonts w:hint="default" w:ascii="Wingdings" w:hAnsi="Wingdings"/>
+        <w:rFonts w:ascii="Wingdings" w:hAnsi="Wingdings" w:hint="default"/>
         <w:sz w:val="20"/>
       </w:rPr>
     </w:lvl>
@@ -10013,12 +9896,12 @@
         <w:ind w:left="6480" w:hanging="360"/>
       </w:pPr>
       <w:rPr>
-        <w:rFonts w:hint="default" w:ascii="Wingdings" w:hAnsi="Wingdings"/>
+        <w:rFonts w:ascii="Wingdings" w:hAnsi="Wingdings" w:hint="default"/>
         <w:sz w:val="20"/>
       </w:rPr>
     </w:lvl>
   </w:abstractNum>
-  <w:abstractNum w:abstractNumId="10" w15:restartNumberingAfterBreak="0">
+  <w:abstractNum w:abstractNumId="11" w15:restartNumberingAfterBreak="0">
     <w:nsid w:val="76B96F05"/>
     <w:multiLevelType w:val="multilevel"/>
     <w:tmpl w:val="DC309600"/>
@@ -10034,7 +9917,7 @@
         <w:ind w:left="720" w:hanging="360"/>
       </w:pPr>
       <w:rPr>
-        <w:rFonts w:hint="default" w:ascii="Symbol" w:hAnsi="Symbol"/>
+        <w:rFonts w:ascii="Symbol" w:hAnsi="Symbol" w:hint="default"/>
         <w:sz w:val="20"/>
       </w:rPr>
     </w:lvl>
@@ -10050,7 +9933,7 @@
         <w:ind w:left="1440" w:hanging="360"/>
       </w:pPr>
       <w:rPr>
-        <w:rFonts w:hint="default" w:ascii="Courier New" w:hAnsi="Courier New"/>
+        <w:rFonts w:ascii="Courier New" w:hAnsi="Courier New" w:hint="default"/>
         <w:sz w:val="20"/>
       </w:rPr>
     </w:lvl>
@@ -10066,7 +9949,7 @@
         <w:ind w:left="2160" w:hanging="360"/>
       </w:pPr>
       <w:rPr>
-        <w:rFonts w:hint="default" w:ascii="Wingdings" w:hAnsi="Wingdings"/>
+        <w:rFonts w:ascii="Wingdings" w:hAnsi="Wingdings" w:hint="default"/>
         <w:sz w:val="20"/>
       </w:rPr>
     </w:lvl>
@@ -10082,7 +9965,7 @@
         <w:ind w:left="2880" w:hanging="360"/>
       </w:pPr>
       <w:rPr>
-        <w:rFonts w:hint="default" w:ascii="Wingdings" w:hAnsi="Wingdings"/>
+        <w:rFonts w:ascii="Wingdings" w:hAnsi="Wingdings" w:hint="default"/>
         <w:sz w:val="20"/>
       </w:rPr>
     </w:lvl>
@@ -10098,7 +9981,7 @@
         <w:ind w:left="3600" w:hanging="360"/>
       </w:pPr>
       <w:rPr>
-        <w:rFonts w:hint="default" w:ascii="Wingdings" w:hAnsi="Wingdings"/>
+        <w:rFonts w:ascii="Wingdings" w:hAnsi="Wingdings" w:hint="default"/>
         <w:sz w:val="20"/>
       </w:rPr>
     </w:lvl>
@@ -10114,7 +9997,7 @@
         <w:ind w:left="4320" w:hanging="360"/>
       </w:pPr>
       <w:rPr>
-        <w:rFonts w:hint="default" w:ascii="Wingdings" w:hAnsi="Wingdings"/>
+        <w:rFonts w:ascii="Wingdings" w:hAnsi="Wingdings" w:hint="default"/>
         <w:sz w:val="20"/>
       </w:rPr>
     </w:lvl>
@@ -10130,7 +10013,7 @@
         <w:ind w:left="5040" w:hanging="360"/>
       </w:pPr>
       <w:rPr>
-        <w:rFonts w:hint="default" w:ascii="Wingdings" w:hAnsi="Wingdings"/>
+        <w:rFonts w:ascii="Wingdings" w:hAnsi="Wingdings" w:hint="default"/>
         <w:sz w:val="20"/>
       </w:rPr>
     </w:lvl>
@@ -10146,7 +10029,7 @@
         <w:ind w:left="5760" w:hanging="360"/>
       </w:pPr>
       <w:rPr>
-        <w:rFonts w:hint="default" w:ascii="Wingdings" w:hAnsi="Wingdings"/>
+        <w:rFonts w:ascii="Wingdings" w:hAnsi="Wingdings" w:hint="default"/>
         <w:sz w:val="20"/>
       </w:rPr>
     </w:lvl>
@@ -10162,12 +10045,12 @@
         <w:ind w:left="6480" w:hanging="360"/>
       </w:pPr>
       <w:rPr>
-        <w:rFonts w:hint="default" w:ascii="Wingdings" w:hAnsi="Wingdings"/>
+        <w:rFonts w:ascii="Wingdings" w:hAnsi="Wingdings" w:hint="default"/>
         <w:sz w:val="20"/>
       </w:rPr>
     </w:lvl>
   </w:abstractNum>
-  <w:abstractNum w:abstractNumId="11" w15:restartNumberingAfterBreak="0">
+  <w:abstractNum w:abstractNumId="12" w15:restartNumberingAfterBreak="0">
     <w:nsid w:val="77710885"/>
     <w:multiLevelType w:val="multilevel"/>
     <w:tmpl w:val="2D8A7504"/>
@@ -10281,34 +10164,34 @@
     </w:lvl>
   </w:abstractNum>
   <w:num w:numId="1" w16cid:durableId="1794711100">
+    <w:abstractNumId w:val="8"/>
+  </w:num>
+  <w:num w:numId="2" w16cid:durableId="58946002">
+    <w:abstractNumId w:val="10"/>
+  </w:num>
+  <w:num w:numId="3" w16cid:durableId="1449810548">
+    <w:abstractNumId w:val="12"/>
+  </w:num>
+  <w:num w:numId="4" w16cid:durableId="2027555765">
+    <w:abstractNumId w:val="11"/>
+  </w:num>
+  <w:num w:numId="5" w16cid:durableId="128862675">
     <w:abstractNumId w:val="7"/>
   </w:num>
-  <w:num w:numId="2" w16cid:durableId="58946002">
+  <w:num w:numId="6" w16cid:durableId="2022195731">
     <w:abstractNumId w:val="9"/>
-  </w:num>
-  <w:num w:numId="3" w16cid:durableId="1449810548">
-    <w:abstractNumId w:val="11"/>
-  </w:num>
-  <w:num w:numId="4" w16cid:durableId="2027555765">
-    <w:abstractNumId w:val="10"/>
-  </w:num>
-  <w:num w:numId="5" w16cid:durableId="128862675">
-    <w:abstractNumId w:val="6"/>
-  </w:num>
-  <w:num w:numId="6" w16cid:durableId="2022195731">
-    <w:abstractNumId w:val="8"/>
   </w:num>
   <w:num w:numId="7" w16cid:durableId="1625426495">
     <w:abstractNumId w:val="0"/>
   </w:num>
   <w:num w:numId="8" w16cid:durableId="1337608067">
-    <w:abstractNumId w:val="3"/>
+    <w:abstractNumId w:val="4"/>
   </w:num>
   <w:num w:numId="9" w16cid:durableId="1768891532">
-    <w:abstractNumId w:val="4"/>
+    <w:abstractNumId w:val="5"/>
   </w:num>
   <w:num w:numId="10" w16cid:durableId="1726374208">
-    <w:abstractNumId w:val="5"/>
+    <w:abstractNumId w:val="6"/>
   </w:num>
   <w:num w:numId="11" w16cid:durableId="1863860384">
     <w:abstractNumId w:val="2"/>
@@ -10316,26 +10199,27 @@
   <w:num w:numId="12" w16cid:durableId="1152142029">
     <w:abstractNumId w:val="1"/>
   </w:num>
+  <w:num w:numId="13" w16cid:durableId="1605265776">
+    <w:abstractNumId w:val="3"/>
+    <w:lvlOverride w:ilvl="0"/>
+    <w:lvlOverride w:ilvl="1"/>
+    <w:lvlOverride w:ilvl="2"/>
+    <w:lvlOverride w:ilvl="3"/>
+    <w:lvlOverride w:ilvl="4"/>
+    <w:lvlOverride w:ilvl="5"/>
+    <w:lvlOverride w:ilvl="6"/>
+    <w:lvlOverride w:ilvl="7"/>
+    <w:lvlOverride w:ilvl="8"/>
+  </w:num>
 </w:numbering>
 </file>
 
-<file path=word/people.xml><?xml version="1.0" encoding="utf-8"?>
-<w15:people xmlns:mc="http://schemas.openxmlformats.org/markup-compatibility/2006" xmlns:w15="http://schemas.microsoft.com/office/word/2012/wordml" mc:Ignorable="w15">
-  <w15:person w15:author="Fabienne Dobbels">
-    <w15:presenceInfo w15:providerId="AD" w15:userId="S::fabienne.dobbels@kuleuven.be::6af49e9b-5a3b-47c4-8312-83989a90b1c2"/>
-  </w15:person>
-  <w15:person w15:author="Fabienne Dobbels">
-    <w15:presenceInfo w15:providerId="AD" w15:userId="S::fabienne.dobbels@kuleuven.be::6af49e9b-5a3b-47c4-8312-83989a90b1c2"/>
-  </w15:person>
-</w15:people>
-</file>
-
 <file path=word/styles.xml><?xml version="1.0" encoding="utf-8"?>
-<w:styles xmlns:wp14="http://schemas.microsoft.com/office/word/2010/wordprocessingDrawing" xmlns:mc="http://schemas.openxmlformats.org/markup-compatibility/2006" xmlns:r="http://schemas.openxmlformats.org/officeDocument/2006/relationships" xmlns:w="http://schemas.openxmlformats.org/wordprocessingml/2006/main" xmlns:w14="http://schemas.microsoft.com/office/word/2010/wordml" xmlns:w15="http://schemas.microsoft.com/office/word/2012/wordml" xmlns:w16cex="http://schemas.microsoft.com/office/word/2018/wordml/cex" xmlns:w16cid="http://schemas.microsoft.com/office/word/2016/wordml/cid" xmlns:w16="http://schemas.microsoft.com/office/word/2018/wordml" xmlns:w16du="http://schemas.microsoft.com/office/word/2023/wordml/word16du" xmlns:w16sdtdh="http://schemas.microsoft.com/office/word/2020/wordml/sdtdatahash" xmlns:w16sdtfl="http://schemas.microsoft.com/office/word/2024/wordml/sdtformatlock" xmlns:w16se="http://schemas.microsoft.com/office/word/2015/wordml/symex" mc:Ignorable="w14 w15 w16se w16cid w16 w16cex w16sdtdh w16sdtfl w16du wp14">
+<w:styles xmlns:mc="http://schemas.openxmlformats.org/markup-compatibility/2006" xmlns:r="http://schemas.openxmlformats.org/officeDocument/2006/relationships" xmlns:w="http://schemas.openxmlformats.org/wordprocessingml/2006/main" xmlns:w14="http://schemas.microsoft.com/office/word/2010/wordml" xmlns:w15="http://schemas.microsoft.com/office/word/2012/wordml" xmlns:w16cex="http://schemas.microsoft.com/office/word/2018/wordml/cex" xmlns:w16cid="http://schemas.microsoft.com/office/word/2016/wordml/cid" xmlns:w16="http://schemas.microsoft.com/office/word/2018/wordml" xmlns:w16du="http://schemas.microsoft.com/office/word/2023/wordml/word16du" xmlns:w16sdtdh="http://schemas.microsoft.com/office/word/2020/wordml/sdtdatahash" xmlns:w16sdtfl="http://schemas.microsoft.com/office/word/2024/wordml/sdtformatlock" xmlns:w16se="http://schemas.microsoft.com/office/word/2015/wordml/symex" mc:Ignorable="w14 w15 w16se w16cid w16 w16cex w16sdtdh w16sdtfl w16du">
   <w:docDefaults>
     <w:rPrDefault>
       <w:rPr>
-        <w:rFonts w:asciiTheme="minorHAnsi" w:hAnsiTheme="minorHAnsi" w:eastAsiaTheme="minorHAnsi" w:cstheme="minorBidi"/>
+        <w:rFonts w:asciiTheme="minorHAnsi" w:eastAsiaTheme="minorHAnsi" w:hAnsiTheme="minorHAnsi" w:cstheme="minorBidi"/>
         <w:kern w:val="2"/>
         <w:sz w:val="24"/>
         <w:szCs w:val="24"/>
@@ -10352,14 +10236,14 @@
   <w:latentStyles w:defLockedState="0" w:defUIPriority="99" w:defSemiHidden="0" w:defUnhideWhenUsed="0" w:defQFormat="0" w:count="376">
     <w:lsdException w:name="Normal" w:uiPriority="0" w:qFormat="1"/>
     <w:lsdException w:name="heading 1" w:uiPriority="0" w:qFormat="1"/>
-    <w:lsdException w:name="heading 2" w:uiPriority="9" w:semiHidden="1" w:unhideWhenUsed="1" w:qFormat="1"/>
-    <w:lsdException w:name="heading 3" w:uiPriority="9" w:semiHidden="1" w:unhideWhenUsed="1" w:qFormat="1"/>
-    <w:lsdException w:name="heading 4" w:uiPriority="9" w:semiHidden="1" w:unhideWhenUsed="1" w:qFormat="1"/>
-    <w:lsdException w:name="heading 5" w:uiPriority="9" w:semiHidden="1" w:unhideWhenUsed="1" w:qFormat="1"/>
-    <w:lsdException w:name="heading 6" w:uiPriority="9" w:semiHidden="1" w:unhideWhenUsed="1" w:qFormat="1"/>
-    <w:lsdException w:name="heading 7" w:uiPriority="9" w:semiHidden="1" w:unhideWhenUsed="1" w:qFormat="1"/>
-    <w:lsdException w:name="heading 8" w:uiPriority="9" w:semiHidden="1" w:unhideWhenUsed="1" w:qFormat="1"/>
-    <w:lsdException w:name="heading 9" w:uiPriority="9" w:semiHidden="1" w:unhideWhenUsed="1" w:qFormat="1"/>
+    <w:lsdException w:name="heading 2" w:semiHidden="1" w:uiPriority="9" w:unhideWhenUsed="1" w:qFormat="1"/>
+    <w:lsdException w:name="heading 3" w:semiHidden="1" w:uiPriority="9" w:unhideWhenUsed="1" w:qFormat="1"/>
+    <w:lsdException w:name="heading 4" w:semiHidden="1" w:uiPriority="9" w:unhideWhenUsed="1" w:qFormat="1"/>
+    <w:lsdException w:name="heading 5" w:semiHidden="1" w:uiPriority="9" w:unhideWhenUsed="1" w:qFormat="1"/>
+    <w:lsdException w:name="heading 6" w:semiHidden="1" w:uiPriority="9" w:unhideWhenUsed="1" w:qFormat="1"/>
+    <w:lsdException w:name="heading 7" w:semiHidden="1" w:uiPriority="9" w:unhideWhenUsed="1" w:qFormat="1"/>
+    <w:lsdException w:name="heading 8" w:semiHidden="1" w:uiPriority="9" w:unhideWhenUsed="1" w:qFormat="1"/>
+    <w:lsdException w:name="heading 9" w:semiHidden="1" w:uiPriority="9" w:unhideWhenUsed="1" w:qFormat="1"/>
     <w:lsdException w:name="index 1" w:semiHidden="1" w:unhideWhenUsed="1"/>
     <w:lsdException w:name="index 2" w:semiHidden="1" w:unhideWhenUsed="1"/>
     <w:lsdException w:name="index 3" w:semiHidden="1" w:unhideWhenUsed="1"/>
@@ -10369,22 +10253,22 @@
     <w:lsdException w:name="index 7" w:semiHidden="1" w:unhideWhenUsed="1"/>
     <w:lsdException w:name="index 8" w:semiHidden="1" w:unhideWhenUsed="1"/>
     <w:lsdException w:name="index 9" w:semiHidden="1" w:unhideWhenUsed="1"/>
-    <w:lsdException w:name="toc 1" w:uiPriority="39" w:semiHidden="1" w:unhideWhenUsed="1"/>
-    <w:lsdException w:name="toc 2" w:uiPriority="39" w:semiHidden="1" w:unhideWhenUsed="1"/>
-    <w:lsdException w:name="toc 3" w:uiPriority="39" w:semiHidden="1" w:unhideWhenUsed="1"/>
-    <w:lsdException w:name="toc 4" w:uiPriority="39" w:semiHidden="1" w:unhideWhenUsed="1"/>
-    <w:lsdException w:name="toc 5" w:uiPriority="39" w:semiHidden="1" w:unhideWhenUsed="1"/>
-    <w:lsdException w:name="toc 6" w:uiPriority="39" w:semiHidden="1" w:unhideWhenUsed="1"/>
-    <w:lsdException w:name="toc 7" w:uiPriority="39" w:semiHidden="1" w:unhideWhenUsed="1"/>
-    <w:lsdException w:name="toc 8" w:uiPriority="39" w:semiHidden="1" w:unhideWhenUsed="1"/>
-    <w:lsdException w:name="toc 9" w:uiPriority="39" w:semiHidden="1" w:unhideWhenUsed="1"/>
+    <w:lsdException w:name="toc 1" w:semiHidden="1" w:uiPriority="39" w:unhideWhenUsed="1"/>
+    <w:lsdException w:name="toc 2" w:semiHidden="1" w:uiPriority="39" w:unhideWhenUsed="1"/>
+    <w:lsdException w:name="toc 3" w:semiHidden="1" w:uiPriority="39" w:unhideWhenUsed="1"/>
+    <w:lsdException w:name="toc 4" w:semiHidden="1" w:uiPriority="39" w:unhideWhenUsed="1"/>
+    <w:lsdException w:name="toc 5" w:semiHidden="1" w:uiPriority="39" w:unhideWhenUsed="1"/>
+    <w:lsdException w:name="toc 6" w:semiHidden="1" w:uiPriority="39" w:unhideWhenUsed="1"/>
+    <w:lsdException w:name="toc 7" w:semiHidden="1" w:uiPriority="39" w:unhideWhenUsed="1"/>
+    <w:lsdException w:name="toc 8" w:semiHidden="1" w:uiPriority="39" w:unhideWhenUsed="1"/>
+    <w:lsdException w:name="toc 9" w:semiHidden="1" w:uiPriority="39" w:unhideWhenUsed="1"/>
     <w:lsdException w:name="Normal Indent" w:semiHidden="1" w:unhideWhenUsed="1"/>
     <w:lsdException w:name="footnote text" w:semiHidden="1" w:unhideWhenUsed="1"/>
     <w:lsdException w:name="annotation text" w:semiHidden="1" w:unhideWhenUsed="1"/>
     <w:lsdException w:name="header" w:semiHidden="1" w:unhideWhenUsed="1"/>
     <w:lsdException w:name="footer" w:semiHidden="1" w:unhideWhenUsed="1"/>
     <w:lsdException w:name="index heading" w:semiHidden="1" w:unhideWhenUsed="1"/>
-    <w:lsdException w:name="caption" w:uiPriority="35" w:semiHidden="1" w:unhideWhenUsed="1" w:qFormat="1"/>
+    <w:lsdException w:name="caption" w:semiHidden="1" w:uiPriority="35" w:unhideWhenUsed="1" w:qFormat="1"/>
     <w:lsdException w:name="table of figures" w:semiHidden="1" w:unhideWhenUsed="1"/>
     <w:lsdException w:name="envelope address" w:semiHidden="1" w:unhideWhenUsed="1"/>
     <w:lsdException w:name="envelope return" w:semiHidden="1" w:unhideWhenUsed="1"/>
@@ -10415,7 +10299,7 @@
     <w:lsdException w:name="Title" w:uiPriority="10" w:qFormat="1"/>
     <w:lsdException w:name="Closing" w:semiHidden="1" w:unhideWhenUsed="1"/>
     <w:lsdException w:name="Signature" w:semiHidden="1" w:unhideWhenUsed="1"/>
-    <w:lsdException w:name="Default Paragraph Font" w:uiPriority="1" w:semiHidden="1" w:unhideWhenUsed="1"/>
+    <w:lsdException w:name="Default Paragraph Font" w:semiHidden="1" w:uiPriority="1" w:unhideWhenUsed="1"/>
     <w:lsdException w:name="Body Text" w:semiHidden="1" w:unhideWhenUsed="1"/>
     <w:lsdException w:name="Body Text Indent" w:semiHidden="1" w:unhideWhenUsed="1"/>
     <w:lsdException w:name="List Continue" w:semiHidden="1" w:unhideWhenUsed="1"/>
@@ -10615,8 +10499,8 @@
     <w:lsdException w:name="Subtle Reference" w:uiPriority="31" w:qFormat="1"/>
     <w:lsdException w:name="Intense Reference" w:uiPriority="32" w:qFormat="1"/>
     <w:lsdException w:name="Book Title" w:uiPriority="33" w:qFormat="1"/>
-    <w:lsdException w:name="Bibliography" w:uiPriority="37" w:semiHidden="1" w:unhideWhenUsed="1"/>
-    <w:lsdException w:name="TOC Heading" w:uiPriority="39" w:semiHidden="1" w:unhideWhenUsed="1" w:qFormat="1"/>
+    <w:lsdException w:name="Bibliography" w:semiHidden="1" w:uiPriority="37" w:unhideWhenUsed="1"/>
+    <w:lsdException w:name="TOC Heading" w:semiHidden="1" w:uiPriority="39" w:unhideWhenUsed="1" w:qFormat="1"/>
     <w:lsdException w:name="Plain Table 1" w:uiPriority="41"/>
     <w:lsdException w:name="Plain Table 2" w:uiPriority="42"/>
     <w:lsdException w:name="Plain Table 3" w:uiPriority="43"/>
@@ -10727,7 +10611,7 @@
     <w:lsdException w:name="Unresolved Mention" w:semiHidden="1" w:unhideWhenUsed="1"/>
     <w:lsdException w:name="Smart Link" w:semiHidden="1" w:unhideWhenUsed="1"/>
   </w:latentStyles>
-  <w:style w:type="paragraph" w:styleId="Normal" w:default="1">
+  <w:style w:type="paragraph" w:default="1" w:styleId="Standaard">
     <w:name w:val="Normal"/>
     <w:qFormat/>
     <w:rsid w:val="00C22F06"/>
@@ -10735,16 +10619,16 @@
       <w:spacing w:line="259" w:lineRule="auto"/>
     </w:pPr>
     <w:rPr>
-      <w:rFonts w:ascii="Arial" w:hAnsi="Arial" w:eastAsia="Arial" w:cs="Arial"/>
+      <w:rFonts w:ascii="Arial" w:eastAsia="Arial" w:hAnsi="Arial" w:cs="Arial"/>
       <w:sz w:val="22"/>
       <w:szCs w:val="22"/>
     </w:rPr>
   </w:style>
-  <w:style w:type="paragraph" w:styleId="Heading1">
+  <w:style w:type="paragraph" w:styleId="Kop1">
     <w:name w:val="heading 1"/>
-    <w:basedOn w:val="Normal"/>
-    <w:next w:val="Normal"/>
-    <w:link w:val="Heading1Char"/>
+    <w:basedOn w:val="Standaard"/>
+    <w:next w:val="Standaard"/>
+    <w:link w:val="Kop1Char"/>
     <w:qFormat/>
     <w:rsid w:val="003539DF"/>
     <w:pPr>
@@ -10754,17 +10638,17 @@
       <w:outlineLvl w:val="0"/>
     </w:pPr>
     <w:rPr>
-      <w:rFonts w:asciiTheme="majorHAnsi" w:hAnsiTheme="majorHAnsi" w:eastAsiaTheme="majorEastAsia" w:cstheme="majorBidi"/>
+      <w:rFonts w:asciiTheme="majorHAnsi" w:eastAsiaTheme="majorEastAsia" w:hAnsiTheme="majorHAnsi" w:cstheme="majorBidi"/>
       <w:color w:val="0F4761" w:themeColor="accent1" w:themeShade="BF"/>
       <w:sz w:val="40"/>
       <w:szCs w:val="40"/>
     </w:rPr>
   </w:style>
-  <w:style w:type="paragraph" w:styleId="Heading2">
+  <w:style w:type="paragraph" w:styleId="Kop2">
     <w:name w:val="heading 2"/>
-    <w:basedOn w:val="Normal"/>
-    <w:next w:val="Normal"/>
-    <w:link w:val="Heading2Char"/>
+    <w:basedOn w:val="Standaard"/>
+    <w:next w:val="Standaard"/>
+    <w:link w:val="Kop2Char"/>
     <w:uiPriority w:val="9"/>
     <w:unhideWhenUsed/>
     <w:qFormat/>
@@ -10776,17 +10660,17 @@
       <w:outlineLvl w:val="1"/>
     </w:pPr>
     <w:rPr>
-      <w:rFonts w:asciiTheme="majorHAnsi" w:hAnsiTheme="majorHAnsi" w:eastAsiaTheme="majorEastAsia" w:cstheme="majorBidi"/>
+      <w:rFonts w:asciiTheme="majorHAnsi" w:eastAsiaTheme="majorEastAsia" w:hAnsiTheme="majorHAnsi" w:cstheme="majorBidi"/>
       <w:color w:val="0F4761" w:themeColor="accent1" w:themeShade="BF"/>
       <w:sz w:val="32"/>
       <w:szCs w:val="32"/>
     </w:rPr>
   </w:style>
-  <w:style w:type="paragraph" w:styleId="Heading3">
+  <w:style w:type="paragraph" w:styleId="Kop3">
     <w:name w:val="heading 3"/>
-    <w:basedOn w:val="Normal"/>
-    <w:next w:val="Normal"/>
-    <w:link w:val="Heading3Char"/>
+    <w:basedOn w:val="Standaard"/>
+    <w:next w:val="Standaard"/>
+    <w:link w:val="Kop3Char"/>
     <w:uiPriority w:val="9"/>
     <w:semiHidden/>
     <w:unhideWhenUsed/>
@@ -10805,11 +10689,11 @@
       <w:szCs w:val="28"/>
     </w:rPr>
   </w:style>
-  <w:style w:type="paragraph" w:styleId="Heading4">
+  <w:style w:type="paragraph" w:styleId="Kop4">
     <w:name w:val="heading 4"/>
-    <w:basedOn w:val="Normal"/>
-    <w:next w:val="Normal"/>
-    <w:link w:val="Heading4Char"/>
+    <w:basedOn w:val="Standaard"/>
+    <w:next w:val="Standaard"/>
+    <w:link w:val="Kop4Char"/>
     <w:uiPriority w:val="9"/>
     <w:semiHidden/>
     <w:unhideWhenUsed/>
@@ -10828,11 +10712,11 @@
       <w:color w:val="0F4761" w:themeColor="accent1" w:themeShade="BF"/>
     </w:rPr>
   </w:style>
-  <w:style w:type="paragraph" w:styleId="Heading5">
+  <w:style w:type="paragraph" w:styleId="Kop5">
     <w:name w:val="heading 5"/>
-    <w:basedOn w:val="Normal"/>
-    <w:next w:val="Normal"/>
-    <w:link w:val="Heading5Char"/>
+    <w:basedOn w:val="Standaard"/>
+    <w:next w:val="Standaard"/>
+    <w:link w:val="Kop5Char"/>
     <w:uiPriority w:val="9"/>
     <w:semiHidden/>
     <w:unhideWhenUsed/>
@@ -10849,11 +10733,11 @@
       <w:color w:val="0F4761" w:themeColor="accent1" w:themeShade="BF"/>
     </w:rPr>
   </w:style>
-  <w:style w:type="paragraph" w:styleId="Heading6">
+  <w:style w:type="paragraph" w:styleId="Kop6">
     <w:name w:val="heading 6"/>
-    <w:basedOn w:val="Normal"/>
-    <w:next w:val="Normal"/>
-    <w:link w:val="Heading6Char"/>
+    <w:basedOn w:val="Standaard"/>
+    <w:next w:val="Standaard"/>
+    <w:link w:val="Kop6Char"/>
     <w:uiPriority w:val="9"/>
     <w:semiHidden/>
     <w:unhideWhenUsed/>
@@ -10872,11 +10756,11 @@
       <w:color w:val="595959" w:themeColor="text1" w:themeTint="A6"/>
     </w:rPr>
   </w:style>
-  <w:style w:type="paragraph" w:styleId="Heading7">
+  <w:style w:type="paragraph" w:styleId="Kop7">
     <w:name w:val="heading 7"/>
-    <w:basedOn w:val="Normal"/>
-    <w:next w:val="Normal"/>
-    <w:link w:val="Heading7Char"/>
+    <w:basedOn w:val="Standaard"/>
+    <w:next w:val="Standaard"/>
+    <w:link w:val="Kop7Char"/>
     <w:uiPriority w:val="9"/>
     <w:semiHidden/>
     <w:unhideWhenUsed/>
@@ -10893,11 +10777,11 @@
       <w:color w:val="595959" w:themeColor="text1" w:themeTint="A6"/>
     </w:rPr>
   </w:style>
-  <w:style w:type="paragraph" w:styleId="Heading8">
+  <w:style w:type="paragraph" w:styleId="Kop8">
     <w:name w:val="heading 8"/>
-    <w:basedOn w:val="Normal"/>
-    <w:next w:val="Normal"/>
-    <w:link w:val="Heading8Char"/>
+    <w:basedOn w:val="Standaard"/>
+    <w:next w:val="Standaard"/>
+    <w:link w:val="Kop8Char"/>
     <w:uiPriority w:val="9"/>
     <w:semiHidden/>
     <w:unhideWhenUsed/>
@@ -10916,11 +10800,11 @@
       <w:color w:val="272727" w:themeColor="text1" w:themeTint="D8"/>
     </w:rPr>
   </w:style>
-  <w:style w:type="paragraph" w:styleId="Heading9">
+  <w:style w:type="paragraph" w:styleId="Kop9">
     <w:name w:val="heading 9"/>
-    <w:basedOn w:val="Normal"/>
-    <w:next w:val="Normal"/>
-    <w:link w:val="Heading9Char"/>
+    <w:basedOn w:val="Standaard"/>
+    <w:next w:val="Standaard"/>
+    <w:link w:val="Kop9Char"/>
     <w:uiPriority w:val="9"/>
     <w:semiHidden/>
     <w:unhideWhenUsed/>
@@ -10937,13 +10821,13 @@
       <w:color w:val="272727" w:themeColor="text1" w:themeTint="D8"/>
     </w:rPr>
   </w:style>
-  <w:style w:type="character" w:styleId="DefaultParagraphFont" w:default="1">
+  <w:style w:type="character" w:default="1" w:styleId="Standaardalinea-lettertype">
     <w:name w:val="Default Paragraph Font"/>
     <w:uiPriority w:val="1"/>
     <w:semiHidden/>
     <w:unhideWhenUsed/>
   </w:style>
-  <w:style w:type="table" w:styleId="TableNormal" w:default="1">
+  <w:style w:type="table" w:default="1" w:styleId="Standaardtabel">
     <w:name w:val="Normal Table"/>
     <w:uiPriority w:val="99"/>
     <w:semiHidden/>
@@ -10958,41 +10842,41 @@
       </w:tblCellMar>
     </w:tblPr>
   </w:style>
-  <w:style w:type="numbering" w:styleId="NoList" w:default="1">
+  <w:style w:type="numbering" w:default="1" w:styleId="Geenlijst">
     <w:name w:val="No List"/>
     <w:uiPriority w:val="99"/>
     <w:semiHidden/>
     <w:unhideWhenUsed/>
   </w:style>
-  <w:style w:type="character" w:styleId="Heading1Char" w:customStyle="1">
-    <w:name w:val="Heading 1 Char"/>
-    <w:basedOn w:val="DefaultParagraphFont"/>
-    <w:link w:val="Heading1"/>
+  <w:style w:type="character" w:customStyle="1" w:styleId="Kop1Char">
+    <w:name w:val="Kop 1 Char"/>
+    <w:basedOn w:val="Standaardalinea-lettertype"/>
+    <w:link w:val="Kop1"/>
     <w:rsid w:val="003539DF"/>
     <w:rPr>
-      <w:rFonts w:asciiTheme="majorHAnsi" w:hAnsiTheme="majorHAnsi" w:eastAsiaTheme="majorEastAsia" w:cstheme="majorBidi"/>
+      <w:rFonts w:asciiTheme="majorHAnsi" w:eastAsiaTheme="majorEastAsia" w:hAnsiTheme="majorHAnsi" w:cstheme="majorBidi"/>
       <w:color w:val="0F4761" w:themeColor="accent1" w:themeShade="BF"/>
       <w:sz w:val="40"/>
       <w:szCs w:val="40"/>
     </w:rPr>
   </w:style>
-  <w:style w:type="character" w:styleId="Heading2Char" w:customStyle="1">
-    <w:name w:val="Heading 2 Char"/>
-    <w:basedOn w:val="DefaultParagraphFont"/>
-    <w:link w:val="Heading2"/>
+  <w:style w:type="character" w:customStyle="1" w:styleId="Kop2Char">
+    <w:name w:val="Kop 2 Char"/>
+    <w:basedOn w:val="Standaardalinea-lettertype"/>
+    <w:link w:val="Kop2"/>
     <w:uiPriority w:val="9"/>
     <w:rsid w:val="003539DF"/>
     <w:rPr>
-      <w:rFonts w:asciiTheme="majorHAnsi" w:hAnsiTheme="majorHAnsi" w:eastAsiaTheme="majorEastAsia" w:cstheme="majorBidi"/>
+      <w:rFonts w:asciiTheme="majorHAnsi" w:eastAsiaTheme="majorEastAsia" w:hAnsiTheme="majorHAnsi" w:cstheme="majorBidi"/>
       <w:color w:val="0F4761" w:themeColor="accent1" w:themeShade="BF"/>
       <w:sz w:val="32"/>
       <w:szCs w:val="32"/>
     </w:rPr>
   </w:style>
-  <w:style w:type="character" w:styleId="Heading3Char" w:customStyle="1">
-    <w:name w:val="Heading 3 Char"/>
-    <w:basedOn w:val="DefaultParagraphFont"/>
-    <w:link w:val="Heading3"/>
+  <w:style w:type="character" w:customStyle="1" w:styleId="Kop3Char">
+    <w:name w:val="Kop 3 Char"/>
+    <w:basedOn w:val="Standaardalinea-lettertype"/>
+    <w:link w:val="Kop3"/>
     <w:uiPriority w:val="9"/>
     <w:semiHidden/>
     <w:rsid w:val="003539DF"/>
@@ -11003,10 +10887,10 @@
       <w:szCs w:val="28"/>
     </w:rPr>
   </w:style>
-  <w:style w:type="character" w:styleId="Heading4Char" w:customStyle="1">
-    <w:name w:val="Heading 4 Char"/>
-    <w:basedOn w:val="DefaultParagraphFont"/>
-    <w:link w:val="Heading4"/>
+  <w:style w:type="character" w:customStyle="1" w:styleId="Kop4Char">
+    <w:name w:val="Kop 4 Char"/>
+    <w:basedOn w:val="Standaardalinea-lettertype"/>
+    <w:link w:val="Kop4"/>
     <w:uiPriority w:val="9"/>
     <w:semiHidden/>
     <w:rsid w:val="003539DF"/>
@@ -11017,10 +10901,10 @@
       <w:color w:val="0F4761" w:themeColor="accent1" w:themeShade="BF"/>
     </w:rPr>
   </w:style>
-  <w:style w:type="character" w:styleId="Heading5Char" w:customStyle="1">
-    <w:name w:val="Heading 5 Char"/>
-    <w:basedOn w:val="DefaultParagraphFont"/>
-    <w:link w:val="Heading5"/>
+  <w:style w:type="character" w:customStyle="1" w:styleId="Kop5Char">
+    <w:name w:val="Kop 5 Char"/>
+    <w:basedOn w:val="Standaardalinea-lettertype"/>
+    <w:link w:val="Kop5"/>
     <w:uiPriority w:val="9"/>
     <w:semiHidden/>
     <w:rsid w:val="003539DF"/>
@@ -11029,10 +10913,10 @@
       <w:color w:val="0F4761" w:themeColor="accent1" w:themeShade="BF"/>
     </w:rPr>
   </w:style>
-  <w:style w:type="character" w:styleId="Heading6Char" w:customStyle="1">
-    <w:name w:val="Heading 6 Char"/>
-    <w:basedOn w:val="DefaultParagraphFont"/>
-    <w:link w:val="Heading6"/>
+  <w:style w:type="character" w:customStyle="1" w:styleId="Kop6Char">
+    <w:name w:val="Kop 6 Char"/>
+    <w:basedOn w:val="Standaardalinea-lettertype"/>
+    <w:link w:val="Kop6"/>
     <w:uiPriority w:val="9"/>
     <w:semiHidden/>
     <w:rsid w:val="003539DF"/>
@@ -11043,10 +10927,10 @@
       <w:color w:val="595959" w:themeColor="text1" w:themeTint="A6"/>
     </w:rPr>
   </w:style>
-  <w:style w:type="character" w:styleId="Heading7Char" w:customStyle="1">
-    <w:name w:val="Heading 7 Char"/>
-    <w:basedOn w:val="DefaultParagraphFont"/>
-    <w:link w:val="Heading7"/>
+  <w:style w:type="character" w:customStyle="1" w:styleId="Kop7Char">
+    <w:name w:val="Kop 7 Char"/>
+    <w:basedOn w:val="Standaardalinea-lettertype"/>
+    <w:link w:val="Kop7"/>
     <w:uiPriority w:val="9"/>
     <w:semiHidden/>
     <w:rsid w:val="003539DF"/>
@@ -11055,10 +10939,10 @@
       <w:color w:val="595959" w:themeColor="text1" w:themeTint="A6"/>
     </w:rPr>
   </w:style>
-  <w:style w:type="character" w:styleId="Heading8Char" w:customStyle="1">
-    <w:name w:val="Heading 8 Char"/>
-    <w:basedOn w:val="DefaultParagraphFont"/>
-    <w:link w:val="Heading8"/>
+  <w:style w:type="character" w:customStyle="1" w:styleId="Kop8Char">
+    <w:name w:val="Kop 8 Char"/>
+    <w:basedOn w:val="Standaardalinea-lettertype"/>
+    <w:link w:val="Kop8"/>
     <w:uiPriority w:val="9"/>
     <w:semiHidden/>
     <w:rsid w:val="003539DF"/>
@@ -11069,10 +10953,10 @@
       <w:color w:val="272727" w:themeColor="text1" w:themeTint="D8"/>
     </w:rPr>
   </w:style>
-  <w:style w:type="character" w:styleId="Heading9Char" w:customStyle="1">
-    <w:name w:val="Heading 9 Char"/>
-    <w:basedOn w:val="DefaultParagraphFont"/>
-    <w:link w:val="Heading9"/>
+  <w:style w:type="character" w:customStyle="1" w:styleId="Kop9Char">
+    <w:name w:val="Kop 9 Char"/>
+    <w:basedOn w:val="Standaardalinea-lettertype"/>
+    <w:link w:val="Kop9"/>
     <w:uiPriority w:val="9"/>
     <w:semiHidden/>
     <w:rsid w:val="003539DF"/>
@@ -11081,11 +10965,11 @@
       <w:color w:val="272727" w:themeColor="text1" w:themeTint="D8"/>
     </w:rPr>
   </w:style>
-  <w:style w:type="paragraph" w:styleId="Title">
+  <w:style w:type="paragraph" w:styleId="Titel">
     <w:name w:val="Title"/>
-    <w:basedOn w:val="Normal"/>
-    <w:next w:val="Normal"/>
-    <w:link w:val="TitleChar"/>
+    <w:basedOn w:val="Standaard"/>
+    <w:next w:val="Standaard"/>
+    <w:link w:val="TitelChar"/>
     <w:uiPriority w:val="10"/>
     <w:qFormat/>
     <w:rsid w:val="003539DF"/>
@@ -11094,32 +10978,32 @@
       <w:contextualSpacing/>
     </w:pPr>
     <w:rPr>
-      <w:rFonts w:asciiTheme="majorHAnsi" w:hAnsiTheme="majorHAnsi" w:eastAsiaTheme="majorEastAsia" w:cstheme="majorBidi"/>
+      <w:rFonts w:asciiTheme="majorHAnsi" w:eastAsiaTheme="majorEastAsia" w:hAnsiTheme="majorHAnsi" w:cstheme="majorBidi"/>
       <w:spacing w:val="-10"/>
       <w:kern w:val="28"/>
       <w:sz w:val="56"/>
       <w:szCs w:val="56"/>
     </w:rPr>
   </w:style>
-  <w:style w:type="character" w:styleId="TitleChar" w:customStyle="1">
-    <w:name w:val="Title Char"/>
-    <w:basedOn w:val="DefaultParagraphFont"/>
-    <w:link w:val="Title"/>
+  <w:style w:type="character" w:customStyle="1" w:styleId="TitelChar">
+    <w:name w:val="Titel Char"/>
+    <w:basedOn w:val="Standaardalinea-lettertype"/>
+    <w:link w:val="Titel"/>
     <w:uiPriority w:val="10"/>
     <w:rsid w:val="003539DF"/>
     <w:rPr>
-      <w:rFonts w:asciiTheme="majorHAnsi" w:hAnsiTheme="majorHAnsi" w:eastAsiaTheme="majorEastAsia" w:cstheme="majorBidi"/>
+      <w:rFonts w:asciiTheme="majorHAnsi" w:eastAsiaTheme="majorEastAsia" w:hAnsiTheme="majorHAnsi" w:cstheme="majorBidi"/>
       <w:spacing w:val="-10"/>
       <w:kern w:val="28"/>
       <w:sz w:val="56"/>
       <w:szCs w:val="56"/>
     </w:rPr>
   </w:style>
-  <w:style w:type="paragraph" w:styleId="Subtitle">
+  <w:style w:type="paragraph" w:styleId="Ondertitel">
     <w:name w:val="Subtitle"/>
-    <w:basedOn w:val="Normal"/>
-    <w:next w:val="Normal"/>
-    <w:link w:val="SubtitleChar"/>
+    <w:basedOn w:val="Standaard"/>
+    <w:next w:val="Standaard"/>
+    <w:link w:val="OndertitelChar"/>
     <w:uiPriority w:val="11"/>
     <w:qFormat/>
     <w:rsid w:val="003539DF"/>
@@ -11136,10 +11020,10 @@
       <w:szCs w:val="28"/>
     </w:rPr>
   </w:style>
-  <w:style w:type="character" w:styleId="SubtitleChar" w:customStyle="1">
-    <w:name w:val="Subtitle Char"/>
-    <w:basedOn w:val="DefaultParagraphFont"/>
-    <w:link w:val="Subtitle"/>
+  <w:style w:type="character" w:customStyle="1" w:styleId="OndertitelChar">
+    <w:name w:val="Ondertitel Char"/>
+    <w:basedOn w:val="Standaardalinea-lettertype"/>
+    <w:link w:val="Ondertitel"/>
     <w:uiPriority w:val="11"/>
     <w:rsid w:val="003539DF"/>
     <w:rPr>
@@ -11150,11 +11034,11 @@
       <w:szCs w:val="28"/>
     </w:rPr>
   </w:style>
-  <w:style w:type="paragraph" w:styleId="Quote">
+  <w:style w:type="paragraph" w:styleId="Citaat">
     <w:name w:val="Quote"/>
-    <w:basedOn w:val="Normal"/>
-    <w:next w:val="Normal"/>
-    <w:link w:val="QuoteChar"/>
+    <w:basedOn w:val="Standaard"/>
+    <w:next w:val="Standaard"/>
+    <w:link w:val="CitaatChar"/>
     <w:uiPriority w:val="29"/>
     <w:qFormat/>
     <w:rsid w:val="003539DF"/>
@@ -11168,10 +11052,10 @@
       <w:color w:val="404040" w:themeColor="text1" w:themeTint="BF"/>
     </w:rPr>
   </w:style>
-  <w:style w:type="character" w:styleId="QuoteChar" w:customStyle="1">
-    <w:name w:val="Quote Char"/>
-    <w:basedOn w:val="DefaultParagraphFont"/>
-    <w:link w:val="Quote"/>
+  <w:style w:type="character" w:customStyle="1" w:styleId="CitaatChar">
+    <w:name w:val="Citaat Char"/>
+    <w:basedOn w:val="Standaardalinea-lettertype"/>
+    <w:link w:val="Citaat"/>
     <w:uiPriority w:val="29"/>
     <w:rsid w:val="003539DF"/>
     <w:rPr>
@@ -11180,10 +11064,10 @@
       <w:color w:val="404040" w:themeColor="text1" w:themeTint="BF"/>
     </w:rPr>
   </w:style>
-  <w:style w:type="paragraph" w:styleId="ListParagraph">
+  <w:style w:type="paragraph" w:styleId="Lijstalinea">
     <w:name w:val="List Paragraph"/>
-    <w:basedOn w:val="Normal"/>
-    <w:link w:val="ListParagraphChar"/>
+    <w:basedOn w:val="Standaard"/>
+    <w:link w:val="LijstalineaChar"/>
     <w:uiPriority w:val="34"/>
     <w:qFormat/>
     <w:rsid w:val="003539DF"/>
@@ -11192,9 +11076,9 @@
       <w:contextualSpacing/>
     </w:pPr>
   </w:style>
-  <w:style w:type="character" w:styleId="IntenseEmphasis">
+  <w:style w:type="character" w:styleId="Intensievebenadrukking">
     <w:name w:val="Intense Emphasis"/>
-    <w:basedOn w:val="DefaultParagraphFont"/>
+    <w:basedOn w:val="Standaardalinea-lettertype"/>
     <w:uiPriority w:val="21"/>
     <w:qFormat/>
     <w:rsid w:val="003539DF"/>
@@ -11204,18 +11088,18 @@
       <w:color w:val="0F4761" w:themeColor="accent1" w:themeShade="BF"/>
     </w:rPr>
   </w:style>
-  <w:style w:type="paragraph" w:styleId="IntenseQuote">
+  <w:style w:type="paragraph" w:styleId="Duidelijkcitaat">
     <w:name w:val="Intense Quote"/>
-    <w:basedOn w:val="Normal"/>
-    <w:next w:val="Normal"/>
-    <w:link w:val="IntenseQuoteChar"/>
+    <w:basedOn w:val="Standaard"/>
+    <w:next w:val="Standaard"/>
+    <w:link w:val="DuidelijkcitaatChar"/>
     <w:uiPriority w:val="30"/>
     <w:qFormat/>
     <w:rsid w:val="003539DF"/>
     <w:pPr>
       <w:pBdr>
-        <w:top w:val="single" w:color="0F4761" w:themeColor="accent1" w:themeShade="BF" w:sz="4" w:space="10"/>
-        <w:bottom w:val="single" w:color="0F4761" w:themeColor="accent1" w:themeShade="BF" w:sz="4" w:space="10"/>
+        <w:top w:val="single" w:sz="4" w:space="10" w:color="0F4761" w:themeColor="accent1" w:themeShade="BF"/>
+        <w:bottom w:val="single" w:sz="4" w:space="10" w:color="0F4761" w:themeColor="accent1" w:themeShade="BF"/>
       </w:pBdr>
       <w:spacing w:before="360" w:after="360"/>
       <w:ind w:left="864" w:right="864"/>
@@ -11227,10 +11111,10 @@
       <w:color w:val="0F4761" w:themeColor="accent1" w:themeShade="BF"/>
     </w:rPr>
   </w:style>
-  <w:style w:type="character" w:styleId="IntenseQuoteChar" w:customStyle="1">
-    <w:name w:val="Intense Quote Char"/>
-    <w:basedOn w:val="DefaultParagraphFont"/>
-    <w:link w:val="IntenseQuote"/>
+  <w:style w:type="character" w:customStyle="1" w:styleId="DuidelijkcitaatChar">
+    <w:name w:val="Duidelijk citaat Char"/>
+    <w:basedOn w:val="Standaardalinea-lettertype"/>
+    <w:link w:val="Duidelijkcitaat"/>
     <w:uiPriority w:val="30"/>
     <w:rsid w:val="003539DF"/>
     <w:rPr>
@@ -11239,9 +11123,9 @@
       <w:color w:val="0F4761" w:themeColor="accent1" w:themeShade="BF"/>
     </w:rPr>
   </w:style>
-  <w:style w:type="character" w:styleId="IntenseReference">
+  <w:style w:type="character" w:styleId="Intensieveverwijzing">
     <w:name w:val="Intense Reference"/>
-    <w:basedOn w:val="DefaultParagraphFont"/>
+    <w:basedOn w:val="Standaardalinea-lettertype"/>
     <w:uiPriority w:val="32"/>
     <w:qFormat/>
     <w:rsid w:val="003539DF"/>
@@ -11253,17 +11137,17 @@
       <w:spacing w:val="5"/>
     </w:rPr>
   </w:style>
-  <w:style w:type="character" w:styleId="ListParagraphChar" w:customStyle="1">
-    <w:name w:val="List Paragraph Char"/>
-    <w:basedOn w:val="DefaultParagraphFont"/>
-    <w:link w:val="ListParagraph"/>
+  <w:style w:type="character" w:customStyle="1" w:styleId="LijstalineaChar">
+    <w:name w:val="Lijstalinea Char"/>
+    <w:basedOn w:val="Standaardalinea-lettertype"/>
+    <w:link w:val="Lijstalinea"/>
     <w:uiPriority w:val="34"/>
     <w:qFormat/>
     <w:rsid w:val="00C22F06"/>
   </w:style>
-  <w:style w:type="table" w:styleId="TableGrid">
+  <w:style w:type="table" w:styleId="Tabelraster">
     <w:name w:val="Table Grid"/>
-    <w:basedOn w:val="TableNormal"/>
+    <w:basedOn w:val="Standaardtabel"/>
     <w:uiPriority w:val="39"/>
     <w:rsid w:val="00C22F06"/>
     <w:pPr>
@@ -11275,19 +11159,19 @@
     </w:rPr>
     <w:tblPr>
       <w:tblBorders>
-        <w:top w:val="single" w:color="auto" w:sz="4" w:space="0"/>
-        <w:left w:val="single" w:color="auto" w:sz="4" w:space="0"/>
-        <w:bottom w:val="single" w:color="auto" w:sz="4" w:space="0"/>
-        <w:right w:val="single" w:color="auto" w:sz="4" w:space="0"/>
-        <w:insideH w:val="single" w:color="auto" w:sz="4" w:space="0"/>
-        <w:insideV w:val="single" w:color="auto" w:sz="4" w:space="0"/>
+        <w:top w:val="single" w:sz="4" w:space="0" w:color="auto"/>
+        <w:left w:val="single" w:sz="4" w:space="0" w:color="auto"/>
+        <w:bottom w:val="single" w:sz="4" w:space="0" w:color="auto"/>
+        <w:right w:val="single" w:sz="4" w:space="0" w:color="auto"/>
+        <w:insideH w:val="single" w:sz="4" w:space="0" w:color="auto"/>
+        <w:insideV w:val="single" w:sz="4" w:space="0" w:color="auto"/>
       </w:tblBorders>
     </w:tblPr>
   </w:style>
-  <w:style w:type="paragraph" w:styleId="Header">
+  <w:style w:type="paragraph" w:styleId="Koptekst">
     <w:name w:val="header"/>
-    <w:basedOn w:val="Normal"/>
-    <w:link w:val="HeaderChar"/>
+    <w:basedOn w:val="Standaard"/>
+    <w:link w:val="KoptekstChar"/>
     <w:uiPriority w:val="99"/>
     <w:unhideWhenUsed/>
     <w:rsid w:val="00F65961"/>
@@ -11299,10 +11183,10 @@
       <w:spacing w:after="0" w:line="240" w:lineRule="auto"/>
     </w:pPr>
   </w:style>
-  <w:style w:type="character" w:styleId="HeaderChar" w:customStyle="1">
-    <w:name w:val="Header Char"/>
-    <w:basedOn w:val="DefaultParagraphFont"/>
-    <w:link w:val="Header"/>
+  <w:style w:type="character" w:customStyle="1" w:styleId="KoptekstChar">
+    <w:name w:val="Koptekst Char"/>
+    <w:basedOn w:val="Standaardalinea-lettertype"/>
+    <w:link w:val="Koptekst"/>
     <w:uiPriority w:val="99"/>
     <w:rsid w:val="00F65961"/>
     <w:rPr>
@@ -11311,10 +11195,10 @@
       <w:lang w:val="en-GB"/>
     </w:rPr>
   </w:style>
-  <w:style w:type="paragraph" w:styleId="Footer">
+  <w:style w:type="paragraph" w:styleId="Voettekst">
     <w:name w:val="footer"/>
-    <w:basedOn w:val="Normal"/>
-    <w:link w:val="FooterChar"/>
+    <w:basedOn w:val="Standaard"/>
+    <w:link w:val="VoettekstChar"/>
     <w:uiPriority w:val="99"/>
     <w:unhideWhenUsed/>
     <w:rsid w:val="00F65961"/>
@@ -11326,10 +11210,10 @@
       <w:spacing w:after="0" w:line="240" w:lineRule="auto"/>
     </w:pPr>
   </w:style>
-  <w:style w:type="character" w:styleId="FooterChar" w:customStyle="1">
-    <w:name w:val="Footer Char"/>
-    <w:basedOn w:val="DefaultParagraphFont"/>
-    <w:link w:val="Footer"/>
+  <w:style w:type="character" w:customStyle="1" w:styleId="VoettekstChar">
+    <w:name w:val="Voettekst Char"/>
+    <w:basedOn w:val="Standaardalinea-lettertype"/>
+    <w:link w:val="Voettekst"/>
     <w:uiPriority w:val="99"/>
     <w:rsid w:val="00F65961"/>
     <w:rPr>
@@ -11338,9 +11222,9 @@
       <w:lang w:val="en-GB"/>
     </w:rPr>
   </w:style>
-  <w:style w:type="character" w:styleId="CommentReference">
+  <w:style w:type="character" w:customStyle="1" w:styleId="CommentReference">
     <w:name w:val="Comment Reference"/>
-    <w:basedOn w:val="DefaultParagraphFont"/>
+    <w:basedOn w:val="Standaardalinea-lettertype"/>
     <w:uiPriority w:val="99"/>
     <w:semiHidden/>
     <w:unhideWhenUsed/>
@@ -11350,9 +11234,9 @@
       <w:szCs w:val="16"/>
     </w:rPr>
   </w:style>
-  <w:style w:type="paragraph" w:styleId="CommentText">
+  <w:style w:type="paragraph" w:customStyle="1" w:styleId="CommentText">
     <w:name w:val="Comment Text"/>
-    <w:basedOn w:val="Normal"/>
+    <w:basedOn w:val="Standaard"/>
     <w:link w:val="CommentTextChar"/>
     <w:uiPriority w:val="99"/>
     <w:unhideWhenUsed/>
@@ -11366,9 +11250,9 @@
       <w:lang w:val="en-GB"/>
     </w:rPr>
   </w:style>
-  <w:style w:type="character" w:styleId="CommentTextChar" w:customStyle="1">
+  <w:style w:type="character" w:customStyle="1" w:styleId="CommentTextChar">
     <w:name w:val="Comment Text Char"/>
-    <w:basedOn w:val="DefaultParagraphFont"/>
+    <w:basedOn w:val="Standaardalinea-lettertype"/>
     <w:link w:val="CommentText"/>
     <w:uiPriority w:val="99"/>
     <w:rsid w:val="002C3698"/>
@@ -11380,7 +11264,7 @@
   </w:style>
   <w:style w:type="character" w:styleId="Hyperlink">
     <w:name w:val="Hyperlink"/>
-    <w:basedOn w:val="DefaultParagraphFont"/>
+    <w:basedOn w:val="Standaardalinea-lettertype"/>
     <w:uiPriority w:val="99"/>
     <w:unhideWhenUsed/>
     <w:rsid w:val="007E4F29"/>
@@ -11389,9 +11273,9 @@
       <w:u w:val="single"/>
     </w:rPr>
   </w:style>
-  <w:style w:type="paragraph" w:styleId="CoverBold" w:customStyle="1">
+  <w:style w:type="paragraph" w:customStyle="1" w:styleId="CoverBold">
     <w:name w:val="CoverBold"/>
-    <w:basedOn w:val="Normal"/>
+    <w:basedOn w:val="Standaard"/>
     <w:link w:val="CoverBoldChar"/>
     <w:rsid w:val="007E4F29"/>
     <w:pPr>
@@ -11404,7 +11288,7 @@
       <w:jc w:val="both"/>
     </w:pPr>
     <w:rPr>
-      <w:rFonts w:ascii="Arial" w:hAnsi="Arial" w:eastAsia="Times New Roman" w:cs="Arial"/>
+      <w:rFonts w:eastAsia="Times New Roman"/>
       <w:b/>
       <w:kern w:val="0"/>
       <w:sz w:val="28"/>
@@ -11413,12 +11297,12 @@
       <w14:ligatures w14:val="none"/>
     </w:rPr>
   </w:style>
-  <w:style w:type="character" w:styleId="CoverBoldChar" w:customStyle="1">
+  <w:style w:type="character" w:customStyle="1" w:styleId="CoverBoldChar">
     <w:name w:val="CoverBold Char"/>
     <w:link w:val="CoverBold"/>
     <w:rsid w:val="007E4F29"/>
     <w:rPr>
-      <w:rFonts w:ascii="Arial" w:hAnsi="Arial" w:eastAsia="Times New Roman" w:cs="Arial"/>
+      <w:rFonts w:ascii="Arial" w:eastAsia="Times New Roman" w:hAnsi="Arial" w:cs="Arial"/>
       <w:b/>
       <w:kern w:val="0"/>
       <w:sz w:val="28"/>
@@ -11427,9 +11311,9 @@
       <w14:ligatures w14:val="none"/>
     </w:rPr>
   </w:style>
-  <w:style w:type="paragraph" w:styleId="TableParagraph" w:customStyle="1">
+  <w:style w:type="paragraph" w:customStyle="1" w:styleId="TableParagraph">
     <w:name w:val="Table Paragraph"/>
-    <w:basedOn w:val="Normal"/>
+    <w:basedOn w:val="Standaard"/>
     <w:uiPriority w:val="1"/>
     <w:qFormat/>
     <w:rsid w:val="007E4F29"/>
@@ -11438,15 +11322,15 @@
       <w:spacing w:after="0" w:line="240" w:lineRule="auto"/>
     </w:pPr>
     <w:rPr>
-      <w:rFonts w:ascii="Calibri" w:hAnsi="Calibri" w:eastAsia="Calibri" w:cs="Times New Roman"/>
+      <w:rFonts w:ascii="Calibri" w:eastAsia="Calibri" w:hAnsi="Calibri" w:cs="Times New Roman"/>
       <w:kern w:val="0"/>
       <w:lang w:val="en-US"/>
       <w14:ligatures w14:val="none"/>
     </w:rPr>
   </w:style>
-  <w:style w:type="table" w:styleId="Vragenlijst" w:customStyle="1">
+  <w:style w:type="table" w:customStyle="1" w:styleId="Vragenlijst">
     <w:name w:val="Vragenlijst"/>
-    <w:basedOn w:val="TableNormal"/>
+    <w:basedOn w:val="Standaardtabel"/>
     <w:uiPriority w:val="99"/>
     <w:rsid w:val="007E4F29"/>
     <w:pPr>
@@ -11481,9 +11365,9 @@
       </w:tcPr>
     </w:tblStylePr>
   </w:style>
-  <w:style w:type="table" w:styleId="Stijl1" w:customStyle="1">
+  <w:style w:type="table" w:customStyle="1" w:styleId="Stijl1">
     <w:name w:val="Stijl1"/>
-    <w:basedOn w:val="TableNormal"/>
+    <w:basedOn w:val="Standaardtabel"/>
     <w:uiPriority w:val="99"/>
     <w:rsid w:val="007E4F29"/>
     <w:pPr>
@@ -11509,16 +11393,16 @@
       </w:tcPr>
     </w:tblStylePr>
   </w:style>
-  <w:style w:type="paragraph" w:styleId="EndNoteBibliography" w:customStyle="1">
+  <w:style w:type="paragraph" w:customStyle="1" w:styleId="EndNoteBibliography">
     <w:name w:val="EndNote Bibliography"/>
-    <w:basedOn w:val="Normal"/>
+    <w:basedOn w:val="Standaard"/>
     <w:link w:val="EndNoteBibliographyChar"/>
     <w:rsid w:val="007E4F29"/>
     <w:pPr>
       <w:spacing w:after="0" w:line="240" w:lineRule="auto"/>
     </w:pPr>
     <w:rPr>
-      <w:rFonts w:ascii="Univers" w:hAnsi="Univers" w:eastAsia="Times New Roman" w:cs="Times New Roman"/>
+      <w:rFonts w:ascii="Univers" w:eastAsia="Times New Roman" w:hAnsi="Univers" w:cs="Times New Roman"/>
       <w:noProof/>
       <w:kern w:val="0"/>
       <w:sz w:val="20"/>
@@ -11527,13 +11411,13 @@
       <w14:ligatures w14:val="none"/>
     </w:rPr>
   </w:style>
-  <w:style w:type="character" w:styleId="EndNoteBibliographyChar" w:customStyle="1">
+  <w:style w:type="character" w:customStyle="1" w:styleId="EndNoteBibliographyChar">
     <w:name w:val="EndNote Bibliography Char"/>
-    <w:basedOn w:val="DefaultParagraphFont"/>
+    <w:basedOn w:val="Standaardalinea-lettertype"/>
     <w:link w:val="EndNoteBibliography"/>
     <w:rsid w:val="007E4F29"/>
     <w:rPr>
-      <w:rFonts w:ascii="Univers" w:hAnsi="Univers" w:eastAsia="Times New Roman" w:cs="Times New Roman"/>
+      <w:rFonts w:ascii="Univers" w:eastAsia="Times New Roman" w:hAnsi="Univers" w:cs="Times New Roman"/>
       <w:noProof/>
       <w:kern w:val="0"/>
       <w:sz w:val="20"/>
@@ -11546,7 +11430,7 @@
 </file>
 
 <file path=word/theme/theme1.xml><?xml version="1.0" encoding="utf-8"?>
-<a:theme xmlns:a="http://schemas.openxmlformats.org/drawingml/2006/main" xmlns:thm15="http://schemas.microsoft.com/office/thememl/2012/main" name="Office Theme">
+<a:theme xmlns:a="http://schemas.openxmlformats.org/drawingml/2006/main" name="Office Theme">
   <a:themeElements>
     <a:clrScheme name="Office">
       <a:dk1>
@@ -12032,13 +11916,36 @@
 </file>
 
 <file path=customXml/itemProps1.xml><?xml version="1.0" encoding="utf-8"?>
-<ds:datastoreItem xmlns:ds="http://schemas.openxmlformats.org/officeDocument/2006/customXml" ds:itemID="{6EA7637A-358D-4EA5-8518-3E8CA26D5F5A}"/>
+<ds:datastoreItem xmlns:ds="http://schemas.openxmlformats.org/officeDocument/2006/customXml" ds:itemID="{6EA7637A-358D-4EA5-8518-3E8CA26D5F5A}">
+  <ds:schemaRefs>
+    <ds:schemaRef ds:uri="http://schemas.microsoft.com/office/2006/metadata/contentType"/>
+    <ds:schemaRef ds:uri="http://schemas.microsoft.com/office/2006/metadata/properties/metaAttributes"/>
+    <ds:schemaRef ds:uri="http://www.w3.org/2001/XMLSchema"/>
+    <ds:schemaRef ds:uri="http://schemas.microsoft.com/office/2006/metadata/properties"/>
+    <ds:schemaRef ds:uri="f44e6bd5-09db-4117-8b15-adf399208dc6"/>
+    <ds:schemaRef ds:uri="http://schemas.microsoft.com/office/2006/documentManagement/types"/>
+    <ds:schemaRef ds:uri="http://schemas.microsoft.com/office/infopath/2007/PartnerControls"/>
+    <ds:schemaRef ds:uri="http://schemas.openxmlformats.org/package/2006/metadata/core-properties"/>
+    <ds:schemaRef ds:uri="http://purl.org/dc/elements/1.1/"/>
+    <ds:schemaRef ds:uri="http://purl.org/dc/terms/"/>
+    <ds:schemaRef ds:uri="http://schemas.microsoft.com/internal/obd"/>
+  </ds:schemaRefs>
+</ds:datastoreItem>
 </file>
 
 <file path=customXml/itemProps2.xml><?xml version="1.0" encoding="utf-8"?>
-<ds:datastoreItem xmlns:ds="http://schemas.openxmlformats.org/officeDocument/2006/customXml" ds:itemID="{68BCC4CD-E55D-4C85-8997-E9C8EB77E1B1}"/>
+<ds:datastoreItem xmlns:ds="http://schemas.openxmlformats.org/officeDocument/2006/customXml" ds:itemID="{68BCC4CD-E55D-4C85-8997-E9C8EB77E1B1}">
+  <ds:schemaRefs>
+    <ds:schemaRef ds:uri="http://schemas.microsoft.com/sharepoint/v3/contenttype/forms"/>
+  </ds:schemaRefs>
+</ds:datastoreItem>
 </file>
 
 <file path=customXml/itemProps3.xml><?xml version="1.0" encoding="utf-8"?>
-<ds:datastoreItem xmlns:ds="http://schemas.openxmlformats.org/officeDocument/2006/customXml" ds:itemID="{2BCCE7DD-0B7E-43A1-9005-4797BED42869}"/>
+<ds:datastoreItem xmlns:ds="http://schemas.openxmlformats.org/officeDocument/2006/customXml" ds:itemID="{2BCCE7DD-0B7E-43A1-9005-4797BED42869}">
+  <ds:schemaRefs>
+    <ds:schemaRef ds:uri="http://schemas.microsoft.com/office/2006/metadata/properties"/>
+    <ds:schemaRef ds:uri="http://schemas.microsoft.com/office/infopath/2007/PartnerControls"/>
+  </ds:schemaRefs>
+</ds:datastoreItem>
 </file>